--- a/weekly.docx
+++ b/weekly.docx
@@ -23,13 +23,13 @@
         <w:tblLook w:firstColumn="1" w:firstRow="1" w:lastColumn="0" w:lastRow="0" w:noHBand="0" w:noVBand="1" w:val="04A0"/>
       </w:tblPr>
       <w:tblGrid>
-        <w:gridCol w:w="4320"/>
-        <w:gridCol w:w="4320"/>
+        <w:gridCol w:w="8136"/>
+        <w:gridCol w:w="8136"/>
       </w:tblGrid>
       <w:tr>
         <w:tc>
           <w:tcPr>
-            <w:tcW w:type="dxa" w:w="4320"/>
+            <w:tcW w:type="dxa" w:w="8136"/>
           </w:tcPr>
           <w:p>
             <w:r>
@@ -39,7 +39,7 @@
         </w:tc>
         <w:tc>
           <w:tcPr>
-            <w:tcW w:type="dxa" w:w="4320"/>
+            <w:tcW w:type="dxa" w:w="8136"/>
           </w:tcPr>
           <w:p>
             <w:r>
@@ -51,7 +51,7 @@
       <w:tr>
         <w:tc>
           <w:tcPr>
-            <w:tcW w:type="dxa" w:w="4320"/>
+            <w:tcW w:type="dxa" w:w="8136"/>
           </w:tcPr>
           <w:p/>
           <w:p>
@@ -99,7 +99,7 @@
         </w:tc>
         <w:tc>
           <w:tcPr>
-            <w:tcW w:type="dxa" w:w="4320"/>
+            <w:tcW w:type="dxa" w:w="8136"/>
           </w:tcPr>
           <w:p/>
           <w:p>
@@ -152,13 +152,13 @@
         <w:tblLook w:firstColumn="1" w:firstRow="1" w:lastColumn="0" w:lastRow="0" w:noHBand="0" w:noVBand="1" w:val="04A0"/>
       </w:tblPr>
       <w:tblGrid>
-        <w:gridCol w:w="4320"/>
-        <w:gridCol w:w="4320"/>
+        <w:gridCol w:w="8136"/>
+        <w:gridCol w:w="8136"/>
       </w:tblGrid>
       <w:tr>
         <w:tc>
           <w:tcPr>
-            <w:tcW w:type="dxa" w:w="4320"/>
+            <w:tcW w:type="dxa" w:w="8136"/>
           </w:tcPr>
           <w:p>
             <w:r>
@@ -168,7 +168,7 @@
         </w:tc>
         <w:tc>
           <w:tcPr>
-            <w:tcW w:type="dxa" w:w="4320"/>
+            <w:tcW w:type="dxa" w:w="8136"/>
           </w:tcPr>
           <w:p>
             <w:r>
@@ -180,7 +180,7 @@
       <w:tr>
         <w:tc>
           <w:tcPr>
-            <w:tcW w:type="dxa" w:w="4320"/>
+            <w:tcW w:type="dxa" w:w="8136"/>
           </w:tcPr>
           <w:p/>
           <w:p>
@@ -228,7 +228,7 @@
         </w:tc>
         <w:tc>
           <w:tcPr>
-            <w:tcW w:type="dxa" w:w="4320"/>
+            <w:tcW w:type="dxa" w:w="8136"/>
           </w:tcPr>
           <w:p/>
           <w:p>
@@ -323,13 +323,13 @@
         <w:tblLook w:firstColumn="1" w:firstRow="1" w:lastColumn="0" w:lastRow="0" w:noHBand="0" w:noVBand="1" w:val="04A0"/>
       </w:tblPr>
       <w:tblGrid>
-        <w:gridCol w:w="4320"/>
-        <w:gridCol w:w="4320"/>
+        <w:gridCol w:w="8136"/>
+        <w:gridCol w:w="8136"/>
       </w:tblGrid>
       <w:tr>
         <w:tc>
           <w:tcPr>
-            <w:tcW w:type="dxa" w:w="4320"/>
+            <w:tcW w:type="dxa" w:w="8136"/>
           </w:tcPr>
           <w:p>
             <w:r>
@@ -339,7 +339,7 @@
         </w:tc>
         <w:tc>
           <w:tcPr>
-            <w:tcW w:type="dxa" w:w="4320"/>
+            <w:tcW w:type="dxa" w:w="8136"/>
           </w:tcPr>
           <w:p>
             <w:r>
@@ -351,7 +351,7 @@
       <w:tr>
         <w:tc>
           <w:tcPr>
-            <w:tcW w:type="dxa" w:w="4320"/>
+            <w:tcW w:type="dxa" w:w="8136"/>
           </w:tcPr>
           <w:p/>
           <w:p>
@@ -399,7 +399,7 @@
         </w:tc>
         <w:tc>
           <w:tcPr>
-            <w:tcW w:type="dxa" w:w="4320"/>
+            <w:tcW w:type="dxa" w:w="8136"/>
           </w:tcPr>
           <w:p/>
           <w:p>
@@ -473,13 +473,13 @@
         <w:tblLook w:firstColumn="1" w:firstRow="1" w:lastColumn="0" w:lastRow="0" w:noHBand="0" w:noVBand="1" w:val="04A0"/>
       </w:tblPr>
       <w:tblGrid>
-        <w:gridCol w:w="4320"/>
-        <w:gridCol w:w="4320"/>
+        <w:gridCol w:w="8136"/>
+        <w:gridCol w:w="8136"/>
       </w:tblGrid>
       <w:tr>
         <w:tc>
           <w:tcPr>
-            <w:tcW w:type="dxa" w:w="4320"/>
+            <w:tcW w:type="dxa" w:w="8136"/>
           </w:tcPr>
           <w:p>
             <w:r>
@@ -489,7 +489,7 @@
         </w:tc>
         <w:tc>
           <w:tcPr>
-            <w:tcW w:type="dxa" w:w="4320"/>
+            <w:tcW w:type="dxa" w:w="8136"/>
           </w:tcPr>
           <w:p>
             <w:r>
@@ -501,7 +501,7 @@
       <w:tr>
         <w:tc>
           <w:tcPr>
-            <w:tcW w:type="dxa" w:w="4320"/>
+            <w:tcW w:type="dxa" w:w="8136"/>
           </w:tcPr>
           <w:p/>
           <w:p>
@@ -591,7 +591,7 @@
         </w:tc>
         <w:tc>
           <w:tcPr>
-            <w:tcW w:type="dxa" w:w="4320"/>
+            <w:tcW w:type="dxa" w:w="8136"/>
           </w:tcPr>
           <w:p/>
           <w:p>
@@ -665,13 +665,13 @@
         <w:tblLook w:firstColumn="1" w:firstRow="1" w:lastColumn="0" w:lastRow="0" w:noHBand="0" w:noVBand="1" w:val="04A0"/>
       </w:tblPr>
       <w:tblGrid>
-        <w:gridCol w:w="4320"/>
-        <w:gridCol w:w="4320"/>
+        <w:gridCol w:w="8136"/>
+        <w:gridCol w:w="8136"/>
       </w:tblGrid>
       <w:tr>
         <w:tc>
           <w:tcPr>
-            <w:tcW w:type="dxa" w:w="4320"/>
+            <w:tcW w:type="dxa" w:w="8136"/>
           </w:tcPr>
           <w:p>
             <w:r>
@@ -681,7 +681,7 @@
         </w:tc>
         <w:tc>
           <w:tcPr>
-            <w:tcW w:type="dxa" w:w="4320"/>
+            <w:tcW w:type="dxa" w:w="8136"/>
           </w:tcPr>
           <w:p>
             <w:r>
@@ -693,7 +693,7 @@
       <w:tr>
         <w:tc>
           <w:tcPr>
-            <w:tcW w:type="dxa" w:w="4320"/>
+            <w:tcW w:type="dxa" w:w="8136"/>
           </w:tcPr>
           <w:p/>
           <w:p>
@@ -741,7 +741,7 @@
         </w:tc>
         <w:tc>
           <w:tcPr>
-            <w:tcW w:type="dxa" w:w="4320"/>
+            <w:tcW w:type="dxa" w:w="8136"/>
           </w:tcPr>
           <w:p/>
           <w:p>
@@ -815,13 +815,13 @@
         <w:tblLook w:firstColumn="1" w:firstRow="1" w:lastColumn="0" w:lastRow="0" w:noHBand="0" w:noVBand="1" w:val="04A0"/>
       </w:tblPr>
       <w:tblGrid>
-        <w:gridCol w:w="4320"/>
-        <w:gridCol w:w="4320"/>
+        <w:gridCol w:w="8136"/>
+        <w:gridCol w:w="8136"/>
       </w:tblGrid>
       <w:tr>
         <w:tc>
           <w:tcPr>
-            <w:tcW w:type="dxa" w:w="4320"/>
+            <w:tcW w:type="dxa" w:w="8136"/>
           </w:tcPr>
           <w:p>
             <w:r>
@@ -831,7 +831,7 @@
         </w:tc>
         <w:tc>
           <w:tcPr>
-            <w:tcW w:type="dxa" w:w="4320"/>
+            <w:tcW w:type="dxa" w:w="8136"/>
           </w:tcPr>
           <w:p>
             <w:r>
@@ -843,7 +843,7 @@
       <w:tr>
         <w:tc>
           <w:tcPr>
-            <w:tcW w:type="dxa" w:w="4320"/>
+            <w:tcW w:type="dxa" w:w="8136"/>
           </w:tcPr>
           <w:p/>
           <w:p>
@@ -912,7 +912,7 @@
         </w:tc>
         <w:tc>
           <w:tcPr>
-            <w:tcW w:type="dxa" w:w="4320"/>
+            <w:tcW w:type="dxa" w:w="8136"/>
           </w:tcPr>
           <w:p/>
           <w:p>
@@ -1007,13 +1007,13 @@
         <w:tblLook w:firstColumn="1" w:firstRow="1" w:lastColumn="0" w:lastRow="0" w:noHBand="0" w:noVBand="1" w:val="04A0"/>
       </w:tblPr>
       <w:tblGrid>
-        <w:gridCol w:w="4320"/>
-        <w:gridCol w:w="4320"/>
+        <w:gridCol w:w="8136"/>
+        <w:gridCol w:w="8136"/>
       </w:tblGrid>
       <w:tr>
         <w:tc>
           <w:tcPr>
-            <w:tcW w:type="dxa" w:w="4320"/>
+            <w:tcW w:type="dxa" w:w="8136"/>
           </w:tcPr>
           <w:p>
             <w:r>
@@ -1023,7 +1023,7 @@
         </w:tc>
         <w:tc>
           <w:tcPr>
-            <w:tcW w:type="dxa" w:w="4320"/>
+            <w:tcW w:type="dxa" w:w="8136"/>
           </w:tcPr>
           <w:p>
             <w:r>
@@ -1035,7 +1035,7 @@
       <w:tr>
         <w:tc>
           <w:tcPr>
-            <w:tcW w:type="dxa" w:w="4320"/>
+            <w:tcW w:type="dxa" w:w="8136"/>
           </w:tcPr>
           <w:p/>
           <w:p>
@@ -1125,7 +1125,7 @@
         </w:tc>
         <w:tc>
           <w:tcPr>
-            <w:tcW w:type="dxa" w:w="4320"/>
+            <w:tcW w:type="dxa" w:w="8136"/>
           </w:tcPr>
           <w:p/>
           <w:p>
@@ -1174,8 +1174,8 @@
       </w:tr>
     </w:tbl>
     <w:sectPr>
-      <w:pgSz w:w="12240" w:h="15840"/>
-      <w:pgMar w:top="1440" w:right="1800" w:bottom="1440" w:left="1800" w:header="720" w:footer="720" w:gutter="0"/>
+      <w:pgSz w:w="16838" w:h="11906" w:orient="landscape"/>
+      <w:pgMar w:top="737" w:right="283" w:bottom="737" w:left="283" w:header="720" w:footer="720" w:gutter="0"/>
       <w:cols w:space="720"/>
       <w:docGrid w:linePitch="360"/>
     </w:sectPr>
@@ -1547,7 +1547,7 @@
     <w:qFormat/>
     <w:rsid w:val="00FC693F"/>
     <w:rPr>
-      <w:rFonts w:ascii="Yu Gothic" w:hAnsi="Yu Gothic" w:eastAsia="游ゴシック" w:cs="Yu Gothic"/>
+      <w:rFonts w:ascii="Meiryo UI" w:hAnsi="Meiryo UI" w:eastAsia="HGP創英角ｺﾞｼｯｸUB" w:cs="Meiryo UI"/>
     </w:rPr>
   </w:style>
   <w:style w:type="paragraph" w:styleId="Header">

--- a/weekly.docx
+++ b/weekly.docx
@@ -3,17 +3,14 @@
 <w:document xmlns:wpc="http://schemas.microsoft.com/office/word/2010/wordprocessingCanvas" xmlns:mo="http://schemas.microsoft.com/office/mac/office/2008/main" xmlns:mc="http://schemas.openxmlformats.org/markup-compatibility/2006" xmlns:mv="urn:schemas-microsoft-com:mac:vml" xmlns:o="urn:schemas-microsoft-com:office:office" xmlns:r="http://schemas.openxmlformats.org/officeDocument/2006/relationships" xmlns:m="http://schemas.openxmlformats.org/officeDocument/2006/math" xmlns:v="urn:schemas-microsoft-com:vml" xmlns:wp14="http://schemas.microsoft.com/office/word/2010/wordprocessingDrawing" xmlns:wp="http://schemas.openxmlformats.org/drawingml/2006/wordprocessingDrawing" xmlns:w10="urn:schemas-microsoft-com:office:word" xmlns:w="http://schemas.openxmlformats.org/wordprocessingml/2006/main" xmlns:w14="http://schemas.microsoft.com/office/word/2010/wordml" xmlns:wpg="http://schemas.microsoft.com/office/word/2010/wordprocessingGroup" xmlns:wpi="http://schemas.microsoft.com/office/word/2010/wordprocessingInk" xmlns:wne="http://schemas.microsoft.com/office/word/2006/wordml" xmlns:wps="http://schemas.microsoft.com/office/word/2010/wordprocessingShape" mc:Ignorable="w14 wp14">
   <w:body>
     <w:p>
-      <w:r>
-        <w:t xml:space="preserve">10月19日（月）　</w:t>
-      </w:r>
+      <w:pPr>
+        <w:jc w:val="center"/>
+      </w:pPr>
       <w:r>
         <w:rPr>
           <w:b/>
         </w:rPr>
-        <w:t>◎</w:t>
-      </w:r>
-      <w:r>
-        <w:t>どなたでも参加できます</w:t>
+        <w:t>10月19日（月）　◎どなたでも参加できます</w:t>
       </w:r>
     </w:p>
     <w:tbl>
@@ -30,9 +27,13 @@
         <w:tc>
           <w:tcPr>
             <w:tcW w:type="dxa" w:w="8136"/>
+            <w:shd w:val="clear" w:color="auto" w:fill="D9D9D9"/>
           </w:tcPr>
           <w:p>
             <w:r>
+              <w:rPr>
+                <w:b/>
+              </w:rPr>
               <w:t>イベントコーナー</w:t>
             </w:r>
           </w:p>
@@ -40,9 +41,13 @@
         <w:tc>
           <w:tcPr>
             <w:tcW w:type="dxa" w:w="8136"/>
+            <w:shd w:val="clear" w:color="auto" w:fill="D9D9D9"/>
           </w:tcPr>
           <w:p>
             <w:r>
+              <w:rPr>
+                <w:b/>
+              </w:rPr>
               <w:t>会議・セミナー室</w:t>
             </w:r>
           </w:p>
@@ -56,6 +61,9 @@
           <w:p/>
           <w:p>
             <w:r>
+              <w:rPr>
+                <w:b/>
+              </w:rPr>
               <w:t>◎10時 ～ 11時45分</w:t>
             </w:r>
           </w:p>
@@ -77,6 +85,9 @@
           <w:p/>
           <w:p>
             <w:r>
+              <w:rPr>
+                <w:b/>
+              </w:rPr>
               <w:t>◎12時15分 ～ 15時</w:t>
             </w:r>
           </w:p>
@@ -104,6 +115,9 @@
           <w:p/>
           <w:p>
             <w:r>
+              <w:rPr>
+                <w:b/>
+              </w:rPr>
               <w:t>◎14時10分 ～ 16時50分</w:t>
             </w:r>
           </w:p>
@@ -132,17 +146,14 @@
       </w:r>
     </w:p>
     <w:p>
-      <w:r>
-        <w:t xml:space="preserve">10月20日（火）　</w:t>
-      </w:r>
+      <w:pPr>
+        <w:jc w:val="center"/>
+      </w:pPr>
       <w:r>
         <w:rPr>
           <w:b/>
         </w:rPr>
-        <w:t>◎</w:t>
-      </w:r>
-      <w:r>
-        <w:t>どなたでも参加できます</w:t>
+        <w:t>10月20日（火）　◎どなたでも参加できます</w:t>
       </w:r>
     </w:p>
     <w:tbl>
@@ -159,9 +170,13 @@
         <w:tc>
           <w:tcPr>
             <w:tcW w:type="dxa" w:w="8136"/>
+            <w:shd w:val="clear" w:color="auto" w:fill="D9D9D9"/>
           </w:tcPr>
           <w:p>
             <w:r>
+              <w:rPr>
+                <w:b/>
+              </w:rPr>
               <w:t>イベントコーナー</w:t>
             </w:r>
           </w:p>
@@ -169,9 +184,13 @@
         <w:tc>
           <w:tcPr>
             <w:tcW w:type="dxa" w:w="8136"/>
+            <w:shd w:val="clear" w:color="auto" w:fill="D9D9D9"/>
           </w:tcPr>
           <w:p>
             <w:r>
+              <w:rPr>
+                <w:b/>
+              </w:rPr>
               <w:t>会議・セミナー室</w:t>
             </w:r>
           </w:p>
@@ -185,6 +204,9 @@
           <w:p/>
           <w:p>
             <w:r>
+              <w:rPr>
+                <w:b/>
+              </w:rPr>
               <w:t>◎9時30分 ～ 11時30分</w:t>
             </w:r>
           </w:p>
@@ -206,6 +228,9 @@
           <w:p/>
           <w:p>
             <w:r>
+              <w:rPr>
+                <w:b/>
+              </w:rPr>
               <w:t>◎12時30分 ～ 17時30分</w:t>
             </w:r>
           </w:p>
@@ -233,6 +258,9 @@
           <w:p/>
           <w:p>
             <w:r>
+              <w:rPr>
+                <w:b/>
+              </w:rPr>
               <w:t>◎10時 ～ 12時</w:t>
             </w:r>
           </w:p>
@@ -254,6 +282,9 @@
           <w:p/>
           <w:p>
             <w:r>
+              <w:rPr>
+                <w:b/>
+              </w:rPr>
               <w:t>◎13時 ～ 18時</w:t>
             </w:r>
           </w:p>
@@ -275,6 +306,9 @@
           <w:p/>
           <w:p>
             <w:r>
+              <w:rPr>
+                <w:b/>
+              </w:rPr>
               <w:t>◎19時30分 ～ 20時30分</w:t>
             </w:r>
           </w:p>
@@ -303,17 +337,14 @@
       </w:r>
     </w:p>
     <w:p>
-      <w:r>
-        <w:t xml:space="preserve">10月21日（水）　</w:t>
-      </w:r>
+      <w:pPr>
+        <w:jc w:val="center"/>
+      </w:pPr>
       <w:r>
         <w:rPr>
           <w:b/>
         </w:rPr>
-        <w:t>◎</w:t>
-      </w:r>
-      <w:r>
-        <w:t>どなたでも参加できます</w:t>
+        <w:t>10月21日（水）　◎どなたでも参加できます</w:t>
       </w:r>
     </w:p>
     <w:tbl>
@@ -330,9 +361,13 @@
         <w:tc>
           <w:tcPr>
             <w:tcW w:type="dxa" w:w="8136"/>
+            <w:shd w:val="clear" w:color="auto" w:fill="D9D9D9"/>
           </w:tcPr>
           <w:p>
             <w:r>
+              <w:rPr>
+                <w:b/>
+              </w:rPr>
               <w:t>イベントコーナー</w:t>
             </w:r>
           </w:p>
@@ -340,9 +375,13 @@
         <w:tc>
           <w:tcPr>
             <w:tcW w:type="dxa" w:w="8136"/>
+            <w:shd w:val="clear" w:color="auto" w:fill="D9D9D9"/>
           </w:tcPr>
           <w:p>
             <w:r>
+              <w:rPr>
+                <w:b/>
+              </w:rPr>
               <w:t>会議・セミナー室</w:t>
             </w:r>
           </w:p>
@@ -356,6 +395,9 @@
           <w:p/>
           <w:p>
             <w:r>
+              <w:rPr>
+                <w:b/>
+              </w:rPr>
               <w:t>◎9時40分 ～ 11時30分</w:t>
             </w:r>
           </w:p>
@@ -377,6 +419,9 @@
           <w:p/>
           <w:p>
             <w:r>
+              <w:rPr>
+                <w:b/>
+              </w:rPr>
               <w:t>◎14時 ～ 16時30分</w:t>
             </w:r>
           </w:p>
@@ -404,6 +449,9 @@
           <w:p/>
           <w:p>
             <w:r>
+              <w:rPr>
+                <w:b/>
+              </w:rPr>
               <w:t>◎13時10分 ～ 15時50分</w:t>
             </w:r>
           </w:p>
@@ -425,6 +473,9 @@
           <w:p/>
           <w:p>
             <w:r>
+              <w:rPr>
+                <w:b/>
+              </w:rPr>
               <w:t>◎17時 ～ 20時</w:t>
             </w:r>
           </w:p>
@@ -453,17 +504,14 @@
       </w:r>
     </w:p>
     <w:p>
-      <w:r>
-        <w:t xml:space="preserve">10月22日（木）　</w:t>
-      </w:r>
+      <w:pPr>
+        <w:jc w:val="center"/>
+      </w:pPr>
       <w:r>
         <w:rPr>
           <w:b/>
         </w:rPr>
-        <w:t>◎</w:t>
-      </w:r>
-      <w:r>
-        <w:t>どなたでも参加できます</w:t>
+        <w:t>10月22日（木）　◎どなたでも参加できます</w:t>
       </w:r>
     </w:p>
     <w:tbl>
@@ -480,9 +528,13 @@
         <w:tc>
           <w:tcPr>
             <w:tcW w:type="dxa" w:w="8136"/>
+            <w:shd w:val="clear" w:color="auto" w:fill="D9D9D9"/>
           </w:tcPr>
           <w:p>
             <w:r>
+              <w:rPr>
+                <w:b/>
+              </w:rPr>
               <w:t>イベントコーナー</w:t>
             </w:r>
           </w:p>
@@ -490,9 +542,13 @@
         <w:tc>
           <w:tcPr>
             <w:tcW w:type="dxa" w:w="8136"/>
+            <w:shd w:val="clear" w:color="auto" w:fill="D9D9D9"/>
           </w:tcPr>
           <w:p>
             <w:r>
+              <w:rPr>
+                <w:b/>
+              </w:rPr>
               <w:t>会議・セミナー室</w:t>
             </w:r>
           </w:p>
@@ -506,6 +562,9 @@
           <w:p/>
           <w:p>
             <w:r>
+              <w:rPr>
+                <w:b/>
+              </w:rPr>
               <w:t>◎10時 ～ 12時</w:t>
             </w:r>
           </w:p>
@@ -527,6 +586,9 @@
           <w:p/>
           <w:p>
             <w:r>
+              <w:rPr>
+                <w:b/>
+              </w:rPr>
               <w:t>◎10時 ～ 12時</w:t>
             </w:r>
           </w:p>
@@ -548,6 +610,9 @@
           <w:p/>
           <w:p>
             <w:r>
+              <w:rPr>
+                <w:b/>
+              </w:rPr>
               <w:t>◎13時30分 ～ 15時</w:t>
             </w:r>
           </w:p>
@@ -569,6 +634,9 @@
           <w:p/>
           <w:p>
             <w:r>
+              <w:rPr>
+                <w:b/>
+              </w:rPr>
               <w:t>◎16時15分 ～ 19時45分</w:t>
             </w:r>
           </w:p>
@@ -596,6 +664,9 @@
           <w:p/>
           <w:p>
             <w:r>
+              <w:rPr>
+                <w:b/>
+              </w:rPr>
               <w:t>◎10時 ～ 15時</w:t>
             </w:r>
           </w:p>
@@ -617,6 +688,9 @@
           <w:p/>
           <w:p>
             <w:r>
+              <w:rPr>
+                <w:b/>
+              </w:rPr>
               <w:t>◎18時30分 ～ 20時30分</w:t>
             </w:r>
           </w:p>
@@ -645,17 +719,14 @@
       </w:r>
     </w:p>
     <w:p>
-      <w:r>
-        <w:t xml:space="preserve">10月23日（金）　</w:t>
-      </w:r>
+      <w:pPr>
+        <w:jc w:val="center"/>
+      </w:pPr>
       <w:r>
         <w:rPr>
           <w:b/>
         </w:rPr>
-        <w:t>◎</w:t>
-      </w:r>
-      <w:r>
-        <w:t>どなたでも参加できます</w:t>
+        <w:t>10月23日（金）　◎どなたでも参加できます</w:t>
       </w:r>
     </w:p>
     <w:tbl>
@@ -672,9 +743,13 @@
         <w:tc>
           <w:tcPr>
             <w:tcW w:type="dxa" w:w="8136"/>
+            <w:shd w:val="clear" w:color="auto" w:fill="D9D9D9"/>
           </w:tcPr>
           <w:p>
             <w:r>
+              <w:rPr>
+                <w:b/>
+              </w:rPr>
               <w:t>イベントコーナー</w:t>
             </w:r>
           </w:p>
@@ -682,9 +757,13 @@
         <w:tc>
           <w:tcPr>
             <w:tcW w:type="dxa" w:w="8136"/>
+            <w:shd w:val="clear" w:color="auto" w:fill="D9D9D9"/>
           </w:tcPr>
           <w:p>
             <w:r>
+              <w:rPr>
+                <w:b/>
+              </w:rPr>
               <w:t>会議・セミナー室</w:t>
             </w:r>
           </w:p>
@@ -698,6 +777,9 @@
           <w:p/>
           <w:p>
             <w:r>
+              <w:rPr>
+                <w:b/>
+              </w:rPr>
               <w:t>◎9時30分 ～ 12時30分</w:t>
             </w:r>
           </w:p>
@@ -719,6 +801,9 @@
           <w:p/>
           <w:p>
             <w:r>
+              <w:rPr>
+                <w:b/>
+              </w:rPr>
               <w:t>◎13時 ～ 17時30分</w:t>
             </w:r>
           </w:p>
@@ -746,6 +831,9 @@
           <w:p/>
           <w:p>
             <w:r>
+              <w:rPr>
+                <w:b/>
+              </w:rPr>
               <w:t>◎10時 ～ 11時30分</w:t>
             </w:r>
           </w:p>
@@ -767,6 +855,9 @@
           <w:p/>
           <w:p>
             <w:r>
+              <w:rPr>
+                <w:b/>
+              </w:rPr>
               <w:t>◎13時20分 ～ 15時30分</w:t>
             </w:r>
           </w:p>
@@ -795,17 +886,14 @@
       </w:r>
     </w:p>
     <w:p>
-      <w:r>
-        <w:t xml:space="preserve">10月24日（土）　</w:t>
-      </w:r>
+      <w:pPr>
+        <w:jc w:val="center"/>
+      </w:pPr>
       <w:r>
         <w:rPr>
           <w:b/>
         </w:rPr>
-        <w:t>◎</w:t>
-      </w:r>
-      <w:r>
-        <w:t>どなたでも参加できます</w:t>
+        <w:t>10月24日（土）　◎どなたでも参加できます</w:t>
       </w:r>
     </w:p>
     <w:tbl>
@@ -822,9 +910,13 @@
         <w:tc>
           <w:tcPr>
             <w:tcW w:type="dxa" w:w="8136"/>
+            <w:shd w:val="clear" w:color="auto" w:fill="D9D9D9"/>
           </w:tcPr>
           <w:p>
             <w:r>
+              <w:rPr>
+                <w:b/>
+              </w:rPr>
               <w:t>イベントコーナー</w:t>
             </w:r>
           </w:p>
@@ -832,9 +924,13 @@
         <w:tc>
           <w:tcPr>
             <w:tcW w:type="dxa" w:w="8136"/>
+            <w:shd w:val="clear" w:color="auto" w:fill="D9D9D9"/>
           </w:tcPr>
           <w:p>
             <w:r>
+              <w:rPr>
+                <w:b/>
+              </w:rPr>
               <w:t>会議・セミナー室</w:t>
             </w:r>
           </w:p>
@@ -848,6 +944,9 @@
           <w:p/>
           <w:p>
             <w:r>
+              <w:rPr>
+                <w:b/>
+              </w:rPr>
               <w:t>◎10時30分 ～ 12時</w:t>
             </w:r>
           </w:p>
@@ -869,6 +968,9 @@
           <w:p/>
           <w:p>
             <w:r>
+              <w:rPr>
+                <w:b/>
+              </w:rPr>
               <w:t>◎13時 ～ 15時50分</w:t>
             </w:r>
           </w:p>
@@ -890,6 +992,9 @@
           <w:p/>
           <w:p>
             <w:r>
+              <w:rPr>
+                <w:b/>
+              </w:rPr>
               <w:t>◎17時 ～ 19時</w:t>
             </w:r>
           </w:p>
@@ -917,6 +1022,9 @@
           <w:p/>
           <w:p>
             <w:r>
+              <w:rPr>
+                <w:b/>
+              </w:rPr>
               <w:t>◎10時 ～ 12時</w:t>
             </w:r>
           </w:p>
@@ -938,6 +1046,9 @@
           <w:p/>
           <w:p>
             <w:r>
+              <w:rPr>
+                <w:b/>
+              </w:rPr>
               <w:t>◎13時30分 ～ 15時30分</w:t>
             </w:r>
           </w:p>
@@ -959,6 +1070,9 @@
           <w:p/>
           <w:p>
             <w:r>
+              <w:rPr>
+                <w:b/>
+              </w:rPr>
               <w:t>◎13時30分 ～ 16時30分</w:t>
             </w:r>
           </w:p>
@@ -987,17 +1101,14 @@
       </w:r>
     </w:p>
     <w:p>
-      <w:r>
-        <w:t xml:space="preserve">10月25日（日）　</w:t>
-      </w:r>
+      <w:pPr>
+        <w:jc w:val="center"/>
+      </w:pPr>
       <w:r>
         <w:rPr>
           <w:b/>
         </w:rPr>
-        <w:t>◎</w:t>
-      </w:r>
-      <w:r>
-        <w:t>どなたでも参加できます</w:t>
+        <w:t>10月25日（日）　◎どなたでも参加できます</w:t>
       </w:r>
     </w:p>
     <w:tbl>
@@ -1014,9 +1125,13 @@
         <w:tc>
           <w:tcPr>
             <w:tcW w:type="dxa" w:w="8136"/>
+            <w:shd w:val="clear" w:color="auto" w:fill="D9D9D9"/>
           </w:tcPr>
           <w:p>
             <w:r>
+              <w:rPr>
+                <w:b/>
+              </w:rPr>
               <w:t>イベントコーナー</w:t>
             </w:r>
           </w:p>
@@ -1024,9 +1139,13 @@
         <w:tc>
           <w:tcPr>
             <w:tcW w:type="dxa" w:w="8136"/>
+            <w:shd w:val="clear" w:color="auto" w:fill="D9D9D9"/>
           </w:tcPr>
           <w:p>
             <w:r>
+              <w:rPr>
+                <w:b/>
+              </w:rPr>
               <w:t>会議・セミナー室</w:t>
             </w:r>
           </w:p>
@@ -1040,6 +1159,9 @@
           <w:p/>
           <w:p>
             <w:r>
+              <w:rPr>
+                <w:b/>
+              </w:rPr>
               <w:t>◎10時 ～ 12時</w:t>
             </w:r>
           </w:p>
@@ -1061,6 +1183,9 @@
           <w:p/>
           <w:p>
             <w:r>
+              <w:rPr>
+                <w:b/>
+              </w:rPr>
               <w:t>◎13時40分 ～ 16時30分</w:t>
             </w:r>
           </w:p>
@@ -1082,6 +1207,9 @@
           <w:p/>
           <w:p>
             <w:r>
+              <w:rPr>
+                <w:b/>
+              </w:rPr>
               <w:t>◎14時 ～ 16時</w:t>
             </w:r>
           </w:p>
@@ -1103,6 +1231,9 @@
           <w:p/>
           <w:p>
             <w:r>
+              <w:rPr>
+                <w:b/>
+              </w:rPr>
               <w:t>◎17時15分 ～ 20時30分</w:t>
             </w:r>
           </w:p>
@@ -1130,6 +1261,9 @@
           <w:p/>
           <w:p>
             <w:r>
+              <w:rPr>
+                <w:b/>
+              </w:rPr>
               <w:t>◎10時 ～ 13時</w:t>
             </w:r>
           </w:p>
@@ -1151,6 +1285,9 @@
           <w:p/>
           <w:p>
             <w:r>
+              <w:rPr>
+                <w:b/>
+              </w:rPr>
               <w:t>◎14時 ～ 16時30分</w:t>
             </w:r>
           </w:p>

--- a/weekly.docx
+++ b/weekly.docx
@@ -9,6 +9,7 @@
       <w:r>
         <w:rPr>
           <w:b/>
+          <w:sz w:val="36"/>
         </w:rPr>
         <w:t>10月19日（月）　◎どなたでも参加できます</w:t>
       </w:r>
@@ -33,6 +34,7 @@
             <w:r>
               <w:rPr>
                 <w:b/>
+                <w:sz w:val="28"/>
               </w:rPr>
               <w:t>イベントコーナー</w:t>
             </w:r>
@@ -47,6 +49,7 @@
             <w:r>
               <w:rPr>
                 <w:b/>
+                <w:sz w:val="28"/>
               </w:rPr>
               <w:t>会議・セミナー室</w:t>
             </w:r>
@@ -152,6 +155,7 @@
       <w:r>
         <w:rPr>
           <w:b/>
+          <w:sz w:val="36"/>
         </w:rPr>
         <w:t>10月20日（火）　◎どなたでも参加できます</w:t>
       </w:r>
@@ -176,6 +180,7 @@
             <w:r>
               <w:rPr>
                 <w:b/>
+                <w:sz w:val="28"/>
               </w:rPr>
               <w:t>イベントコーナー</w:t>
             </w:r>
@@ -190,6 +195,7 @@
             <w:r>
               <w:rPr>
                 <w:b/>
+                <w:sz w:val="28"/>
               </w:rPr>
               <w:t>会議・セミナー室</w:t>
             </w:r>
@@ -343,6 +349,7 @@
       <w:r>
         <w:rPr>
           <w:b/>
+          <w:sz w:val="36"/>
         </w:rPr>
         <w:t>10月21日（水）　◎どなたでも参加できます</w:t>
       </w:r>
@@ -367,6 +374,7 @@
             <w:r>
               <w:rPr>
                 <w:b/>
+                <w:sz w:val="28"/>
               </w:rPr>
               <w:t>イベントコーナー</w:t>
             </w:r>
@@ -381,6 +389,7 @@
             <w:r>
               <w:rPr>
                 <w:b/>
+                <w:sz w:val="28"/>
               </w:rPr>
               <w:t>会議・セミナー室</w:t>
             </w:r>
@@ -510,6 +519,7 @@
       <w:r>
         <w:rPr>
           <w:b/>
+          <w:sz w:val="36"/>
         </w:rPr>
         <w:t>10月22日（木）　◎どなたでも参加できます</w:t>
       </w:r>
@@ -534,6 +544,7 @@
             <w:r>
               <w:rPr>
                 <w:b/>
+                <w:sz w:val="28"/>
               </w:rPr>
               <w:t>イベントコーナー</w:t>
             </w:r>
@@ -548,6 +559,7 @@
             <w:r>
               <w:rPr>
                 <w:b/>
+                <w:sz w:val="28"/>
               </w:rPr>
               <w:t>会議・セミナー室</w:t>
             </w:r>
@@ -725,6 +737,7 @@
       <w:r>
         <w:rPr>
           <w:b/>
+          <w:sz w:val="36"/>
         </w:rPr>
         <w:t>10月23日（金）　◎どなたでも参加できます</w:t>
       </w:r>
@@ -749,6 +762,7 @@
             <w:r>
               <w:rPr>
                 <w:b/>
+                <w:sz w:val="28"/>
               </w:rPr>
               <w:t>イベントコーナー</w:t>
             </w:r>
@@ -763,6 +777,7 @@
             <w:r>
               <w:rPr>
                 <w:b/>
+                <w:sz w:val="28"/>
               </w:rPr>
               <w:t>会議・セミナー室</w:t>
             </w:r>
@@ -892,6 +907,7 @@
       <w:r>
         <w:rPr>
           <w:b/>
+          <w:sz w:val="36"/>
         </w:rPr>
         <w:t>10月24日（土）　◎どなたでも参加できます</w:t>
       </w:r>
@@ -916,6 +932,7 @@
             <w:r>
               <w:rPr>
                 <w:b/>
+                <w:sz w:val="28"/>
               </w:rPr>
               <w:t>イベントコーナー</w:t>
             </w:r>
@@ -930,6 +947,7 @@
             <w:r>
               <w:rPr>
                 <w:b/>
+                <w:sz w:val="28"/>
               </w:rPr>
               <w:t>会議・セミナー室</w:t>
             </w:r>
@@ -1107,6 +1125,7 @@
       <w:r>
         <w:rPr>
           <w:b/>
+          <w:sz w:val="36"/>
         </w:rPr>
         <w:t>10月25日（日）　◎どなたでも参加できます</w:t>
       </w:r>
@@ -1131,6 +1150,7 @@
             <w:r>
               <w:rPr>
                 <w:b/>
+                <w:sz w:val="28"/>
               </w:rPr>
               <w:t>イベントコーナー</w:t>
             </w:r>
@@ -1145,6 +1165,7 @@
             <w:r>
               <w:rPr>
                 <w:b/>
+                <w:sz w:val="28"/>
               </w:rPr>
               <w:t>会議・セミナー室</w:t>
             </w:r>
@@ -1685,6 +1706,7 @@
     <w:rsid w:val="00FC693F"/>
     <w:rPr>
       <w:rFonts w:ascii="Meiryo UI" w:hAnsi="Meiryo UI" w:eastAsia="HGP創英角ｺﾞｼｯｸUB" w:cs="Meiryo UI"/>
+      <w:sz w:val="24"/>
     </w:rPr>
   </w:style>
   <w:style w:type="paragraph" w:styleId="Header">

--- a/weekly.docx
+++ b/weekly.docx
@@ -9,7 +9,7 @@
       <w:r>
         <w:rPr>
           <w:b/>
-          <w:sz w:val="36"/>
+          <w:sz w:val="60"/>
         </w:rPr>
         <w:t>10月19日（月）　◎どなたでも参加できます</w:t>
       </w:r>
@@ -34,7 +34,7 @@
             <w:r>
               <w:rPr>
                 <w:b/>
-                <w:sz w:val="28"/>
+                <w:sz w:val="44"/>
               </w:rPr>
               <w:t>イベントコーナー</w:t>
             </w:r>
@@ -49,7 +49,7 @@
             <w:r>
               <w:rPr>
                 <w:b/>
-                <w:sz w:val="28"/>
+                <w:sz w:val="44"/>
               </w:rPr>
               <w:t>会議・セミナー室</w:t>
             </w:r>
@@ -66,22 +66,32 @@
             <w:r>
               <w:rPr>
                 <w:b/>
+                <w:sz w:val="40"/>
               </w:rPr>
               <w:t>◎10時 ～ 11時45分</w:t>
             </w:r>
           </w:p>
           <w:p>
             <w:r>
+              <w:rPr>
+                <w:sz w:val="40"/>
+              </w:rPr>
               <w:t>・使用団体：ヨガ健康クラブ</w:t>
             </w:r>
           </w:p>
           <w:p>
             <w:r>
+              <w:rPr>
+                <w:sz w:val="40"/>
+              </w:rPr>
               <w:t>・内　　　容：ヨガ入門</w:t>
             </w:r>
           </w:p>
           <w:p>
             <w:r>
+              <w:rPr>
+                <w:sz w:val="40"/>
+              </w:rPr>
               <w:t>・参 加 費：無料</w:t>
             </w:r>
           </w:p>
@@ -90,22 +100,32 @@
             <w:r>
               <w:rPr>
                 <w:b/>
+                <w:sz w:val="40"/>
               </w:rPr>
               <w:t>◎12時15分 ～ 15時</w:t>
             </w:r>
           </w:p>
           <w:p>
             <w:r>
+              <w:rPr>
+                <w:sz w:val="40"/>
+              </w:rPr>
               <w:t>・使用団体：フラ・オ・レアレア</w:t>
             </w:r>
           </w:p>
           <w:p>
             <w:r>
+              <w:rPr>
+                <w:sz w:val="40"/>
+              </w:rPr>
               <w:t>・内　　　容：フラダンスレッスン</w:t>
             </w:r>
           </w:p>
           <w:p>
             <w:r>
+              <w:rPr>
+                <w:sz w:val="40"/>
+              </w:rPr>
               <w:t>・参 加 費：無料</w:t>
             </w:r>
           </w:p>
@@ -115,30 +135,6 @@
           <w:tcPr>
             <w:tcW w:type="dxa" w:w="8136"/>
           </w:tcPr>
-          <w:p/>
-          <w:p>
-            <w:r>
-              <w:rPr>
-                <w:b/>
-              </w:rPr>
-              <w:t>◎14時10分 ～ 16時50分</w:t>
-            </w:r>
-          </w:p>
-          <w:p>
-            <w:r>
-              <w:t>・使用団体：NPO法人ペット防災ネットワーク</w:t>
-            </w:r>
-          </w:p>
-          <w:p>
-            <w:r>
-              <w:t>・内　　　容：【中止】ペット災害対策説明会</w:t>
-            </w:r>
-          </w:p>
-          <w:p>
-            <w:r>
-              <w:t>・参 加 費：無料</w:t>
-            </w:r>
-          </w:p>
           <w:p/>
         </w:tc>
       </w:tr>
@@ -155,7 +151,7 @@
       <w:r>
         <w:rPr>
           <w:b/>
-          <w:sz w:val="36"/>
+          <w:sz w:val="48"/>
         </w:rPr>
         <w:t>10月20日（火）　◎どなたでも参加できます</w:t>
       </w:r>
@@ -180,7 +176,7 @@
             <w:r>
               <w:rPr>
                 <w:b/>
-                <w:sz w:val="28"/>
+                <w:sz w:val="36"/>
               </w:rPr>
               <w:t>イベントコーナー</w:t>
             </w:r>
@@ -195,7 +191,7 @@
             <w:r>
               <w:rPr>
                 <w:b/>
-                <w:sz w:val="28"/>
+                <w:sz w:val="36"/>
               </w:rPr>
               <w:t>会議・セミナー室</w:t>
             </w:r>
@@ -212,22 +208,32 @@
             <w:r>
               <w:rPr>
                 <w:b/>
+                <w:sz w:val="32"/>
               </w:rPr>
               <w:t>◎9時30分 ～ 11時30分</w:t>
             </w:r>
           </w:p>
           <w:p>
             <w:r>
+              <w:rPr>
+                <w:sz w:val="32"/>
+              </w:rPr>
               <w:t>・使用団体：世界の民族舞踊ペガサス</w:t>
             </w:r>
           </w:p>
           <w:p>
             <w:r>
+              <w:rPr>
+                <w:sz w:val="32"/>
+              </w:rPr>
               <w:t>・内　　　容：世界各地の民族の踊りを楽しもう(フォークダンス)</w:t>
             </w:r>
           </w:p>
           <w:p>
             <w:r>
+              <w:rPr>
+                <w:sz w:val="32"/>
+              </w:rPr>
               <w:t>・参 加 費：無料</w:t>
             </w:r>
           </w:p>
@@ -236,22 +242,32 @@
             <w:r>
               <w:rPr>
                 <w:b/>
+                <w:sz w:val="32"/>
               </w:rPr>
               <w:t>◎12時30分 ～ 17時30分</w:t>
             </w:r>
           </w:p>
           <w:p>
             <w:r>
+              <w:rPr>
+                <w:sz w:val="32"/>
+              </w:rPr>
               <w:t>・使用団体：囲碁普及会</w:t>
             </w:r>
           </w:p>
           <w:p>
             <w:r>
+              <w:rPr>
+                <w:sz w:val="32"/>
+              </w:rPr>
               <w:t>・内　　　容：囲碁の対局・初心者の指導と研究</w:t>
             </w:r>
           </w:p>
           <w:p>
             <w:r>
+              <w:rPr>
+                <w:sz w:val="32"/>
+              </w:rPr>
               <w:t>・参 加 費：無料</w:t>
             </w:r>
           </w:p>
@@ -266,22 +282,32 @@
             <w:r>
               <w:rPr>
                 <w:b/>
+                <w:sz w:val="32"/>
               </w:rPr>
               <w:t>◎10時 ～ 12時</w:t>
             </w:r>
           </w:p>
           <w:p>
             <w:r>
+              <w:rPr>
+                <w:sz w:val="32"/>
+              </w:rPr>
               <w:t>・使用団体：太極拳を楽しもう会</w:t>
             </w:r>
           </w:p>
           <w:p>
             <w:r>
+              <w:rPr>
+                <w:sz w:val="32"/>
+              </w:rPr>
               <w:t>・内　　　容：健康太極拳</w:t>
             </w:r>
           </w:p>
           <w:p>
             <w:r>
+              <w:rPr>
+                <w:sz w:val="32"/>
+              </w:rPr>
               <w:t>・参 加 費：1000円</w:t>
             </w:r>
           </w:p>
@@ -290,22 +316,32 @@
             <w:r>
               <w:rPr>
                 <w:b/>
+                <w:sz w:val="32"/>
               </w:rPr>
               <w:t>◎13時 ～ 18時</w:t>
             </w:r>
           </w:p>
           <w:p>
             <w:r>
+              <w:rPr>
+                <w:sz w:val="32"/>
+              </w:rPr>
               <w:t>・使用団体：「アミーゴ」</w:t>
             </w:r>
           </w:p>
           <w:p>
             <w:r>
+              <w:rPr>
+                <w:sz w:val="32"/>
+              </w:rPr>
               <w:t>・内　　　容：高齢者バンド</w:t>
             </w:r>
           </w:p>
           <w:p>
             <w:r>
+              <w:rPr>
+                <w:sz w:val="32"/>
+              </w:rPr>
               <w:t>・参 加 費：無料</w:t>
             </w:r>
           </w:p>
@@ -314,22 +350,32 @@
             <w:r>
               <w:rPr>
                 <w:b/>
+                <w:sz w:val="32"/>
               </w:rPr>
               <w:t>◎19時30分 ～ 20時30分</w:t>
             </w:r>
           </w:p>
           <w:p>
             <w:r>
+              <w:rPr>
+                <w:sz w:val="32"/>
+              </w:rPr>
               <w:t>・使用団体：笑顔のたまて箱</w:t>
             </w:r>
           </w:p>
           <w:p>
             <w:r>
+              <w:rPr>
+                <w:sz w:val="32"/>
+              </w:rPr>
               <w:t>・内　　　容：人形劇の練習及び打合せ</w:t>
             </w:r>
           </w:p>
           <w:p>
             <w:r>
+              <w:rPr>
+                <w:sz w:val="32"/>
+              </w:rPr>
               <w:t>・参 加 費：無料</w:t>
             </w:r>
           </w:p>
@@ -349,7 +395,7 @@
       <w:r>
         <w:rPr>
           <w:b/>
-          <w:sz w:val="36"/>
+          <w:sz w:val="60"/>
         </w:rPr>
         <w:t>10月21日（水）　◎どなたでも参加できます</w:t>
       </w:r>
@@ -374,7 +420,7 @@
             <w:r>
               <w:rPr>
                 <w:b/>
-                <w:sz w:val="28"/>
+                <w:sz w:val="44"/>
               </w:rPr>
               <w:t>イベントコーナー</w:t>
             </w:r>
@@ -389,7 +435,7 @@
             <w:r>
               <w:rPr>
                 <w:b/>
-                <w:sz w:val="28"/>
+                <w:sz w:val="44"/>
               </w:rPr>
               <w:t>会議・セミナー室</w:t>
             </w:r>
@@ -406,22 +452,32 @@
             <w:r>
               <w:rPr>
                 <w:b/>
+                <w:sz w:val="40"/>
               </w:rPr>
               <w:t>◎9時40分 ～ 11時30分</w:t>
             </w:r>
           </w:p>
           <w:p>
             <w:r>
+              <w:rPr>
+                <w:sz w:val="40"/>
+              </w:rPr>
               <w:t>・使用団体：KKA高齢者健康友の会</w:t>
             </w:r>
           </w:p>
           <w:p>
             <w:r>
+              <w:rPr>
+                <w:sz w:val="40"/>
+              </w:rPr>
               <w:t>・内　　　容：みんな笑顔で楽しく健康体操</w:t>
             </w:r>
           </w:p>
           <w:p>
             <w:r>
+              <w:rPr>
+                <w:sz w:val="40"/>
+              </w:rPr>
               <w:t>・参 加 費：無料</w:t>
             </w:r>
           </w:p>
@@ -430,22 +486,32 @@
             <w:r>
               <w:rPr>
                 <w:b/>
+                <w:sz w:val="40"/>
               </w:rPr>
               <w:t>◎14時 ～ 16時30分</w:t>
             </w:r>
           </w:p>
           <w:p>
             <w:r>
+              <w:rPr>
+                <w:sz w:val="40"/>
+              </w:rPr>
               <w:t>・使用団体：NPO法人でんでん虫の会</w:t>
             </w:r>
           </w:p>
           <w:p>
             <w:r>
+              <w:rPr>
+                <w:sz w:val="40"/>
+              </w:rPr>
               <w:t>・内　　　容：おしゃべり会</w:t>
             </w:r>
           </w:p>
           <w:p>
             <w:r>
+              <w:rPr>
+                <w:sz w:val="40"/>
+              </w:rPr>
               <w:t>・参 加 費：無料</w:t>
             </w:r>
           </w:p>
@@ -460,22 +526,32 @@
             <w:r>
               <w:rPr>
                 <w:b/>
+                <w:sz w:val="40"/>
               </w:rPr>
               <w:t>◎13時10分 ～ 15時50分</w:t>
             </w:r>
           </w:p>
           <w:p>
             <w:r>
+              <w:rPr>
+                <w:sz w:val="40"/>
+              </w:rPr>
               <w:t>・使用団体：楽画喜の会</w:t>
             </w:r>
           </w:p>
           <w:p>
             <w:r>
+              <w:rPr>
+                <w:sz w:val="40"/>
+              </w:rPr>
               <w:t>・内　　　容：絵画制作活動</w:t>
             </w:r>
           </w:p>
           <w:p>
             <w:r>
+              <w:rPr>
+                <w:sz w:val="40"/>
+              </w:rPr>
               <w:t>・参 加 費：無料</w:t>
             </w:r>
           </w:p>
@@ -484,22 +560,32 @@
             <w:r>
               <w:rPr>
                 <w:b/>
+                <w:sz w:val="40"/>
               </w:rPr>
               <w:t>◎17時 ～ 20時</w:t>
             </w:r>
           </w:p>
           <w:p>
             <w:r>
+              <w:rPr>
+                <w:sz w:val="40"/>
+              </w:rPr>
               <w:t>・使用団体：一般社団法人地域再生・百年ライフサポート協会羅針盤</w:t>
             </w:r>
           </w:p>
           <w:p>
             <w:r>
+              <w:rPr>
+                <w:sz w:val="40"/>
+              </w:rPr>
               <w:t>・内　　　容：相続遺言終活全般無料相談会及び研修会</w:t>
             </w:r>
           </w:p>
           <w:p>
             <w:r>
+              <w:rPr>
+                <w:sz w:val="40"/>
+              </w:rPr>
               <w:t>・参 加 費：無料</w:t>
             </w:r>
           </w:p>
@@ -519,7 +605,7 @@
       <w:r>
         <w:rPr>
           <w:b/>
-          <w:sz w:val="36"/>
+          <w:sz w:val="48"/>
         </w:rPr>
         <w:t>10月22日（木）　◎どなたでも参加できます</w:t>
       </w:r>
@@ -544,7 +630,7 @@
             <w:r>
               <w:rPr>
                 <w:b/>
-                <w:sz w:val="28"/>
+                <w:sz w:val="36"/>
               </w:rPr>
               <w:t>イベントコーナー</w:t>
             </w:r>
@@ -559,7 +645,7 @@
             <w:r>
               <w:rPr>
                 <w:b/>
-                <w:sz w:val="28"/>
+                <w:sz w:val="36"/>
               </w:rPr>
               <w:t>会議・セミナー室</w:t>
             </w:r>
@@ -576,22 +662,32 @@
             <w:r>
               <w:rPr>
                 <w:b/>
+                <w:sz w:val="32"/>
               </w:rPr>
               <w:t>◎10時 ～ 12時</w:t>
             </w:r>
           </w:p>
           <w:p>
             <w:r>
+              <w:rPr>
+                <w:sz w:val="32"/>
+              </w:rPr>
               <w:t>・使用団体：（一社）熊本県助産師会</w:t>
             </w:r>
           </w:p>
           <w:p>
             <w:r>
+              <w:rPr>
+                <w:sz w:val="32"/>
+              </w:rPr>
               <w:t>・内　　　容：ママ＆ベビー教室</w:t>
             </w:r>
           </w:p>
           <w:p>
             <w:r>
+              <w:rPr>
+                <w:sz w:val="32"/>
+              </w:rPr>
               <w:t>・参 加 費：1000円</w:t>
             </w:r>
           </w:p>
@@ -600,22 +696,32 @@
             <w:r>
               <w:rPr>
                 <w:b/>
+                <w:sz w:val="32"/>
               </w:rPr>
               <w:t>◎10時 ～ 12時</w:t>
             </w:r>
           </w:p>
           <w:p>
             <w:r>
+              <w:rPr>
+                <w:sz w:val="32"/>
+              </w:rPr>
               <w:t>・使用団体：（一社）熊本県助産師会</w:t>
             </w:r>
           </w:p>
           <w:p>
             <w:r>
+              <w:rPr>
+                <w:sz w:val="32"/>
+              </w:rPr>
               <w:t>・内　　　容：プレパパママ教室</w:t>
             </w:r>
           </w:p>
           <w:p>
             <w:r>
+              <w:rPr>
+                <w:sz w:val="32"/>
+              </w:rPr>
               <w:t>・参 加 費：1000円</w:t>
             </w:r>
           </w:p>
@@ -624,22 +730,32 @@
             <w:r>
               <w:rPr>
                 <w:b/>
+                <w:sz w:val="32"/>
               </w:rPr>
               <w:t>◎13時30分 ～ 15時</w:t>
             </w:r>
           </w:p>
           <w:p>
             <w:r>
+              <w:rPr>
+                <w:sz w:val="32"/>
+              </w:rPr>
               <w:t>・使用団体：熊本さわやか大学校20期「絆２０会」</w:t>
             </w:r>
           </w:p>
           <w:p>
             <w:r>
+              <w:rPr>
+                <w:sz w:val="32"/>
+              </w:rPr>
               <w:t>・内　　　容：健康体操教室</w:t>
             </w:r>
           </w:p>
           <w:p>
             <w:r>
+              <w:rPr>
+                <w:sz w:val="32"/>
+              </w:rPr>
               <w:t>・参 加 費：無料</w:t>
             </w:r>
           </w:p>
@@ -648,22 +764,32 @@
             <w:r>
               <w:rPr>
                 <w:b/>
+                <w:sz w:val="32"/>
               </w:rPr>
               <w:t>◎16時15分 ～ 19時45分</w:t>
             </w:r>
           </w:p>
           <w:p>
             <w:r>
+              <w:rPr>
+                <w:sz w:val="32"/>
+              </w:rPr>
               <w:t>・使用団体：fit(0-0)フィットれいわ</w:t>
             </w:r>
           </w:p>
           <w:p>
             <w:r>
+              <w:rPr>
+                <w:sz w:val="32"/>
+              </w:rPr>
               <w:t>・内　　　容：写真整理でコミュニケーション作り</w:t>
             </w:r>
           </w:p>
           <w:p>
             <w:r>
+              <w:rPr>
+                <w:sz w:val="32"/>
+              </w:rPr>
               <w:t>・参 加 費：</w:t>
             </w:r>
           </w:p>
@@ -678,22 +804,32 @@
             <w:r>
               <w:rPr>
                 <w:b/>
+                <w:sz w:val="32"/>
               </w:rPr>
               <w:t>◎10時 ～ 15時</w:t>
             </w:r>
           </w:p>
           <w:p>
             <w:r>
+              <w:rPr>
+                <w:sz w:val="32"/>
+              </w:rPr>
               <w:t>・使用団体：NPO法人成年後見安心サポートネット熊本</w:t>
             </w:r>
           </w:p>
           <w:p>
             <w:r>
+              <w:rPr>
+                <w:sz w:val="32"/>
+              </w:rPr>
               <w:t>・内　　　容：成年後見無料相談会</w:t>
             </w:r>
           </w:p>
           <w:p>
             <w:r>
+              <w:rPr>
+                <w:sz w:val="32"/>
+              </w:rPr>
               <w:t>・参 加 費：無料</w:t>
             </w:r>
           </w:p>
@@ -702,22 +838,32 @@
             <w:r>
               <w:rPr>
                 <w:b/>
+                <w:sz w:val="32"/>
               </w:rPr>
               <w:t>◎18時30分 ～ 20時30分</w:t>
             </w:r>
           </w:p>
           <w:p>
             <w:r>
+              <w:rPr>
+                <w:sz w:val="32"/>
+              </w:rPr>
               <w:t>・使用団体：熊本フォークダンスクラブ</w:t>
             </w:r>
           </w:p>
           <w:p>
             <w:r>
+              <w:rPr>
+                <w:sz w:val="32"/>
+              </w:rPr>
               <w:t>・内　　　容：フォークダンス練習会</w:t>
             </w:r>
           </w:p>
           <w:p>
             <w:r>
+              <w:rPr>
+                <w:sz w:val="32"/>
+              </w:rPr>
               <w:t>・参 加 費：無料</w:t>
             </w:r>
           </w:p>
@@ -737,7 +883,7 @@
       <w:r>
         <w:rPr>
           <w:b/>
-          <w:sz w:val="36"/>
+          <w:sz w:val="60"/>
         </w:rPr>
         <w:t>10月23日（金）　◎どなたでも参加できます</w:t>
       </w:r>
@@ -762,7 +908,7 @@
             <w:r>
               <w:rPr>
                 <w:b/>
-                <w:sz w:val="28"/>
+                <w:sz w:val="44"/>
               </w:rPr>
               <w:t>イベントコーナー</w:t>
             </w:r>
@@ -777,7 +923,7 @@
             <w:r>
               <w:rPr>
                 <w:b/>
-                <w:sz w:val="28"/>
+                <w:sz w:val="44"/>
               </w:rPr>
               <w:t>会議・セミナー室</w:t>
             </w:r>
@@ -794,22 +940,32 @@
             <w:r>
               <w:rPr>
                 <w:b/>
+                <w:sz w:val="40"/>
               </w:rPr>
               <w:t>◎9時30分 ～ 12時30分</w:t>
             </w:r>
           </w:p>
           <w:p>
             <w:r>
+              <w:rPr>
+                <w:sz w:val="40"/>
+              </w:rPr>
               <w:t>・使用団体：シニアクラブうらら</w:t>
             </w:r>
           </w:p>
           <w:p>
             <w:r>
+              <w:rPr>
+                <w:sz w:val="40"/>
+              </w:rPr>
               <w:t>・内　　　容：シニアいきいきサロン</w:t>
             </w:r>
           </w:p>
           <w:p>
             <w:r>
+              <w:rPr>
+                <w:sz w:val="40"/>
+              </w:rPr>
               <w:t>・参 加 費：無料</w:t>
             </w:r>
           </w:p>
@@ -818,22 +974,32 @@
             <w:r>
               <w:rPr>
                 <w:b/>
+                <w:sz w:val="40"/>
               </w:rPr>
               <w:t>◎13時 ～ 17時30分</w:t>
             </w:r>
           </w:p>
           <w:p>
             <w:r>
+              <w:rPr>
+                <w:sz w:val="40"/>
+              </w:rPr>
               <w:t>・使用団体：囲碁普及会</w:t>
             </w:r>
           </w:p>
           <w:p>
             <w:r>
+              <w:rPr>
+                <w:sz w:val="40"/>
+              </w:rPr>
               <w:t>・内　　　容：囲碁の研究と対局</w:t>
             </w:r>
           </w:p>
           <w:p>
             <w:r>
+              <w:rPr>
+                <w:sz w:val="40"/>
+              </w:rPr>
               <w:t>・参 加 費：無料</w:t>
             </w:r>
           </w:p>
@@ -848,22 +1014,32 @@
             <w:r>
               <w:rPr>
                 <w:b/>
+                <w:sz w:val="40"/>
               </w:rPr>
               <w:t>◎10時 ～ 11時30分</w:t>
             </w:r>
           </w:p>
           <w:p>
             <w:r>
+              <w:rPr>
+                <w:sz w:val="40"/>
+              </w:rPr>
               <w:t>・使用団体：熊本健康マージャン協会</w:t>
             </w:r>
           </w:p>
           <w:p>
             <w:r>
+              <w:rPr>
+                <w:sz w:val="40"/>
+              </w:rPr>
               <w:t>・内　　　容：マージャン協会の座談会の打合せ</w:t>
             </w:r>
           </w:p>
           <w:p>
             <w:r>
+              <w:rPr>
+                <w:sz w:val="40"/>
+              </w:rPr>
               <w:t>・参 加 費：無料</w:t>
             </w:r>
           </w:p>
@@ -872,22 +1048,32 @@
             <w:r>
               <w:rPr>
                 <w:b/>
+                <w:sz w:val="40"/>
               </w:rPr>
               <w:t>◎13時20分 ～ 15時30分</w:t>
             </w:r>
           </w:p>
           <w:p>
             <w:r>
+              <w:rPr>
+                <w:sz w:val="40"/>
+              </w:rPr>
               <w:t>・使用団体：エンジョイズ</w:t>
             </w:r>
           </w:p>
           <w:p>
             <w:r>
+              <w:rPr>
+                <w:sz w:val="40"/>
+              </w:rPr>
               <w:t>・内　　　容：童謡・唱歌・懐かしい流行歌を楽しむ会</w:t>
             </w:r>
           </w:p>
           <w:p>
             <w:r>
+              <w:rPr>
+                <w:sz w:val="40"/>
+              </w:rPr>
               <w:t>・参 加 費：無料</w:t>
             </w:r>
           </w:p>
@@ -907,7 +1093,7 @@
       <w:r>
         <w:rPr>
           <w:b/>
-          <w:sz w:val="36"/>
+          <w:sz w:val="48"/>
         </w:rPr>
         <w:t>10月24日（土）　◎どなたでも参加できます</w:t>
       </w:r>
@@ -932,7 +1118,7 @@
             <w:r>
               <w:rPr>
                 <w:b/>
-                <w:sz w:val="28"/>
+                <w:sz w:val="36"/>
               </w:rPr>
               <w:t>イベントコーナー</w:t>
             </w:r>
@@ -947,7 +1133,7 @@
             <w:r>
               <w:rPr>
                 <w:b/>
-                <w:sz w:val="28"/>
+                <w:sz w:val="36"/>
               </w:rPr>
               <w:t>会議・セミナー室</w:t>
             </w:r>
@@ -964,22 +1150,32 @@
             <w:r>
               <w:rPr>
                 <w:b/>
+                <w:sz w:val="32"/>
               </w:rPr>
               <w:t>◎10時30分 ～ 12時</w:t>
             </w:r>
           </w:p>
           <w:p>
             <w:r>
+              <w:rPr>
+                <w:sz w:val="32"/>
+              </w:rPr>
               <w:t>・使用団体：ほっとステージBINGO</w:t>
             </w:r>
           </w:p>
           <w:p>
             <w:r>
+              <w:rPr>
+                <w:sz w:val="32"/>
+              </w:rPr>
               <w:t>・内　　　容：ベビーマッサージ教室</w:t>
             </w:r>
           </w:p>
           <w:p>
             <w:r>
+              <w:rPr>
+                <w:sz w:val="32"/>
+              </w:rPr>
               <w:t>・参 加 費：無料</w:t>
             </w:r>
           </w:p>
@@ -988,22 +1184,32 @@
             <w:r>
               <w:rPr>
                 <w:b/>
+                <w:sz w:val="32"/>
               </w:rPr>
               <w:t>◎13時 ～ 15時50分</w:t>
             </w:r>
           </w:p>
           <w:p>
             <w:r>
+              <w:rPr>
+                <w:sz w:val="32"/>
+              </w:rPr>
               <w:t>・使用団体：熊本さわやかハイヤ俱楽部</w:t>
             </w:r>
           </w:p>
           <w:p>
             <w:r>
+              <w:rPr>
+                <w:sz w:val="32"/>
+              </w:rPr>
               <w:t>・内　　　容：熊本の郷土芸能「牛深ハイヤ踊り」の練習</w:t>
             </w:r>
           </w:p>
           <w:p>
             <w:r>
+              <w:rPr>
+                <w:sz w:val="32"/>
+              </w:rPr>
               <w:t>・参 加 費：無料</w:t>
             </w:r>
           </w:p>
@@ -1012,22 +1218,32 @@
             <w:r>
               <w:rPr>
                 <w:b/>
+                <w:sz w:val="32"/>
               </w:rPr>
               <w:t>◎17時 ～ 19時</w:t>
             </w:r>
           </w:p>
           <w:p>
             <w:r>
+              <w:rPr>
+                <w:sz w:val="32"/>
+              </w:rPr>
               <w:t>・使用団体：一般社団法人 日本版DBS・BCP支援協会</w:t>
             </w:r>
           </w:p>
           <w:p>
             <w:r>
+              <w:rPr>
+                <w:sz w:val="32"/>
+              </w:rPr>
               <w:t>・内　　　容：こども性暴力防止法の概要説明</w:t>
             </w:r>
           </w:p>
           <w:p>
             <w:r>
+              <w:rPr>
+                <w:sz w:val="32"/>
+              </w:rPr>
               <w:t>・参 加 費：無料</w:t>
             </w:r>
           </w:p>
@@ -1042,22 +1258,32 @@
             <w:r>
               <w:rPr>
                 <w:b/>
+                <w:sz w:val="32"/>
               </w:rPr>
               <w:t>◎10時 ～ 12時</w:t>
             </w:r>
           </w:p>
           <w:p>
             <w:r>
+              <w:rPr>
+                <w:sz w:val="32"/>
+              </w:rPr>
               <w:t>・使用団体：NPO法人成年後見安心サポートネット熊本</w:t>
             </w:r>
           </w:p>
           <w:p>
             <w:r>
+              <w:rPr>
+                <w:sz w:val="32"/>
+              </w:rPr>
               <w:t>・内　　　容：後見実務研究会</w:t>
             </w:r>
           </w:p>
           <w:p>
             <w:r>
+              <w:rPr>
+                <w:sz w:val="32"/>
+              </w:rPr>
               <w:t>・参 加 費：無料</w:t>
             </w:r>
           </w:p>
@@ -1066,46 +1292,32 @@
             <w:r>
               <w:rPr>
                 <w:b/>
-              </w:rPr>
-              <w:t>◎13時30分 ～ 15時30分</w:t>
-            </w:r>
-          </w:p>
-          <w:p>
-            <w:r>
-              <w:t>・使用団体：NPO法人傾聴ネットキーステーション</w:t>
-            </w:r>
-          </w:p>
-          <w:p>
-            <w:r>
-              <w:t>・内　　　容：【中止】定例会・事例検討会</w:t>
-            </w:r>
-          </w:p>
-          <w:p>
-            <w:r>
-              <w:t>・参 加 費：会員 100円</w:t>
-            </w:r>
-          </w:p>
-          <w:p/>
-          <w:p>
-            <w:r>
-              <w:rPr>
-                <w:b/>
+                <w:sz w:val="32"/>
               </w:rPr>
               <w:t>◎13時30分 ～ 16時30分</w:t>
             </w:r>
           </w:p>
           <w:p>
             <w:r>
+              <w:rPr>
+                <w:sz w:val="32"/>
+              </w:rPr>
               <w:t>・使用団体：東教養囲碁研究会</w:t>
             </w:r>
           </w:p>
           <w:p>
             <w:r>
+              <w:rPr>
+                <w:sz w:val="32"/>
+              </w:rPr>
               <w:t>・内　　　容：囲碁による人間形成・修練</w:t>
             </w:r>
           </w:p>
           <w:p>
             <w:r>
+              <w:rPr>
+                <w:sz w:val="32"/>
+              </w:rPr>
               <w:t>・参 加 費：無料</w:t>
             </w:r>
           </w:p>
@@ -1125,7 +1337,7 @@
       <w:r>
         <w:rPr>
           <w:b/>
-          <w:sz w:val="36"/>
+          <w:sz w:val="60"/>
         </w:rPr>
         <w:t>10月25日（日）　◎どなたでも参加できます</w:t>
       </w:r>
@@ -1150,7 +1362,7 @@
             <w:r>
               <w:rPr>
                 <w:b/>
-                <w:sz w:val="28"/>
+                <w:sz w:val="44"/>
               </w:rPr>
               <w:t>イベントコーナー</w:t>
             </w:r>
@@ -1165,7 +1377,7 @@
             <w:r>
               <w:rPr>
                 <w:b/>
-                <w:sz w:val="28"/>
+                <w:sz w:val="44"/>
               </w:rPr>
               <w:t>会議・セミナー室</w:t>
             </w:r>
@@ -1182,22 +1394,32 @@
             <w:r>
               <w:rPr>
                 <w:b/>
+                <w:sz w:val="40"/>
               </w:rPr>
               <w:t>◎10時 ～ 12時</w:t>
             </w:r>
           </w:p>
           <w:p>
             <w:r>
+              <w:rPr>
+                <w:sz w:val="40"/>
+              </w:rPr>
               <w:t>・使用団体：（一社）熊本県助産師会</w:t>
             </w:r>
           </w:p>
           <w:p>
             <w:r>
+              <w:rPr>
+                <w:sz w:val="40"/>
+              </w:rPr>
               <w:t>・内　　　容：プレパパママ教室</w:t>
             </w:r>
           </w:p>
           <w:p>
             <w:r>
+              <w:rPr>
+                <w:sz w:val="40"/>
+              </w:rPr>
               <w:t>・参 加 費：1000円</w:t>
             </w:r>
           </w:p>
@@ -1206,70 +1428,32 @@
             <w:r>
               <w:rPr>
                 <w:b/>
-              </w:rPr>
-              <w:t>◎13時40分 ～ 16時30分</w:t>
-            </w:r>
-          </w:p>
-          <w:p>
-            <w:r>
-              <w:t>・使用団体：ラジオ英語の会</w:t>
-            </w:r>
-          </w:p>
-          <w:p>
-            <w:r>
-              <w:t>・内　　　容：【中止】英語を楽しもう</w:t>
-            </w:r>
-          </w:p>
-          <w:p>
-            <w:r>
-              <w:t>・参 加 費：1,000円</w:t>
-            </w:r>
-          </w:p>
-          <w:p/>
-          <w:p>
-            <w:r>
-              <w:rPr>
-                <w:b/>
-              </w:rPr>
-              <w:t>◎14時 ～ 16時</w:t>
-            </w:r>
-          </w:p>
-          <w:p>
-            <w:r>
-              <w:t>・使用団体：ハートグローバル熊本</w:t>
-            </w:r>
-          </w:p>
-          <w:p>
-            <w:r>
-              <w:t>・内　　　容：【中止】ハートグローバル熊本「ハロウィーン」（子どもと表現活動）</w:t>
-            </w:r>
-          </w:p>
-          <w:p>
-            <w:r>
-              <w:t>・参 加 費：</w:t>
-            </w:r>
-          </w:p>
-          <w:p/>
-          <w:p>
-            <w:r>
-              <w:rPr>
-                <w:b/>
+                <w:sz w:val="40"/>
               </w:rPr>
               <w:t>◎17時15分 ～ 20時30分</w:t>
             </w:r>
           </w:p>
           <w:p>
             <w:r>
+              <w:rPr>
+                <w:sz w:val="40"/>
+              </w:rPr>
               <w:t>・使用団体：fit(0-0)フィットれいわ</w:t>
             </w:r>
           </w:p>
           <w:p>
             <w:r>
+              <w:rPr>
+                <w:sz w:val="40"/>
+              </w:rPr>
               <w:t>・内　　　容：写真整理で交流会</w:t>
             </w:r>
           </w:p>
           <w:p>
             <w:r>
+              <w:rPr>
+                <w:sz w:val="40"/>
+              </w:rPr>
               <w:t>・参 加 費：</w:t>
             </w:r>
           </w:p>
@@ -1284,22 +1468,32 @@
             <w:r>
               <w:rPr>
                 <w:b/>
+                <w:sz w:val="40"/>
               </w:rPr>
               <w:t>◎10時 ～ 13時</w:t>
             </w:r>
           </w:p>
           <w:p>
             <w:r>
+              <w:rPr>
+                <w:sz w:val="40"/>
+              </w:rPr>
               <w:t>・使用団体：熊日童話会</w:t>
             </w:r>
           </w:p>
           <w:p>
             <w:r>
+              <w:rPr>
+                <w:sz w:val="40"/>
+              </w:rPr>
               <w:t>・内　　　容：熊日童話会「口演教室、月例童話会」</w:t>
             </w:r>
           </w:p>
           <w:p>
             <w:r>
+              <w:rPr>
+                <w:sz w:val="40"/>
+              </w:rPr>
               <w:t>・参 加 費：無料</w:t>
             </w:r>
           </w:p>
@@ -1308,22 +1502,32 @@
             <w:r>
               <w:rPr>
                 <w:b/>
+                <w:sz w:val="40"/>
               </w:rPr>
               <w:t>◎14時 ～ 16時30分</w:t>
             </w:r>
           </w:p>
           <w:p>
             <w:r>
+              <w:rPr>
+                <w:sz w:val="40"/>
+              </w:rPr>
               <w:t>・使用団体：未来を創る会</w:t>
             </w:r>
           </w:p>
           <w:p>
             <w:r>
+              <w:rPr>
+                <w:sz w:val="40"/>
+              </w:rPr>
               <w:t>・内　　　容：原発学習</w:t>
             </w:r>
           </w:p>
           <w:p>
             <w:r>
+              <w:rPr>
+                <w:sz w:val="40"/>
+              </w:rPr>
               <w:t>・参 加 費：５００円</w:t>
             </w:r>
           </w:p>
@@ -1704,6 +1908,9 @@
     <w:name w:val="Normal"/>
     <w:qFormat/>
     <w:rsid w:val="00FC693F"/>
+    <w:pPr>
+      <w:spacing w:before="0" w:after="0" w:line="240" w:lineRule="auto"/>
+    </w:pPr>
     <w:rPr>
       <w:rFonts w:ascii="Meiryo UI" w:hAnsi="Meiryo UI" w:eastAsia="HGP創英角ｺﾞｼｯｸUB" w:cs="Meiryo UI"/>
       <w:sz w:val="24"/>

--- a/weekly.docx
+++ b/weekly.docx
@@ -208,7 +208,7 @@
             <w:r>
               <w:rPr>
                 <w:b/>
-                <w:sz w:val="32"/>
+                <w:sz w:val="30"/>
               </w:rPr>
               <w:t>◎9時30分 ～ 11時30分</w:t>
             </w:r>
@@ -216,7 +216,7 @@
           <w:p>
             <w:r>
               <w:rPr>
-                <w:sz w:val="32"/>
+                <w:sz w:val="30"/>
               </w:rPr>
               <w:t>・使用団体：世界の民族舞踊ペガサス</w:t>
             </w:r>
@@ -224,7 +224,7 @@
           <w:p>
             <w:r>
               <w:rPr>
-                <w:sz w:val="32"/>
+                <w:sz w:val="30"/>
               </w:rPr>
               <w:t>・内　　　容：世界各地の民族の踊りを楽しもう(フォークダンス)</w:t>
             </w:r>
@@ -232,7 +232,7 @@
           <w:p>
             <w:r>
               <w:rPr>
-                <w:sz w:val="32"/>
+                <w:sz w:val="30"/>
               </w:rPr>
               <w:t>・参 加 費：無料</w:t>
             </w:r>
@@ -242,7 +242,7 @@
             <w:r>
               <w:rPr>
                 <w:b/>
-                <w:sz w:val="32"/>
+                <w:sz w:val="30"/>
               </w:rPr>
               <w:t>◎12時30分 ～ 17時30分</w:t>
             </w:r>
@@ -250,7 +250,7 @@
           <w:p>
             <w:r>
               <w:rPr>
-                <w:sz w:val="32"/>
+                <w:sz w:val="30"/>
               </w:rPr>
               <w:t>・使用団体：囲碁普及会</w:t>
             </w:r>
@@ -258,7 +258,7 @@
           <w:p>
             <w:r>
               <w:rPr>
-                <w:sz w:val="32"/>
+                <w:sz w:val="30"/>
               </w:rPr>
               <w:t>・内　　　容：囲碁の対局・初心者の指導と研究</w:t>
             </w:r>
@@ -266,7 +266,7 @@
           <w:p>
             <w:r>
               <w:rPr>
-                <w:sz w:val="32"/>
+                <w:sz w:val="30"/>
               </w:rPr>
               <w:t>・参 加 費：無料</w:t>
             </w:r>
@@ -282,7 +282,7 @@
             <w:r>
               <w:rPr>
                 <w:b/>
-                <w:sz w:val="32"/>
+                <w:sz w:val="30"/>
               </w:rPr>
               <w:t>◎10時 ～ 12時</w:t>
             </w:r>
@@ -290,7 +290,7 @@
           <w:p>
             <w:r>
               <w:rPr>
-                <w:sz w:val="32"/>
+                <w:sz w:val="30"/>
               </w:rPr>
               <w:t>・使用団体：太極拳を楽しもう会</w:t>
             </w:r>
@@ -298,7 +298,7 @@
           <w:p>
             <w:r>
               <w:rPr>
-                <w:sz w:val="32"/>
+                <w:sz w:val="30"/>
               </w:rPr>
               <w:t>・内　　　容：健康太極拳</w:t>
             </w:r>
@@ -306,7 +306,7 @@
           <w:p>
             <w:r>
               <w:rPr>
-                <w:sz w:val="32"/>
+                <w:sz w:val="30"/>
               </w:rPr>
               <w:t>・参 加 費：1000円</w:t>
             </w:r>
@@ -316,7 +316,7 @@
             <w:r>
               <w:rPr>
                 <w:b/>
-                <w:sz w:val="32"/>
+                <w:sz w:val="30"/>
               </w:rPr>
               <w:t>◎13時 ～ 18時</w:t>
             </w:r>
@@ -324,7 +324,7 @@
           <w:p>
             <w:r>
               <w:rPr>
-                <w:sz w:val="32"/>
+                <w:sz w:val="30"/>
               </w:rPr>
               <w:t>・使用団体：「アミーゴ」</w:t>
             </w:r>
@@ -332,7 +332,7 @@
           <w:p>
             <w:r>
               <w:rPr>
-                <w:sz w:val="32"/>
+                <w:sz w:val="30"/>
               </w:rPr>
               <w:t>・内　　　容：高齢者バンド</w:t>
             </w:r>
@@ -340,7 +340,7 @@
           <w:p>
             <w:r>
               <w:rPr>
-                <w:sz w:val="32"/>
+                <w:sz w:val="30"/>
               </w:rPr>
               <w:t>・参 加 費：無料</w:t>
             </w:r>
@@ -350,7 +350,7 @@
             <w:r>
               <w:rPr>
                 <w:b/>
-                <w:sz w:val="32"/>
+                <w:sz w:val="30"/>
               </w:rPr>
               <w:t>◎19時30分 ～ 20時30分</w:t>
             </w:r>
@@ -358,7 +358,7 @@
           <w:p>
             <w:r>
               <w:rPr>
-                <w:sz w:val="32"/>
+                <w:sz w:val="30"/>
               </w:rPr>
               <w:t>・使用団体：笑顔のたまて箱</w:t>
             </w:r>
@@ -366,7 +366,7 @@
           <w:p>
             <w:r>
               <w:rPr>
-                <w:sz w:val="32"/>
+                <w:sz w:val="30"/>
               </w:rPr>
               <w:t>・内　　　容：人形劇の練習及び打合せ</w:t>
             </w:r>
@@ -374,7 +374,7 @@
           <w:p>
             <w:r>
               <w:rPr>
-                <w:sz w:val="32"/>
+                <w:sz w:val="30"/>
               </w:rPr>
               <w:t>・参 加 費：無料</w:t>
             </w:r>
@@ -605,7 +605,7 @@
       <w:r>
         <w:rPr>
           <w:b/>
-          <w:sz w:val="48"/>
+          <w:sz w:val="40"/>
         </w:rPr>
         <w:t>10月22日（木）　◎どなたでも参加できます</w:t>
       </w:r>
@@ -630,7 +630,7 @@
             <w:r>
               <w:rPr>
                 <w:b/>
-                <w:sz w:val="36"/>
+                <w:sz w:val="32"/>
               </w:rPr>
               <w:t>イベントコーナー</w:t>
             </w:r>
@@ -645,7 +645,7 @@
             <w:r>
               <w:rPr>
                 <w:b/>
-                <w:sz w:val="36"/>
+                <w:sz w:val="32"/>
               </w:rPr>
               <w:t>会議・セミナー室</w:t>
             </w:r>
@@ -662,7 +662,7 @@
             <w:r>
               <w:rPr>
                 <w:b/>
-                <w:sz w:val="32"/>
+                <w:sz w:val="26"/>
               </w:rPr>
               <w:t>◎10時 ～ 12時</w:t>
             </w:r>
@@ -670,7 +670,7 @@
           <w:p>
             <w:r>
               <w:rPr>
-                <w:sz w:val="32"/>
+                <w:sz w:val="26"/>
               </w:rPr>
               <w:t>・使用団体：（一社）熊本県助産師会</w:t>
             </w:r>
@@ -678,7 +678,7 @@
           <w:p>
             <w:r>
               <w:rPr>
-                <w:sz w:val="32"/>
+                <w:sz w:val="26"/>
               </w:rPr>
               <w:t>・内　　　容：ママ＆ベビー教室</w:t>
             </w:r>
@@ -686,7 +686,7 @@
           <w:p>
             <w:r>
               <w:rPr>
-                <w:sz w:val="32"/>
+                <w:sz w:val="26"/>
               </w:rPr>
               <w:t>・参 加 費：1000円</w:t>
             </w:r>
@@ -696,7 +696,7 @@
             <w:r>
               <w:rPr>
                 <w:b/>
-                <w:sz w:val="32"/>
+                <w:sz w:val="26"/>
               </w:rPr>
               <w:t>◎10時 ～ 12時</w:t>
             </w:r>
@@ -704,7 +704,7 @@
           <w:p>
             <w:r>
               <w:rPr>
-                <w:sz w:val="32"/>
+                <w:sz w:val="26"/>
               </w:rPr>
               <w:t>・使用団体：（一社）熊本県助産師会</w:t>
             </w:r>
@@ -712,7 +712,7 @@
           <w:p>
             <w:r>
               <w:rPr>
-                <w:sz w:val="32"/>
+                <w:sz w:val="26"/>
               </w:rPr>
               <w:t>・内　　　容：プレパパママ教室</w:t>
             </w:r>
@@ -720,7 +720,7 @@
           <w:p>
             <w:r>
               <w:rPr>
-                <w:sz w:val="32"/>
+                <w:sz w:val="26"/>
               </w:rPr>
               <w:t>・参 加 費：1000円</w:t>
             </w:r>
@@ -730,7 +730,7 @@
             <w:r>
               <w:rPr>
                 <w:b/>
-                <w:sz w:val="32"/>
+                <w:sz w:val="26"/>
               </w:rPr>
               <w:t>◎13時30分 ～ 15時</w:t>
             </w:r>
@@ -738,7 +738,7 @@
           <w:p>
             <w:r>
               <w:rPr>
-                <w:sz w:val="32"/>
+                <w:sz w:val="26"/>
               </w:rPr>
               <w:t>・使用団体：熊本さわやか大学校20期「絆２０会」</w:t>
             </w:r>
@@ -746,7 +746,7 @@
           <w:p>
             <w:r>
               <w:rPr>
-                <w:sz w:val="32"/>
+                <w:sz w:val="26"/>
               </w:rPr>
               <w:t>・内　　　容：健康体操教室</w:t>
             </w:r>
@@ -754,7 +754,7 @@
           <w:p>
             <w:r>
               <w:rPr>
-                <w:sz w:val="32"/>
+                <w:sz w:val="26"/>
               </w:rPr>
               <w:t>・参 加 費：無料</w:t>
             </w:r>
@@ -764,7 +764,7 @@
             <w:r>
               <w:rPr>
                 <w:b/>
-                <w:sz w:val="32"/>
+                <w:sz w:val="26"/>
               </w:rPr>
               <w:t>◎16時15分 ～ 19時45分</w:t>
             </w:r>
@@ -772,7 +772,7 @@
           <w:p>
             <w:r>
               <w:rPr>
-                <w:sz w:val="32"/>
+                <w:sz w:val="26"/>
               </w:rPr>
               <w:t>・使用団体：fit(0-0)フィットれいわ</w:t>
             </w:r>
@@ -780,7 +780,7 @@
           <w:p>
             <w:r>
               <w:rPr>
-                <w:sz w:val="32"/>
+                <w:sz w:val="26"/>
               </w:rPr>
               <w:t>・内　　　容：写真整理でコミュニケーション作り</w:t>
             </w:r>
@@ -788,7 +788,7 @@
           <w:p>
             <w:r>
               <w:rPr>
-                <w:sz w:val="32"/>
+                <w:sz w:val="26"/>
               </w:rPr>
               <w:t>・参 加 費：</w:t>
             </w:r>
@@ -804,7 +804,7 @@
             <w:r>
               <w:rPr>
                 <w:b/>
-                <w:sz w:val="32"/>
+                <w:sz w:val="26"/>
               </w:rPr>
               <w:t>◎10時 ～ 15時</w:t>
             </w:r>
@@ -812,7 +812,7 @@
           <w:p>
             <w:r>
               <w:rPr>
-                <w:sz w:val="32"/>
+                <w:sz w:val="26"/>
               </w:rPr>
               <w:t>・使用団体：NPO法人成年後見安心サポートネット熊本</w:t>
             </w:r>
@@ -820,7 +820,7 @@
           <w:p>
             <w:r>
               <w:rPr>
-                <w:sz w:val="32"/>
+                <w:sz w:val="26"/>
               </w:rPr>
               <w:t>・内　　　容：成年後見無料相談会</w:t>
             </w:r>
@@ -828,7 +828,7 @@
           <w:p>
             <w:r>
               <w:rPr>
-                <w:sz w:val="32"/>
+                <w:sz w:val="26"/>
               </w:rPr>
               <w:t>・参 加 費：無料</w:t>
             </w:r>
@@ -838,7 +838,7 @@
             <w:r>
               <w:rPr>
                 <w:b/>
-                <w:sz w:val="32"/>
+                <w:sz w:val="26"/>
               </w:rPr>
               <w:t>◎18時30分 ～ 20時30分</w:t>
             </w:r>
@@ -846,7 +846,7 @@
           <w:p>
             <w:r>
               <w:rPr>
-                <w:sz w:val="32"/>
+                <w:sz w:val="26"/>
               </w:rPr>
               <w:t>・使用団体：熊本フォークダンスクラブ</w:t>
             </w:r>
@@ -854,7 +854,7 @@
           <w:p>
             <w:r>
               <w:rPr>
-                <w:sz w:val="32"/>
+                <w:sz w:val="26"/>
               </w:rPr>
               <w:t>・内　　　容：フォークダンス練習会</w:t>
             </w:r>
@@ -862,7 +862,7 @@
           <w:p>
             <w:r>
               <w:rPr>
-                <w:sz w:val="32"/>
+                <w:sz w:val="26"/>
               </w:rPr>
               <w:t>・参 加 費：無料</w:t>
             </w:r>
@@ -1150,7 +1150,7 @@
             <w:r>
               <w:rPr>
                 <w:b/>
-                <w:sz w:val="32"/>
+                <w:sz w:val="30"/>
               </w:rPr>
               <w:t>◎10時30分 ～ 12時</w:t>
             </w:r>
@@ -1158,7 +1158,7 @@
           <w:p>
             <w:r>
               <w:rPr>
-                <w:sz w:val="32"/>
+                <w:sz w:val="30"/>
               </w:rPr>
               <w:t>・使用団体：ほっとステージBINGO</w:t>
             </w:r>
@@ -1166,7 +1166,7 @@
           <w:p>
             <w:r>
               <w:rPr>
-                <w:sz w:val="32"/>
+                <w:sz w:val="30"/>
               </w:rPr>
               <w:t>・内　　　容：ベビーマッサージ教室</w:t>
             </w:r>
@@ -1174,7 +1174,7 @@
           <w:p>
             <w:r>
               <w:rPr>
-                <w:sz w:val="32"/>
+                <w:sz w:val="30"/>
               </w:rPr>
               <w:t>・参 加 費：無料</w:t>
             </w:r>
@@ -1184,7 +1184,7 @@
             <w:r>
               <w:rPr>
                 <w:b/>
-                <w:sz w:val="32"/>
+                <w:sz w:val="30"/>
               </w:rPr>
               <w:t>◎13時 ～ 15時50分</w:t>
             </w:r>
@@ -1192,7 +1192,7 @@
           <w:p>
             <w:r>
               <w:rPr>
-                <w:sz w:val="32"/>
+                <w:sz w:val="30"/>
               </w:rPr>
               <w:t>・使用団体：熊本さわやかハイヤ俱楽部</w:t>
             </w:r>
@@ -1200,7 +1200,7 @@
           <w:p>
             <w:r>
               <w:rPr>
-                <w:sz w:val="32"/>
+                <w:sz w:val="30"/>
               </w:rPr>
               <w:t>・内　　　容：熊本の郷土芸能「牛深ハイヤ踊り」の練習</w:t>
             </w:r>
@@ -1208,7 +1208,7 @@
           <w:p>
             <w:r>
               <w:rPr>
-                <w:sz w:val="32"/>
+                <w:sz w:val="30"/>
               </w:rPr>
               <w:t>・参 加 費：無料</w:t>
             </w:r>
@@ -1218,7 +1218,7 @@
             <w:r>
               <w:rPr>
                 <w:b/>
-                <w:sz w:val="32"/>
+                <w:sz w:val="30"/>
               </w:rPr>
               <w:t>◎17時 ～ 19時</w:t>
             </w:r>
@@ -1226,7 +1226,7 @@
           <w:p>
             <w:r>
               <w:rPr>
-                <w:sz w:val="32"/>
+                <w:sz w:val="30"/>
               </w:rPr>
               <w:t>・使用団体：一般社団法人 日本版DBS・BCP支援協会</w:t>
             </w:r>
@@ -1234,7 +1234,7 @@
           <w:p>
             <w:r>
               <w:rPr>
-                <w:sz w:val="32"/>
+                <w:sz w:val="30"/>
               </w:rPr>
               <w:t>・内　　　容：こども性暴力防止法の概要説明</w:t>
             </w:r>
@@ -1242,7 +1242,7 @@
           <w:p>
             <w:r>
               <w:rPr>
-                <w:sz w:val="32"/>
+                <w:sz w:val="30"/>
               </w:rPr>
               <w:t>・参 加 費：無料</w:t>
             </w:r>
@@ -1258,7 +1258,7 @@
             <w:r>
               <w:rPr>
                 <w:b/>
-                <w:sz w:val="32"/>
+                <w:sz w:val="30"/>
               </w:rPr>
               <w:t>◎10時 ～ 12時</w:t>
             </w:r>
@@ -1266,7 +1266,7 @@
           <w:p>
             <w:r>
               <w:rPr>
-                <w:sz w:val="32"/>
+                <w:sz w:val="30"/>
               </w:rPr>
               <w:t>・使用団体：NPO法人成年後見安心サポートネット熊本</w:t>
             </w:r>
@@ -1274,7 +1274,7 @@
           <w:p>
             <w:r>
               <w:rPr>
-                <w:sz w:val="32"/>
+                <w:sz w:val="30"/>
               </w:rPr>
               <w:t>・内　　　容：後見実務研究会</w:t>
             </w:r>
@@ -1282,7 +1282,7 @@
           <w:p>
             <w:r>
               <w:rPr>
-                <w:sz w:val="32"/>
+                <w:sz w:val="30"/>
               </w:rPr>
               <w:t>・参 加 費：無料</w:t>
             </w:r>
@@ -1292,7 +1292,7 @@
             <w:r>
               <w:rPr>
                 <w:b/>
-                <w:sz w:val="32"/>
+                <w:sz w:val="30"/>
               </w:rPr>
               <w:t>◎13時30分 ～ 16時30分</w:t>
             </w:r>
@@ -1300,7 +1300,7 @@
           <w:p>
             <w:r>
               <w:rPr>
-                <w:sz w:val="32"/>
+                <w:sz w:val="30"/>
               </w:rPr>
               <w:t>・使用団体：東教養囲碁研究会</w:t>
             </w:r>
@@ -1308,7 +1308,7 @@
           <w:p>
             <w:r>
               <w:rPr>
-                <w:sz w:val="32"/>
+                <w:sz w:val="30"/>
               </w:rPr>
               <w:t>・内　　　容：囲碁による人間形成・修練</w:t>
             </w:r>
@@ -1316,7 +1316,7 @@
           <w:p>
             <w:r>
               <w:rPr>
-                <w:sz w:val="32"/>
+                <w:sz w:val="30"/>
               </w:rPr>
               <w:t>・参 加 費：無料</w:t>
             </w:r>

--- a/weekly.docx
+++ b/weekly.docx
@@ -68,7 +68,7 @@
                 <w:b/>
                 <w:sz w:val="40"/>
               </w:rPr>
-              <w:t>◎10時 ～ 11時45分</w:t>
+              <w:t>◎10時00分 ～ 11時45分</w:t>
             </w:r>
           </w:p>
           <w:p>
@@ -96,13 +96,14 @@
             </w:r>
           </w:p>
           <w:p/>
+          <w:p/>
           <w:p>
             <w:r>
               <w:rPr>
                 <w:b/>
                 <w:sz w:val="40"/>
               </w:rPr>
-              <w:t>◎12時15分 ～ 15時</w:t>
+              <w:t>◎12時15分 ～ 15時00分</w:t>
             </w:r>
           </w:p>
           <w:p>
@@ -129,6 +130,7 @@
               <w:t>・参 加 費：無料</w:t>
             </w:r>
           </w:p>
+          <w:p/>
           <w:p/>
         </w:tc>
         <w:tc>
@@ -238,6 +240,7 @@
             </w:r>
           </w:p>
           <w:p/>
+          <w:p/>
           <w:p>
             <w:r>
               <w:rPr>
@@ -272,6 +275,7 @@
             </w:r>
           </w:p>
           <w:p/>
+          <w:p/>
         </w:tc>
         <w:tc>
           <w:tcPr>
@@ -284,7 +288,7 @@
                 <w:b/>
                 <w:sz w:val="30"/>
               </w:rPr>
-              <w:t>◎10時 ～ 12時</w:t>
+              <w:t>◎10時00分 ～ 12時00分</w:t>
             </w:r>
           </w:p>
           <w:p>
@@ -312,13 +316,14 @@
             </w:r>
           </w:p>
           <w:p/>
+          <w:p/>
           <w:p>
             <w:r>
               <w:rPr>
                 <w:b/>
                 <w:sz w:val="30"/>
               </w:rPr>
-              <w:t>◎13時 ～ 18時</w:t>
+              <w:t>◎13時00分 ～ 18時00分</w:t>
             </w:r>
           </w:p>
           <w:p>
@@ -345,6 +350,7 @@
               <w:t>・参 加 費：無料</w:t>
             </w:r>
           </w:p>
+          <w:p/>
           <w:p/>
           <w:p>
             <w:r>
@@ -379,6 +385,7 @@
               <w:t>・参 加 費：無料</w:t>
             </w:r>
           </w:p>
+          <w:p/>
           <w:p/>
         </w:tc>
       </w:tr>
@@ -482,13 +489,14 @@
             </w:r>
           </w:p>
           <w:p/>
+          <w:p/>
           <w:p>
             <w:r>
               <w:rPr>
                 <w:b/>
                 <w:sz w:val="40"/>
               </w:rPr>
-              <w:t>◎14時 ～ 16時30分</w:t>
+              <w:t>◎14時00分 ～ 16時30分</w:t>
             </w:r>
           </w:p>
           <w:p>
@@ -515,6 +523,7 @@
               <w:t>・参 加 費：無料</w:t>
             </w:r>
           </w:p>
+          <w:p/>
           <w:p/>
         </w:tc>
         <w:tc>
@@ -556,13 +565,14 @@
             </w:r>
           </w:p>
           <w:p/>
+          <w:p/>
           <w:p>
             <w:r>
               <w:rPr>
                 <w:b/>
                 <w:sz w:val="40"/>
               </w:rPr>
-              <w:t>◎17時 ～ 20時</w:t>
+              <w:t>◎17時00分 ～ 20時00分</w:t>
             </w:r>
           </w:p>
           <w:p>
@@ -570,7 +580,15 @@
               <w:rPr>
                 <w:sz w:val="40"/>
               </w:rPr>
-              <w:t>・使用団体：一般社団法人地域再生・百年ライフサポート協会羅針盤</w:t>
+              <w:t>・使用団体：一般社団法人地域再生・百</w:t>
+            </w:r>
+          </w:p>
+          <w:p>
+            <w:r>
+              <w:rPr>
+                <w:sz w:val="40"/>
+              </w:rPr>
+              <w:t>年ライフサポート協会羅針盤</w:t>
             </w:r>
           </w:p>
           <w:p>
@@ -589,6 +607,7 @@
               <w:t>・参 加 費：無料</w:t>
             </w:r>
           </w:p>
+          <w:p/>
           <w:p/>
         </w:tc>
       </w:tr>
@@ -664,7 +683,7 @@
                 <w:b/>
                 <w:sz w:val="26"/>
               </w:rPr>
-              <w:t>◎10時 ～ 12時</w:t>
+              <w:t>◎10時00分 ～ 12時00分</w:t>
             </w:r>
           </w:p>
           <w:p>
@@ -692,13 +711,14 @@
             </w:r>
           </w:p>
           <w:p/>
+          <w:p/>
           <w:p>
             <w:r>
               <w:rPr>
                 <w:b/>
                 <w:sz w:val="26"/>
               </w:rPr>
-              <w:t>◎10時 ～ 12時</w:t>
+              <w:t>◎10時00分 ～ 12時00分</w:t>
             </w:r>
           </w:p>
           <w:p>
@@ -726,13 +746,14 @@
             </w:r>
           </w:p>
           <w:p/>
+          <w:p/>
           <w:p>
             <w:r>
               <w:rPr>
                 <w:b/>
                 <w:sz w:val="26"/>
               </w:rPr>
-              <w:t>◎13時30分 ～ 15時</w:t>
+              <w:t>◎13時30分 ～ 15時00分</w:t>
             </w:r>
           </w:p>
           <w:p>
@@ -759,6 +780,7 @@
               <w:t>・参 加 費：無料</w:t>
             </w:r>
           </w:p>
+          <w:p/>
           <w:p/>
           <w:p>
             <w:r>
@@ -794,6 +816,7 @@
             </w:r>
           </w:p>
           <w:p/>
+          <w:p/>
         </w:tc>
         <w:tc>
           <w:tcPr>
@@ -806,7 +829,7 @@
                 <w:b/>
                 <w:sz w:val="26"/>
               </w:rPr>
-              <w:t>◎10時 ～ 15時</w:t>
+              <w:t>◎10時00分 ～ 15時00分</w:t>
             </w:r>
           </w:p>
           <w:p>
@@ -833,6 +856,7 @@
               <w:t>・参 加 費：無料</w:t>
             </w:r>
           </w:p>
+          <w:p/>
           <w:p/>
           <w:p>
             <w:r>
@@ -867,6 +891,7 @@
               <w:t>・参 加 費：無料</w:t>
             </w:r>
           </w:p>
+          <w:p/>
           <w:p/>
         </w:tc>
       </w:tr>
@@ -970,13 +995,14 @@
             </w:r>
           </w:p>
           <w:p/>
+          <w:p/>
           <w:p>
             <w:r>
               <w:rPr>
                 <w:b/>
                 <w:sz w:val="40"/>
               </w:rPr>
-              <w:t>◎13時 ～ 17時30分</w:t>
+              <w:t>◎13時00分 ～ 17時30分</w:t>
             </w:r>
           </w:p>
           <w:p>
@@ -1004,6 +1030,7 @@
             </w:r>
           </w:p>
           <w:p/>
+          <w:p/>
         </w:tc>
         <w:tc>
           <w:tcPr>
@@ -1016,7 +1043,7 @@
                 <w:b/>
                 <w:sz w:val="40"/>
               </w:rPr>
-              <w:t>◎10時 ～ 11時30分</w:t>
+              <w:t>◎10時00分 ～ 11時30分</w:t>
             </w:r>
           </w:p>
           <w:p>
@@ -1043,6 +1070,7 @@
               <w:t>・参 加 費：無料</w:t>
             </w:r>
           </w:p>
+          <w:p/>
           <w:p/>
           <w:p>
             <w:r>
@@ -1077,6 +1105,7 @@
               <w:t>・参 加 費：無料</w:t>
             </w:r>
           </w:p>
+          <w:p/>
           <w:p/>
         </w:tc>
       </w:tr>
@@ -1152,7 +1181,7 @@
                 <w:b/>
                 <w:sz w:val="30"/>
               </w:rPr>
-              <w:t>◎10時30分 ～ 12時</w:t>
+              <w:t>◎10時30分 ～ 12時00分</w:t>
             </w:r>
           </w:p>
           <w:p>
@@ -1180,13 +1209,14 @@
             </w:r>
           </w:p>
           <w:p/>
+          <w:p/>
           <w:p>
             <w:r>
               <w:rPr>
                 <w:b/>
                 <w:sz w:val="30"/>
               </w:rPr>
-              <w:t>◎13時 ～ 15時50分</w:t>
+              <w:t>◎13時00分 ～ 15時50分</w:t>
             </w:r>
           </w:p>
           <w:p>
@@ -1214,13 +1244,14 @@
             </w:r>
           </w:p>
           <w:p/>
+          <w:p/>
           <w:p>
             <w:r>
               <w:rPr>
                 <w:b/>
                 <w:sz w:val="30"/>
               </w:rPr>
-              <w:t>◎17時 ～ 19時</w:t>
+              <w:t>◎17時00分 ～ 19時00分</w:t>
             </w:r>
           </w:p>
           <w:p>
@@ -1248,6 +1279,7 @@
             </w:r>
           </w:p>
           <w:p/>
+          <w:p/>
         </w:tc>
         <w:tc>
           <w:tcPr>
@@ -1260,7 +1292,7 @@
                 <w:b/>
                 <w:sz w:val="30"/>
               </w:rPr>
-              <w:t>◎10時 ～ 12時</w:t>
+              <w:t>◎10時00分 ～ 12時00分</w:t>
             </w:r>
           </w:p>
           <w:p>
@@ -1287,6 +1319,7 @@
               <w:t>・参 加 費：無料</w:t>
             </w:r>
           </w:p>
+          <w:p/>
           <w:p/>
           <w:p>
             <w:r>
@@ -1321,6 +1354,7 @@
               <w:t>・参 加 費：無料</w:t>
             </w:r>
           </w:p>
+          <w:p/>
           <w:p/>
         </w:tc>
       </w:tr>
@@ -1396,7 +1430,7 @@
                 <w:b/>
                 <w:sz w:val="40"/>
               </w:rPr>
-              <w:t>◎10時 ～ 12時</w:t>
+              <w:t>◎10時00分 ～ 12時00分</w:t>
             </w:r>
           </w:p>
           <w:p>
@@ -1423,6 +1457,7 @@
               <w:t>・参 加 費：1000円</w:t>
             </w:r>
           </w:p>
+          <w:p/>
           <w:p/>
           <w:p>
             <w:r>
@@ -1458,6 +1493,7 @@
             </w:r>
           </w:p>
           <w:p/>
+          <w:p/>
         </w:tc>
         <w:tc>
           <w:tcPr>
@@ -1470,7 +1506,7 @@
                 <w:b/>
                 <w:sz w:val="40"/>
               </w:rPr>
-              <w:t>◎10時 ～ 13時</w:t>
+              <w:t>◎10時00分 ～ 13時00分</w:t>
             </w:r>
           </w:p>
           <w:p>
@@ -1498,13 +1534,14 @@
             </w:r>
           </w:p>
           <w:p/>
+          <w:p/>
           <w:p>
             <w:r>
               <w:rPr>
                 <w:b/>
                 <w:sz w:val="40"/>
               </w:rPr>
-              <w:t>◎14時 ～ 16時30分</w:t>
+              <w:t>◎14時00分 ～ 16時30分</w:t>
             </w:r>
           </w:p>
           <w:p>
@@ -1531,6 +1568,7 @@
               <w:t>・参 加 費：５００円</w:t>
             </w:r>
           </w:p>
+          <w:p/>
           <w:p/>
         </w:tc>
       </w:tr>

--- a/weekly.docx
+++ b/weekly.docx
@@ -95,8 +95,6 @@
               <w:t>・参 加 費：無料</w:t>
             </w:r>
           </w:p>
-          <w:p/>
-          <w:p/>
           <w:p>
             <w:r>
               <w:rPr>
@@ -130,8 +128,6 @@
               <w:t>・参 加 費：無料</w:t>
             </w:r>
           </w:p>
-          <w:p/>
-          <w:p/>
         </w:tc>
         <w:tc>
           <w:tcPr>
@@ -239,8 +235,6 @@
               <w:t>・参 加 費：無料</w:t>
             </w:r>
           </w:p>
-          <w:p/>
-          <w:p/>
           <w:p>
             <w:r>
               <w:rPr>
@@ -274,8 +268,6 @@
               <w:t>・参 加 費：無料</w:t>
             </w:r>
           </w:p>
-          <w:p/>
-          <w:p/>
         </w:tc>
         <w:tc>
           <w:tcPr>
@@ -315,8 +307,6 @@
               <w:t>・参 加 費：1000円</w:t>
             </w:r>
           </w:p>
-          <w:p/>
-          <w:p/>
           <w:p>
             <w:r>
               <w:rPr>
@@ -350,8 +340,6 @@
               <w:t>・参 加 費：無料</w:t>
             </w:r>
           </w:p>
-          <w:p/>
-          <w:p/>
           <w:p>
             <w:r>
               <w:rPr>
@@ -385,8 +373,6 @@
               <w:t>・参 加 費：無料</w:t>
             </w:r>
           </w:p>
-          <w:p/>
-          <w:p/>
         </w:tc>
       </w:tr>
     </w:tbl>
@@ -488,8 +474,6 @@
               <w:t>・参 加 費：無料</w:t>
             </w:r>
           </w:p>
-          <w:p/>
-          <w:p/>
           <w:p>
             <w:r>
               <w:rPr>
@@ -523,8 +507,6 @@
               <w:t>・参 加 費：無料</w:t>
             </w:r>
           </w:p>
-          <w:p/>
-          <w:p/>
         </w:tc>
         <w:tc>
           <w:tcPr>
@@ -564,8 +546,6 @@
               <w:t>・参 加 費：無料</w:t>
             </w:r>
           </w:p>
-          <w:p/>
-          <w:p/>
           <w:p>
             <w:r>
               <w:rPr>
@@ -607,8 +587,6 @@
               <w:t>・参 加 費：無料</w:t>
             </w:r>
           </w:p>
-          <w:p/>
-          <w:p/>
         </w:tc>
       </w:tr>
     </w:tbl>
@@ -624,7 +602,7 @@
       <w:r>
         <w:rPr>
           <w:b/>
-          <w:sz w:val="40"/>
+          <w:sz w:val="36"/>
         </w:rPr>
         <w:t>10月22日（木）　◎どなたでも参加できます</w:t>
       </w:r>
@@ -649,7 +627,7 @@
             <w:r>
               <w:rPr>
                 <w:b/>
-                <w:sz w:val="32"/>
+                <w:sz w:val="28"/>
               </w:rPr>
               <w:t>イベントコーナー</w:t>
             </w:r>
@@ -664,7 +642,7 @@
             <w:r>
               <w:rPr>
                 <w:b/>
-                <w:sz w:val="32"/>
+                <w:sz w:val="28"/>
               </w:rPr>
               <w:t>会議・セミナー室</w:t>
             </w:r>
@@ -681,7 +659,7 @@
             <w:r>
               <w:rPr>
                 <w:b/>
-                <w:sz w:val="26"/>
+                <w:sz w:val="24"/>
               </w:rPr>
               <w:t>◎10時00分 ～ 12時00分</w:t>
             </w:r>
@@ -689,7 +667,7 @@
           <w:p>
             <w:r>
               <w:rPr>
-                <w:sz w:val="26"/>
+                <w:sz w:val="24"/>
               </w:rPr>
               <w:t>・使用団体：（一社）熊本県助産師会</w:t>
             </w:r>
@@ -697,7 +675,7 @@
           <w:p>
             <w:r>
               <w:rPr>
-                <w:sz w:val="26"/>
+                <w:sz w:val="24"/>
               </w:rPr>
               <w:t>・内　　　容：ママ＆ベビー教室</w:t>
             </w:r>
@@ -705,18 +683,16 @@
           <w:p>
             <w:r>
               <w:rPr>
-                <w:sz w:val="26"/>
+                <w:sz w:val="24"/>
               </w:rPr>
               <w:t>・参 加 費：1000円</w:t>
             </w:r>
           </w:p>
-          <w:p/>
-          <w:p/>
           <w:p>
             <w:r>
               <w:rPr>
                 <w:b/>
-                <w:sz w:val="26"/>
+                <w:sz w:val="24"/>
               </w:rPr>
               <w:t>◎10時00分 ～ 12時00分</w:t>
             </w:r>
@@ -724,7 +700,7 @@
           <w:p>
             <w:r>
               <w:rPr>
-                <w:sz w:val="26"/>
+                <w:sz w:val="24"/>
               </w:rPr>
               <w:t>・使用団体：（一社）熊本県助産師会</w:t>
             </w:r>
@@ -732,7 +708,7 @@
           <w:p>
             <w:r>
               <w:rPr>
-                <w:sz w:val="26"/>
+                <w:sz w:val="24"/>
               </w:rPr>
               <w:t>・内　　　容：プレパパママ教室</w:t>
             </w:r>
@@ -740,18 +716,16 @@
           <w:p>
             <w:r>
               <w:rPr>
-                <w:sz w:val="26"/>
+                <w:sz w:val="24"/>
               </w:rPr>
               <w:t>・参 加 費：1000円</w:t>
             </w:r>
           </w:p>
-          <w:p/>
-          <w:p/>
           <w:p>
             <w:r>
               <w:rPr>
                 <w:b/>
-                <w:sz w:val="26"/>
+                <w:sz w:val="24"/>
               </w:rPr>
               <w:t>◎13時30分 ～ 15時00分</w:t>
             </w:r>
@@ -759,7 +733,7 @@
           <w:p>
             <w:r>
               <w:rPr>
-                <w:sz w:val="26"/>
+                <w:sz w:val="24"/>
               </w:rPr>
               <w:t>・使用団体：熊本さわやか大学校20期「絆２０会」</w:t>
             </w:r>
@@ -767,7 +741,7 @@
           <w:p>
             <w:r>
               <w:rPr>
-                <w:sz w:val="26"/>
+                <w:sz w:val="24"/>
               </w:rPr>
               <w:t>・内　　　容：健康体操教室</w:t>
             </w:r>
@@ -775,18 +749,16 @@
           <w:p>
             <w:r>
               <w:rPr>
-                <w:sz w:val="26"/>
+                <w:sz w:val="24"/>
               </w:rPr>
               <w:t>・参 加 費：無料</w:t>
             </w:r>
           </w:p>
-          <w:p/>
-          <w:p/>
           <w:p>
             <w:r>
               <w:rPr>
                 <w:b/>
-                <w:sz w:val="26"/>
+                <w:sz w:val="24"/>
               </w:rPr>
               <w:t>◎16時15分 ～ 19時45分</w:t>
             </w:r>
@@ -794,7 +766,7 @@
           <w:p>
             <w:r>
               <w:rPr>
-                <w:sz w:val="26"/>
+                <w:sz w:val="24"/>
               </w:rPr>
               <w:t>・使用団体：fit(0-0)フィットれいわ</w:t>
             </w:r>
@@ -802,7 +774,7 @@
           <w:p>
             <w:r>
               <w:rPr>
-                <w:sz w:val="26"/>
+                <w:sz w:val="24"/>
               </w:rPr>
               <w:t>・内　　　容：写真整理でコミュニケーション作り</w:t>
             </w:r>
@@ -810,13 +782,11 @@
           <w:p>
             <w:r>
               <w:rPr>
-                <w:sz w:val="26"/>
+                <w:sz w:val="24"/>
               </w:rPr>
               <w:t>・参 加 費：</w:t>
             </w:r>
           </w:p>
-          <w:p/>
-          <w:p/>
         </w:tc>
         <w:tc>
           <w:tcPr>
@@ -827,7 +797,7 @@
             <w:r>
               <w:rPr>
                 <w:b/>
-                <w:sz w:val="26"/>
+                <w:sz w:val="24"/>
               </w:rPr>
               <w:t>◎10時00分 ～ 15時00分</w:t>
             </w:r>
@@ -835,7 +805,7 @@
           <w:p>
             <w:r>
               <w:rPr>
-                <w:sz w:val="26"/>
+                <w:sz w:val="24"/>
               </w:rPr>
               <w:t>・使用団体：NPO法人成年後見安心サポートネット熊本</w:t>
             </w:r>
@@ -843,7 +813,7 @@
           <w:p>
             <w:r>
               <w:rPr>
-                <w:sz w:val="26"/>
+                <w:sz w:val="24"/>
               </w:rPr>
               <w:t>・内　　　容：成年後見無料相談会</w:t>
             </w:r>
@@ -851,18 +821,16 @@
           <w:p>
             <w:r>
               <w:rPr>
-                <w:sz w:val="26"/>
+                <w:sz w:val="24"/>
               </w:rPr>
               <w:t>・参 加 費：無料</w:t>
             </w:r>
           </w:p>
-          <w:p/>
-          <w:p/>
           <w:p>
             <w:r>
               <w:rPr>
                 <w:b/>
-                <w:sz w:val="26"/>
+                <w:sz w:val="24"/>
               </w:rPr>
               <w:t>◎18時30分 ～ 20時30分</w:t>
             </w:r>
@@ -870,7 +838,7 @@
           <w:p>
             <w:r>
               <w:rPr>
-                <w:sz w:val="26"/>
+                <w:sz w:val="24"/>
               </w:rPr>
               <w:t>・使用団体：熊本フォークダンスクラブ</w:t>
             </w:r>
@@ -878,7 +846,7 @@
           <w:p>
             <w:r>
               <w:rPr>
-                <w:sz w:val="26"/>
+                <w:sz w:val="24"/>
               </w:rPr>
               <w:t>・内　　　容：フォークダンス練習会</w:t>
             </w:r>
@@ -886,13 +854,11 @@
           <w:p>
             <w:r>
               <w:rPr>
-                <w:sz w:val="26"/>
+                <w:sz w:val="24"/>
               </w:rPr>
               <w:t>・参 加 費：無料</w:t>
             </w:r>
           </w:p>
-          <w:p/>
-          <w:p/>
         </w:tc>
       </w:tr>
     </w:tbl>
@@ -994,8 +960,6 @@
               <w:t>・参 加 費：無料</w:t>
             </w:r>
           </w:p>
-          <w:p/>
-          <w:p/>
           <w:p>
             <w:r>
               <w:rPr>
@@ -1029,8 +993,6 @@
               <w:t>・参 加 費：無料</w:t>
             </w:r>
           </w:p>
-          <w:p/>
-          <w:p/>
         </w:tc>
         <w:tc>
           <w:tcPr>
@@ -1070,8 +1032,6 @@
               <w:t>・参 加 費：無料</w:t>
             </w:r>
           </w:p>
-          <w:p/>
-          <w:p/>
           <w:p>
             <w:r>
               <w:rPr>
@@ -1105,8 +1065,6 @@
               <w:t>・参 加 費：無料</w:t>
             </w:r>
           </w:p>
-          <w:p/>
-          <w:p/>
         </w:tc>
       </w:tr>
     </w:tbl>
@@ -1208,8 +1166,6 @@
               <w:t>・参 加 費：無料</w:t>
             </w:r>
           </w:p>
-          <w:p/>
-          <w:p/>
           <w:p>
             <w:r>
               <w:rPr>
@@ -1243,8 +1199,6 @@
               <w:t>・参 加 費：無料</w:t>
             </w:r>
           </w:p>
-          <w:p/>
-          <w:p/>
           <w:p>
             <w:r>
               <w:rPr>
@@ -1278,8 +1232,6 @@
               <w:t>・参 加 費：無料</w:t>
             </w:r>
           </w:p>
-          <w:p/>
-          <w:p/>
         </w:tc>
         <w:tc>
           <w:tcPr>
@@ -1319,8 +1271,6 @@
               <w:t>・参 加 費：無料</w:t>
             </w:r>
           </w:p>
-          <w:p/>
-          <w:p/>
           <w:p>
             <w:r>
               <w:rPr>
@@ -1354,8 +1304,6 @@
               <w:t>・参 加 費：無料</w:t>
             </w:r>
           </w:p>
-          <w:p/>
-          <w:p/>
         </w:tc>
       </w:tr>
     </w:tbl>
@@ -1457,8 +1405,6 @@
               <w:t>・参 加 費：1000円</w:t>
             </w:r>
           </w:p>
-          <w:p/>
-          <w:p/>
           <w:p>
             <w:r>
               <w:rPr>
@@ -1492,8 +1438,6 @@
               <w:t>・参 加 費：</w:t>
             </w:r>
           </w:p>
-          <w:p/>
-          <w:p/>
         </w:tc>
         <w:tc>
           <w:tcPr>
@@ -1533,8 +1477,6 @@
               <w:t>・参 加 費：無料</w:t>
             </w:r>
           </w:p>
-          <w:p/>
-          <w:p/>
           <w:p>
             <w:r>
               <w:rPr>
@@ -1568,8 +1510,6 @@
               <w:t>・参 加 費：５００円</w:t>
             </w:r>
           </w:p>
-          <w:p/>
-          <w:p/>
         </w:tc>
       </w:tr>
     </w:tbl>

--- a/weekly.docx
+++ b/weekly.docx
@@ -9,9 +9,1095 @@
       <w:r>
         <w:rPr>
           <w:b/>
+          <w:sz w:val="72"/>
+        </w:rPr>
+        <w:t>10月19日（月）　◎どなたでも参加できます</w:t>
+      </w:r>
+    </w:p>
+    <w:tbl>
+      <w:tblPr>
+        <w:tblStyle w:val="TableGrid"/>
+        <w:tblW w:type="auto" w:w="0"/>
+        <w:tblLook w:firstColumn="1" w:firstRow="1" w:lastColumn="0" w:lastRow="0" w:noHBand="0" w:noVBand="1" w:val="04A0"/>
+      </w:tblPr>
+      <w:tblGrid>
+        <w:gridCol w:w="8136"/>
+        <w:gridCol w:w="8136"/>
+      </w:tblGrid>
+      <w:tr>
+        <w:tc>
+          <w:tcPr>
+            <w:tcW w:type="dxa" w:w="8136"/>
+            <w:shd w:val="clear" w:color="auto" w:fill="D9D9D9"/>
+          </w:tcPr>
+          <w:p>
+            <w:r>
+              <w:rPr>
+                <w:b/>
+                <w:sz w:val="56"/>
+              </w:rPr>
+              <w:t>イベントコーナー</w:t>
+            </w:r>
+          </w:p>
+        </w:tc>
+        <w:tc>
+          <w:tcPr>
+            <w:tcW w:type="dxa" w:w="8136"/>
+            <w:shd w:val="clear" w:color="auto" w:fill="D9D9D9"/>
+          </w:tcPr>
+          <w:p>
+            <w:r>
+              <w:rPr>
+                <w:b/>
+                <w:sz w:val="56"/>
+              </w:rPr>
+              <w:t>会議・セミナー室</w:t>
+            </w:r>
+          </w:p>
+        </w:tc>
+      </w:tr>
+      <w:tr>
+        <w:tc>
+          <w:tcPr>
+            <w:tcW w:type="dxa" w:w="8136"/>
+          </w:tcPr>
+          <w:p>
+            <w:r>
+              <w:rPr>
+                <w:b/>
+                <w:sz w:val="48"/>
+              </w:rPr>
+              <w:t>◎10時00分 ～ 11時45分</w:t>
+            </w:r>
+          </w:p>
+          <w:p>
+            <w:r>
+              <w:rPr>
+                <w:sz w:val="48"/>
+              </w:rPr>
+              <w:t>・使用団体：ヨガ健康クラブ</w:t>
+            </w:r>
+          </w:p>
+          <w:p>
+            <w:r>
+              <w:rPr>
+                <w:sz w:val="48"/>
+              </w:rPr>
+              <w:t>・内　　　容：ヨガ入門</w:t>
+            </w:r>
+          </w:p>
+          <w:p>
+            <w:r>
+              <w:rPr>
+                <w:sz w:val="48"/>
+              </w:rPr>
+              <w:t>・参 加 費：無料</w:t>
+            </w:r>
+          </w:p>
+          <w:p>
+            <w:r>
+              <w:rPr>
+                <w:b/>
+                <w:sz w:val="48"/>
+              </w:rPr>
+              <w:t>◎12時15分 ～ 15時00分</w:t>
+            </w:r>
+          </w:p>
+          <w:p>
+            <w:r>
+              <w:rPr>
+                <w:sz w:val="48"/>
+              </w:rPr>
+              <w:t>・使用団体：フラ・オ・レアレア</w:t>
+            </w:r>
+          </w:p>
+          <w:p>
+            <w:r>
+              <w:rPr>
+                <w:sz w:val="48"/>
+              </w:rPr>
+              <w:t>・内　　　容：フラダンスレッスン</w:t>
+            </w:r>
+          </w:p>
+          <w:p>
+            <w:r>
+              <w:rPr>
+                <w:sz w:val="48"/>
+              </w:rPr>
+              <w:t>・参 加 費：無料</w:t>
+            </w:r>
+          </w:p>
+        </w:tc>
+        <w:tc>
+          <w:tcPr>
+            <w:tcW w:type="dxa" w:w="8136"/>
+          </w:tcPr>
+          <w:p/>
+        </w:tc>
+      </w:tr>
+    </w:tbl>
+    <w:p>
+      <w:r>
+        <w:br w:type="page"/>
+      </w:r>
+    </w:p>
+    <w:p>
+      <w:pPr>
+        <w:jc w:val="center"/>
+      </w:pPr>
+      <w:r>
+        <w:rPr>
+          <w:b/>
           <w:sz w:val="60"/>
         </w:rPr>
-        <w:t>10月19日（月）　◎どなたでも参加できます</w:t>
+        <w:t>10月20日（火）　◎どなたでも参加できます</w:t>
+      </w:r>
+    </w:p>
+    <w:tbl>
+      <w:tblPr>
+        <w:tblStyle w:val="TableGrid"/>
+        <w:tblW w:type="auto" w:w="0"/>
+        <w:tblLook w:firstColumn="1" w:firstRow="1" w:lastColumn="0" w:lastRow="0" w:noHBand="0" w:noVBand="1" w:val="04A0"/>
+      </w:tblPr>
+      <w:tblGrid>
+        <w:gridCol w:w="8136"/>
+        <w:gridCol w:w="8136"/>
+      </w:tblGrid>
+      <w:tr>
+        <w:tc>
+          <w:tcPr>
+            <w:tcW w:type="dxa" w:w="8136"/>
+            <w:shd w:val="clear" w:color="auto" w:fill="D9D9D9"/>
+          </w:tcPr>
+          <w:p>
+            <w:r>
+              <w:rPr>
+                <w:b/>
+                <w:sz w:val="46"/>
+              </w:rPr>
+              <w:t>イベントコーナー</w:t>
+            </w:r>
+          </w:p>
+        </w:tc>
+        <w:tc>
+          <w:tcPr>
+            <w:tcW w:type="dxa" w:w="8136"/>
+            <w:shd w:val="clear" w:color="auto" w:fill="D9D9D9"/>
+          </w:tcPr>
+          <w:p>
+            <w:r>
+              <w:rPr>
+                <w:b/>
+                <w:sz w:val="46"/>
+              </w:rPr>
+              <w:t>会議・セミナー室</w:t>
+            </w:r>
+          </w:p>
+        </w:tc>
+      </w:tr>
+      <w:tr>
+        <w:tc>
+          <w:tcPr>
+            <w:tcW w:type="dxa" w:w="8136"/>
+          </w:tcPr>
+          <w:p>
+            <w:r>
+              <w:rPr>
+                <w:b/>
+                <w:sz w:val="40"/>
+              </w:rPr>
+              <w:t>◎9時30分 ～ 11時30分</w:t>
+            </w:r>
+          </w:p>
+          <w:p>
+            <w:r>
+              <w:rPr>
+                <w:sz w:val="40"/>
+              </w:rPr>
+              <w:t>・使用団体：世界の民族舞踊ペガサス</w:t>
+            </w:r>
+          </w:p>
+          <w:p>
+            <w:r>
+              <w:rPr>
+                <w:sz w:val="40"/>
+              </w:rPr>
+              <w:t>・内　　　容：世界各地の民族の踊りを</w:t>
+            </w:r>
+          </w:p>
+          <w:p>
+            <w:r>
+              <w:rPr>
+                <w:sz w:val="40"/>
+              </w:rPr>
+              <w:t>楽しもう(フォークダンス)</w:t>
+            </w:r>
+          </w:p>
+          <w:p>
+            <w:r>
+              <w:rPr>
+                <w:sz w:val="40"/>
+              </w:rPr>
+              <w:t>・参 加 費：無料</w:t>
+            </w:r>
+          </w:p>
+          <w:p>
+            <w:r>
+              <w:rPr>
+                <w:b/>
+                <w:sz w:val="40"/>
+              </w:rPr>
+              <w:t>◎12時30分 ～ 17時30分</w:t>
+            </w:r>
+          </w:p>
+          <w:p>
+            <w:r>
+              <w:rPr>
+                <w:sz w:val="40"/>
+              </w:rPr>
+              <w:t>・使用団体：囲碁普及会</w:t>
+            </w:r>
+          </w:p>
+          <w:p>
+            <w:r>
+              <w:rPr>
+                <w:sz w:val="40"/>
+              </w:rPr>
+              <w:t>・内　　　容：囲碁の対局・初心者の指導と研究</w:t>
+            </w:r>
+          </w:p>
+          <w:p>
+            <w:r>
+              <w:rPr>
+                <w:sz w:val="40"/>
+              </w:rPr>
+              <w:t>・参 加 費：無料</w:t>
+            </w:r>
+          </w:p>
+        </w:tc>
+        <w:tc>
+          <w:tcPr>
+            <w:tcW w:type="dxa" w:w="8136"/>
+          </w:tcPr>
+          <w:p>
+            <w:r>
+              <w:rPr>
+                <w:b/>
+                <w:sz w:val="40"/>
+              </w:rPr>
+              <w:t>◎10時00分 ～ 12時00分</w:t>
+            </w:r>
+          </w:p>
+          <w:p>
+            <w:r>
+              <w:rPr>
+                <w:sz w:val="40"/>
+              </w:rPr>
+              <w:t>・使用団体：太極拳を楽しもう会</w:t>
+            </w:r>
+          </w:p>
+          <w:p>
+            <w:r>
+              <w:rPr>
+                <w:sz w:val="40"/>
+              </w:rPr>
+              <w:t>・内　　　容：健康太極拳</w:t>
+            </w:r>
+          </w:p>
+          <w:p>
+            <w:r>
+              <w:rPr>
+                <w:sz w:val="40"/>
+              </w:rPr>
+              <w:t>・参 加 費：1000円</w:t>
+            </w:r>
+          </w:p>
+          <w:p>
+            <w:r>
+              <w:rPr>
+                <w:b/>
+                <w:sz w:val="40"/>
+              </w:rPr>
+              <w:t>◎13時00分 ～ 18時00分</w:t>
+            </w:r>
+          </w:p>
+          <w:p>
+            <w:r>
+              <w:rPr>
+                <w:sz w:val="40"/>
+              </w:rPr>
+              <w:t>・使用団体：「アミーゴ」</w:t>
+            </w:r>
+          </w:p>
+          <w:p>
+            <w:r>
+              <w:rPr>
+                <w:sz w:val="40"/>
+              </w:rPr>
+              <w:t>・内　　　容：高齢者バンド</w:t>
+            </w:r>
+          </w:p>
+          <w:p>
+            <w:r>
+              <w:rPr>
+                <w:sz w:val="40"/>
+              </w:rPr>
+              <w:t>・参 加 費：無料</w:t>
+            </w:r>
+          </w:p>
+          <w:p>
+            <w:r>
+              <w:rPr>
+                <w:b/>
+                <w:sz w:val="40"/>
+              </w:rPr>
+              <w:t>◎19時30分 ～ 20時30分</w:t>
+            </w:r>
+          </w:p>
+          <w:p>
+            <w:r>
+              <w:rPr>
+                <w:sz w:val="40"/>
+              </w:rPr>
+              <w:t>・使用団体：笑顔のたまて箱</w:t>
+            </w:r>
+          </w:p>
+          <w:p>
+            <w:r>
+              <w:rPr>
+                <w:sz w:val="40"/>
+              </w:rPr>
+              <w:t>・内　　　容：人形劇の練習及び打合せ</w:t>
+            </w:r>
+          </w:p>
+          <w:p>
+            <w:r>
+              <w:rPr>
+                <w:sz w:val="40"/>
+              </w:rPr>
+              <w:t>・参 加 費：無料</w:t>
+            </w:r>
+          </w:p>
+        </w:tc>
+      </w:tr>
+    </w:tbl>
+    <w:p>
+      <w:r>
+        <w:br w:type="page"/>
+      </w:r>
+    </w:p>
+    <w:p>
+      <w:pPr>
+        <w:jc w:val="center"/>
+      </w:pPr>
+      <w:r>
+        <w:rPr>
+          <w:b/>
+          <w:sz w:val="68"/>
+        </w:rPr>
+        <w:t>10月21日（水）　◎どなたでも参加できます</w:t>
+      </w:r>
+    </w:p>
+    <w:tbl>
+      <w:tblPr>
+        <w:tblStyle w:val="TableGrid"/>
+        <w:tblW w:type="auto" w:w="0"/>
+        <w:tblLook w:firstColumn="1" w:firstRow="1" w:lastColumn="0" w:lastRow="0" w:noHBand="0" w:noVBand="1" w:val="04A0"/>
+      </w:tblPr>
+      <w:tblGrid>
+        <w:gridCol w:w="8136"/>
+        <w:gridCol w:w="8136"/>
+      </w:tblGrid>
+      <w:tr>
+        <w:tc>
+          <w:tcPr>
+            <w:tcW w:type="dxa" w:w="8136"/>
+            <w:shd w:val="clear" w:color="auto" w:fill="D9D9D9"/>
+          </w:tcPr>
+          <w:p>
+            <w:r>
+              <w:rPr>
+                <w:b/>
+                <w:sz w:val="52"/>
+              </w:rPr>
+              <w:t>イベントコーナー</w:t>
+            </w:r>
+          </w:p>
+        </w:tc>
+        <w:tc>
+          <w:tcPr>
+            <w:tcW w:type="dxa" w:w="8136"/>
+            <w:shd w:val="clear" w:color="auto" w:fill="D9D9D9"/>
+          </w:tcPr>
+          <w:p>
+            <w:r>
+              <w:rPr>
+                <w:b/>
+                <w:sz w:val="52"/>
+              </w:rPr>
+              <w:t>会議・セミナー室</w:t>
+            </w:r>
+          </w:p>
+        </w:tc>
+      </w:tr>
+      <w:tr>
+        <w:tc>
+          <w:tcPr>
+            <w:tcW w:type="dxa" w:w="8136"/>
+          </w:tcPr>
+          <w:p>
+            <w:r>
+              <w:rPr>
+                <w:b/>
+                <w:sz w:val="46"/>
+              </w:rPr>
+              <w:t>◎9時40分 ～ 11時30分</w:t>
+            </w:r>
+          </w:p>
+          <w:p>
+            <w:r>
+              <w:rPr>
+                <w:sz w:val="46"/>
+              </w:rPr>
+              <w:t>・使用団体：KKA高齢者健康友の会</w:t>
+            </w:r>
+          </w:p>
+          <w:p>
+            <w:r>
+              <w:rPr>
+                <w:sz w:val="46"/>
+              </w:rPr>
+              <w:t>・内　　　容：みんな笑顔で楽しく健康体操</w:t>
+            </w:r>
+          </w:p>
+          <w:p>
+            <w:r>
+              <w:rPr>
+                <w:sz w:val="46"/>
+              </w:rPr>
+              <w:t>・参 加 費：無料</w:t>
+            </w:r>
+          </w:p>
+          <w:p>
+            <w:r>
+              <w:rPr>
+                <w:b/>
+                <w:sz w:val="46"/>
+              </w:rPr>
+              <w:t>◎14時00分 ～ 16時30分</w:t>
+            </w:r>
+          </w:p>
+          <w:p>
+            <w:r>
+              <w:rPr>
+                <w:sz w:val="46"/>
+              </w:rPr>
+              <w:t>・使用団体：NPO法人でんでん虫の会</w:t>
+            </w:r>
+          </w:p>
+          <w:p>
+            <w:r>
+              <w:rPr>
+                <w:sz w:val="46"/>
+              </w:rPr>
+              <w:t>・内　　　容：おしゃべり会</w:t>
+            </w:r>
+          </w:p>
+          <w:p>
+            <w:r>
+              <w:rPr>
+                <w:sz w:val="46"/>
+              </w:rPr>
+              <w:t>・参 加 費：無料</w:t>
+            </w:r>
+          </w:p>
+        </w:tc>
+        <w:tc>
+          <w:tcPr>
+            <w:tcW w:type="dxa" w:w="8136"/>
+          </w:tcPr>
+          <w:p>
+            <w:r>
+              <w:rPr>
+                <w:b/>
+                <w:sz w:val="46"/>
+              </w:rPr>
+              <w:t>◎13時10分 ～ 15時50分</w:t>
+            </w:r>
+          </w:p>
+          <w:p>
+            <w:r>
+              <w:rPr>
+                <w:sz w:val="46"/>
+              </w:rPr>
+              <w:t>・使用団体：楽画喜の会</w:t>
+            </w:r>
+          </w:p>
+          <w:p>
+            <w:r>
+              <w:rPr>
+                <w:sz w:val="46"/>
+              </w:rPr>
+              <w:t>・内　　　容：絵画制作活動</w:t>
+            </w:r>
+          </w:p>
+          <w:p>
+            <w:r>
+              <w:rPr>
+                <w:sz w:val="46"/>
+              </w:rPr>
+              <w:t>・参 加 費：無料</w:t>
+            </w:r>
+          </w:p>
+          <w:p>
+            <w:r>
+              <w:rPr>
+                <w:b/>
+                <w:sz w:val="46"/>
+              </w:rPr>
+              <w:t>◎17時00分 ～ 20時00分</w:t>
+            </w:r>
+          </w:p>
+          <w:p>
+            <w:r>
+              <w:rPr>
+                <w:sz w:val="46"/>
+              </w:rPr>
+              <w:t>・使用団体：一般社団法人地域再生・百</w:t>
+            </w:r>
+          </w:p>
+          <w:p>
+            <w:r>
+              <w:rPr>
+                <w:sz w:val="46"/>
+              </w:rPr>
+              <w:t>年ライフサポート協会羅針盤</w:t>
+            </w:r>
+          </w:p>
+          <w:p>
+            <w:r>
+              <w:rPr>
+                <w:sz w:val="46"/>
+              </w:rPr>
+              <w:t>・内　　　容：相続遺言終活全般無</w:t>
+            </w:r>
+          </w:p>
+          <w:p>
+            <w:r>
+              <w:rPr>
+                <w:sz w:val="46"/>
+              </w:rPr>
+              <w:t>料相談会及び研修会</w:t>
+            </w:r>
+          </w:p>
+          <w:p>
+            <w:r>
+              <w:rPr>
+                <w:sz w:val="46"/>
+              </w:rPr>
+              <w:t>・参 加 費：無料</w:t>
+            </w:r>
+          </w:p>
+        </w:tc>
+      </w:tr>
+    </w:tbl>
+    <w:p>
+      <w:r>
+        <w:br w:type="page"/>
+      </w:r>
+    </w:p>
+    <w:p>
+      <w:pPr>
+        <w:jc w:val="center"/>
+      </w:pPr>
+      <w:r>
+        <w:rPr>
+          <w:b/>
+          <w:sz w:val="46"/>
+        </w:rPr>
+        <w:t>10月22日（木）　◎どなたでも参加できます</w:t>
+      </w:r>
+    </w:p>
+    <w:tbl>
+      <w:tblPr>
+        <w:tblStyle w:val="TableGrid"/>
+        <w:tblW w:type="auto" w:w="0"/>
+        <w:tblLook w:firstColumn="1" w:firstRow="1" w:lastColumn="0" w:lastRow="0" w:noHBand="0" w:noVBand="1" w:val="04A0"/>
+      </w:tblPr>
+      <w:tblGrid>
+        <w:gridCol w:w="8136"/>
+        <w:gridCol w:w="8136"/>
+      </w:tblGrid>
+      <w:tr>
+        <w:tc>
+          <w:tcPr>
+            <w:tcW w:type="dxa" w:w="8136"/>
+            <w:shd w:val="clear" w:color="auto" w:fill="D9D9D9"/>
+          </w:tcPr>
+          <w:p>
+            <w:r>
+              <w:rPr>
+                <w:b/>
+                <w:sz w:val="36"/>
+              </w:rPr>
+              <w:t>イベントコーナー</w:t>
+            </w:r>
+          </w:p>
+        </w:tc>
+        <w:tc>
+          <w:tcPr>
+            <w:tcW w:type="dxa" w:w="8136"/>
+            <w:shd w:val="clear" w:color="auto" w:fill="D9D9D9"/>
+          </w:tcPr>
+          <w:p>
+            <w:r>
+              <w:rPr>
+                <w:b/>
+                <w:sz w:val="36"/>
+              </w:rPr>
+              <w:t>会議・セミナー室</w:t>
+            </w:r>
+          </w:p>
+        </w:tc>
+      </w:tr>
+      <w:tr>
+        <w:tc>
+          <w:tcPr>
+            <w:tcW w:type="dxa" w:w="8136"/>
+          </w:tcPr>
+          <w:p>
+            <w:r>
+              <w:rPr>
+                <w:b/>
+                <w:sz w:val="31"/>
+              </w:rPr>
+              <w:t>◎10時00分 ～ 12時00分</w:t>
+            </w:r>
+          </w:p>
+          <w:p>
+            <w:r>
+              <w:rPr>
+                <w:sz w:val="31"/>
+              </w:rPr>
+              <w:t>・使用団体：（一社）熊本県助産師会</w:t>
+            </w:r>
+          </w:p>
+          <w:p>
+            <w:r>
+              <w:rPr>
+                <w:sz w:val="31"/>
+              </w:rPr>
+              <w:t>・内　　　容：ママ＆ベビー教室</w:t>
+            </w:r>
+          </w:p>
+          <w:p>
+            <w:r>
+              <w:rPr>
+                <w:sz w:val="31"/>
+              </w:rPr>
+              <w:t>・参 加 費：1000円</w:t>
+            </w:r>
+          </w:p>
+          <w:p>
+            <w:r>
+              <w:rPr>
+                <w:b/>
+                <w:sz w:val="31"/>
+              </w:rPr>
+              <w:t>◎10時00分 ～ 12時00分</w:t>
+            </w:r>
+          </w:p>
+          <w:p>
+            <w:r>
+              <w:rPr>
+                <w:sz w:val="31"/>
+              </w:rPr>
+              <w:t>・使用団体：（一社）熊本県助産師会</w:t>
+            </w:r>
+          </w:p>
+          <w:p>
+            <w:r>
+              <w:rPr>
+                <w:sz w:val="31"/>
+              </w:rPr>
+              <w:t>・内　　　容：プレパパママ教室</w:t>
+            </w:r>
+          </w:p>
+          <w:p>
+            <w:r>
+              <w:rPr>
+                <w:sz w:val="31"/>
+              </w:rPr>
+              <w:t>・参 加 費：1000円</w:t>
+            </w:r>
+          </w:p>
+          <w:p>
+            <w:r>
+              <w:rPr>
+                <w:b/>
+                <w:sz w:val="31"/>
+              </w:rPr>
+              <w:t>◎13時30分 ～ 15時00分</w:t>
+            </w:r>
+          </w:p>
+          <w:p>
+            <w:r>
+              <w:rPr>
+                <w:sz w:val="31"/>
+              </w:rPr>
+              <w:t>・使用団体：熊本さわやか大学校20期「絆２０会」</w:t>
+            </w:r>
+          </w:p>
+          <w:p>
+            <w:r>
+              <w:rPr>
+                <w:sz w:val="31"/>
+              </w:rPr>
+              <w:t>・内　　　容：健康体操教室</w:t>
+            </w:r>
+          </w:p>
+          <w:p>
+            <w:r>
+              <w:rPr>
+                <w:sz w:val="31"/>
+              </w:rPr>
+              <w:t>・参 加 費：無料</w:t>
+            </w:r>
+          </w:p>
+          <w:p>
+            <w:r>
+              <w:rPr>
+                <w:b/>
+                <w:sz w:val="31"/>
+              </w:rPr>
+              <w:t>◎16時15分 ～ 19時45分</w:t>
+            </w:r>
+          </w:p>
+          <w:p>
+            <w:r>
+              <w:rPr>
+                <w:sz w:val="31"/>
+              </w:rPr>
+              <w:t>・使用団体：fit(0-0)フィットれいわ</w:t>
+            </w:r>
+          </w:p>
+          <w:p>
+            <w:r>
+              <w:rPr>
+                <w:sz w:val="31"/>
+              </w:rPr>
+              <w:t>・内　　　容：写真整理でコミュニケーション作り</w:t>
+            </w:r>
+          </w:p>
+          <w:p>
+            <w:r>
+              <w:rPr>
+                <w:sz w:val="31"/>
+              </w:rPr>
+              <w:t>・参 加 費：</w:t>
+            </w:r>
+          </w:p>
+        </w:tc>
+        <w:tc>
+          <w:tcPr>
+            <w:tcW w:type="dxa" w:w="8136"/>
+          </w:tcPr>
+          <w:p>
+            <w:r>
+              <w:rPr>
+                <w:b/>
+                <w:sz w:val="31"/>
+              </w:rPr>
+              <w:t>◎10時00分 ～ 15時00分</w:t>
+            </w:r>
+          </w:p>
+          <w:p>
+            <w:r>
+              <w:rPr>
+                <w:sz w:val="31"/>
+              </w:rPr>
+              <w:t>・使用団体：NPO法人成年後見安心サポートネット熊本</w:t>
+            </w:r>
+          </w:p>
+          <w:p>
+            <w:r>
+              <w:rPr>
+                <w:sz w:val="31"/>
+              </w:rPr>
+              <w:t>・内　　　容：成年後見無料相談会</w:t>
+            </w:r>
+          </w:p>
+          <w:p>
+            <w:r>
+              <w:rPr>
+                <w:sz w:val="31"/>
+              </w:rPr>
+              <w:t>・参 加 費：無料</w:t>
+            </w:r>
+          </w:p>
+          <w:p>
+            <w:r>
+              <w:rPr>
+                <w:b/>
+                <w:sz w:val="31"/>
+              </w:rPr>
+              <w:t>◎18時30分 ～ 20時30分</w:t>
+            </w:r>
+          </w:p>
+          <w:p>
+            <w:r>
+              <w:rPr>
+                <w:sz w:val="31"/>
+              </w:rPr>
+              <w:t>・使用団体：熊本フォークダンスクラブ</w:t>
+            </w:r>
+          </w:p>
+          <w:p>
+            <w:r>
+              <w:rPr>
+                <w:sz w:val="31"/>
+              </w:rPr>
+              <w:t>・内　　　容：フォークダンス練習会</w:t>
+            </w:r>
+          </w:p>
+          <w:p>
+            <w:r>
+              <w:rPr>
+                <w:sz w:val="31"/>
+              </w:rPr>
+              <w:t>・参 加 費：無料</w:t>
+            </w:r>
+          </w:p>
+        </w:tc>
+      </w:tr>
+    </w:tbl>
+    <w:p>
+      <w:r>
+        <w:br w:type="page"/>
+      </w:r>
+    </w:p>
+    <w:p>
+      <w:pPr>
+        <w:jc w:val="center"/>
+      </w:pPr>
+      <w:r>
+        <w:rPr>
+          <w:b/>
+          <w:sz w:val="68"/>
+        </w:rPr>
+        <w:t>10月23日（金）　◎どなたでも参加できます</w:t>
+      </w:r>
+    </w:p>
+    <w:tbl>
+      <w:tblPr>
+        <w:tblStyle w:val="TableGrid"/>
+        <w:tblW w:type="auto" w:w="0"/>
+        <w:tblLook w:firstColumn="1" w:firstRow="1" w:lastColumn="0" w:lastRow="0" w:noHBand="0" w:noVBand="1" w:val="04A0"/>
+      </w:tblPr>
+      <w:tblGrid>
+        <w:gridCol w:w="8136"/>
+        <w:gridCol w:w="8136"/>
+      </w:tblGrid>
+      <w:tr>
+        <w:tc>
+          <w:tcPr>
+            <w:tcW w:type="dxa" w:w="8136"/>
+            <w:shd w:val="clear" w:color="auto" w:fill="D9D9D9"/>
+          </w:tcPr>
+          <w:p>
+            <w:r>
+              <w:rPr>
+                <w:b/>
+                <w:sz w:val="52"/>
+              </w:rPr>
+              <w:t>イベントコーナー</w:t>
+            </w:r>
+          </w:p>
+        </w:tc>
+        <w:tc>
+          <w:tcPr>
+            <w:tcW w:type="dxa" w:w="8136"/>
+            <w:shd w:val="clear" w:color="auto" w:fill="D9D9D9"/>
+          </w:tcPr>
+          <w:p>
+            <w:r>
+              <w:rPr>
+                <w:b/>
+                <w:sz w:val="52"/>
+              </w:rPr>
+              <w:t>会議・セミナー室</w:t>
+            </w:r>
+          </w:p>
+        </w:tc>
+      </w:tr>
+      <w:tr>
+        <w:tc>
+          <w:tcPr>
+            <w:tcW w:type="dxa" w:w="8136"/>
+          </w:tcPr>
+          <w:p>
+            <w:r>
+              <w:rPr>
+                <w:b/>
+                <w:sz w:val="46"/>
+              </w:rPr>
+              <w:t>◎9時30分 ～ 12時30分</w:t>
+            </w:r>
+          </w:p>
+          <w:p>
+            <w:r>
+              <w:rPr>
+                <w:sz w:val="46"/>
+              </w:rPr>
+              <w:t>・使用団体：シニアクラブうらら</w:t>
+            </w:r>
+          </w:p>
+          <w:p>
+            <w:r>
+              <w:rPr>
+                <w:sz w:val="46"/>
+              </w:rPr>
+              <w:t>・内　　　容：シニアいきいきサロン</w:t>
+            </w:r>
+          </w:p>
+          <w:p>
+            <w:r>
+              <w:rPr>
+                <w:sz w:val="46"/>
+              </w:rPr>
+              <w:t>・参 加 費：無料</w:t>
+            </w:r>
+          </w:p>
+          <w:p>
+            <w:r>
+              <w:rPr>
+                <w:b/>
+                <w:sz w:val="46"/>
+              </w:rPr>
+              <w:t>◎13時00分 ～ 17時30分</w:t>
+            </w:r>
+          </w:p>
+          <w:p>
+            <w:r>
+              <w:rPr>
+                <w:sz w:val="46"/>
+              </w:rPr>
+              <w:t>・使用団体：囲碁普及会</w:t>
+            </w:r>
+          </w:p>
+          <w:p>
+            <w:r>
+              <w:rPr>
+                <w:sz w:val="46"/>
+              </w:rPr>
+              <w:t>・内　　　容：囲碁の研究と対局</w:t>
+            </w:r>
+          </w:p>
+          <w:p>
+            <w:r>
+              <w:rPr>
+                <w:sz w:val="46"/>
+              </w:rPr>
+              <w:t>・参 加 費：無料</w:t>
+            </w:r>
+          </w:p>
+        </w:tc>
+        <w:tc>
+          <w:tcPr>
+            <w:tcW w:type="dxa" w:w="8136"/>
+          </w:tcPr>
+          <w:p>
+            <w:r>
+              <w:rPr>
+                <w:b/>
+                <w:sz w:val="46"/>
+              </w:rPr>
+              <w:t>◎10時00分 ～ 11時30分</w:t>
+            </w:r>
+          </w:p>
+          <w:p>
+            <w:r>
+              <w:rPr>
+                <w:sz w:val="46"/>
+              </w:rPr>
+              <w:t>・使用団体：熊本健康マージャン協会</w:t>
+            </w:r>
+          </w:p>
+          <w:p>
+            <w:r>
+              <w:rPr>
+                <w:sz w:val="46"/>
+              </w:rPr>
+              <w:t>・内　　　容：マージャン協会の座談会の打合せ</w:t>
+            </w:r>
+          </w:p>
+          <w:p>
+            <w:r>
+              <w:rPr>
+                <w:sz w:val="46"/>
+              </w:rPr>
+              <w:t>・参 加 費：無料</w:t>
+            </w:r>
+          </w:p>
+          <w:p>
+            <w:r>
+              <w:rPr>
+                <w:b/>
+                <w:sz w:val="46"/>
+              </w:rPr>
+              <w:t>◎13時20分 ～ 15時30分</w:t>
+            </w:r>
+          </w:p>
+          <w:p>
+            <w:r>
+              <w:rPr>
+                <w:sz w:val="46"/>
+              </w:rPr>
+              <w:t>・使用団体：エンジョイズ</w:t>
+            </w:r>
+          </w:p>
+          <w:p>
+            <w:r>
+              <w:rPr>
+                <w:sz w:val="46"/>
+              </w:rPr>
+              <w:t>・内　　　容：童謡・唱歌・懐かし</w:t>
+            </w:r>
+          </w:p>
+          <w:p>
+            <w:r>
+              <w:rPr>
+                <w:sz w:val="46"/>
+              </w:rPr>
+              <w:t>い流行歌を楽しむ会</w:t>
+            </w:r>
+          </w:p>
+          <w:p>
+            <w:r>
+              <w:rPr>
+                <w:sz w:val="46"/>
+              </w:rPr>
+              <w:t>・参 加 費：無料</w:t>
+            </w:r>
+          </w:p>
+        </w:tc>
+      </w:tr>
+    </w:tbl>
+    <w:p>
+      <w:r>
+        <w:br w:type="page"/>
+      </w:r>
+    </w:p>
+    <w:p>
+      <w:pPr>
+        <w:jc w:val="center"/>
+      </w:pPr>
+      <w:r>
+        <w:rPr>
+          <w:b/>
+          <w:sz w:val="58"/>
+        </w:rPr>
+        <w:t>10月24日（土）　◎どなたでも参加できます</w:t>
       </w:r>
     </w:p>
     <w:tbl>
@@ -61,36 +1147,35 @@
           <w:tcPr>
             <w:tcW w:type="dxa" w:w="8136"/>
           </w:tcPr>
-          <w:p/>
           <w:p>
             <w:r>
               <w:rPr>
                 <w:b/>
-                <w:sz w:val="40"/>
+                <w:sz w:val="39"/>
               </w:rPr>
-              <w:t>◎10時00分 ～ 11時45分</w:t>
+              <w:t>◎10時30分 ～ 12時00分</w:t>
             </w:r>
           </w:p>
           <w:p>
             <w:r>
               <w:rPr>
-                <w:sz w:val="40"/>
+                <w:sz w:val="39"/>
               </w:rPr>
-              <w:t>・使用団体：ヨガ健康クラブ</w:t>
+              <w:t>・使用団体：ほっとステージBINGO</w:t>
             </w:r>
           </w:p>
           <w:p>
             <w:r>
               <w:rPr>
-                <w:sz w:val="40"/>
+                <w:sz w:val="39"/>
               </w:rPr>
-              <w:t>・内　　　容：ヨガ入門</w:t>
+              <w:t>・内　　　容：ベビーマッサージ教室</w:t>
             </w:r>
           </w:p>
           <w:p>
             <w:r>
               <w:rPr>
-                <w:sz w:val="40"/>
+                <w:sz w:val="39"/>
               </w:rPr>
               <w:t>・参 加 費：無料</w:t>
             </w:r>
@@ -99,31 +1184,64 @@
             <w:r>
               <w:rPr>
                 <w:b/>
-                <w:sz w:val="40"/>
+                <w:sz w:val="39"/>
               </w:rPr>
-              <w:t>◎12時15分 ～ 15時00分</w:t>
+              <w:t>◎13時00分 ～ 15時50分</w:t>
             </w:r>
           </w:p>
           <w:p>
             <w:r>
               <w:rPr>
-                <w:sz w:val="40"/>
+                <w:sz w:val="39"/>
               </w:rPr>
-              <w:t>・使用団体：フラ・オ・レアレア</w:t>
+              <w:t>・使用団体：熊本さわやかハイヤ俱楽部</w:t>
             </w:r>
           </w:p>
           <w:p>
             <w:r>
               <w:rPr>
-                <w:sz w:val="40"/>
+                <w:sz w:val="39"/>
               </w:rPr>
-              <w:t>・内　　　容：フラダンスレッスン</w:t>
+              <w:t>・内　　　容：熊本の郷土芸能「牛深ハイヤ踊り」の練習</w:t>
             </w:r>
           </w:p>
           <w:p>
             <w:r>
               <w:rPr>
-                <w:sz w:val="40"/>
+                <w:sz w:val="39"/>
+              </w:rPr>
+              <w:t>・参 加 費：無料</w:t>
+            </w:r>
+          </w:p>
+          <w:p>
+            <w:r>
+              <w:rPr>
+                <w:b/>
+                <w:sz w:val="39"/>
+              </w:rPr>
+              <w:t>◎17時00分 ～ 19時00分</w:t>
+            </w:r>
+          </w:p>
+          <w:p>
+            <w:r>
+              <w:rPr>
+                <w:sz w:val="39"/>
+              </w:rPr>
+              <w:t>・使用団体：一般社団法人 日本版DBS・BCP支援協会</w:t>
+            </w:r>
+          </w:p>
+          <w:p>
+            <w:r>
+              <w:rPr>
+                <w:sz w:val="39"/>
+              </w:rPr>
+              <w:t>・内　　　容：こども性暴力防止法の概要説明</w:t>
+            </w:r>
+          </w:p>
+          <w:p>
+            <w:r>
+              <w:rPr>
+                <w:sz w:val="39"/>
               </w:rPr>
               <w:t>・参 加 費：無料</w:t>
             </w:r>
@@ -133,104 +1251,35 @@
           <w:tcPr>
             <w:tcW w:type="dxa" w:w="8136"/>
           </w:tcPr>
-          <w:p/>
-        </w:tc>
-      </w:tr>
-    </w:tbl>
-    <w:p>
-      <w:r>
-        <w:br w:type="page"/>
-      </w:r>
-    </w:p>
-    <w:p>
-      <w:pPr>
-        <w:jc w:val="center"/>
-      </w:pPr>
-      <w:r>
-        <w:rPr>
-          <w:b/>
-          <w:sz w:val="48"/>
-        </w:rPr>
-        <w:t>10月20日（火）　◎どなたでも参加できます</w:t>
-      </w:r>
-    </w:p>
-    <w:tbl>
-      <w:tblPr>
-        <w:tblStyle w:val="TableGrid"/>
-        <w:tblW w:type="auto" w:w="0"/>
-        <w:tblLook w:firstColumn="1" w:firstRow="1" w:lastColumn="0" w:lastRow="0" w:noHBand="0" w:noVBand="1" w:val="04A0"/>
-      </w:tblPr>
-      <w:tblGrid>
-        <w:gridCol w:w="8136"/>
-        <w:gridCol w:w="8136"/>
-      </w:tblGrid>
-      <w:tr>
-        <w:tc>
-          <w:tcPr>
-            <w:tcW w:type="dxa" w:w="8136"/>
-            <w:shd w:val="clear" w:color="auto" w:fill="D9D9D9"/>
-          </w:tcPr>
           <w:p>
             <w:r>
               <w:rPr>
                 <w:b/>
-                <w:sz w:val="36"/>
+                <w:sz w:val="39"/>
               </w:rPr>
-              <w:t>イベントコーナー</w:t>
-            </w:r>
-          </w:p>
-        </w:tc>
-        <w:tc>
-          <w:tcPr>
-            <w:tcW w:type="dxa" w:w="8136"/>
-            <w:shd w:val="clear" w:color="auto" w:fill="D9D9D9"/>
-          </w:tcPr>
-          <w:p>
-            <w:r>
-              <w:rPr>
-                <w:b/>
-                <w:sz w:val="36"/>
-              </w:rPr>
-              <w:t>会議・セミナー室</w:t>
-            </w:r>
-          </w:p>
-        </w:tc>
-      </w:tr>
-      <w:tr>
-        <w:tc>
-          <w:tcPr>
-            <w:tcW w:type="dxa" w:w="8136"/>
-          </w:tcPr>
-          <w:p/>
-          <w:p>
-            <w:r>
-              <w:rPr>
-                <w:b/>
-                <w:sz w:val="30"/>
-              </w:rPr>
-              <w:t>◎9時30分 ～ 11時30分</w:t>
+              <w:t>◎10時00分 ～ 12時00分</w:t>
             </w:r>
           </w:p>
           <w:p>
             <w:r>
               <w:rPr>
-                <w:sz w:val="30"/>
+                <w:sz w:val="39"/>
               </w:rPr>
-              <w:t>・使用団体：世界の民族舞踊ペガサス</w:t>
+              <w:t>・使用団体：NPO法人成年後見安心サポートネット熊本</w:t>
             </w:r>
           </w:p>
           <w:p>
             <w:r>
               <w:rPr>
-                <w:sz w:val="30"/>
+                <w:sz w:val="39"/>
               </w:rPr>
-              <w:t>・内　　　容：世界各地の民族の踊りを楽しもう(フォークダンス)</w:t>
+              <w:t>・内　　　容：後見実務研究会</w:t>
             </w:r>
           </w:p>
           <w:p>
             <w:r>
               <w:rPr>
-                <w:sz w:val="30"/>
+                <w:sz w:val="39"/>
               </w:rPr>
               <w:t>・参 加 費：無料</w:t>
             </w:r>
@@ -239,136 +1288,31 @@
             <w:r>
               <w:rPr>
                 <w:b/>
-                <w:sz w:val="30"/>
+                <w:sz w:val="39"/>
               </w:rPr>
-              <w:t>◎12時30分 ～ 17時30分</w:t>
+              <w:t>◎13時30分 ～ 16時30分</w:t>
             </w:r>
           </w:p>
           <w:p>
             <w:r>
               <w:rPr>
-                <w:sz w:val="30"/>
+                <w:sz w:val="39"/>
               </w:rPr>
-              <w:t>・使用団体：囲碁普及会</w:t>
+              <w:t>・使用団体：東教養囲碁研究会</w:t>
             </w:r>
           </w:p>
           <w:p>
             <w:r>
               <w:rPr>
-                <w:sz w:val="30"/>
+                <w:sz w:val="39"/>
               </w:rPr>
-              <w:t>・内　　　容：囲碁の対局・初心者の指導と研究</w:t>
+              <w:t>・内　　　容：囲碁による人間形成・修練</w:t>
             </w:r>
           </w:p>
           <w:p>
             <w:r>
               <w:rPr>
-                <w:sz w:val="30"/>
-              </w:rPr>
-              <w:t>・参 加 費：無料</w:t>
-            </w:r>
-          </w:p>
-        </w:tc>
-        <w:tc>
-          <w:tcPr>
-            <w:tcW w:type="dxa" w:w="8136"/>
-          </w:tcPr>
-          <w:p/>
-          <w:p>
-            <w:r>
-              <w:rPr>
-                <w:b/>
-                <w:sz w:val="30"/>
-              </w:rPr>
-              <w:t>◎10時00分 ～ 12時00分</w:t>
-            </w:r>
-          </w:p>
-          <w:p>
-            <w:r>
-              <w:rPr>
-                <w:sz w:val="30"/>
-              </w:rPr>
-              <w:t>・使用団体：太極拳を楽しもう会</w:t>
-            </w:r>
-          </w:p>
-          <w:p>
-            <w:r>
-              <w:rPr>
-                <w:sz w:val="30"/>
-              </w:rPr>
-              <w:t>・内　　　容：健康太極拳</w:t>
-            </w:r>
-          </w:p>
-          <w:p>
-            <w:r>
-              <w:rPr>
-                <w:sz w:val="30"/>
-              </w:rPr>
-              <w:t>・参 加 費：1000円</w:t>
-            </w:r>
-          </w:p>
-          <w:p>
-            <w:r>
-              <w:rPr>
-                <w:b/>
-                <w:sz w:val="30"/>
-              </w:rPr>
-              <w:t>◎13時00分 ～ 18時00分</w:t>
-            </w:r>
-          </w:p>
-          <w:p>
-            <w:r>
-              <w:rPr>
-                <w:sz w:val="30"/>
-              </w:rPr>
-              <w:t>・使用団体：「アミーゴ」</w:t>
-            </w:r>
-          </w:p>
-          <w:p>
-            <w:r>
-              <w:rPr>
-                <w:sz w:val="30"/>
-              </w:rPr>
-              <w:t>・内　　　容：高齢者バンド</w:t>
-            </w:r>
-          </w:p>
-          <w:p>
-            <w:r>
-              <w:rPr>
-                <w:sz w:val="30"/>
-              </w:rPr>
-              <w:t>・参 加 費：無料</w:t>
-            </w:r>
-          </w:p>
-          <w:p>
-            <w:r>
-              <w:rPr>
-                <w:b/>
-                <w:sz w:val="30"/>
-              </w:rPr>
-              <w:t>◎19時30分 ～ 20時30分</w:t>
-            </w:r>
-          </w:p>
-          <w:p>
-            <w:r>
-              <w:rPr>
-                <w:sz w:val="30"/>
-              </w:rPr>
-              <w:t>・使用団体：笑顔のたまて箱</w:t>
-            </w:r>
-          </w:p>
-          <w:p>
-            <w:r>
-              <w:rPr>
-                <w:sz w:val="30"/>
-              </w:rPr>
-              <w:t>・内　　　容：人形劇の練習及び打合せ</w:t>
-            </w:r>
-          </w:p>
-          <w:p>
-            <w:r>
-              <w:rPr>
-                <w:sz w:val="30"/>
+                <w:sz w:val="39"/>
               </w:rPr>
               <w:t>・参 加 費：無料</w:t>
             </w:r>
@@ -388,938 +1332,7 @@
       <w:r>
         <w:rPr>
           <w:b/>
-          <w:sz w:val="60"/>
-        </w:rPr>
-        <w:t>10月21日（水）　◎どなたでも参加できます</w:t>
-      </w:r>
-    </w:p>
-    <w:tbl>
-      <w:tblPr>
-        <w:tblStyle w:val="TableGrid"/>
-        <w:tblW w:type="auto" w:w="0"/>
-        <w:tblLook w:firstColumn="1" w:firstRow="1" w:lastColumn="0" w:lastRow="0" w:noHBand="0" w:noVBand="1" w:val="04A0"/>
-      </w:tblPr>
-      <w:tblGrid>
-        <w:gridCol w:w="8136"/>
-        <w:gridCol w:w="8136"/>
-      </w:tblGrid>
-      <w:tr>
-        <w:tc>
-          <w:tcPr>
-            <w:tcW w:type="dxa" w:w="8136"/>
-            <w:shd w:val="clear" w:color="auto" w:fill="D9D9D9"/>
-          </w:tcPr>
-          <w:p>
-            <w:r>
-              <w:rPr>
-                <w:b/>
-                <w:sz w:val="44"/>
-              </w:rPr>
-              <w:t>イベントコーナー</w:t>
-            </w:r>
-          </w:p>
-        </w:tc>
-        <w:tc>
-          <w:tcPr>
-            <w:tcW w:type="dxa" w:w="8136"/>
-            <w:shd w:val="clear" w:color="auto" w:fill="D9D9D9"/>
-          </w:tcPr>
-          <w:p>
-            <w:r>
-              <w:rPr>
-                <w:b/>
-                <w:sz w:val="44"/>
-              </w:rPr>
-              <w:t>会議・セミナー室</w:t>
-            </w:r>
-          </w:p>
-        </w:tc>
-      </w:tr>
-      <w:tr>
-        <w:tc>
-          <w:tcPr>
-            <w:tcW w:type="dxa" w:w="8136"/>
-          </w:tcPr>
-          <w:p/>
-          <w:p>
-            <w:r>
-              <w:rPr>
-                <w:b/>
-                <w:sz w:val="40"/>
-              </w:rPr>
-              <w:t>◎9時40分 ～ 11時30分</w:t>
-            </w:r>
-          </w:p>
-          <w:p>
-            <w:r>
-              <w:rPr>
-                <w:sz w:val="40"/>
-              </w:rPr>
-              <w:t>・使用団体：KKA高齢者健康友の会</w:t>
-            </w:r>
-          </w:p>
-          <w:p>
-            <w:r>
-              <w:rPr>
-                <w:sz w:val="40"/>
-              </w:rPr>
-              <w:t>・内　　　容：みんな笑顔で楽しく健康体操</w:t>
-            </w:r>
-          </w:p>
-          <w:p>
-            <w:r>
-              <w:rPr>
-                <w:sz w:val="40"/>
-              </w:rPr>
-              <w:t>・参 加 費：無料</w:t>
-            </w:r>
-          </w:p>
-          <w:p>
-            <w:r>
-              <w:rPr>
-                <w:b/>
-                <w:sz w:val="40"/>
-              </w:rPr>
-              <w:t>◎14時00分 ～ 16時30分</w:t>
-            </w:r>
-          </w:p>
-          <w:p>
-            <w:r>
-              <w:rPr>
-                <w:sz w:val="40"/>
-              </w:rPr>
-              <w:t>・使用団体：NPO法人でんでん虫の会</w:t>
-            </w:r>
-          </w:p>
-          <w:p>
-            <w:r>
-              <w:rPr>
-                <w:sz w:val="40"/>
-              </w:rPr>
-              <w:t>・内　　　容：おしゃべり会</w:t>
-            </w:r>
-          </w:p>
-          <w:p>
-            <w:r>
-              <w:rPr>
-                <w:sz w:val="40"/>
-              </w:rPr>
-              <w:t>・参 加 費：無料</w:t>
-            </w:r>
-          </w:p>
-        </w:tc>
-        <w:tc>
-          <w:tcPr>
-            <w:tcW w:type="dxa" w:w="8136"/>
-          </w:tcPr>
-          <w:p/>
-          <w:p>
-            <w:r>
-              <w:rPr>
-                <w:b/>
-                <w:sz w:val="40"/>
-              </w:rPr>
-              <w:t>◎13時10分 ～ 15時50分</w:t>
-            </w:r>
-          </w:p>
-          <w:p>
-            <w:r>
-              <w:rPr>
-                <w:sz w:val="40"/>
-              </w:rPr>
-              <w:t>・使用団体：楽画喜の会</w:t>
-            </w:r>
-          </w:p>
-          <w:p>
-            <w:r>
-              <w:rPr>
-                <w:sz w:val="40"/>
-              </w:rPr>
-              <w:t>・内　　　容：絵画制作活動</w:t>
-            </w:r>
-          </w:p>
-          <w:p>
-            <w:r>
-              <w:rPr>
-                <w:sz w:val="40"/>
-              </w:rPr>
-              <w:t>・参 加 費：無料</w:t>
-            </w:r>
-          </w:p>
-          <w:p>
-            <w:r>
-              <w:rPr>
-                <w:b/>
-                <w:sz w:val="40"/>
-              </w:rPr>
-              <w:t>◎17時00分 ～ 20時00分</w:t>
-            </w:r>
-          </w:p>
-          <w:p>
-            <w:r>
-              <w:rPr>
-                <w:sz w:val="40"/>
-              </w:rPr>
-              <w:t>・使用団体：一般社団法人地域再生・百</w:t>
-            </w:r>
-          </w:p>
-          <w:p>
-            <w:r>
-              <w:rPr>
-                <w:sz w:val="40"/>
-              </w:rPr>
-              <w:t>年ライフサポート協会羅針盤</w:t>
-            </w:r>
-          </w:p>
-          <w:p>
-            <w:r>
-              <w:rPr>
-                <w:sz w:val="40"/>
-              </w:rPr>
-              <w:t>・内　　　容：相続遺言終活全般無料相談会及び研修会</w:t>
-            </w:r>
-          </w:p>
-          <w:p>
-            <w:r>
-              <w:rPr>
-                <w:sz w:val="40"/>
-              </w:rPr>
-              <w:t>・参 加 費：無料</w:t>
-            </w:r>
-          </w:p>
-        </w:tc>
-      </w:tr>
-    </w:tbl>
-    <w:p>
-      <w:r>
-        <w:br w:type="page"/>
-      </w:r>
-    </w:p>
-    <w:p>
-      <w:pPr>
-        <w:jc w:val="center"/>
-      </w:pPr>
-      <w:r>
-        <w:rPr>
-          <w:b/>
-          <w:sz w:val="36"/>
-        </w:rPr>
-        <w:t>10月22日（木）　◎どなたでも参加できます</w:t>
-      </w:r>
-    </w:p>
-    <w:tbl>
-      <w:tblPr>
-        <w:tblStyle w:val="TableGrid"/>
-        <w:tblW w:type="auto" w:w="0"/>
-        <w:tblLook w:firstColumn="1" w:firstRow="1" w:lastColumn="0" w:lastRow="0" w:noHBand="0" w:noVBand="1" w:val="04A0"/>
-      </w:tblPr>
-      <w:tblGrid>
-        <w:gridCol w:w="8136"/>
-        <w:gridCol w:w="8136"/>
-      </w:tblGrid>
-      <w:tr>
-        <w:tc>
-          <w:tcPr>
-            <w:tcW w:type="dxa" w:w="8136"/>
-            <w:shd w:val="clear" w:color="auto" w:fill="D9D9D9"/>
-          </w:tcPr>
-          <w:p>
-            <w:r>
-              <w:rPr>
-                <w:b/>
-                <w:sz w:val="28"/>
-              </w:rPr>
-              <w:t>イベントコーナー</w:t>
-            </w:r>
-          </w:p>
-        </w:tc>
-        <w:tc>
-          <w:tcPr>
-            <w:tcW w:type="dxa" w:w="8136"/>
-            <w:shd w:val="clear" w:color="auto" w:fill="D9D9D9"/>
-          </w:tcPr>
-          <w:p>
-            <w:r>
-              <w:rPr>
-                <w:b/>
-                <w:sz w:val="28"/>
-              </w:rPr>
-              <w:t>会議・セミナー室</w:t>
-            </w:r>
-          </w:p>
-        </w:tc>
-      </w:tr>
-      <w:tr>
-        <w:tc>
-          <w:tcPr>
-            <w:tcW w:type="dxa" w:w="8136"/>
-          </w:tcPr>
-          <w:p/>
-          <w:p>
-            <w:r>
-              <w:rPr>
-                <w:b/>
-                <w:sz w:val="24"/>
-              </w:rPr>
-              <w:t>◎10時00分 ～ 12時00分</w:t>
-            </w:r>
-          </w:p>
-          <w:p>
-            <w:r>
-              <w:rPr>
-                <w:sz w:val="24"/>
-              </w:rPr>
-              <w:t>・使用団体：（一社）熊本県助産師会</w:t>
-            </w:r>
-          </w:p>
-          <w:p>
-            <w:r>
-              <w:rPr>
-                <w:sz w:val="24"/>
-              </w:rPr>
-              <w:t>・内　　　容：ママ＆ベビー教室</w:t>
-            </w:r>
-          </w:p>
-          <w:p>
-            <w:r>
-              <w:rPr>
-                <w:sz w:val="24"/>
-              </w:rPr>
-              <w:t>・参 加 費：1000円</w:t>
-            </w:r>
-          </w:p>
-          <w:p>
-            <w:r>
-              <w:rPr>
-                <w:b/>
-                <w:sz w:val="24"/>
-              </w:rPr>
-              <w:t>◎10時00分 ～ 12時00分</w:t>
-            </w:r>
-          </w:p>
-          <w:p>
-            <w:r>
-              <w:rPr>
-                <w:sz w:val="24"/>
-              </w:rPr>
-              <w:t>・使用団体：（一社）熊本県助産師会</w:t>
-            </w:r>
-          </w:p>
-          <w:p>
-            <w:r>
-              <w:rPr>
-                <w:sz w:val="24"/>
-              </w:rPr>
-              <w:t>・内　　　容：プレパパママ教室</w:t>
-            </w:r>
-          </w:p>
-          <w:p>
-            <w:r>
-              <w:rPr>
-                <w:sz w:val="24"/>
-              </w:rPr>
-              <w:t>・参 加 費：1000円</w:t>
-            </w:r>
-          </w:p>
-          <w:p>
-            <w:r>
-              <w:rPr>
-                <w:b/>
-                <w:sz w:val="24"/>
-              </w:rPr>
-              <w:t>◎13時30分 ～ 15時00分</w:t>
-            </w:r>
-          </w:p>
-          <w:p>
-            <w:r>
-              <w:rPr>
-                <w:sz w:val="24"/>
-              </w:rPr>
-              <w:t>・使用団体：熊本さわやか大学校20期「絆２０会」</w:t>
-            </w:r>
-          </w:p>
-          <w:p>
-            <w:r>
-              <w:rPr>
-                <w:sz w:val="24"/>
-              </w:rPr>
-              <w:t>・内　　　容：健康体操教室</w:t>
-            </w:r>
-          </w:p>
-          <w:p>
-            <w:r>
-              <w:rPr>
-                <w:sz w:val="24"/>
-              </w:rPr>
-              <w:t>・参 加 費：無料</w:t>
-            </w:r>
-          </w:p>
-          <w:p>
-            <w:r>
-              <w:rPr>
-                <w:b/>
-                <w:sz w:val="24"/>
-              </w:rPr>
-              <w:t>◎16時15分 ～ 19時45分</w:t>
-            </w:r>
-          </w:p>
-          <w:p>
-            <w:r>
-              <w:rPr>
-                <w:sz w:val="24"/>
-              </w:rPr>
-              <w:t>・使用団体：fit(0-0)フィットれいわ</w:t>
-            </w:r>
-          </w:p>
-          <w:p>
-            <w:r>
-              <w:rPr>
-                <w:sz w:val="24"/>
-              </w:rPr>
-              <w:t>・内　　　容：写真整理でコミュニケーション作り</w:t>
-            </w:r>
-          </w:p>
-          <w:p>
-            <w:r>
-              <w:rPr>
-                <w:sz w:val="24"/>
-              </w:rPr>
-              <w:t>・参 加 費：</w:t>
-            </w:r>
-          </w:p>
-        </w:tc>
-        <w:tc>
-          <w:tcPr>
-            <w:tcW w:type="dxa" w:w="8136"/>
-          </w:tcPr>
-          <w:p/>
-          <w:p>
-            <w:r>
-              <w:rPr>
-                <w:b/>
-                <w:sz w:val="24"/>
-              </w:rPr>
-              <w:t>◎10時00分 ～ 15時00分</w:t>
-            </w:r>
-          </w:p>
-          <w:p>
-            <w:r>
-              <w:rPr>
-                <w:sz w:val="24"/>
-              </w:rPr>
-              <w:t>・使用団体：NPO法人成年後見安心サポートネット熊本</w:t>
-            </w:r>
-          </w:p>
-          <w:p>
-            <w:r>
-              <w:rPr>
-                <w:sz w:val="24"/>
-              </w:rPr>
-              <w:t>・内　　　容：成年後見無料相談会</w:t>
-            </w:r>
-          </w:p>
-          <w:p>
-            <w:r>
-              <w:rPr>
-                <w:sz w:val="24"/>
-              </w:rPr>
-              <w:t>・参 加 費：無料</w:t>
-            </w:r>
-          </w:p>
-          <w:p>
-            <w:r>
-              <w:rPr>
-                <w:b/>
-                <w:sz w:val="24"/>
-              </w:rPr>
-              <w:t>◎18時30分 ～ 20時30分</w:t>
-            </w:r>
-          </w:p>
-          <w:p>
-            <w:r>
-              <w:rPr>
-                <w:sz w:val="24"/>
-              </w:rPr>
-              <w:t>・使用団体：熊本フォークダンスクラブ</w:t>
-            </w:r>
-          </w:p>
-          <w:p>
-            <w:r>
-              <w:rPr>
-                <w:sz w:val="24"/>
-              </w:rPr>
-              <w:t>・内　　　容：フォークダンス練習会</w:t>
-            </w:r>
-          </w:p>
-          <w:p>
-            <w:r>
-              <w:rPr>
-                <w:sz w:val="24"/>
-              </w:rPr>
-              <w:t>・参 加 費：無料</w:t>
-            </w:r>
-          </w:p>
-        </w:tc>
-      </w:tr>
-    </w:tbl>
-    <w:p>
-      <w:r>
-        <w:br w:type="page"/>
-      </w:r>
-    </w:p>
-    <w:p>
-      <w:pPr>
-        <w:jc w:val="center"/>
-      </w:pPr>
-      <w:r>
-        <w:rPr>
-          <w:b/>
-          <w:sz w:val="60"/>
-        </w:rPr>
-        <w:t>10月23日（金）　◎どなたでも参加できます</w:t>
-      </w:r>
-    </w:p>
-    <w:tbl>
-      <w:tblPr>
-        <w:tblStyle w:val="TableGrid"/>
-        <w:tblW w:type="auto" w:w="0"/>
-        <w:tblLook w:firstColumn="1" w:firstRow="1" w:lastColumn="0" w:lastRow="0" w:noHBand="0" w:noVBand="1" w:val="04A0"/>
-      </w:tblPr>
-      <w:tblGrid>
-        <w:gridCol w:w="8136"/>
-        <w:gridCol w:w="8136"/>
-      </w:tblGrid>
-      <w:tr>
-        <w:tc>
-          <w:tcPr>
-            <w:tcW w:type="dxa" w:w="8136"/>
-            <w:shd w:val="clear" w:color="auto" w:fill="D9D9D9"/>
-          </w:tcPr>
-          <w:p>
-            <w:r>
-              <w:rPr>
-                <w:b/>
-                <w:sz w:val="44"/>
-              </w:rPr>
-              <w:t>イベントコーナー</w:t>
-            </w:r>
-          </w:p>
-        </w:tc>
-        <w:tc>
-          <w:tcPr>
-            <w:tcW w:type="dxa" w:w="8136"/>
-            <w:shd w:val="clear" w:color="auto" w:fill="D9D9D9"/>
-          </w:tcPr>
-          <w:p>
-            <w:r>
-              <w:rPr>
-                <w:b/>
-                <w:sz w:val="44"/>
-              </w:rPr>
-              <w:t>会議・セミナー室</w:t>
-            </w:r>
-          </w:p>
-        </w:tc>
-      </w:tr>
-      <w:tr>
-        <w:tc>
-          <w:tcPr>
-            <w:tcW w:type="dxa" w:w="8136"/>
-          </w:tcPr>
-          <w:p/>
-          <w:p>
-            <w:r>
-              <w:rPr>
-                <w:b/>
-                <w:sz w:val="40"/>
-              </w:rPr>
-              <w:t>◎9時30分 ～ 12時30分</w:t>
-            </w:r>
-          </w:p>
-          <w:p>
-            <w:r>
-              <w:rPr>
-                <w:sz w:val="40"/>
-              </w:rPr>
-              <w:t>・使用団体：シニアクラブうらら</w:t>
-            </w:r>
-          </w:p>
-          <w:p>
-            <w:r>
-              <w:rPr>
-                <w:sz w:val="40"/>
-              </w:rPr>
-              <w:t>・内　　　容：シニアいきいきサロン</w:t>
-            </w:r>
-          </w:p>
-          <w:p>
-            <w:r>
-              <w:rPr>
-                <w:sz w:val="40"/>
-              </w:rPr>
-              <w:t>・参 加 費：無料</w:t>
-            </w:r>
-          </w:p>
-          <w:p>
-            <w:r>
-              <w:rPr>
-                <w:b/>
-                <w:sz w:val="40"/>
-              </w:rPr>
-              <w:t>◎13時00分 ～ 17時30分</w:t>
-            </w:r>
-          </w:p>
-          <w:p>
-            <w:r>
-              <w:rPr>
-                <w:sz w:val="40"/>
-              </w:rPr>
-              <w:t>・使用団体：囲碁普及会</w:t>
-            </w:r>
-          </w:p>
-          <w:p>
-            <w:r>
-              <w:rPr>
-                <w:sz w:val="40"/>
-              </w:rPr>
-              <w:t>・内　　　容：囲碁の研究と対局</w:t>
-            </w:r>
-          </w:p>
-          <w:p>
-            <w:r>
-              <w:rPr>
-                <w:sz w:val="40"/>
-              </w:rPr>
-              <w:t>・参 加 費：無料</w:t>
-            </w:r>
-          </w:p>
-        </w:tc>
-        <w:tc>
-          <w:tcPr>
-            <w:tcW w:type="dxa" w:w="8136"/>
-          </w:tcPr>
-          <w:p/>
-          <w:p>
-            <w:r>
-              <w:rPr>
-                <w:b/>
-                <w:sz w:val="40"/>
-              </w:rPr>
-              <w:t>◎10時00分 ～ 11時30分</w:t>
-            </w:r>
-          </w:p>
-          <w:p>
-            <w:r>
-              <w:rPr>
-                <w:sz w:val="40"/>
-              </w:rPr>
-              <w:t>・使用団体：熊本健康マージャン協会</w:t>
-            </w:r>
-          </w:p>
-          <w:p>
-            <w:r>
-              <w:rPr>
-                <w:sz w:val="40"/>
-              </w:rPr>
-              <w:t>・内　　　容：マージャン協会の座談会の打合せ</w:t>
-            </w:r>
-          </w:p>
-          <w:p>
-            <w:r>
-              <w:rPr>
-                <w:sz w:val="40"/>
-              </w:rPr>
-              <w:t>・参 加 費：無料</w:t>
-            </w:r>
-          </w:p>
-          <w:p>
-            <w:r>
-              <w:rPr>
-                <w:b/>
-                <w:sz w:val="40"/>
-              </w:rPr>
-              <w:t>◎13時20分 ～ 15時30分</w:t>
-            </w:r>
-          </w:p>
-          <w:p>
-            <w:r>
-              <w:rPr>
-                <w:sz w:val="40"/>
-              </w:rPr>
-              <w:t>・使用団体：エンジョイズ</w:t>
-            </w:r>
-          </w:p>
-          <w:p>
-            <w:r>
-              <w:rPr>
-                <w:sz w:val="40"/>
-              </w:rPr>
-              <w:t>・内　　　容：童謡・唱歌・懐かしい流行歌を楽しむ会</w:t>
-            </w:r>
-          </w:p>
-          <w:p>
-            <w:r>
-              <w:rPr>
-                <w:sz w:val="40"/>
-              </w:rPr>
-              <w:t>・参 加 費：無料</w:t>
-            </w:r>
-          </w:p>
-        </w:tc>
-      </w:tr>
-    </w:tbl>
-    <w:p>
-      <w:r>
-        <w:br w:type="page"/>
-      </w:r>
-    </w:p>
-    <w:p>
-      <w:pPr>
-        <w:jc w:val="center"/>
-      </w:pPr>
-      <w:r>
-        <w:rPr>
-          <w:b/>
-          <w:sz w:val="48"/>
-        </w:rPr>
-        <w:t>10月24日（土）　◎どなたでも参加できます</w:t>
-      </w:r>
-    </w:p>
-    <w:tbl>
-      <w:tblPr>
-        <w:tblStyle w:val="TableGrid"/>
-        <w:tblW w:type="auto" w:w="0"/>
-        <w:tblLook w:firstColumn="1" w:firstRow="1" w:lastColumn="0" w:lastRow="0" w:noHBand="0" w:noVBand="1" w:val="04A0"/>
-      </w:tblPr>
-      <w:tblGrid>
-        <w:gridCol w:w="8136"/>
-        <w:gridCol w:w="8136"/>
-      </w:tblGrid>
-      <w:tr>
-        <w:tc>
-          <w:tcPr>
-            <w:tcW w:type="dxa" w:w="8136"/>
-            <w:shd w:val="clear" w:color="auto" w:fill="D9D9D9"/>
-          </w:tcPr>
-          <w:p>
-            <w:r>
-              <w:rPr>
-                <w:b/>
-                <w:sz w:val="36"/>
-              </w:rPr>
-              <w:t>イベントコーナー</w:t>
-            </w:r>
-          </w:p>
-        </w:tc>
-        <w:tc>
-          <w:tcPr>
-            <w:tcW w:type="dxa" w:w="8136"/>
-            <w:shd w:val="clear" w:color="auto" w:fill="D9D9D9"/>
-          </w:tcPr>
-          <w:p>
-            <w:r>
-              <w:rPr>
-                <w:b/>
-                <w:sz w:val="36"/>
-              </w:rPr>
-              <w:t>会議・セミナー室</w:t>
-            </w:r>
-          </w:p>
-        </w:tc>
-      </w:tr>
-      <w:tr>
-        <w:tc>
-          <w:tcPr>
-            <w:tcW w:type="dxa" w:w="8136"/>
-          </w:tcPr>
-          <w:p/>
-          <w:p>
-            <w:r>
-              <w:rPr>
-                <w:b/>
-                <w:sz w:val="30"/>
-              </w:rPr>
-              <w:t>◎10時30分 ～ 12時00分</w:t>
-            </w:r>
-          </w:p>
-          <w:p>
-            <w:r>
-              <w:rPr>
-                <w:sz w:val="30"/>
-              </w:rPr>
-              <w:t>・使用団体：ほっとステージBINGO</w:t>
-            </w:r>
-          </w:p>
-          <w:p>
-            <w:r>
-              <w:rPr>
-                <w:sz w:val="30"/>
-              </w:rPr>
-              <w:t>・内　　　容：ベビーマッサージ教室</w:t>
-            </w:r>
-          </w:p>
-          <w:p>
-            <w:r>
-              <w:rPr>
-                <w:sz w:val="30"/>
-              </w:rPr>
-              <w:t>・参 加 費：無料</w:t>
-            </w:r>
-          </w:p>
-          <w:p>
-            <w:r>
-              <w:rPr>
-                <w:b/>
-                <w:sz w:val="30"/>
-              </w:rPr>
-              <w:t>◎13時00分 ～ 15時50分</w:t>
-            </w:r>
-          </w:p>
-          <w:p>
-            <w:r>
-              <w:rPr>
-                <w:sz w:val="30"/>
-              </w:rPr>
-              <w:t>・使用団体：熊本さわやかハイヤ俱楽部</w:t>
-            </w:r>
-          </w:p>
-          <w:p>
-            <w:r>
-              <w:rPr>
-                <w:sz w:val="30"/>
-              </w:rPr>
-              <w:t>・内　　　容：熊本の郷土芸能「牛深ハイヤ踊り」の練習</w:t>
-            </w:r>
-          </w:p>
-          <w:p>
-            <w:r>
-              <w:rPr>
-                <w:sz w:val="30"/>
-              </w:rPr>
-              <w:t>・参 加 費：無料</w:t>
-            </w:r>
-          </w:p>
-          <w:p>
-            <w:r>
-              <w:rPr>
-                <w:b/>
-                <w:sz w:val="30"/>
-              </w:rPr>
-              <w:t>◎17時00分 ～ 19時00分</w:t>
-            </w:r>
-          </w:p>
-          <w:p>
-            <w:r>
-              <w:rPr>
-                <w:sz w:val="30"/>
-              </w:rPr>
-              <w:t>・使用団体：一般社団法人 日本版DBS・BCP支援協会</w:t>
-            </w:r>
-          </w:p>
-          <w:p>
-            <w:r>
-              <w:rPr>
-                <w:sz w:val="30"/>
-              </w:rPr>
-              <w:t>・内　　　容：こども性暴力防止法の概要説明</w:t>
-            </w:r>
-          </w:p>
-          <w:p>
-            <w:r>
-              <w:rPr>
-                <w:sz w:val="30"/>
-              </w:rPr>
-              <w:t>・参 加 費：無料</w:t>
-            </w:r>
-          </w:p>
-        </w:tc>
-        <w:tc>
-          <w:tcPr>
-            <w:tcW w:type="dxa" w:w="8136"/>
-          </w:tcPr>
-          <w:p/>
-          <w:p>
-            <w:r>
-              <w:rPr>
-                <w:b/>
-                <w:sz w:val="30"/>
-              </w:rPr>
-              <w:t>◎10時00分 ～ 12時00分</w:t>
-            </w:r>
-          </w:p>
-          <w:p>
-            <w:r>
-              <w:rPr>
-                <w:sz w:val="30"/>
-              </w:rPr>
-              <w:t>・使用団体：NPO法人成年後見安心サポートネット熊本</w:t>
-            </w:r>
-          </w:p>
-          <w:p>
-            <w:r>
-              <w:rPr>
-                <w:sz w:val="30"/>
-              </w:rPr>
-              <w:t>・内　　　容：後見実務研究会</w:t>
-            </w:r>
-          </w:p>
-          <w:p>
-            <w:r>
-              <w:rPr>
-                <w:sz w:val="30"/>
-              </w:rPr>
-              <w:t>・参 加 費：無料</w:t>
-            </w:r>
-          </w:p>
-          <w:p>
-            <w:r>
-              <w:rPr>
-                <w:b/>
-                <w:sz w:val="30"/>
-              </w:rPr>
-              <w:t>◎13時30分 ～ 16時30分</w:t>
-            </w:r>
-          </w:p>
-          <w:p>
-            <w:r>
-              <w:rPr>
-                <w:sz w:val="30"/>
-              </w:rPr>
-              <w:t>・使用団体：東教養囲碁研究会</w:t>
-            </w:r>
-          </w:p>
-          <w:p>
-            <w:r>
-              <w:rPr>
-                <w:sz w:val="30"/>
-              </w:rPr>
-              <w:t>・内　　　容：囲碁による人間形成・修練</w:t>
-            </w:r>
-          </w:p>
-          <w:p>
-            <w:r>
-              <w:rPr>
-                <w:sz w:val="30"/>
-              </w:rPr>
-              <w:t>・参 加 費：無料</w:t>
-            </w:r>
-          </w:p>
-        </w:tc>
-      </w:tr>
-    </w:tbl>
-    <w:p>
-      <w:r>
-        <w:br w:type="page"/>
-      </w:r>
-    </w:p>
-    <w:p>
-      <w:pPr>
-        <w:jc w:val="center"/>
-      </w:pPr>
-      <w:r>
-        <w:rPr>
-          <w:b/>
-          <w:sz w:val="60"/>
+          <w:sz w:val="68"/>
         </w:rPr>
         <w:t>10月25日（日）　◎どなたでも参加できます</w:t>
       </w:r>
@@ -1344,7 +1357,7 @@
             <w:r>
               <w:rPr>
                 <w:b/>
-                <w:sz w:val="44"/>
+                <w:sz w:val="52"/>
               </w:rPr>
               <w:t>イベントコーナー</w:t>
             </w:r>
@@ -1359,7 +1372,7 @@
             <w:r>
               <w:rPr>
                 <w:b/>
-                <w:sz w:val="44"/>
+                <w:sz w:val="52"/>
               </w:rPr>
               <w:t>会議・セミナー室</w:t>
             </w:r>
@@ -1371,12 +1384,11 @@
           <w:tcPr>
             <w:tcW w:type="dxa" w:w="8136"/>
           </w:tcPr>
-          <w:p/>
           <w:p>
             <w:r>
               <w:rPr>
                 <w:b/>
-                <w:sz w:val="40"/>
+                <w:sz w:val="46"/>
               </w:rPr>
               <w:t>◎10時00分 ～ 12時00分</w:t>
             </w:r>
@@ -1384,7 +1396,7 @@
           <w:p>
             <w:r>
               <w:rPr>
-                <w:sz w:val="40"/>
+                <w:sz w:val="46"/>
               </w:rPr>
               <w:t>・使用団体：（一社）熊本県助産師会</w:t>
             </w:r>
@@ -1392,7 +1404,7 @@
           <w:p>
             <w:r>
               <w:rPr>
-                <w:sz w:val="40"/>
+                <w:sz w:val="46"/>
               </w:rPr>
               <w:t>・内　　　容：プレパパママ教室</w:t>
             </w:r>
@@ -1400,7 +1412,7 @@
           <w:p>
             <w:r>
               <w:rPr>
-                <w:sz w:val="40"/>
+                <w:sz w:val="46"/>
               </w:rPr>
               <w:t>・参 加 費：1000円</w:t>
             </w:r>
@@ -1409,7 +1421,7 @@
             <w:r>
               <w:rPr>
                 <w:b/>
-                <w:sz w:val="40"/>
+                <w:sz w:val="46"/>
               </w:rPr>
               <w:t>◎17時15分 ～ 20時30分</w:t>
             </w:r>
@@ -1417,7 +1429,7 @@
           <w:p>
             <w:r>
               <w:rPr>
-                <w:sz w:val="40"/>
+                <w:sz w:val="46"/>
               </w:rPr>
               <w:t>・使用団体：fit(0-0)フィットれいわ</w:t>
             </w:r>
@@ -1425,7 +1437,7 @@
           <w:p>
             <w:r>
               <w:rPr>
-                <w:sz w:val="40"/>
+                <w:sz w:val="46"/>
               </w:rPr>
               <w:t>・内　　　容：写真整理で交流会</w:t>
             </w:r>
@@ -1433,7 +1445,7 @@
           <w:p>
             <w:r>
               <w:rPr>
-                <w:sz w:val="40"/>
+                <w:sz w:val="46"/>
               </w:rPr>
               <w:t>・参 加 費：</w:t>
             </w:r>
@@ -1443,12 +1455,11 @@
           <w:tcPr>
             <w:tcW w:type="dxa" w:w="8136"/>
           </w:tcPr>
-          <w:p/>
           <w:p>
             <w:r>
               <w:rPr>
                 <w:b/>
-                <w:sz w:val="40"/>
+                <w:sz w:val="46"/>
               </w:rPr>
               <w:t>◎10時00分 ～ 13時00分</w:t>
             </w:r>
@@ -1456,7 +1467,7 @@
           <w:p>
             <w:r>
               <w:rPr>
-                <w:sz w:val="40"/>
+                <w:sz w:val="46"/>
               </w:rPr>
               <w:t>・使用団体：熊日童話会</w:t>
             </w:r>
@@ -1464,15 +1475,23 @@
           <w:p>
             <w:r>
               <w:rPr>
-                <w:sz w:val="40"/>
+                <w:sz w:val="46"/>
               </w:rPr>
-              <w:t>・内　　　容：熊日童話会「口演教室、月例童話会」</w:t>
+              <w:t>・内　　　容：熊日童話会「口演</w:t>
             </w:r>
           </w:p>
           <w:p>
             <w:r>
               <w:rPr>
-                <w:sz w:val="40"/>
+                <w:sz w:val="46"/>
+              </w:rPr>
+              <w:t>教室、月例童話会」</w:t>
+            </w:r>
+          </w:p>
+          <w:p>
+            <w:r>
+              <w:rPr>
+                <w:sz w:val="46"/>
               </w:rPr>
               <w:t>・参 加 費：無料</w:t>
             </w:r>
@@ -1481,7 +1500,7 @@
             <w:r>
               <w:rPr>
                 <w:b/>
-                <w:sz w:val="40"/>
+                <w:sz w:val="46"/>
               </w:rPr>
               <w:t>◎14時00分 ～ 16時30分</w:t>
             </w:r>
@@ -1489,7 +1508,7 @@
           <w:p>
             <w:r>
               <w:rPr>
-                <w:sz w:val="40"/>
+                <w:sz w:val="46"/>
               </w:rPr>
               <w:t>・使用団体：未来を創る会</w:t>
             </w:r>
@@ -1497,7 +1516,7 @@
           <w:p>
             <w:r>
               <w:rPr>
-                <w:sz w:val="40"/>
+                <w:sz w:val="46"/>
               </w:rPr>
               <w:t>・内　　　容：原発学習</w:t>
             </w:r>
@@ -1505,7 +1524,7 @@
           <w:p>
             <w:r>
               <w:rPr>
-                <w:sz w:val="40"/>
+                <w:sz w:val="46"/>
               </w:rPr>
               <w:t>・参 加 費：５００円</w:t>
             </w:r>

--- a/weekly.docx
+++ b/weekly.docx
@@ -9,7 +9,7 @@
       <w:r>
         <w:rPr>
           <w:b/>
-          <w:sz w:val="72"/>
+          <w:sz w:val="48"/>
         </w:rPr>
         <w:t>10月19日（月）　◎どなたでも参加できます</w:t>
       </w:r>
@@ -34,7 +34,7 @@
             <w:r>
               <w:rPr>
                 <w:b/>
-                <w:sz w:val="56"/>
+                <w:sz w:val="36"/>
               </w:rPr>
               <w:t>イベントコーナー</w:t>
             </w:r>
@@ -49,7 +49,7 @@
             <w:r>
               <w:rPr>
                 <w:b/>
-                <w:sz w:val="56"/>
+                <w:sz w:val="36"/>
               </w:rPr>
               <w:t>会議・セミナー室</w:t>
             </w:r>
@@ -65,7 +65,7 @@
             <w:r>
               <w:rPr>
                 <w:b/>
-                <w:sz w:val="48"/>
+                <w:sz w:val="60"/>
               </w:rPr>
               <w:t>◎10時00分 ～ 11時45分</w:t>
             </w:r>
@@ -73,7 +73,7 @@
           <w:p>
             <w:r>
               <w:rPr>
-                <w:sz w:val="48"/>
+                <w:sz w:val="60"/>
               </w:rPr>
               <w:t>・使用団体：ヨガ健康クラブ</w:t>
             </w:r>
@@ -81,7 +81,7 @@
           <w:p>
             <w:r>
               <w:rPr>
-                <w:sz w:val="48"/>
+                <w:sz w:val="60"/>
               </w:rPr>
               <w:t>・内　　　容：ヨガ入門</w:t>
             </w:r>
@@ -89,7 +89,7 @@
           <w:p>
             <w:r>
               <w:rPr>
-                <w:sz w:val="48"/>
+                <w:sz w:val="60"/>
               </w:rPr>
               <w:t>・参 加 費：無料</w:t>
             </w:r>
@@ -98,7 +98,7 @@
             <w:r>
               <w:rPr>
                 <w:b/>
-                <w:sz w:val="48"/>
+                <w:sz w:val="60"/>
               </w:rPr>
               <w:t>◎12時15分 ～ 15時00分</w:t>
             </w:r>
@@ -106,23 +106,39 @@
           <w:p>
             <w:r>
               <w:rPr>
-                <w:sz w:val="48"/>
+                <w:sz w:val="60"/>
               </w:rPr>
-              <w:t>・使用団体：フラ・オ・レアレア</w:t>
+              <w:t>・使用団体：フラ・</w:t>
             </w:r>
           </w:p>
           <w:p>
             <w:r>
               <w:rPr>
-                <w:sz w:val="48"/>
+                <w:sz w:val="60"/>
               </w:rPr>
-              <w:t>・内　　　容：フラダンスレッスン</w:t>
+              <w:t>オ・レアレア</w:t>
             </w:r>
           </w:p>
           <w:p>
             <w:r>
               <w:rPr>
-                <w:sz w:val="48"/>
+                <w:sz w:val="60"/>
+              </w:rPr>
+              <w:t>・内　　　容：フラダ</w:t>
+            </w:r>
+          </w:p>
+          <w:p>
+            <w:r>
+              <w:rPr>
+                <w:sz w:val="60"/>
+              </w:rPr>
+              <w:t>ンスレッスン</w:t>
+            </w:r>
+          </w:p>
+          <w:p>
+            <w:r>
+              <w:rPr>
+                <w:sz w:val="60"/>
               </w:rPr>
               <w:t>・参 加 費：無料</w:t>
             </w:r>
@@ -148,7 +164,7 @@
       <w:r>
         <w:rPr>
           <w:b/>
-          <w:sz w:val="60"/>
+          <w:sz w:val="48"/>
         </w:rPr>
         <w:t>10月20日（火）　◎どなたでも参加できます</w:t>
       </w:r>
@@ -173,7 +189,7 @@
             <w:r>
               <w:rPr>
                 <w:b/>
-                <w:sz w:val="46"/>
+                <w:sz w:val="36"/>
               </w:rPr>
               <w:t>イベントコーナー</w:t>
             </w:r>
@@ -188,7 +204,7 @@
             <w:r>
               <w:rPr>
                 <w:b/>
-                <w:sz w:val="46"/>
+                <w:sz w:val="36"/>
               </w:rPr>
               <w:t>会議・セミナー室</w:t>
             </w:r>
@@ -204,7 +220,7 @@
             <w:r>
               <w:rPr>
                 <w:b/>
-                <w:sz w:val="40"/>
+                <w:sz w:val="49"/>
               </w:rPr>
               <w:t>◎9時30分 ～ 11時30分</w:t>
             </w:r>
@@ -212,31 +228,47 @@
           <w:p>
             <w:r>
               <w:rPr>
-                <w:sz w:val="40"/>
+                <w:sz w:val="49"/>
               </w:rPr>
-              <w:t>・使用団体：世界の民族舞踊ペガサス</w:t>
+              <w:t>・使用団体：世界の民族</w:t>
             </w:r>
           </w:p>
           <w:p>
             <w:r>
               <w:rPr>
-                <w:sz w:val="40"/>
+                <w:sz w:val="49"/>
               </w:rPr>
-              <w:t>・内　　　容：世界各地の民族の踊りを</w:t>
+              <w:t>舞踊ペガサス</w:t>
             </w:r>
           </w:p>
           <w:p>
             <w:r>
               <w:rPr>
-                <w:sz w:val="40"/>
+                <w:sz w:val="49"/>
               </w:rPr>
-              <w:t>楽しもう(フォークダンス)</w:t>
+              <w:t>・内　　　容：世界各地の民族の踊</w:t>
             </w:r>
           </w:p>
           <w:p>
             <w:r>
               <w:rPr>
-                <w:sz w:val="40"/>
+                <w:sz w:val="49"/>
+              </w:rPr>
+              <w:t>りを楽しもう(フ</w:t>
+            </w:r>
+          </w:p>
+          <w:p>
+            <w:r>
+              <w:rPr>
+                <w:sz w:val="49"/>
+              </w:rPr>
+              <w:t>ォークダンス)</w:t>
+            </w:r>
+          </w:p>
+          <w:p>
+            <w:r>
+              <w:rPr>
+                <w:sz w:val="49"/>
               </w:rPr>
               <w:t>・参 加 費：無料</w:t>
             </w:r>
@@ -245,7 +277,7 @@
             <w:r>
               <w:rPr>
                 <w:b/>
-                <w:sz w:val="40"/>
+                <w:sz w:val="49"/>
               </w:rPr>
               <w:t>◎12時30分 ～ 17時30分</w:t>
             </w:r>
@@ -253,7 +285,7 @@
           <w:p>
             <w:r>
               <w:rPr>
-                <w:sz w:val="40"/>
+                <w:sz w:val="49"/>
               </w:rPr>
               <w:t>・使用団体：囲碁普及会</w:t>
             </w:r>
@@ -261,15 +293,23 @@
           <w:p>
             <w:r>
               <w:rPr>
-                <w:sz w:val="40"/>
+                <w:sz w:val="49"/>
               </w:rPr>
-              <w:t>・内　　　容：囲碁の対局・初心者の指導と研究</w:t>
+              <w:t>・内　　　容：囲碁の対局・初</w:t>
             </w:r>
           </w:p>
           <w:p>
             <w:r>
               <w:rPr>
-                <w:sz w:val="40"/>
+                <w:sz w:val="49"/>
+              </w:rPr>
+              <w:t>心者の指導と研究</w:t>
+            </w:r>
+          </w:p>
+          <w:p>
+            <w:r>
+              <w:rPr>
+                <w:sz w:val="49"/>
               </w:rPr>
               <w:t>・参 加 費：無料</w:t>
             </w:r>
@@ -283,7 +323,7 @@
             <w:r>
               <w:rPr>
                 <w:b/>
-                <w:sz w:val="40"/>
+                <w:sz w:val="49"/>
               </w:rPr>
               <w:t>◎10時00分 ～ 12時00分</w:t>
             </w:r>
@@ -291,7 +331,7 @@
           <w:p>
             <w:r>
               <w:rPr>
-                <w:sz w:val="40"/>
+                <w:sz w:val="49"/>
               </w:rPr>
               <w:t>・使用団体：太極拳を楽しもう会</w:t>
             </w:r>
@@ -299,7 +339,7 @@
           <w:p>
             <w:r>
               <w:rPr>
-                <w:sz w:val="40"/>
+                <w:sz w:val="49"/>
               </w:rPr>
               <w:t>・内　　　容：健康太極拳</w:t>
             </w:r>
@@ -307,7 +347,7 @@
           <w:p>
             <w:r>
               <w:rPr>
-                <w:sz w:val="40"/>
+                <w:sz w:val="49"/>
               </w:rPr>
               <w:t>・参 加 費：1000円</w:t>
             </w:r>
@@ -316,7 +356,7 @@
             <w:r>
               <w:rPr>
                 <w:b/>
-                <w:sz w:val="40"/>
+                <w:sz w:val="49"/>
               </w:rPr>
               <w:t>◎13時00分 ～ 18時00分</w:t>
             </w:r>
@@ -324,7 +364,7 @@
           <w:p>
             <w:r>
               <w:rPr>
-                <w:sz w:val="40"/>
+                <w:sz w:val="49"/>
               </w:rPr>
               <w:t>・使用団体：「アミーゴ」</w:t>
             </w:r>
@@ -332,7 +372,7 @@
           <w:p>
             <w:r>
               <w:rPr>
-                <w:sz w:val="40"/>
+                <w:sz w:val="49"/>
               </w:rPr>
               <w:t>・内　　　容：高齢者バンド</w:t>
             </w:r>
@@ -340,7 +380,7 @@
           <w:p>
             <w:r>
               <w:rPr>
-                <w:sz w:val="40"/>
+                <w:sz w:val="49"/>
               </w:rPr>
               <w:t>・参 加 費：無料</w:t>
             </w:r>
@@ -349,7 +389,7 @@
             <w:r>
               <w:rPr>
                 <w:b/>
-                <w:sz w:val="40"/>
+                <w:sz w:val="49"/>
               </w:rPr>
               <w:t>◎19時30分 ～ 20時30分</w:t>
             </w:r>
@@ -357,7 +397,7 @@
           <w:p>
             <w:r>
               <w:rPr>
-                <w:sz w:val="40"/>
+                <w:sz w:val="49"/>
               </w:rPr>
               <w:t>・使用団体：笑顔のたまて箱</w:t>
             </w:r>
@@ -365,15 +405,23 @@
           <w:p>
             <w:r>
               <w:rPr>
-                <w:sz w:val="40"/>
+                <w:sz w:val="49"/>
               </w:rPr>
-              <w:t>・内　　　容：人形劇の練習及び打合せ</w:t>
+              <w:t>・内　　　容：人形劇の練</w:t>
             </w:r>
           </w:p>
           <w:p>
             <w:r>
               <w:rPr>
-                <w:sz w:val="40"/>
+                <w:sz w:val="49"/>
+              </w:rPr>
+              <w:t>習及び打合せ</w:t>
+            </w:r>
+          </w:p>
+          <w:p>
+            <w:r>
+              <w:rPr>
+                <w:sz w:val="49"/>
               </w:rPr>
               <w:t>・参 加 費：無料</w:t>
             </w:r>
@@ -393,7 +441,7 @@
       <w:r>
         <w:rPr>
           <w:b/>
-          <w:sz w:val="68"/>
+          <w:sz w:val="48"/>
         </w:rPr>
         <w:t>10月21日（水）　◎どなたでも参加できます</w:t>
       </w:r>
@@ -418,7 +466,7 @@
             <w:r>
               <w:rPr>
                 <w:b/>
-                <w:sz w:val="52"/>
+                <w:sz w:val="36"/>
               </w:rPr>
               <w:t>イベントコーナー</w:t>
             </w:r>
@@ -433,7 +481,7 @@
             <w:r>
               <w:rPr>
                 <w:b/>
-                <w:sz w:val="52"/>
+                <w:sz w:val="36"/>
               </w:rPr>
               <w:t>会議・セミナー室</w:t>
             </w:r>
@@ -449,7 +497,7 @@
             <w:r>
               <w:rPr>
                 <w:b/>
-                <w:sz w:val="46"/>
+                <w:sz w:val="50"/>
               </w:rPr>
               <w:t>◎9時40分 ～ 11時30分</w:t>
             </w:r>
@@ -457,23 +505,39 @@
           <w:p>
             <w:r>
               <w:rPr>
-                <w:sz w:val="46"/>
+                <w:sz w:val="50"/>
               </w:rPr>
-              <w:t>・使用団体：KKA高齢者健康友の会</w:t>
+              <w:t>・使用団体：KKA高齢</w:t>
             </w:r>
           </w:p>
           <w:p>
             <w:r>
               <w:rPr>
-                <w:sz w:val="46"/>
+                <w:sz w:val="50"/>
               </w:rPr>
-              <w:t>・内　　　容：みんな笑顔で楽しく健康体操</w:t>
+              <w:t>者健康友の会</w:t>
             </w:r>
           </w:p>
           <w:p>
             <w:r>
               <w:rPr>
-                <w:sz w:val="46"/>
+                <w:sz w:val="50"/>
+              </w:rPr>
+              <w:t>・内　　　容：みんな笑顔で</w:t>
+            </w:r>
+          </w:p>
+          <w:p>
+            <w:r>
+              <w:rPr>
+                <w:sz w:val="50"/>
+              </w:rPr>
+              <w:t>楽しく健康体操</w:t>
+            </w:r>
+          </w:p>
+          <w:p>
+            <w:r>
+              <w:rPr>
+                <w:sz w:val="50"/>
               </w:rPr>
               <w:t>・参 加 費：無料</w:t>
             </w:r>
@@ -482,7 +546,7 @@
             <w:r>
               <w:rPr>
                 <w:b/>
-                <w:sz w:val="46"/>
+                <w:sz w:val="50"/>
               </w:rPr>
               <w:t>◎14時00分 ～ 16時30分</w:t>
             </w:r>
@@ -490,15 +554,23 @@
           <w:p>
             <w:r>
               <w:rPr>
-                <w:sz w:val="46"/>
+                <w:sz w:val="50"/>
               </w:rPr>
-              <w:t>・使用団体：NPO法人でんでん虫の会</w:t>
+              <w:t>・使用団体：NPO法人で</w:t>
             </w:r>
           </w:p>
           <w:p>
             <w:r>
               <w:rPr>
-                <w:sz w:val="46"/>
+                <w:sz w:val="50"/>
+              </w:rPr>
+              <w:t>んでん虫の会</w:t>
+            </w:r>
+          </w:p>
+          <w:p>
+            <w:r>
+              <w:rPr>
+                <w:sz w:val="50"/>
               </w:rPr>
               <w:t>・内　　　容：おしゃべり会</w:t>
             </w:r>
@@ -506,7 +578,7 @@
           <w:p>
             <w:r>
               <w:rPr>
-                <w:sz w:val="46"/>
+                <w:sz w:val="50"/>
               </w:rPr>
               <w:t>・参 加 費：無料</w:t>
             </w:r>
@@ -520,7 +592,7 @@
             <w:r>
               <w:rPr>
                 <w:b/>
-                <w:sz w:val="46"/>
+                <w:sz w:val="50"/>
               </w:rPr>
               <w:t>◎13時10分 ～ 15時50分</w:t>
             </w:r>
@@ -528,7 +600,7 @@
           <w:p>
             <w:r>
               <w:rPr>
-                <w:sz w:val="46"/>
+                <w:sz w:val="50"/>
               </w:rPr>
               <w:t>・使用団体：楽画喜の会</w:t>
             </w:r>
@@ -536,7 +608,7 @@
           <w:p>
             <w:r>
               <w:rPr>
-                <w:sz w:val="46"/>
+                <w:sz w:val="50"/>
               </w:rPr>
               <w:t>・内　　　容：絵画制作活動</w:t>
             </w:r>
@@ -544,7 +616,7 @@
           <w:p>
             <w:r>
               <w:rPr>
-                <w:sz w:val="46"/>
+                <w:sz w:val="50"/>
               </w:rPr>
               <w:t>・参 加 費：無料</w:t>
             </w:r>
@@ -553,7 +625,7 @@
             <w:r>
               <w:rPr>
                 <w:b/>
-                <w:sz w:val="46"/>
+                <w:sz w:val="50"/>
               </w:rPr>
               <w:t>◎17時00分 ～ 20時00分</w:t>
             </w:r>
@@ -561,39 +633,63 @@
           <w:p>
             <w:r>
               <w:rPr>
-                <w:sz w:val="46"/>
+                <w:sz w:val="50"/>
               </w:rPr>
-              <w:t>・使用団体：一般社団法人地域再生・百</w:t>
+              <w:t>・使用団体：一般社団法人地域</w:t>
             </w:r>
           </w:p>
           <w:p>
             <w:r>
               <w:rPr>
-                <w:sz w:val="46"/>
+                <w:sz w:val="50"/>
               </w:rPr>
-              <w:t>年ライフサポート協会羅針盤</w:t>
+              <w:t>再生・百年ライフ</w:t>
             </w:r>
           </w:p>
           <w:p>
             <w:r>
               <w:rPr>
-                <w:sz w:val="46"/>
+                <w:sz w:val="50"/>
               </w:rPr>
-              <w:t>・内　　　容：相続遺言終活全般無</w:t>
+              <w:t>サポー</w:t>
             </w:r>
           </w:p>
           <w:p>
             <w:r>
               <w:rPr>
-                <w:sz w:val="46"/>
+                <w:sz w:val="50"/>
               </w:rPr>
-              <w:t>料相談会及び研修会</w:t>
+              <w:t>ト協会羅針盤</w:t>
             </w:r>
           </w:p>
           <w:p>
             <w:r>
               <w:rPr>
-                <w:sz w:val="46"/>
+                <w:sz w:val="50"/>
+              </w:rPr>
+              <w:t>・内　　　容：相続遺言終活全般</w:t>
+            </w:r>
+          </w:p>
+          <w:p>
+            <w:r>
+              <w:rPr>
+                <w:sz w:val="50"/>
+              </w:rPr>
+              <w:t>無料相談</w:t>
+            </w:r>
+          </w:p>
+          <w:p>
+            <w:r>
+              <w:rPr>
+                <w:sz w:val="50"/>
+              </w:rPr>
+              <w:t>会及び研修会</w:t>
+            </w:r>
+          </w:p>
+          <w:p>
+            <w:r>
+              <w:rPr>
+                <w:sz w:val="50"/>
               </w:rPr>
               <w:t>・参 加 費：無料</w:t>
             </w:r>
@@ -613,7 +709,7 @@
       <w:r>
         <w:rPr>
           <w:b/>
-          <w:sz w:val="46"/>
+          <w:sz w:val="48"/>
         </w:rPr>
         <w:t>10月22日（木）　◎どなたでも参加できます</w:t>
       </w:r>
@@ -669,7 +765,7 @@
             <w:r>
               <w:rPr>
                 <w:b/>
-                <w:sz w:val="31"/>
+                <w:sz w:val="36"/>
               </w:rPr>
               <w:t>◎10時00分 ～ 12時00分</w:t>
             </w:r>
@@ -677,7 +773,7 @@
           <w:p>
             <w:r>
               <w:rPr>
-                <w:sz w:val="31"/>
+                <w:sz w:val="36"/>
               </w:rPr>
               <w:t>・使用団体：（一社）熊本県助産師会</w:t>
             </w:r>
@@ -685,7 +781,7 @@
           <w:p>
             <w:r>
               <w:rPr>
-                <w:sz w:val="31"/>
+                <w:sz w:val="36"/>
               </w:rPr>
               <w:t>・内　　　容：ママ＆ベビー教室</w:t>
             </w:r>
@@ -693,7 +789,7 @@
           <w:p>
             <w:r>
               <w:rPr>
-                <w:sz w:val="31"/>
+                <w:sz w:val="36"/>
               </w:rPr>
               <w:t>・参 加 費：1000円</w:t>
             </w:r>
@@ -702,7 +798,7 @@
             <w:r>
               <w:rPr>
                 <w:b/>
-                <w:sz w:val="31"/>
+                <w:sz w:val="36"/>
               </w:rPr>
               <w:t>◎10時00分 ～ 12時00分</w:t>
             </w:r>
@@ -710,7 +806,7 @@
           <w:p>
             <w:r>
               <w:rPr>
-                <w:sz w:val="31"/>
+                <w:sz w:val="36"/>
               </w:rPr>
               <w:t>・使用団体：（一社）熊本県助産師会</w:t>
             </w:r>
@@ -718,7 +814,7 @@
           <w:p>
             <w:r>
               <w:rPr>
-                <w:sz w:val="31"/>
+                <w:sz w:val="36"/>
               </w:rPr>
               <w:t>・内　　　容：プレパパママ教室</w:t>
             </w:r>
@@ -726,7 +822,7 @@
           <w:p>
             <w:r>
               <w:rPr>
-                <w:sz w:val="31"/>
+                <w:sz w:val="36"/>
               </w:rPr>
               <w:t>・参 加 費：1000円</w:t>
             </w:r>
@@ -735,7 +831,7 @@
             <w:r>
               <w:rPr>
                 <w:b/>
-                <w:sz w:val="31"/>
+                <w:sz w:val="36"/>
               </w:rPr>
               <w:t>◎13時30分 ～ 15時00分</w:t>
             </w:r>
@@ -743,15 +839,23 @@
           <w:p>
             <w:r>
               <w:rPr>
-                <w:sz w:val="31"/>
+                <w:sz w:val="36"/>
               </w:rPr>
-              <w:t>・使用団体：熊本さわやか大学校20期「絆２０会」</w:t>
+              <w:t>・使用団体：熊本さわやか大学</w:t>
             </w:r>
           </w:p>
           <w:p>
             <w:r>
               <w:rPr>
-                <w:sz w:val="31"/>
+                <w:sz w:val="36"/>
+              </w:rPr>
+              <w:t>校20期「絆２０会」</w:t>
+            </w:r>
+          </w:p>
+          <w:p>
+            <w:r>
+              <w:rPr>
+                <w:sz w:val="36"/>
               </w:rPr>
               <w:t>・内　　　容：健康体操教室</w:t>
             </w:r>
@@ -759,7 +863,7 @@
           <w:p>
             <w:r>
               <w:rPr>
-                <w:sz w:val="31"/>
+                <w:sz w:val="36"/>
               </w:rPr>
               <w:t>・参 加 費：無料</w:t>
             </w:r>
@@ -768,7 +872,7 @@
             <w:r>
               <w:rPr>
                 <w:b/>
-                <w:sz w:val="31"/>
+                <w:sz w:val="36"/>
               </w:rPr>
               <w:t>◎16時15分 ～ 19時45分</w:t>
             </w:r>
@@ -776,7 +880,7 @@
           <w:p>
             <w:r>
               <w:rPr>
-                <w:sz w:val="31"/>
+                <w:sz w:val="36"/>
               </w:rPr>
               <w:t>・使用団体：fit(0-0)フィットれいわ</w:t>
             </w:r>
@@ -784,15 +888,23 @@
           <w:p>
             <w:r>
               <w:rPr>
-                <w:sz w:val="31"/>
+                <w:sz w:val="36"/>
               </w:rPr>
-              <w:t>・内　　　容：写真整理でコミュニケーション作り</w:t>
+              <w:t>・内　　　容：写真整理でコミュ</w:t>
             </w:r>
           </w:p>
           <w:p>
             <w:r>
               <w:rPr>
-                <w:sz w:val="31"/>
+                <w:sz w:val="36"/>
+              </w:rPr>
+              <w:t>ニケーション作り</w:t>
+            </w:r>
+          </w:p>
+          <w:p>
+            <w:r>
+              <w:rPr>
+                <w:sz w:val="36"/>
               </w:rPr>
               <w:t>・参 加 費：</w:t>
             </w:r>
@@ -806,7 +918,7 @@
             <w:r>
               <w:rPr>
                 <w:b/>
-                <w:sz w:val="31"/>
+                <w:sz w:val="36"/>
               </w:rPr>
               <w:t>◎10時00分 ～ 15時00分</w:t>
             </w:r>
@@ -814,15 +926,23 @@
           <w:p>
             <w:r>
               <w:rPr>
-                <w:sz w:val="31"/>
+                <w:sz w:val="36"/>
               </w:rPr>
-              <w:t>・使用団体：NPO法人成年後見安心サポートネット熊本</w:t>
+              <w:t>・使用団体：NPO法人成年後見安心</w:t>
             </w:r>
           </w:p>
           <w:p>
             <w:r>
               <w:rPr>
-                <w:sz w:val="31"/>
+                <w:sz w:val="36"/>
+              </w:rPr>
+              <w:t>サポートネット熊本</w:t>
+            </w:r>
+          </w:p>
+          <w:p>
+            <w:r>
+              <w:rPr>
+                <w:sz w:val="36"/>
               </w:rPr>
               <w:t>・内　　　容：成年後見無料相談会</w:t>
             </w:r>
@@ -830,7 +950,7 @@
           <w:p>
             <w:r>
               <w:rPr>
-                <w:sz w:val="31"/>
+                <w:sz w:val="36"/>
               </w:rPr>
               <w:t>・参 加 費：無料</w:t>
             </w:r>
@@ -839,7 +959,7 @@
             <w:r>
               <w:rPr>
                 <w:b/>
-                <w:sz w:val="31"/>
+                <w:sz w:val="36"/>
               </w:rPr>
               <w:t>◎18時30分 ～ 20時30分</w:t>
             </w:r>
@@ -847,7 +967,7 @@
           <w:p>
             <w:r>
               <w:rPr>
-                <w:sz w:val="31"/>
+                <w:sz w:val="36"/>
               </w:rPr>
               <w:t>・使用団体：熊本フォークダンスクラブ</w:t>
             </w:r>
@@ -855,7 +975,7 @@
           <w:p>
             <w:r>
               <w:rPr>
-                <w:sz w:val="31"/>
+                <w:sz w:val="36"/>
               </w:rPr>
               <w:t>・内　　　容：フォークダンス練習会</w:t>
             </w:r>
@@ -863,7 +983,7 @@
           <w:p>
             <w:r>
               <w:rPr>
-                <w:sz w:val="31"/>
+                <w:sz w:val="36"/>
               </w:rPr>
               <w:t>・参 加 費：無料</w:t>
             </w:r>
@@ -883,7 +1003,7 @@
       <w:r>
         <w:rPr>
           <w:b/>
-          <w:sz w:val="68"/>
+          <w:sz w:val="48"/>
         </w:rPr>
         <w:t>10月23日（金）　◎どなたでも参加できます</w:t>
       </w:r>
@@ -908,7 +1028,7 @@
             <w:r>
               <w:rPr>
                 <w:b/>
-                <w:sz w:val="52"/>
+                <w:sz w:val="36"/>
               </w:rPr>
               <w:t>イベントコーナー</w:t>
             </w:r>
@@ -923,7 +1043,7 @@
             <w:r>
               <w:rPr>
                 <w:b/>
-                <w:sz w:val="52"/>
+                <w:sz w:val="36"/>
               </w:rPr>
               <w:t>会議・セミナー室</w:t>
             </w:r>
@@ -939,7 +1059,7 @@
             <w:r>
               <w:rPr>
                 <w:b/>
-                <w:sz w:val="46"/>
+                <w:sz w:val="54"/>
               </w:rPr>
               <w:t>◎9時30分 ～ 12時30分</w:t>
             </w:r>
@@ -947,23 +1067,39 @@
           <w:p>
             <w:r>
               <w:rPr>
-                <w:sz w:val="46"/>
+                <w:sz w:val="54"/>
               </w:rPr>
-              <w:t>・使用団体：シニアクラブうらら</w:t>
+              <w:t>・使用団体：シニア</w:t>
             </w:r>
           </w:p>
           <w:p>
             <w:r>
               <w:rPr>
-                <w:sz w:val="46"/>
+                <w:sz w:val="54"/>
               </w:rPr>
-              <w:t>・内　　　容：シニアいきいきサロン</w:t>
+              <w:t>クラブうらら</w:t>
             </w:r>
           </w:p>
           <w:p>
             <w:r>
               <w:rPr>
-                <w:sz w:val="46"/>
+                <w:sz w:val="54"/>
+              </w:rPr>
+              <w:t>・内　　　容：シニアい</w:t>
+            </w:r>
+          </w:p>
+          <w:p>
+            <w:r>
+              <w:rPr>
+                <w:sz w:val="54"/>
+              </w:rPr>
+              <w:t>きいきサロン</w:t>
+            </w:r>
+          </w:p>
+          <w:p>
+            <w:r>
+              <w:rPr>
+                <w:sz w:val="54"/>
               </w:rPr>
               <w:t>・参 加 費：無料</w:t>
             </w:r>
@@ -972,7 +1108,7 @@
             <w:r>
               <w:rPr>
                 <w:b/>
-                <w:sz w:val="46"/>
+                <w:sz w:val="54"/>
               </w:rPr>
               <w:t>◎13時00分 ～ 17時30分</w:t>
             </w:r>
@@ -980,7 +1116,7 @@
           <w:p>
             <w:r>
               <w:rPr>
-                <w:sz w:val="46"/>
+                <w:sz w:val="54"/>
               </w:rPr>
               <w:t>・使用団体：囲碁普及会</w:t>
             </w:r>
@@ -988,7 +1124,7 @@
           <w:p>
             <w:r>
               <w:rPr>
-                <w:sz w:val="46"/>
+                <w:sz w:val="54"/>
               </w:rPr>
               <w:t>・内　　　容：囲碁の研究と対局</w:t>
             </w:r>
@@ -996,7 +1132,7 @@
           <w:p>
             <w:r>
               <w:rPr>
-                <w:sz w:val="46"/>
+                <w:sz w:val="54"/>
               </w:rPr>
               <w:t>・参 加 費：無料</w:t>
             </w:r>
@@ -1010,7 +1146,7 @@
             <w:r>
               <w:rPr>
                 <w:b/>
-                <w:sz w:val="46"/>
+                <w:sz w:val="54"/>
               </w:rPr>
               <w:t>◎10時00分 ～ 11時30分</w:t>
             </w:r>
@@ -1018,23 +1154,39 @@
           <w:p>
             <w:r>
               <w:rPr>
-                <w:sz w:val="46"/>
+                <w:sz w:val="54"/>
               </w:rPr>
-              <w:t>・使用団体：熊本健康マージャン協会</w:t>
+              <w:t>・使用団体：熊本健康マ</w:t>
             </w:r>
           </w:p>
           <w:p>
             <w:r>
               <w:rPr>
-                <w:sz w:val="46"/>
+                <w:sz w:val="54"/>
               </w:rPr>
-              <w:t>・内　　　容：マージャン協会の座談会の打合せ</w:t>
+              <w:t>ージャン協会</w:t>
             </w:r>
           </w:p>
           <w:p>
             <w:r>
               <w:rPr>
-                <w:sz w:val="46"/>
+                <w:sz w:val="54"/>
+              </w:rPr>
+              <w:t>・内　　　容：マージャン協会</w:t>
+            </w:r>
+          </w:p>
+          <w:p>
+            <w:r>
+              <w:rPr>
+                <w:sz w:val="54"/>
+              </w:rPr>
+              <w:t>の座談会の打合せ</w:t>
+            </w:r>
+          </w:p>
+          <w:p>
+            <w:r>
+              <w:rPr>
+                <w:sz w:val="54"/>
               </w:rPr>
               <w:t>・参 加 費：無料</w:t>
             </w:r>
@@ -1043,7 +1195,7 @@
             <w:r>
               <w:rPr>
                 <w:b/>
-                <w:sz w:val="46"/>
+                <w:sz w:val="54"/>
               </w:rPr>
               <w:t>◎13時20分 ～ 15時30分</w:t>
             </w:r>
@@ -1051,7 +1203,7 @@
           <w:p>
             <w:r>
               <w:rPr>
-                <w:sz w:val="46"/>
+                <w:sz w:val="54"/>
               </w:rPr>
               <w:t>・使用団体：エンジョイズ</w:t>
             </w:r>
@@ -1059,23 +1211,31 @@
           <w:p>
             <w:r>
               <w:rPr>
-                <w:sz w:val="46"/>
+                <w:sz w:val="54"/>
               </w:rPr>
-              <w:t>・内　　　容：童謡・唱歌・懐かし</w:t>
+              <w:t>・内　　　容：童謡・唱歌・懐か</w:t>
             </w:r>
           </w:p>
           <w:p>
             <w:r>
               <w:rPr>
-                <w:sz w:val="46"/>
+                <w:sz w:val="54"/>
               </w:rPr>
-              <w:t>い流行歌を楽しむ会</w:t>
+              <w:t>しい流行</w:t>
             </w:r>
           </w:p>
           <w:p>
             <w:r>
               <w:rPr>
-                <w:sz w:val="46"/>
+                <w:sz w:val="54"/>
+              </w:rPr>
+              <w:t>歌を楽しむ会</w:t>
+            </w:r>
+          </w:p>
+          <w:p>
+            <w:r>
+              <w:rPr>
+                <w:sz w:val="54"/>
               </w:rPr>
               <w:t>・参 加 費：無料</w:t>
             </w:r>
@@ -1095,7 +1255,7 @@
       <w:r>
         <w:rPr>
           <w:b/>
-          <w:sz w:val="58"/>
+          <w:sz w:val="48"/>
         </w:rPr>
         <w:t>10月24日（土）　◎どなたでも参加できます</w:t>
       </w:r>
@@ -1120,7 +1280,7 @@
             <w:r>
               <w:rPr>
                 <w:b/>
-                <w:sz w:val="44"/>
+                <w:sz w:val="36"/>
               </w:rPr>
               <w:t>イベントコーナー</w:t>
             </w:r>
@@ -1135,7 +1295,7 @@
             <w:r>
               <w:rPr>
                 <w:b/>
-                <w:sz w:val="44"/>
+                <w:sz w:val="36"/>
               </w:rPr>
               <w:t>会議・セミナー室</w:t>
             </w:r>
@@ -1151,7 +1311,7 @@
             <w:r>
               <w:rPr>
                 <w:b/>
-                <w:sz w:val="39"/>
+                <w:sz w:val="41"/>
               </w:rPr>
               <w:t>◎10時30分 ～ 12時00分</w:t>
             </w:r>
@@ -1159,7 +1319,7 @@
           <w:p>
             <w:r>
               <w:rPr>
-                <w:sz w:val="39"/>
+                <w:sz w:val="41"/>
               </w:rPr>
               <w:t>・使用団体：ほっとステージBINGO</w:t>
             </w:r>
@@ -1167,7 +1327,7 @@
           <w:p>
             <w:r>
               <w:rPr>
-                <w:sz w:val="39"/>
+                <w:sz w:val="41"/>
               </w:rPr>
               <w:t>・内　　　容：ベビーマッサージ教室</w:t>
             </w:r>
@@ -1175,7 +1335,7 @@
           <w:p>
             <w:r>
               <w:rPr>
-                <w:sz w:val="39"/>
+                <w:sz w:val="41"/>
               </w:rPr>
               <w:t>・参 加 費：無料</w:t>
             </w:r>
@@ -1184,7 +1344,7 @@
             <w:r>
               <w:rPr>
                 <w:b/>
-                <w:sz w:val="39"/>
+                <w:sz w:val="41"/>
               </w:rPr>
               <w:t>◎13時00分 ～ 15時50分</w:t>
             </w:r>
@@ -1192,7 +1352,7 @@
           <w:p>
             <w:r>
               <w:rPr>
-                <w:sz w:val="39"/>
+                <w:sz w:val="41"/>
               </w:rPr>
               <w:t>・使用団体：熊本さわやかハイヤ俱楽部</w:t>
             </w:r>
@@ -1200,15 +1360,23 @@
           <w:p>
             <w:r>
               <w:rPr>
-                <w:sz w:val="39"/>
+                <w:sz w:val="41"/>
               </w:rPr>
-              <w:t>・内　　　容：熊本の郷土芸能「牛深ハイヤ踊り」の練習</w:t>
+              <w:t>・内　　　容：熊本の郷土芸能「牛</w:t>
             </w:r>
           </w:p>
           <w:p>
             <w:r>
               <w:rPr>
-                <w:sz w:val="39"/>
+                <w:sz w:val="41"/>
+              </w:rPr>
+              <w:t>深ハイヤ踊り」の練習</w:t>
+            </w:r>
+          </w:p>
+          <w:p>
+            <w:r>
+              <w:rPr>
+                <w:sz w:val="41"/>
               </w:rPr>
               <w:t>・参 加 費：無料</w:t>
             </w:r>
@@ -1217,7 +1385,7 @@
             <w:r>
               <w:rPr>
                 <w:b/>
-                <w:sz w:val="39"/>
+                <w:sz w:val="41"/>
               </w:rPr>
               <w:t>◎17時00分 ～ 19時00分</w:t>
             </w:r>
@@ -1225,23 +1393,39 @@
           <w:p>
             <w:r>
               <w:rPr>
-                <w:sz w:val="39"/>
+                <w:sz w:val="41"/>
               </w:rPr>
-              <w:t>・使用団体：一般社団法人 日本版DBS・BCP支援協会</w:t>
+              <w:t>・使用団体：一般社団法人 日本</w:t>
             </w:r>
           </w:p>
           <w:p>
             <w:r>
               <w:rPr>
-                <w:sz w:val="39"/>
+                <w:sz w:val="41"/>
               </w:rPr>
-              <w:t>・内　　　容：こども性暴力防止法の概要説明</w:t>
+              <w:t>版DBS・BCP支援協会</w:t>
             </w:r>
           </w:p>
           <w:p>
             <w:r>
               <w:rPr>
-                <w:sz w:val="39"/>
+                <w:sz w:val="41"/>
+              </w:rPr>
+              <w:t>・内　　　容：こども性暴力防</w:t>
+            </w:r>
+          </w:p>
+          <w:p>
+            <w:r>
+              <w:rPr>
+                <w:sz w:val="41"/>
+              </w:rPr>
+              <w:t>止法の概要説明</w:t>
+            </w:r>
+          </w:p>
+          <w:p>
+            <w:r>
+              <w:rPr>
+                <w:sz w:val="41"/>
               </w:rPr>
               <w:t>・参 加 費：無料</w:t>
             </w:r>
@@ -1255,7 +1439,7 @@
             <w:r>
               <w:rPr>
                 <w:b/>
-                <w:sz w:val="39"/>
+                <w:sz w:val="41"/>
               </w:rPr>
               <w:t>◎10時00分 ～ 12時00分</w:t>
             </w:r>
@@ -1263,15 +1447,23 @@
           <w:p>
             <w:r>
               <w:rPr>
-                <w:sz w:val="39"/>
+                <w:sz w:val="41"/>
               </w:rPr>
-              <w:t>・使用団体：NPO法人成年後見安心サポートネット熊本</w:t>
+              <w:t>・使用団体：NPO法人成年後見安心</w:t>
             </w:r>
           </w:p>
           <w:p>
             <w:r>
               <w:rPr>
-                <w:sz w:val="39"/>
+                <w:sz w:val="41"/>
+              </w:rPr>
+              <w:t>サポートネット熊本</w:t>
+            </w:r>
+          </w:p>
+          <w:p>
+            <w:r>
+              <w:rPr>
+                <w:sz w:val="41"/>
               </w:rPr>
               <w:t>・内　　　容：後見実務研究会</w:t>
             </w:r>
@@ -1279,7 +1471,7 @@
           <w:p>
             <w:r>
               <w:rPr>
-                <w:sz w:val="39"/>
+                <w:sz w:val="41"/>
               </w:rPr>
               <w:t>・参 加 費：無料</w:t>
             </w:r>
@@ -1288,7 +1480,7 @@
             <w:r>
               <w:rPr>
                 <w:b/>
-                <w:sz w:val="39"/>
+                <w:sz w:val="41"/>
               </w:rPr>
               <w:t>◎13時30分 ～ 16時30分</w:t>
             </w:r>
@@ -1296,7 +1488,7 @@
           <w:p>
             <w:r>
               <w:rPr>
-                <w:sz w:val="39"/>
+                <w:sz w:val="41"/>
               </w:rPr>
               <w:t>・使用団体：東教養囲碁研究会</w:t>
             </w:r>
@@ -1304,7 +1496,7 @@
           <w:p>
             <w:r>
               <w:rPr>
-                <w:sz w:val="39"/>
+                <w:sz w:val="41"/>
               </w:rPr>
               <w:t>・内　　　容：囲碁による人間形成・修練</w:t>
             </w:r>
@@ -1312,7 +1504,7 @@
           <w:p>
             <w:r>
               <w:rPr>
-                <w:sz w:val="39"/>
+                <w:sz w:val="41"/>
               </w:rPr>
               <w:t>・参 加 費：無料</w:t>
             </w:r>
@@ -1332,7 +1524,7 @@
       <w:r>
         <w:rPr>
           <w:b/>
-          <w:sz w:val="68"/>
+          <w:sz w:val="48"/>
         </w:rPr>
         <w:t>10月25日（日）　◎どなたでも参加できます</w:t>
       </w:r>
@@ -1357,7 +1549,7 @@
             <w:r>
               <w:rPr>
                 <w:b/>
-                <w:sz w:val="52"/>
+                <w:sz w:val="36"/>
               </w:rPr>
               <w:t>イベントコーナー</w:t>
             </w:r>
@@ -1372,7 +1564,7 @@
             <w:r>
               <w:rPr>
                 <w:b/>
-                <w:sz w:val="52"/>
+                <w:sz w:val="36"/>
               </w:rPr>
               <w:t>会議・セミナー室</w:t>
             </w:r>
@@ -1388,7 +1580,7 @@
             <w:r>
               <w:rPr>
                 <w:b/>
-                <w:sz w:val="46"/>
+                <w:sz w:val="60"/>
               </w:rPr>
               <w:t>◎10時00分 ～ 12時00分</w:t>
             </w:r>
@@ -1396,15 +1588,23 @@
           <w:p>
             <w:r>
               <w:rPr>
-                <w:sz w:val="46"/>
+                <w:sz w:val="60"/>
               </w:rPr>
-              <w:t>・使用団体：（一社）熊本県助産師会</w:t>
+              <w:t>・使用団体：（一社）熊</w:t>
             </w:r>
           </w:p>
           <w:p>
             <w:r>
               <w:rPr>
-                <w:sz w:val="46"/>
+                <w:sz w:val="60"/>
+              </w:rPr>
+              <w:t>本県助産師会</w:t>
+            </w:r>
+          </w:p>
+          <w:p>
+            <w:r>
+              <w:rPr>
+                <w:sz w:val="60"/>
               </w:rPr>
               <w:t>・内　　　容：プレパパママ教室</w:t>
             </w:r>
@@ -1412,7 +1612,7 @@
           <w:p>
             <w:r>
               <w:rPr>
-                <w:sz w:val="46"/>
+                <w:sz w:val="60"/>
               </w:rPr>
               <w:t>・参 加 費：1000円</w:t>
             </w:r>
@@ -1421,7 +1621,7 @@
             <w:r>
               <w:rPr>
                 <w:b/>
-                <w:sz w:val="46"/>
+                <w:sz w:val="60"/>
               </w:rPr>
               <w:t>◎17時15分 ～ 20時30分</w:t>
             </w:r>
@@ -1429,15 +1629,23 @@
           <w:p>
             <w:r>
               <w:rPr>
-                <w:sz w:val="46"/>
+                <w:sz w:val="60"/>
               </w:rPr>
-              <w:t>・使用団体：fit(0-0)フィットれいわ</w:t>
+              <w:t>・使用団体：fit(0-0)フ</w:t>
             </w:r>
           </w:p>
           <w:p>
             <w:r>
               <w:rPr>
-                <w:sz w:val="46"/>
+                <w:sz w:val="60"/>
+              </w:rPr>
+              <w:t>ィットれいわ</w:t>
+            </w:r>
+          </w:p>
+          <w:p>
+            <w:r>
+              <w:rPr>
+                <w:sz w:val="60"/>
               </w:rPr>
               <w:t>・内　　　容：写真整理で交流会</w:t>
             </w:r>
@@ -1445,7 +1653,7 @@
           <w:p>
             <w:r>
               <w:rPr>
-                <w:sz w:val="46"/>
+                <w:sz w:val="60"/>
               </w:rPr>
               <w:t>・参 加 費：</w:t>
             </w:r>
@@ -1459,7 +1667,7 @@
             <w:r>
               <w:rPr>
                 <w:b/>
-                <w:sz w:val="46"/>
+                <w:sz w:val="60"/>
               </w:rPr>
               <w:t>◎10時00分 ～ 13時00分</w:t>
             </w:r>
@@ -1467,7 +1675,7 @@
           <w:p>
             <w:r>
               <w:rPr>
-                <w:sz w:val="46"/>
+                <w:sz w:val="60"/>
               </w:rPr>
               <w:t>・使用団体：熊日童話会</w:t>
             </w:r>
@@ -1475,7 +1683,7 @@
           <w:p>
             <w:r>
               <w:rPr>
-                <w:sz w:val="46"/>
+                <w:sz w:val="60"/>
               </w:rPr>
               <w:t>・内　　　容：熊日童話会「口演</w:t>
             </w:r>
@@ -1483,15 +1691,23 @@
           <w:p>
             <w:r>
               <w:rPr>
-                <w:sz w:val="46"/>
+                <w:sz w:val="60"/>
               </w:rPr>
-              <w:t>教室、月例童話会」</w:t>
+              <w:t>教室、</w:t>
             </w:r>
           </w:p>
           <w:p>
             <w:r>
               <w:rPr>
-                <w:sz w:val="46"/>
+                <w:sz w:val="60"/>
+              </w:rPr>
+              <w:t>月例童話会」</w:t>
+            </w:r>
+          </w:p>
+          <w:p>
+            <w:r>
+              <w:rPr>
+                <w:sz w:val="60"/>
               </w:rPr>
               <w:t>・参 加 費：無料</w:t>
             </w:r>
@@ -1500,7 +1716,7 @@
             <w:r>
               <w:rPr>
                 <w:b/>
-                <w:sz w:val="46"/>
+                <w:sz w:val="60"/>
               </w:rPr>
               <w:t>◎14時00分 ～ 16時30分</w:t>
             </w:r>
@@ -1508,7 +1724,7 @@
           <w:p>
             <w:r>
               <w:rPr>
-                <w:sz w:val="46"/>
+                <w:sz w:val="60"/>
               </w:rPr>
               <w:t>・使用団体：未来を創る会</w:t>
             </w:r>
@@ -1516,7 +1732,7 @@
           <w:p>
             <w:r>
               <w:rPr>
-                <w:sz w:val="46"/>
+                <w:sz w:val="60"/>
               </w:rPr>
               <w:t>・内　　　容：原発学習</w:t>
             </w:r>
@@ -1524,7 +1740,7 @@
           <w:p>
             <w:r>
               <w:rPr>
-                <w:sz w:val="46"/>
+                <w:sz w:val="60"/>
               </w:rPr>
               <w:t>・参 加 費：５００円</w:t>
             </w:r>
@@ -1906,7 +2122,7 @@
     <w:qFormat/>
     <w:rsid w:val="00FC693F"/>
     <w:pPr>
-      <w:spacing w:before="0" w:after="0" w:line="240" w:lineRule="auto"/>
+      <w:spacing w:before="0" w:after="0" w:line="187" w:lineRule="auto"/>
     </w:pPr>
     <w:rPr>
       <w:rFonts w:ascii="Meiryo UI" w:hAnsi="Meiryo UI" w:eastAsia="HGP創英角ｺﾞｼｯｸUB" w:cs="Meiryo UI"/>

--- a/weekly.docx
+++ b/weekly.docx
@@ -65,7 +65,7 @@
             <w:r>
               <w:rPr>
                 <w:b/>
-                <w:sz w:val="60"/>
+                <w:sz w:val="49"/>
               </w:rPr>
               <w:t>◎10時00分 ～ 11時45分</w:t>
             </w:r>
@@ -73,7 +73,7 @@
           <w:p>
             <w:r>
               <w:rPr>
-                <w:sz w:val="60"/>
+                <w:sz w:val="49"/>
               </w:rPr>
               <w:t>・使用団体：ヨガ健康クラブ</w:t>
             </w:r>
@@ -81,7 +81,7 @@
           <w:p>
             <w:r>
               <w:rPr>
-                <w:sz w:val="60"/>
+                <w:sz w:val="49"/>
               </w:rPr>
               <w:t>・内　　　容：ヨガ入門</w:t>
             </w:r>
@@ -89,7 +89,7 @@
           <w:p>
             <w:r>
               <w:rPr>
-                <w:sz w:val="60"/>
+                <w:sz w:val="49"/>
               </w:rPr>
               <w:t>・参 加 費：無料</w:t>
             </w:r>
@@ -98,7 +98,7 @@
             <w:r>
               <w:rPr>
                 <w:b/>
-                <w:sz w:val="60"/>
+                <w:sz w:val="49"/>
               </w:rPr>
               <w:t>◎12時15分 ～ 15時00分</w:t>
             </w:r>
@@ -106,39 +106,23 @@
           <w:p>
             <w:r>
               <w:rPr>
-                <w:sz w:val="60"/>
+                <w:sz w:val="49"/>
               </w:rPr>
-              <w:t>・使用団体：フラ・</w:t>
+              <w:t>・使用団体：フラ・オ・レアレア</w:t>
             </w:r>
           </w:p>
           <w:p>
             <w:r>
               <w:rPr>
-                <w:sz w:val="60"/>
+                <w:sz w:val="49"/>
               </w:rPr>
-              <w:t>オ・レアレア</w:t>
+              <w:t>・内　　　容：フラダンスレッスン</w:t>
             </w:r>
           </w:p>
           <w:p>
             <w:r>
               <w:rPr>
-                <w:sz w:val="60"/>
-              </w:rPr>
-              <w:t>・内　　　容：フラダ</w:t>
-            </w:r>
-          </w:p>
-          <w:p>
-            <w:r>
-              <w:rPr>
-                <w:sz w:val="60"/>
-              </w:rPr>
-              <w:t>ンスレッスン</w:t>
-            </w:r>
-          </w:p>
-          <w:p>
-            <w:r>
-              <w:rPr>
-                <w:sz w:val="60"/>
+                <w:sz w:val="49"/>
               </w:rPr>
               <w:t>・参 加 費：無料</w:t>
             </w:r>
@@ -220,7 +204,7 @@
             <w:r>
               <w:rPr>
                 <w:b/>
-                <w:sz w:val="49"/>
+                <w:sz w:val="50"/>
               </w:rPr>
               <w:t>◎9時30分 ～ 11時30分</w:t>
             </w:r>
@@ -228,7 +212,7 @@
           <w:p>
             <w:r>
               <w:rPr>
-                <w:sz w:val="49"/>
+                <w:sz w:val="50"/>
               </w:rPr>
               <w:t>・使用団体：世界の民族</w:t>
             </w:r>
@@ -236,7 +220,7 @@
           <w:p>
             <w:r>
               <w:rPr>
-                <w:sz w:val="49"/>
+                <w:sz w:val="50"/>
               </w:rPr>
               <w:t>舞踊ペガサス</w:t>
             </w:r>
@@ -244,31 +228,23 @@
           <w:p>
             <w:r>
               <w:rPr>
-                <w:sz w:val="49"/>
+                <w:sz w:val="50"/>
               </w:rPr>
-              <w:t>・内　　　容：世界各地の民族の踊</w:t>
+              <w:t>・内　　　容：世界各地の民族の</w:t>
             </w:r>
           </w:p>
           <w:p>
             <w:r>
               <w:rPr>
-                <w:sz w:val="49"/>
+                <w:sz w:val="50"/>
               </w:rPr>
-              <w:t>りを楽しもう(フ</w:t>
+              <w:t>踊りを楽しもう(フォークダンス)</w:t>
             </w:r>
           </w:p>
           <w:p>
             <w:r>
               <w:rPr>
-                <w:sz w:val="49"/>
-              </w:rPr>
-              <w:t>ォークダンス)</w:t>
-            </w:r>
-          </w:p>
-          <w:p>
-            <w:r>
-              <w:rPr>
-                <w:sz w:val="49"/>
+                <w:sz w:val="50"/>
               </w:rPr>
               <w:t>・参 加 費：無料</w:t>
             </w:r>
@@ -277,7 +253,7 @@
             <w:r>
               <w:rPr>
                 <w:b/>
-                <w:sz w:val="49"/>
+                <w:sz w:val="50"/>
               </w:rPr>
               <w:t>◎12時30分 ～ 17時30分</w:t>
             </w:r>
@@ -285,7 +261,7 @@
           <w:p>
             <w:r>
               <w:rPr>
-                <w:sz w:val="49"/>
+                <w:sz w:val="50"/>
               </w:rPr>
               <w:t>・使用団体：囲碁普及会</w:t>
             </w:r>
@@ -293,23 +269,23 @@
           <w:p>
             <w:r>
               <w:rPr>
-                <w:sz w:val="49"/>
+                <w:sz w:val="50"/>
               </w:rPr>
-              <w:t>・内　　　容：囲碁の対局・初</w:t>
+              <w:t>・内　　　容：囲碁の対局・</w:t>
             </w:r>
           </w:p>
           <w:p>
             <w:r>
               <w:rPr>
-                <w:sz w:val="49"/>
+                <w:sz w:val="50"/>
               </w:rPr>
-              <w:t>心者の指導と研究</w:t>
+              <w:t>初心者の指導と研究</w:t>
             </w:r>
           </w:p>
           <w:p>
             <w:r>
               <w:rPr>
-                <w:sz w:val="49"/>
+                <w:sz w:val="50"/>
               </w:rPr>
               <w:t>・参 加 費：無料</w:t>
             </w:r>
@@ -323,7 +299,7 @@
             <w:r>
               <w:rPr>
                 <w:b/>
-                <w:sz w:val="49"/>
+                <w:sz w:val="50"/>
               </w:rPr>
               <w:t>◎10時00分 ～ 12時00分</w:t>
             </w:r>
@@ -331,7 +307,7 @@
           <w:p>
             <w:r>
               <w:rPr>
-                <w:sz w:val="49"/>
+                <w:sz w:val="50"/>
               </w:rPr>
               <w:t>・使用団体：太極拳を楽しもう会</w:t>
             </w:r>
@@ -339,7 +315,7 @@
           <w:p>
             <w:r>
               <w:rPr>
-                <w:sz w:val="49"/>
+                <w:sz w:val="50"/>
               </w:rPr>
               <w:t>・内　　　容：健康太極拳</w:t>
             </w:r>
@@ -347,7 +323,7 @@
           <w:p>
             <w:r>
               <w:rPr>
-                <w:sz w:val="49"/>
+                <w:sz w:val="50"/>
               </w:rPr>
               <w:t>・参 加 費：1000円</w:t>
             </w:r>
@@ -356,7 +332,7 @@
             <w:r>
               <w:rPr>
                 <w:b/>
-                <w:sz w:val="49"/>
+                <w:sz w:val="50"/>
               </w:rPr>
               <w:t>◎13時00分 ～ 18時00分</w:t>
             </w:r>
@@ -364,7 +340,7 @@
           <w:p>
             <w:r>
               <w:rPr>
-                <w:sz w:val="49"/>
+                <w:sz w:val="50"/>
               </w:rPr>
               <w:t>・使用団体：「アミーゴ」</w:t>
             </w:r>
@@ -372,7 +348,7 @@
           <w:p>
             <w:r>
               <w:rPr>
-                <w:sz w:val="49"/>
+                <w:sz w:val="50"/>
               </w:rPr>
               <w:t>・内　　　容：高齢者バンド</w:t>
             </w:r>
@@ -380,7 +356,7 @@
           <w:p>
             <w:r>
               <w:rPr>
-                <w:sz w:val="49"/>
+                <w:sz w:val="50"/>
               </w:rPr>
               <w:t>・参 加 費：無料</w:t>
             </w:r>
@@ -389,7 +365,7 @@
             <w:r>
               <w:rPr>
                 <w:b/>
-                <w:sz w:val="49"/>
+                <w:sz w:val="50"/>
               </w:rPr>
               <w:t>◎19時30分 ～ 20時30分</w:t>
             </w:r>
@@ -397,7 +373,7 @@
           <w:p>
             <w:r>
               <w:rPr>
-                <w:sz w:val="49"/>
+                <w:sz w:val="50"/>
               </w:rPr>
               <w:t>・使用団体：笑顔のたまて箱</w:t>
             </w:r>
@@ -405,7 +381,7 @@
           <w:p>
             <w:r>
               <w:rPr>
-                <w:sz w:val="49"/>
+                <w:sz w:val="50"/>
               </w:rPr>
               <w:t>・内　　　容：人形劇の練</w:t>
             </w:r>
@@ -413,7 +389,7 @@
           <w:p>
             <w:r>
               <w:rPr>
-                <w:sz w:val="49"/>
+                <w:sz w:val="50"/>
               </w:rPr>
               <w:t>習及び打合せ</w:t>
             </w:r>
@@ -421,7 +397,7 @@
           <w:p>
             <w:r>
               <w:rPr>
-                <w:sz w:val="49"/>
+                <w:sz w:val="50"/>
               </w:rPr>
               <w:t>・参 加 費：無料</w:t>
             </w:r>
@@ -497,7 +473,7 @@
             <w:r>
               <w:rPr>
                 <w:b/>
-                <w:sz w:val="50"/>
+                <w:sz w:val="59"/>
               </w:rPr>
               <w:t>◎9時40分 ～ 11時30分</w:t>
             </w:r>
@@ -505,7 +481,7 @@
           <w:p>
             <w:r>
               <w:rPr>
-                <w:sz w:val="50"/>
+                <w:sz w:val="59"/>
               </w:rPr>
               <w:t>・使用団体：KKA高齢</w:t>
             </w:r>
@@ -513,7 +489,7 @@
           <w:p>
             <w:r>
               <w:rPr>
-                <w:sz w:val="50"/>
+                <w:sz w:val="59"/>
               </w:rPr>
               <w:t>者健康友の会</w:t>
             </w:r>
@@ -521,7 +497,7 @@
           <w:p>
             <w:r>
               <w:rPr>
-                <w:sz w:val="50"/>
+                <w:sz w:val="59"/>
               </w:rPr>
               <w:t>・内　　　容：みんな笑顔で</w:t>
             </w:r>
@@ -529,7 +505,7 @@
           <w:p>
             <w:r>
               <w:rPr>
-                <w:sz w:val="50"/>
+                <w:sz w:val="59"/>
               </w:rPr>
               <w:t>楽しく健康体操</w:t>
             </w:r>
@@ -537,7 +513,7 @@
           <w:p>
             <w:r>
               <w:rPr>
-                <w:sz w:val="50"/>
+                <w:sz w:val="59"/>
               </w:rPr>
               <w:t>・参 加 費：無料</w:t>
             </w:r>
@@ -546,7 +522,7 @@
             <w:r>
               <w:rPr>
                 <w:b/>
-                <w:sz w:val="50"/>
+                <w:sz w:val="59"/>
               </w:rPr>
               <w:t>◎14時00分 ～ 16時30分</w:t>
             </w:r>
@@ -554,7 +530,7 @@
           <w:p>
             <w:r>
               <w:rPr>
-                <w:sz w:val="50"/>
+                <w:sz w:val="59"/>
               </w:rPr>
               <w:t>・使用団体：NPO法人で</w:t>
             </w:r>
@@ -562,7 +538,7 @@
           <w:p>
             <w:r>
               <w:rPr>
-                <w:sz w:val="50"/>
+                <w:sz w:val="59"/>
               </w:rPr>
               <w:t>んでん虫の会</w:t>
             </w:r>
@@ -570,7 +546,7 @@
           <w:p>
             <w:r>
               <w:rPr>
-                <w:sz w:val="50"/>
+                <w:sz w:val="59"/>
               </w:rPr>
               <w:t>・内　　　容：おしゃべり会</w:t>
             </w:r>
@@ -578,7 +554,7 @@
           <w:p>
             <w:r>
               <w:rPr>
-                <w:sz w:val="50"/>
+                <w:sz w:val="59"/>
               </w:rPr>
               <w:t>・参 加 費：無料</w:t>
             </w:r>
@@ -592,7 +568,7 @@
             <w:r>
               <w:rPr>
                 <w:b/>
-                <w:sz w:val="50"/>
+                <w:sz w:val="59"/>
               </w:rPr>
               <w:t>◎13時10分 ～ 15時50分</w:t>
             </w:r>
@@ -600,7 +576,7 @@
           <w:p>
             <w:r>
               <w:rPr>
-                <w:sz w:val="50"/>
+                <w:sz w:val="59"/>
               </w:rPr>
               <w:t>・使用団体：楽画喜の会</w:t>
             </w:r>
@@ -608,7 +584,7 @@
           <w:p>
             <w:r>
               <w:rPr>
-                <w:sz w:val="50"/>
+                <w:sz w:val="59"/>
               </w:rPr>
               <w:t>・内　　　容：絵画制作活動</w:t>
             </w:r>
@@ -616,7 +592,7 @@
           <w:p>
             <w:r>
               <w:rPr>
-                <w:sz w:val="50"/>
+                <w:sz w:val="59"/>
               </w:rPr>
               <w:t>・参 加 費：無料</w:t>
             </w:r>
@@ -625,7 +601,7 @@
             <w:r>
               <w:rPr>
                 <w:b/>
-                <w:sz w:val="50"/>
+                <w:sz w:val="59"/>
               </w:rPr>
               <w:t>◎17時00分 ～ 20時00分</w:t>
             </w:r>
@@ -633,63 +609,47 @@
           <w:p>
             <w:r>
               <w:rPr>
-                <w:sz w:val="50"/>
+                <w:sz w:val="59"/>
               </w:rPr>
-              <w:t>・使用団体：一般社団法人地域</w:t>
+              <w:t>・使用団体：一般社団法人地</w:t>
             </w:r>
           </w:p>
           <w:p>
             <w:r>
               <w:rPr>
-                <w:sz w:val="50"/>
+                <w:sz w:val="59"/>
               </w:rPr>
-              <w:t>再生・百年ライフ</w:t>
+              <w:t>域再生・百年ライフ</w:t>
             </w:r>
           </w:p>
           <w:p>
             <w:r>
               <w:rPr>
-                <w:sz w:val="50"/>
+                <w:sz w:val="59"/>
               </w:rPr>
-              <w:t>サポー</w:t>
+              <w:t>サポート協会羅針盤</w:t>
             </w:r>
           </w:p>
           <w:p>
             <w:r>
               <w:rPr>
-                <w:sz w:val="50"/>
+                <w:sz w:val="59"/>
               </w:rPr>
-              <w:t>ト協会羅針盤</w:t>
+              <w:t>・内　　　容：相続遺言終活</w:t>
             </w:r>
           </w:p>
           <w:p>
             <w:r>
               <w:rPr>
-                <w:sz w:val="50"/>
+                <w:sz w:val="59"/>
               </w:rPr>
-              <w:t>・内　　　容：相続遺言終活全般</w:t>
+              <w:t>全般無料相談会及び研修会</w:t>
             </w:r>
           </w:p>
           <w:p>
             <w:r>
               <w:rPr>
-                <w:sz w:val="50"/>
-              </w:rPr>
-              <w:t>無料相談</w:t>
-            </w:r>
-          </w:p>
-          <w:p>
-            <w:r>
-              <w:rPr>
-                <w:sz w:val="50"/>
-              </w:rPr>
-              <w:t>会及び研修会</w:t>
-            </w:r>
-          </w:p>
-          <w:p>
-            <w:r>
-              <w:rPr>
-                <w:sz w:val="50"/>
+                <w:sz w:val="59"/>
               </w:rPr>
               <w:t>・参 加 費：無料</w:t>
             </w:r>
@@ -765,7 +725,7 @@
             <w:r>
               <w:rPr>
                 <w:b/>
-                <w:sz w:val="36"/>
+                <w:sz w:val="32"/>
               </w:rPr>
               <w:t>◎10時00分 ～ 12時00分</w:t>
             </w:r>
@@ -773,7 +733,7 @@
           <w:p>
             <w:r>
               <w:rPr>
-                <w:sz w:val="36"/>
+                <w:sz w:val="32"/>
               </w:rPr>
               <w:t>・使用団体：（一社）熊本県助産師会</w:t>
             </w:r>
@@ -781,7 +741,7 @@
           <w:p>
             <w:r>
               <w:rPr>
-                <w:sz w:val="36"/>
+                <w:sz w:val="32"/>
               </w:rPr>
               <w:t>・内　　　容：ママ＆ベビー教室</w:t>
             </w:r>
@@ -789,7 +749,7 @@
           <w:p>
             <w:r>
               <w:rPr>
-                <w:sz w:val="36"/>
+                <w:sz w:val="32"/>
               </w:rPr>
               <w:t>・参 加 費：1000円</w:t>
             </w:r>
@@ -798,7 +758,7 @@
             <w:r>
               <w:rPr>
                 <w:b/>
-                <w:sz w:val="36"/>
+                <w:sz w:val="32"/>
               </w:rPr>
               <w:t>◎10時00分 ～ 12時00分</w:t>
             </w:r>
@@ -806,7 +766,7 @@
           <w:p>
             <w:r>
               <w:rPr>
-                <w:sz w:val="36"/>
+                <w:sz w:val="32"/>
               </w:rPr>
               <w:t>・使用団体：（一社）熊本県助産師会</w:t>
             </w:r>
@@ -814,7 +774,7 @@
           <w:p>
             <w:r>
               <w:rPr>
-                <w:sz w:val="36"/>
+                <w:sz w:val="32"/>
               </w:rPr>
               <w:t>・内　　　容：プレパパママ教室</w:t>
             </w:r>
@@ -822,7 +782,7 @@
           <w:p>
             <w:r>
               <w:rPr>
-                <w:sz w:val="36"/>
+                <w:sz w:val="32"/>
               </w:rPr>
               <w:t>・参 加 費：1000円</w:t>
             </w:r>
@@ -831,7 +791,7 @@
             <w:r>
               <w:rPr>
                 <w:b/>
-                <w:sz w:val="36"/>
+                <w:sz w:val="32"/>
               </w:rPr>
               <w:t>◎13時30分 ～ 15時00分</w:t>
             </w:r>
@@ -839,23 +799,15 @@
           <w:p>
             <w:r>
               <w:rPr>
-                <w:sz w:val="36"/>
+                <w:sz w:val="32"/>
               </w:rPr>
-              <w:t>・使用団体：熊本さわやか大学</w:t>
+              <w:t>・使用団体：熊本さわやか大学校20期「絆２０会」</w:t>
             </w:r>
           </w:p>
           <w:p>
             <w:r>
               <w:rPr>
-                <w:sz w:val="36"/>
-              </w:rPr>
-              <w:t>校20期「絆２０会」</w:t>
-            </w:r>
-          </w:p>
-          <w:p>
-            <w:r>
-              <w:rPr>
-                <w:sz w:val="36"/>
+                <w:sz w:val="32"/>
               </w:rPr>
               <w:t>・内　　　容：健康体操教室</w:t>
             </w:r>
@@ -863,7 +815,7 @@
           <w:p>
             <w:r>
               <w:rPr>
-                <w:sz w:val="36"/>
+                <w:sz w:val="32"/>
               </w:rPr>
               <w:t>・参 加 費：無料</w:t>
             </w:r>
@@ -872,7 +824,7 @@
             <w:r>
               <w:rPr>
                 <w:b/>
-                <w:sz w:val="36"/>
+                <w:sz w:val="32"/>
               </w:rPr>
               <w:t>◎16時15分 ～ 19時45分</w:t>
             </w:r>
@@ -880,7 +832,7 @@
           <w:p>
             <w:r>
               <w:rPr>
-                <w:sz w:val="36"/>
+                <w:sz w:val="32"/>
               </w:rPr>
               <w:t>・使用団体：fit(0-0)フィットれいわ</w:t>
             </w:r>
@@ -888,23 +840,15 @@
           <w:p>
             <w:r>
               <w:rPr>
-                <w:sz w:val="36"/>
+                <w:sz w:val="32"/>
               </w:rPr>
-              <w:t>・内　　　容：写真整理でコミュ</w:t>
+              <w:t>・内　　　容：写真整理でコミュニケーション作り</w:t>
             </w:r>
           </w:p>
           <w:p>
             <w:r>
               <w:rPr>
-                <w:sz w:val="36"/>
-              </w:rPr>
-              <w:t>ニケーション作り</w:t>
-            </w:r>
-          </w:p>
-          <w:p>
-            <w:r>
-              <w:rPr>
-                <w:sz w:val="36"/>
+                <w:sz w:val="32"/>
               </w:rPr>
               <w:t>・参 加 費：</w:t>
             </w:r>
@@ -918,7 +862,7 @@
             <w:r>
               <w:rPr>
                 <w:b/>
-                <w:sz w:val="36"/>
+                <w:sz w:val="32"/>
               </w:rPr>
               <w:t>◎10時00分 ～ 15時00分</w:t>
             </w:r>
@@ -926,23 +870,15 @@
           <w:p>
             <w:r>
               <w:rPr>
-                <w:sz w:val="36"/>
+                <w:sz w:val="32"/>
               </w:rPr>
-              <w:t>・使用団体：NPO法人成年後見安心</w:t>
+              <w:t>・使用団体：NPO法人成年後見安心サポートネット熊本</w:t>
             </w:r>
           </w:p>
           <w:p>
             <w:r>
               <w:rPr>
-                <w:sz w:val="36"/>
-              </w:rPr>
-              <w:t>サポートネット熊本</w:t>
-            </w:r>
-          </w:p>
-          <w:p>
-            <w:r>
-              <w:rPr>
-                <w:sz w:val="36"/>
+                <w:sz w:val="32"/>
               </w:rPr>
               <w:t>・内　　　容：成年後見無料相談会</w:t>
             </w:r>
@@ -950,7 +886,7 @@
           <w:p>
             <w:r>
               <w:rPr>
-                <w:sz w:val="36"/>
+                <w:sz w:val="32"/>
               </w:rPr>
               <w:t>・参 加 費：無料</w:t>
             </w:r>
@@ -959,7 +895,7 @@
             <w:r>
               <w:rPr>
                 <w:b/>
-                <w:sz w:val="36"/>
+                <w:sz w:val="32"/>
               </w:rPr>
               <w:t>◎18時30分 ～ 20時30分</w:t>
             </w:r>
@@ -967,7 +903,7 @@
           <w:p>
             <w:r>
               <w:rPr>
-                <w:sz w:val="36"/>
+                <w:sz w:val="32"/>
               </w:rPr>
               <w:t>・使用団体：熊本フォークダンスクラブ</w:t>
             </w:r>
@@ -975,7 +911,7 @@
           <w:p>
             <w:r>
               <w:rPr>
-                <w:sz w:val="36"/>
+                <w:sz w:val="32"/>
               </w:rPr>
               <w:t>・内　　　容：フォークダンス練習会</w:t>
             </w:r>
@@ -983,7 +919,7 @@
           <w:p>
             <w:r>
               <w:rPr>
-                <w:sz w:val="36"/>
+                <w:sz w:val="32"/>
               </w:rPr>
               <w:t>・参 加 費：無料</w:t>
             </w:r>
@@ -1059,7 +995,7 @@
             <w:r>
               <w:rPr>
                 <w:b/>
-                <w:sz w:val="54"/>
+                <w:sz w:val="31"/>
               </w:rPr>
               <w:t>◎9時30分 ～ 12時30分</w:t>
             </w:r>
@@ -1067,39 +1003,23 @@
           <w:p>
             <w:r>
               <w:rPr>
-                <w:sz w:val="54"/>
+                <w:sz w:val="31"/>
               </w:rPr>
-              <w:t>・使用団体：シニア</w:t>
+              <w:t>・使用団体：シニアクラブうらら</w:t>
             </w:r>
           </w:p>
           <w:p>
             <w:r>
               <w:rPr>
-                <w:sz w:val="54"/>
+                <w:sz w:val="31"/>
               </w:rPr>
-              <w:t>クラブうらら</w:t>
+              <w:t>・内　　　容：シニアいきいきサロン</w:t>
             </w:r>
           </w:p>
           <w:p>
             <w:r>
               <w:rPr>
-                <w:sz w:val="54"/>
-              </w:rPr>
-              <w:t>・内　　　容：シニアい</w:t>
-            </w:r>
-          </w:p>
-          <w:p>
-            <w:r>
-              <w:rPr>
-                <w:sz w:val="54"/>
-              </w:rPr>
-              <w:t>きいきサロン</w:t>
-            </w:r>
-          </w:p>
-          <w:p>
-            <w:r>
-              <w:rPr>
-                <w:sz w:val="54"/>
+                <w:sz w:val="31"/>
               </w:rPr>
               <w:t>・参 加 費：無料</w:t>
             </w:r>
@@ -1108,7 +1028,7 @@
             <w:r>
               <w:rPr>
                 <w:b/>
-                <w:sz w:val="54"/>
+                <w:sz w:val="31"/>
               </w:rPr>
               <w:t>◎13時00分 ～ 17時30分</w:t>
             </w:r>
@@ -1116,7 +1036,7 @@
           <w:p>
             <w:r>
               <w:rPr>
-                <w:sz w:val="54"/>
+                <w:sz w:val="31"/>
               </w:rPr>
               <w:t>・使用団体：囲碁普及会</w:t>
             </w:r>
@@ -1124,7 +1044,7 @@
           <w:p>
             <w:r>
               <w:rPr>
-                <w:sz w:val="54"/>
+                <w:sz w:val="31"/>
               </w:rPr>
               <w:t>・内　　　容：囲碁の研究と対局</w:t>
             </w:r>
@@ -1132,7 +1052,7 @@
           <w:p>
             <w:r>
               <w:rPr>
-                <w:sz w:val="54"/>
+                <w:sz w:val="31"/>
               </w:rPr>
               <w:t>・参 加 費：無料</w:t>
             </w:r>
@@ -1146,7 +1066,7 @@
             <w:r>
               <w:rPr>
                 <w:b/>
-                <w:sz w:val="54"/>
+                <w:sz w:val="31"/>
               </w:rPr>
               <w:t>◎10時00分 ～ 11時30分</w:t>
             </w:r>
@@ -1154,39 +1074,23 @@
           <w:p>
             <w:r>
               <w:rPr>
-                <w:sz w:val="54"/>
+                <w:sz w:val="31"/>
               </w:rPr>
-              <w:t>・使用団体：熊本健康マ</w:t>
+              <w:t>・使用団体：熊本健康マージャン協会</w:t>
             </w:r>
           </w:p>
           <w:p>
             <w:r>
               <w:rPr>
-                <w:sz w:val="54"/>
+                <w:sz w:val="31"/>
               </w:rPr>
-              <w:t>ージャン協会</w:t>
+              <w:t>・内　　　容：マージャン協会の座談会の打合せ</w:t>
             </w:r>
           </w:p>
           <w:p>
             <w:r>
               <w:rPr>
-                <w:sz w:val="54"/>
-              </w:rPr>
-              <w:t>・内　　　容：マージャン協会</w:t>
-            </w:r>
-          </w:p>
-          <w:p>
-            <w:r>
-              <w:rPr>
-                <w:sz w:val="54"/>
-              </w:rPr>
-              <w:t>の座談会の打合せ</w:t>
-            </w:r>
-          </w:p>
-          <w:p>
-            <w:r>
-              <w:rPr>
-                <w:sz w:val="54"/>
+                <w:sz w:val="31"/>
               </w:rPr>
               <w:t>・参 加 費：無料</w:t>
             </w:r>
@@ -1195,7 +1099,7 @@
             <w:r>
               <w:rPr>
                 <w:b/>
-                <w:sz w:val="54"/>
+                <w:sz w:val="31"/>
               </w:rPr>
               <w:t>◎13時20分 ～ 15時30分</w:t>
             </w:r>
@@ -1203,7 +1107,7 @@
           <w:p>
             <w:r>
               <w:rPr>
-                <w:sz w:val="54"/>
+                <w:sz w:val="31"/>
               </w:rPr>
               <w:t>・使用団体：エンジョイズ</w:t>
             </w:r>
@@ -1211,31 +1115,15 @@
           <w:p>
             <w:r>
               <w:rPr>
-                <w:sz w:val="54"/>
+                <w:sz w:val="31"/>
               </w:rPr>
-              <w:t>・内　　　容：童謡・唱歌・懐か</w:t>
+              <w:t>・内　　　容：童謡・唱歌・懐かしい流行歌を楽しむ会</w:t>
             </w:r>
           </w:p>
           <w:p>
             <w:r>
               <w:rPr>
-                <w:sz w:val="54"/>
-              </w:rPr>
-              <w:t>しい流行</w:t>
-            </w:r>
-          </w:p>
-          <w:p>
-            <w:r>
-              <w:rPr>
-                <w:sz w:val="54"/>
-              </w:rPr>
-              <w:t>歌を楽しむ会</w:t>
-            </w:r>
-          </w:p>
-          <w:p>
-            <w:r>
-              <w:rPr>
-                <w:sz w:val="54"/>
+                <w:sz w:val="31"/>
               </w:rPr>
               <w:t>・参 加 費：無料</w:t>
             </w:r>
@@ -1311,7 +1199,7 @@
             <w:r>
               <w:rPr>
                 <w:b/>
-                <w:sz w:val="41"/>
+                <w:sz w:val="30"/>
               </w:rPr>
               <w:t>◎10時30分 ～ 12時00分</w:t>
             </w:r>
@@ -1319,7 +1207,7 @@
           <w:p>
             <w:r>
               <w:rPr>
-                <w:sz w:val="41"/>
+                <w:sz w:val="30"/>
               </w:rPr>
               <w:t>・使用団体：ほっとステージBINGO</w:t>
             </w:r>
@@ -1327,7 +1215,7 @@
           <w:p>
             <w:r>
               <w:rPr>
-                <w:sz w:val="41"/>
+                <w:sz w:val="30"/>
               </w:rPr>
               <w:t>・内　　　容：ベビーマッサージ教室</w:t>
             </w:r>
@@ -1335,7 +1223,7 @@
           <w:p>
             <w:r>
               <w:rPr>
-                <w:sz w:val="41"/>
+                <w:sz w:val="30"/>
               </w:rPr>
               <w:t>・参 加 費：無料</w:t>
             </w:r>
@@ -1344,7 +1232,7 @@
             <w:r>
               <w:rPr>
                 <w:b/>
-                <w:sz w:val="41"/>
+                <w:sz w:val="30"/>
               </w:rPr>
               <w:t>◎13時00分 ～ 15時50分</w:t>
             </w:r>
@@ -1352,7 +1240,7 @@
           <w:p>
             <w:r>
               <w:rPr>
-                <w:sz w:val="41"/>
+                <w:sz w:val="30"/>
               </w:rPr>
               <w:t>・使用団体：熊本さわやかハイヤ俱楽部</w:t>
             </w:r>
@@ -1360,23 +1248,15 @@
           <w:p>
             <w:r>
               <w:rPr>
-                <w:sz w:val="41"/>
+                <w:sz w:val="30"/>
               </w:rPr>
-              <w:t>・内　　　容：熊本の郷土芸能「牛</w:t>
+              <w:t>・内　　　容：熊本の郷土芸能「牛深ハイヤ踊り」の練習</w:t>
             </w:r>
           </w:p>
           <w:p>
             <w:r>
               <w:rPr>
-                <w:sz w:val="41"/>
-              </w:rPr>
-              <w:t>深ハイヤ踊り」の練習</w:t>
-            </w:r>
-          </w:p>
-          <w:p>
-            <w:r>
-              <w:rPr>
-                <w:sz w:val="41"/>
+                <w:sz w:val="30"/>
               </w:rPr>
               <w:t>・参 加 費：無料</w:t>
             </w:r>
@@ -1385,7 +1265,7 @@
             <w:r>
               <w:rPr>
                 <w:b/>
-                <w:sz w:val="41"/>
+                <w:sz w:val="30"/>
               </w:rPr>
               <w:t>◎17時00分 ～ 19時00分</w:t>
             </w:r>
@@ -1393,39 +1273,23 @@
           <w:p>
             <w:r>
               <w:rPr>
-                <w:sz w:val="41"/>
+                <w:sz w:val="30"/>
               </w:rPr>
-              <w:t>・使用団体：一般社団法人 日本</w:t>
+              <w:t>・使用団体：一般社団法人 日本版DBS・BCP支援協会</w:t>
             </w:r>
           </w:p>
           <w:p>
             <w:r>
               <w:rPr>
-                <w:sz w:val="41"/>
+                <w:sz w:val="30"/>
               </w:rPr>
-              <w:t>版DBS・BCP支援協会</w:t>
+              <w:t>・内　　　容：こども性暴力防止法の概要説明</w:t>
             </w:r>
           </w:p>
           <w:p>
             <w:r>
               <w:rPr>
-                <w:sz w:val="41"/>
-              </w:rPr>
-              <w:t>・内　　　容：こども性暴力防</w:t>
-            </w:r>
-          </w:p>
-          <w:p>
-            <w:r>
-              <w:rPr>
-                <w:sz w:val="41"/>
-              </w:rPr>
-              <w:t>止法の概要説明</w:t>
-            </w:r>
-          </w:p>
-          <w:p>
-            <w:r>
-              <w:rPr>
-                <w:sz w:val="41"/>
+                <w:sz w:val="30"/>
               </w:rPr>
               <w:t>・参 加 費：無料</w:t>
             </w:r>
@@ -1439,7 +1303,7 @@
             <w:r>
               <w:rPr>
                 <w:b/>
-                <w:sz w:val="41"/>
+                <w:sz w:val="30"/>
               </w:rPr>
               <w:t>◎10時00分 ～ 12時00分</w:t>
             </w:r>
@@ -1447,23 +1311,15 @@
           <w:p>
             <w:r>
               <w:rPr>
-                <w:sz w:val="41"/>
+                <w:sz w:val="30"/>
               </w:rPr>
-              <w:t>・使用団体：NPO法人成年後見安心</w:t>
+              <w:t>・使用団体：NPO法人成年後見安心サポートネット熊本</w:t>
             </w:r>
           </w:p>
           <w:p>
             <w:r>
               <w:rPr>
-                <w:sz w:val="41"/>
-              </w:rPr>
-              <w:t>サポートネット熊本</w:t>
-            </w:r>
-          </w:p>
-          <w:p>
-            <w:r>
-              <w:rPr>
-                <w:sz w:val="41"/>
+                <w:sz w:val="30"/>
               </w:rPr>
               <w:t>・内　　　容：後見実務研究会</w:t>
             </w:r>
@@ -1471,7 +1327,7 @@
           <w:p>
             <w:r>
               <w:rPr>
-                <w:sz w:val="41"/>
+                <w:sz w:val="30"/>
               </w:rPr>
               <w:t>・参 加 費：無料</w:t>
             </w:r>
@@ -1480,7 +1336,7 @@
             <w:r>
               <w:rPr>
                 <w:b/>
-                <w:sz w:val="41"/>
+                <w:sz w:val="30"/>
               </w:rPr>
               <w:t>◎13時30分 ～ 16時30分</w:t>
             </w:r>
@@ -1488,7 +1344,7 @@
           <w:p>
             <w:r>
               <w:rPr>
-                <w:sz w:val="41"/>
+                <w:sz w:val="30"/>
               </w:rPr>
               <w:t>・使用団体：東教養囲碁研究会</w:t>
             </w:r>
@@ -1496,7 +1352,7 @@
           <w:p>
             <w:r>
               <w:rPr>
-                <w:sz w:val="41"/>
+                <w:sz w:val="30"/>
               </w:rPr>
               <w:t>・内　　　容：囲碁による人間形成・修練</w:t>
             </w:r>
@@ -1504,7 +1360,7 @@
           <w:p>
             <w:r>
               <w:rPr>
-                <w:sz w:val="41"/>
+                <w:sz w:val="30"/>
               </w:rPr>
               <w:t>・参 加 費：無料</w:t>
             </w:r>
@@ -1580,7 +1436,7 @@
             <w:r>
               <w:rPr>
                 <w:b/>
-                <w:sz w:val="60"/>
+                <w:sz w:val="32"/>
               </w:rPr>
               <w:t>◎10時00分 ～ 12時00分</w:t>
             </w:r>
@@ -1588,23 +1444,15 @@
           <w:p>
             <w:r>
               <w:rPr>
-                <w:sz w:val="60"/>
+                <w:sz w:val="32"/>
               </w:rPr>
-              <w:t>・使用団体：（一社）熊</w:t>
+              <w:t>・使用団体：（一社）熊本県助産師会</w:t>
             </w:r>
           </w:p>
           <w:p>
             <w:r>
               <w:rPr>
-                <w:sz w:val="60"/>
-              </w:rPr>
-              <w:t>本県助産師会</w:t>
-            </w:r>
-          </w:p>
-          <w:p>
-            <w:r>
-              <w:rPr>
-                <w:sz w:val="60"/>
+                <w:sz w:val="32"/>
               </w:rPr>
               <w:t>・内　　　容：プレパパママ教室</w:t>
             </w:r>
@@ -1612,7 +1460,7 @@
           <w:p>
             <w:r>
               <w:rPr>
-                <w:sz w:val="60"/>
+                <w:sz w:val="32"/>
               </w:rPr>
               <w:t>・参 加 費：1000円</w:t>
             </w:r>
@@ -1621,7 +1469,7 @@
             <w:r>
               <w:rPr>
                 <w:b/>
-                <w:sz w:val="60"/>
+                <w:sz w:val="32"/>
               </w:rPr>
               <w:t>◎17時15分 ～ 20時30分</w:t>
             </w:r>
@@ -1629,23 +1477,15 @@
           <w:p>
             <w:r>
               <w:rPr>
-                <w:sz w:val="60"/>
+                <w:sz w:val="32"/>
               </w:rPr>
-              <w:t>・使用団体：fit(0-0)フ</w:t>
+              <w:t>・使用団体：fit(0-0)フィットれいわ</w:t>
             </w:r>
           </w:p>
           <w:p>
             <w:r>
               <w:rPr>
-                <w:sz w:val="60"/>
-              </w:rPr>
-              <w:t>ィットれいわ</w:t>
-            </w:r>
-          </w:p>
-          <w:p>
-            <w:r>
-              <w:rPr>
-                <w:sz w:val="60"/>
+                <w:sz w:val="32"/>
               </w:rPr>
               <w:t>・内　　　容：写真整理で交流会</w:t>
             </w:r>
@@ -1653,7 +1493,7 @@
           <w:p>
             <w:r>
               <w:rPr>
-                <w:sz w:val="60"/>
+                <w:sz w:val="32"/>
               </w:rPr>
               <w:t>・参 加 費：</w:t>
             </w:r>
@@ -1667,7 +1507,7 @@
             <w:r>
               <w:rPr>
                 <w:b/>
-                <w:sz w:val="60"/>
+                <w:sz w:val="32"/>
               </w:rPr>
               <w:t>◎10時00分 ～ 13時00分</w:t>
             </w:r>
@@ -1675,7 +1515,7 @@
           <w:p>
             <w:r>
               <w:rPr>
-                <w:sz w:val="60"/>
+                <w:sz w:val="32"/>
               </w:rPr>
               <w:t>・使用団体：熊日童話会</w:t>
             </w:r>
@@ -1683,31 +1523,15 @@
           <w:p>
             <w:r>
               <w:rPr>
-                <w:sz w:val="60"/>
+                <w:sz w:val="32"/>
               </w:rPr>
-              <w:t>・内　　　容：熊日童話会「口演</w:t>
+              <w:t>・内　　　容：熊日童話会「口演教室、月例童話会」</w:t>
             </w:r>
           </w:p>
           <w:p>
             <w:r>
               <w:rPr>
-                <w:sz w:val="60"/>
-              </w:rPr>
-              <w:t>教室、</w:t>
-            </w:r>
-          </w:p>
-          <w:p>
-            <w:r>
-              <w:rPr>
-                <w:sz w:val="60"/>
-              </w:rPr>
-              <w:t>月例童話会」</w:t>
-            </w:r>
-          </w:p>
-          <w:p>
-            <w:r>
-              <w:rPr>
-                <w:sz w:val="60"/>
+                <w:sz w:val="32"/>
               </w:rPr>
               <w:t>・参 加 費：無料</w:t>
             </w:r>
@@ -1716,7 +1540,7 @@
             <w:r>
               <w:rPr>
                 <w:b/>
-                <w:sz w:val="60"/>
+                <w:sz w:val="32"/>
               </w:rPr>
               <w:t>◎14時00分 ～ 16時30分</w:t>
             </w:r>
@@ -1724,7 +1548,7 @@
           <w:p>
             <w:r>
               <w:rPr>
-                <w:sz w:val="60"/>
+                <w:sz w:val="32"/>
               </w:rPr>
               <w:t>・使用団体：未来を創る会</w:t>
             </w:r>
@@ -1732,7 +1556,7 @@
           <w:p>
             <w:r>
               <w:rPr>
-                <w:sz w:val="60"/>
+                <w:sz w:val="32"/>
               </w:rPr>
               <w:t>・内　　　容：原発学習</w:t>
             </w:r>
@@ -1740,7 +1564,7 @@
           <w:p>
             <w:r>
               <w:rPr>
-                <w:sz w:val="60"/>
+                <w:sz w:val="32"/>
               </w:rPr>
               <w:t>・参 加 費：５００円</w:t>
             </w:r>

--- a/weekly.docx
+++ b/weekly.docx
@@ -11,7 +11,7 @@
           <w:b/>
           <w:sz w:val="48"/>
         </w:rPr>
-        <w:t>10月19日（月）　◎どなたでも参加できます</w:t>
+        <w:t>10月12日（月）　◎どなたでも参加できます</w:t>
       </w:r>
     </w:p>
     <w:tbl>
@@ -65,7 +65,7 @@
             <w:r>
               <w:rPr>
                 <w:b/>
-                <w:sz w:val="49"/>
+                <w:sz w:val="31"/>
               </w:rPr>
               <w:t>◎10時00分 ～ 11時45分</w:t>
             </w:r>
@@ -73,7 +73,7 @@
           <w:p>
             <w:r>
               <w:rPr>
-                <w:sz w:val="49"/>
+                <w:sz w:val="31"/>
               </w:rPr>
               <w:t>・使用団体：ヨガ健康クラブ</w:t>
             </w:r>
@@ -81,7 +81,7 @@
           <w:p>
             <w:r>
               <w:rPr>
-                <w:sz w:val="49"/>
+                <w:sz w:val="31"/>
               </w:rPr>
               <w:t>・内　　　容：ヨガ入門</w:t>
             </w:r>
@@ -89,7 +89,7 @@
           <w:p>
             <w:r>
               <w:rPr>
-                <w:sz w:val="49"/>
+                <w:sz w:val="31"/>
               </w:rPr>
               <w:t>・参 加 費：無料</w:t>
             </w:r>
@@ -98,7 +98,7 @@
             <w:r>
               <w:rPr>
                 <w:b/>
-                <w:sz w:val="49"/>
+                <w:sz w:val="31"/>
               </w:rPr>
               <w:t>◎12時15分 ～ 15時00分</w:t>
             </w:r>
@@ -106,7 +106,7 @@
           <w:p>
             <w:r>
               <w:rPr>
-                <w:sz w:val="49"/>
+                <w:sz w:val="31"/>
               </w:rPr>
               <w:t>・使用団体：フラ・オ・レアレア</w:t>
             </w:r>
@@ -114,7 +114,7 @@
           <w:p>
             <w:r>
               <w:rPr>
-                <w:sz w:val="49"/>
+                <w:sz w:val="31"/>
               </w:rPr>
               <w:t>・内　　　容：フラダンスレッスン</w:t>
             </w:r>
@@ -122,7 +122,40 @@
           <w:p>
             <w:r>
               <w:rPr>
-                <w:sz w:val="49"/>
+                <w:sz w:val="31"/>
+              </w:rPr>
+              <w:t>・参 加 費：無料</w:t>
+            </w:r>
+          </w:p>
+          <w:p>
+            <w:r>
+              <w:rPr>
+                <w:b/>
+                <w:sz w:val="31"/>
+              </w:rPr>
+              <w:t>◎16時00分 ～ 19時30分</w:t>
+            </w:r>
+          </w:p>
+          <w:p>
+            <w:r>
+              <w:rPr>
+                <w:sz w:val="31"/>
+              </w:rPr>
+              <w:t>・使用団体：AA九州沖縄地域熊本地区</w:t>
+            </w:r>
+          </w:p>
+          <w:p>
+            <w:r>
+              <w:rPr>
+                <w:sz w:val="31"/>
+              </w:rPr>
+              <w:t>・内　　　容：11月開催イベントリハーサル</w:t>
+            </w:r>
+          </w:p>
+          <w:p>
+            <w:r>
+              <w:rPr>
+                <w:sz w:val="31"/>
               </w:rPr>
               <w:t>・参 加 費：無料</w:t>
             </w:r>
@@ -132,7 +165,105 @@
           <w:tcPr>
             <w:tcW w:type="dxa" w:w="8136"/>
           </w:tcPr>
-          <w:p/>
+          <w:p>
+            <w:r>
+              <w:rPr>
+                <w:b/>
+                <w:sz w:val="31"/>
+              </w:rPr>
+              <w:t>◎9時30分 ～ 12時30分</w:t>
+            </w:r>
+          </w:p>
+          <w:p>
+            <w:r>
+              <w:rPr>
+                <w:sz w:val="31"/>
+              </w:rPr>
+              <w:t>・使用団体：NPO法人傾聴ネットキーステーション</w:t>
+            </w:r>
+          </w:p>
+          <w:p>
+            <w:r>
+              <w:rPr>
+                <w:sz w:val="31"/>
+              </w:rPr>
+              <w:t>・内　　　容：定例会・事例検討会</w:t>
+            </w:r>
+          </w:p>
+          <w:p>
+            <w:r>
+              <w:rPr>
+                <w:sz w:val="31"/>
+              </w:rPr>
+              <w:t>・参 加 費：100円</w:t>
+            </w:r>
+          </w:p>
+          <w:p>
+            <w:r>
+              <w:rPr>
+                <w:b/>
+                <w:sz w:val="31"/>
+              </w:rPr>
+              <w:t>◎13時20分 ～ 15時30分</w:t>
+            </w:r>
+          </w:p>
+          <w:p>
+            <w:r>
+              <w:rPr>
+                <w:sz w:val="31"/>
+              </w:rPr>
+              <w:t>・使用団体：エンジョイズ</w:t>
+            </w:r>
+          </w:p>
+          <w:p>
+            <w:r>
+              <w:rPr>
+                <w:sz w:val="31"/>
+              </w:rPr>
+              <w:t>・内　　　容：童謡・唱歌・懐かしい流行歌を楽しむ会</w:t>
+            </w:r>
+          </w:p>
+          <w:p>
+            <w:r>
+              <w:rPr>
+                <w:sz w:val="31"/>
+              </w:rPr>
+              <w:t>・参 加 費：無料</w:t>
+            </w:r>
+          </w:p>
+          <w:p>
+            <w:r>
+              <w:rPr>
+                <w:b/>
+                <w:sz w:val="31"/>
+              </w:rPr>
+              <w:t>◎16時00分 ～ 19時30分</w:t>
+            </w:r>
+          </w:p>
+          <w:p>
+            <w:r>
+              <w:rPr>
+                <w:sz w:val="31"/>
+              </w:rPr>
+              <w:t>・使用団体：AA九州沖縄地域熊本地区</w:t>
+            </w:r>
+          </w:p>
+          <w:p>
+            <w:r>
+              <w:rPr>
+                <w:sz w:val="31"/>
+              </w:rPr>
+              <w:t>・内　　　容：11月開催イベントリハーサル</w:t>
+            </w:r>
+          </w:p>
+          <w:p>
+            <w:r>
+              <w:rPr>
+                <w:sz w:val="31"/>
+              </w:rPr>
+              <w:t>・参 加 費：無料</w:t>
+            </w:r>
+          </w:p>
         </w:tc>
       </w:tr>
     </w:tbl>
@@ -150,7 +281,7 @@
           <w:b/>
           <w:sz w:val="48"/>
         </w:rPr>
-        <w:t>10月20日（火）　◎どなたでも参加できます</w:t>
+        <w:t>10月13日（火）　◎どなたでも参加できます</w:t>
       </w:r>
     </w:p>
     <w:tbl>
@@ -301,7 +432,7 @@
                 <w:b/>
                 <w:sz w:val="50"/>
               </w:rPr>
-              <w:t>◎10時00分 ～ 12時00分</w:t>
+              <w:t>◎9時30分 ～ 12時00分</w:t>
             </w:r>
           </w:p>
           <w:p>
@@ -309,7 +440,7 @@
               <w:rPr>
                 <w:sz w:val="50"/>
               </w:rPr>
-              <w:t>・使用団体：太極拳を楽しもう会</w:t>
+              <w:t>・使用団体：はなの風</w:t>
             </w:r>
           </w:p>
           <w:p>
@@ -317,40 +448,7 @@
               <w:rPr>
                 <w:sz w:val="50"/>
               </w:rPr>
-              <w:t>・内　　　容：健康太極拳</w:t>
-            </w:r>
-          </w:p>
-          <w:p>
-            <w:r>
-              <w:rPr>
-                <w:sz w:val="50"/>
-              </w:rPr>
-              <w:t>・参 加 費：1000円</w:t>
-            </w:r>
-          </w:p>
-          <w:p>
-            <w:r>
-              <w:rPr>
-                <w:b/>
-                <w:sz w:val="50"/>
-              </w:rPr>
-              <w:t>◎13時00分 ～ 18時00分</w:t>
-            </w:r>
-          </w:p>
-          <w:p>
-            <w:r>
-              <w:rPr>
-                <w:sz w:val="50"/>
-              </w:rPr>
-              <w:t>・使用団体：「アミーゴ」</w:t>
-            </w:r>
-          </w:p>
-          <w:p>
-            <w:r>
-              <w:rPr>
-                <w:sz w:val="50"/>
-              </w:rPr>
-              <w:t>・内　　　容：高齢者バンド</w:t>
+              <w:t>・内　　　容：はなの風</w:t>
             </w:r>
           </w:p>
           <w:p>
@@ -367,7 +465,7 @@
                 <w:b/>
                 <w:sz w:val="50"/>
               </w:rPr>
-              <w:t>◎19時30分 ～ 20時30分</w:t>
+              <w:t>◎13時00分 ～ 15時00分</w:t>
             </w:r>
           </w:p>
           <w:p>
@@ -375,7 +473,7 @@
               <w:rPr>
                 <w:sz w:val="50"/>
               </w:rPr>
-              <w:t>・使用団体：笑顔のたまて箱</w:t>
+              <w:t>・使用団体：楽しいオリガミ</w:t>
             </w:r>
           </w:p>
           <w:p>
@@ -383,7 +481,7 @@
               <w:rPr>
                 <w:sz w:val="50"/>
               </w:rPr>
-              <w:t>・内　　　容：人形劇の練</w:t>
+              <w:t>・内　　　容：折紙製作勉強会</w:t>
             </w:r>
           </w:p>
           <w:p>
@@ -391,7 +489,40 @@
               <w:rPr>
                 <w:sz w:val="50"/>
               </w:rPr>
-              <w:t>習及び打合せ</w:t>
+              <w:t>・参 加 費：無料</w:t>
+            </w:r>
+          </w:p>
+          <w:p>
+            <w:r>
+              <w:rPr>
+                <w:b/>
+                <w:sz w:val="50"/>
+              </w:rPr>
+              <w:t>◎19時00分 ～ 20時20分</w:t>
+            </w:r>
+          </w:p>
+          <w:p>
+            <w:r>
+              <w:rPr>
+                <w:sz w:val="50"/>
+              </w:rPr>
+              <w:t>・使用団体：熊本市キャンプ協会</w:t>
+            </w:r>
+          </w:p>
+          <w:p>
+            <w:r>
+              <w:rPr>
+                <w:sz w:val="50"/>
+              </w:rPr>
+              <w:t>・内　　　容：熊本市キャン</w:t>
+            </w:r>
+          </w:p>
+          <w:p>
+            <w:r>
+              <w:rPr>
+                <w:sz w:val="50"/>
+              </w:rPr>
+              <w:t>プ協会　定例会</w:t>
             </w:r>
           </w:p>
           <w:p>
@@ -419,7 +550,7 @@
           <w:b/>
           <w:sz w:val="48"/>
         </w:rPr>
-        <w:t>10月21日（水）　◎どなたでも参加できます</w:t>
+        <w:t>10月14日（水）　◎どなたでも参加できます</w:t>
       </w:r>
     </w:p>
     <w:tbl>
@@ -473,7 +604,7 @@
             <w:r>
               <w:rPr>
                 <w:b/>
-                <w:sz w:val="59"/>
+                <w:sz w:val="39"/>
               </w:rPr>
               <w:t>◎9時40分 ～ 11時30分</w:t>
             </w:r>
@@ -481,39 +612,23 @@
           <w:p>
             <w:r>
               <w:rPr>
-                <w:sz w:val="59"/>
+                <w:sz w:val="39"/>
               </w:rPr>
-              <w:t>・使用団体：KKA高齢</w:t>
+              <w:t>・使用団体：KKA高齢者健康友の会</w:t>
             </w:r>
           </w:p>
           <w:p>
             <w:r>
               <w:rPr>
-                <w:sz w:val="59"/>
+                <w:sz w:val="39"/>
               </w:rPr>
-              <w:t>者健康友の会</w:t>
+              <w:t>・内　　　容：みんな笑顔で楽しく健康体操</w:t>
             </w:r>
           </w:p>
           <w:p>
             <w:r>
               <w:rPr>
-                <w:sz w:val="59"/>
-              </w:rPr>
-              <w:t>・内　　　容：みんな笑顔で</w:t>
-            </w:r>
-          </w:p>
-          <w:p>
-            <w:r>
-              <w:rPr>
-                <w:sz w:val="59"/>
-              </w:rPr>
-              <w:t>楽しく健康体操</w:t>
-            </w:r>
-          </w:p>
-          <w:p>
-            <w:r>
-              <w:rPr>
-                <w:sz w:val="59"/>
+                <w:sz w:val="39"/>
               </w:rPr>
               <w:t>・参 加 費：無料</w:t>
             </w:r>
@@ -522,7 +637,7 @@
             <w:r>
               <w:rPr>
                 <w:b/>
-                <w:sz w:val="59"/>
+                <w:sz w:val="39"/>
               </w:rPr>
               <w:t>◎14時00分 ～ 16時30分</w:t>
             </w:r>
@@ -530,23 +645,15 @@
           <w:p>
             <w:r>
               <w:rPr>
-                <w:sz w:val="59"/>
+                <w:sz w:val="39"/>
               </w:rPr>
-              <w:t>・使用団体：NPO法人で</w:t>
+              <w:t>・使用団体：NPO法人でんでん虫の会</w:t>
             </w:r>
           </w:p>
           <w:p>
             <w:r>
               <w:rPr>
-                <w:sz w:val="59"/>
-              </w:rPr>
-              <w:t>んでん虫の会</w:t>
-            </w:r>
-          </w:p>
-          <w:p>
-            <w:r>
-              <w:rPr>
-                <w:sz w:val="59"/>
+                <w:sz w:val="39"/>
               </w:rPr>
               <w:t>・内　　　容：おしゃべり会</w:t>
             </w:r>
@@ -554,7 +661,7 @@
           <w:p>
             <w:r>
               <w:rPr>
-                <w:sz w:val="59"/>
+                <w:sz w:val="39"/>
               </w:rPr>
               <w:t>・参 加 費：無料</w:t>
             </w:r>
@@ -568,88 +675,64 @@
             <w:r>
               <w:rPr>
                 <w:b/>
-                <w:sz w:val="59"/>
+                <w:sz w:val="39"/>
               </w:rPr>
-              <w:t>◎13時10分 ～ 15時50分</w:t>
+              <w:t>◎10時00分 ～ 12時20分</w:t>
             </w:r>
           </w:p>
           <w:p>
             <w:r>
               <w:rPr>
-                <w:sz w:val="59"/>
+                <w:sz w:val="39"/>
               </w:rPr>
-              <w:t>・使用団体：楽画喜の会</w:t>
+              <w:t>・使用団体：からだケア</w:t>
             </w:r>
           </w:p>
           <w:p>
             <w:r>
               <w:rPr>
-                <w:sz w:val="59"/>
+                <w:sz w:val="39"/>
               </w:rPr>
-              <w:t>・内　　　容：絵画制作活動</w:t>
+              <w:t>・内　　　容：からだケア</w:t>
             </w:r>
           </w:p>
           <w:p>
             <w:r>
               <w:rPr>
-                <w:sz w:val="59"/>
+                <w:sz w:val="39"/>
               </w:rPr>
-              <w:t>・参 加 費：無料</w:t>
+              <w:t>・参 加 費：1,000円</w:t>
             </w:r>
           </w:p>
           <w:p>
             <w:r>
               <w:rPr>
                 <w:b/>
-                <w:sz w:val="59"/>
+                <w:sz w:val="39"/>
               </w:rPr>
-              <w:t>◎17時00分 ～ 20時00分</w:t>
+              <w:t>◎14時00分 ～ 16時30分</w:t>
             </w:r>
           </w:p>
           <w:p>
             <w:r>
               <w:rPr>
-                <w:sz w:val="59"/>
+                <w:sz w:val="39"/>
               </w:rPr>
-              <w:t>・使用団体：一般社団法人地</w:t>
+              <w:t>・使用団体：ブレーメンの音楽隊</w:t>
             </w:r>
           </w:p>
           <w:p>
             <w:r>
               <w:rPr>
-                <w:sz w:val="59"/>
+                <w:sz w:val="39"/>
               </w:rPr>
-              <w:t>域再生・百年ライフ</w:t>
+              <w:t>・内　　　容：音楽を楽しむ</w:t>
             </w:r>
           </w:p>
           <w:p>
             <w:r>
               <w:rPr>
-                <w:sz w:val="59"/>
-              </w:rPr>
-              <w:t>サポート協会羅針盤</w:t>
-            </w:r>
-          </w:p>
-          <w:p>
-            <w:r>
-              <w:rPr>
-                <w:sz w:val="59"/>
-              </w:rPr>
-              <w:t>・内　　　容：相続遺言終活</w:t>
-            </w:r>
-          </w:p>
-          <w:p>
-            <w:r>
-              <w:rPr>
-                <w:sz w:val="59"/>
-              </w:rPr>
-              <w:t>全般無料相談会及び研修会</w:t>
-            </w:r>
-          </w:p>
-          <w:p>
-            <w:r>
-              <w:rPr>
-                <w:sz w:val="59"/>
+                <w:sz w:val="39"/>
               </w:rPr>
               <w:t>・参 加 費：無料</w:t>
             </w:r>
@@ -671,481 +754,7 @@
           <w:b/>
           <w:sz w:val="48"/>
         </w:rPr>
-        <w:t>10月22日（木）　◎どなたでも参加できます</w:t>
-      </w:r>
-    </w:p>
-    <w:tbl>
-      <w:tblPr>
-        <w:tblStyle w:val="TableGrid"/>
-        <w:tblW w:type="auto" w:w="0"/>
-        <w:tblLook w:firstColumn="1" w:firstRow="1" w:lastColumn="0" w:lastRow="0" w:noHBand="0" w:noVBand="1" w:val="04A0"/>
-      </w:tblPr>
-      <w:tblGrid>
-        <w:gridCol w:w="8136"/>
-        <w:gridCol w:w="8136"/>
-      </w:tblGrid>
-      <w:tr>
-        <w:tc>
-          <w:tcPr>
-            <w:tcW w:type="dxa" w:w="8136"/>
-            <w:shd w:val="clear" w:color="auto" w:fill="D9D9D9"/>
-          </w:tcPr>
-          <w:p>
-            <w:r>
-              <w:rPr>
-                <w:b/>
-                <w:sz w:val="36"/>
-              </w:rPr>
-              <w:t>イベントコーナー</w:t>
-            </w:r>
-          </w:p>
-        </w:tc>
-        <w:tc>
-          <w:tcPr>
-            <w:tcW w:type="dxa" w:w="8136"/>
-            <w:shd w:val="clear" w:color="auto" w:fill="D9D9D9"/>
-          </w:tcPr>
-          <w:p>
-            <w:r>
-              <w:rPr>
-                <w:b/>
-                <w:sz w:val="36"/>
-              </w:rPr>
-              <w:t>会議・セミナー室</w:t>
-            </w:r>
-          </w:p>
-        </w:tc>
-      </w:tr>
-      <w:tr>
-        <w:tc>
-          <w:tcPr>
-            <w:tcW w:type="dxa" w:w="8136"/>
-          </w:tcPr>
-          <w:p>
-            <w:r>
-              <w:rPr>
-                <w:b/>
-                <w:sz w:val="32"/>
-              </w:rPr>
-              <w:t>◎10時00分 ～ 12時00分</w:t>
-            </w:r>
-          </w:p>
-          <w:p>
-            <w:r>
-              <w:rPr>
-                <w:sz w:val="32"/>
-              </w:rPr>
-              <w:t>・使用団体：（一社）熊本県助産師会</w:t>
-            </w:r>
-          </w:p>
-          <w:p>
-            <w:r>
-              <w:rPr>
-                <w:sz w:val="32"/>
-              </w:rPr>
-              <w:t>・内　　　容：ママ＆ベビー教室</w:t>
-            </w:r>
-          </w:p>
-          <w:p>
-            <w:r>
-              <w:rPr>
-                <w:sz w:val="32"/>
-              </w:rPr>
-              <w:t>・参 加 費：1000円</w:t>
-            </w:r>
-          </w:p>
-          <w:p>
-            <w:r>
-              <w:rPr>
-                <w:b/>
-                <w:sz w:val="32"/>
-              </w:rPr>
-              <w:t>◎10時00分 ～ 12時00分</w:t>
-            </w:r>
-          </w:p>
-          <w:p>
-            <w:r>
-              <w:rPr>
-                <w:sz w:val="32"/>
-              </w:rPr>
-              <w:t>・使用団体：（一社）熊本県助産師会</w:t>
-            </w:r>
-          </w:p>
-          <w:p>
-            <w:r>
-              <w:rPr>
-                <w:sz w:val="32"/>
-              </w:rPr>
-              <w:t>・内　　　容：プレパパママ教室</w:t>
-            </w:r>
-          </w:p>
-          <w:p>
-            <w:r>
-              <w:rPr>
-                <w:sz w:val="32"/>
-              </w:rPr>
-              <w:t>・参 加 費：1000円</w:t>
-            </w:r>
-          </w:p>
-          <w:p>
-            <w:r>
-              <w:rPr>
-                <w:b/>
-                <w:sz w:val="32"/>
-              </w:rPr>
-              <w:t>◎13時30分 ～ 15時00分</w:t>
-            </w:r>
-          </w:p>
-          <w:p>
-            <w:r>
-              <w:rPr>
-                <w:sz w:val="32"/>
-              </w:rPr>
-              <w:t>・使用団体：熊本さわやか大学校20期「絆２０会」</w:t>
-            </w:r>
-          </w:p>
-          <w:p>
-            <w:r>
-              <w:rPr>
-                <w:sz w:val="32"/>
-              </w:rPr>
-              <w:t>・内　　　容：健康体操教室</w:t>
-            </w:r>
-          </w:p>
-          <w:p>
-            <w:r>
-              <w:rPr>
-                <w:sz w:val="32"/>
-              </w:rPr>
-              <w:t>・参 加 費：無料</w:t>
-            </w:r>
-          </w:p>
-          <w:p>
-            <w:r>
-              <w:rPr>
-                <w:b/>
-                <w:sz w:val="32"/>
-              </w:rPr>
-              <w:t>◎16時15分 ～ 19時45分</w:t>
-            </w:r>
-          </w:p>
-          <w:p>
-            <w:r>
-              <w:rPr>
-                <w:sz w:val="32"/>
-              </w:rPr>
-              <w:t>・使用団体：fit(0-0)フィットれいわ</w:t>
-            </w:r>
-          </w:p>
-          <w:p>
-            <w:r>
-              <w:rPr>
-                <w:sz w:val="32"/>
-              </w:rPr>
-              <w:t>・内　　　容：写真整理でコミュニケーション作り</w:t>
-            </w:r>
-          </w:p>
-          <w:p>
-            <w:r>
-              <w:rPr>
-                <w:sz w:val="32"/>
-              </w:rPr>
-              <w:t>・参 加 費：</w:t>
-            </w:r>
-          </w:p>
-        </w:tc>
-        <w:tc>
-          <w:tcPr>
-            <w:tcW w:type="dxa" w:w="8136"/>
-          </w:tcPr>
-          <w:p>
-            <w:r>
-              <w:rPr>
-                <w:b/>
-                <w:sz w:val="32"/>
-              </w:rPr>
-              <w:t>◎10時00分 ～ 15時00分</w:t>
-            </w:r>
-          </w:p>
-          <w:p>
-            <w:r>
-              <w:rPr>
-                <w:sz w:val="32"/>
-              </w:rPr>
-              <w:t>・使用団体：NPO法人成年後見安心サポートネット熊本</w:t>
-            </w:r>
-          </w:p>
-          <w:p>
-            <w:r>
-              <w:rPr>
-                <w:sz w:val="32"/>
-              </w:rPr>
-              <w:t>・内　　　容：成年後見無料相談会</w:t>
-            </w:r>
-          </w:p>
-          <w:p>
-            <w:r>
-              <w:rPr>
-                <w:sz w:val="32"/>
-              </w:rPr>
-              <w:t>・参 加 費：無料</w:t>
-            </w:r>
-          </w:p>
-          <w:p>
-            <w:r>
-              <w:rPr>
-                <w:b/>
-                <w:sz w:val="32"/>
-              </w:rPr>
-              <w:t>◎18時30分 ～ 20時30分</w:t>
-            </w:r>
-          </w:p>
-          <w:p>
-            <w:r>
-              <w:rPr>
-                <w:sz w:val="32"/>
-              </w:rPr>
-              <w:t>・使用団体：熊本フォークダンスクラブ</w:t>
-            </w:r>
-          </w:p>
-          <w:p>
-            <w:r>
-              <w:rPr>
-                <w:sz w:val="32"/>
-              </w:rPr>
-              <w:t>・内　　　容：フォークダンス練習会</w:t>
-            </w:r>
-          </w:p>
-          <w:p>
-            <w:r>
-              <w:rPr>
-                <w:sz w:val="32"/>
-              </w:rPr>
-              <w:t>・参 加 費：無料</w:t>
-            </w:r>
-          </w:p>
-        </w:tc>
-      </w:tr>
-    </w:tbl>
-    <w:p>
-      <w:r>
-        <w:br w:type="page"/>
-      </w:r>
-    </w:p>
-    <w:p>
-      <w:pPr>
-        <w:jc w:val="center"/>
-      </w:pPr>
-      <w:r>
-        <w:rPr>
-          <w:b/>
-          <w:sz w:val="48"/>
-        </w:rPr>
-        <w:t>10月23日（金）　◎どなたでも参加できます</w:t>
-      </w:r>
-    </w:p>
-    <w:tbl>
-      <w:tblPr>
-        <w:tblStyle w:val="TableGrid"/>
-        <w:tblW w:type="auto" w:w="0"/>
-        <w:tblLook w:firstColumn="1" w:firstRow="1" w:lastColumn="0" w:lastRow="0" w:noHBand="0" w:noVBand="1" w:val="04A0"/>
-      </w:tblPr>
-      <w:tblGrid>
-        <w:gridCol w:w="8136"/>
-        <w:gridCol w:w="8136"/>
-      </w:tblGrid>
-      <w:tr>
-        <w:tc>
-          <w:tcPr>
-            <w:tcW w:type="dxa" w:w="8136"/>
-            <w:shd w:val="clear" w:color="auto" w:fill="D9D9D9"/>
-          </w:tcPr>
-          <w:p>
-            <w:r>
-              <w:rPr>
-                <w:b/>
-                <w:sz w:val="36"/>
-              </w:rPr>
-              <w:t>イベントコーナー</w:t>
-            </w:r>
-          </w:p>
-        </w:tc>
-        <w:tc>
-          <w:tcPr>
-            <w:tcW w:type="dxa" w:w="8136"/>
-            <w:shd w:val="clear" w:color="auto" w:fill="D9D9D9"/>
-          </w:tcPr>
-          <w:p>
-            <w:r>
-              <w:rPr>
-                <w:b/>
-                <w:sz w:val="36"/>
-              </w:rPr>
-              <w:t>会議・セミナー室</w:t>
-            </w:r>
-          </w:p>
-        </w:tc>
-      </w:tr>
-      <w:tr>
-        <w:tc>
-          <w:tcPr>
-            <w:tcW w:type="dxa" w:w="8136"/>
-          </w:tcPr>
-          <w:p>
-            <w:r>
-              <w:rPr>
-                <w:b/>
-                <w:sz w:val="31"/>
-              </w:rPr>
-              <w:t>◎9時30分 ～ 12時30分</w:t>
-            </w:r>
-          </w:p>
-          <w:p>
-            <w:r>
-              <w:rPr>
-                <w:sz w:val="31"/>
-              </w:rPr>
-              <w:t>・使用団体：シニアクラブうらら</w:t>
-            </w:r>
-          </w:p>
-          <w:p>
-            <w:r>
-              <w:rPr>
-                <w:sz w:val="31"/>
-              </w:rPr>
-              <w:t>・内　　　容：シニアいきいきサロン</w:t>
-            </w:r>
-          </w:p>
-          <w:p>
-            <w:r>
-              <w:rPr>
-                <w:sz w:val="31"/>
-              </w:rPr>
-              <w:t>・参 加 費：無料</w:t>
-            </w:r>
-          </w:p>
-          <w:p>
-            <w:r>
-              <w:rPr>
-                <w:b/>
-                <w:sz w:val="31"/>
-              </w:rPr>
-              <w:t>◎13時00分 ～ 17時30分</w:t>
-            </w:r>
-          </w:p>
-          <w:p>
-            <w:r>
-              <w:rPr>
-                <w:sz w:val="31"/>
-              </w:rPr>
-              <w:t>・使用団体：囲碁普及会</w:t>
-            </w:r>
-          </w:p>
-          <w:p>
-            <w:r>
-              <w:rPr>
-                <w:sz w:val="31"/>
-              </w:rPr>
-              <w:t>・内　　　容：囲碁の研究と対局</w:t>
-            </w:r>
-          </w:p>
-          <w:p>
-            <w:r>
-              <w:rPr>
-                <w:sz w:val="31"/>
-              </w:rPr>
-              <w:t>・参 加 費：無料</w:t>
-            </w:r>
-          </w:p>
-        </w:tc>
-        <w:tc>
-          <w:tcPr>
-            <w:tcW w:type="dxa" w:w="8136"/>
-          </w:tcPr>
-          <w:p>
-            <w:r>
-              <w:rPr>
-                <w:b/>
-                <w:sz w:val="31"/>
-              </w:rPr>
-              <w:t>◎10時00分 ～ 11時30分</w:t>
-            </w:r>
-          </w:p>
-          <w:p>
-            <w:r>
-              <w:rPr>
-                <w:sz w:val="31"/>
-              </w:rPr>
-              <w:t>・使用団体：熊本健康マージャン協会</w:t>
-            </w:r>
-          </w:p>
-          <w:p>
-            <w:r>
-              <w:rPr>
-                <w:sz w:val="31"/>
-              </w:rPr>
-              <w:t>・内　　　容：マージャン協会の座談会の打合せ</w:t>
-            </w:r>
-          </w:p>
-          <w:p>
-            <w:r>
-              <w:rPr>
-                <w:sz w:val="31"/>
-              </w:rPr>
-              <w:t>・参 加 費：無料</w:t>
-            </w:r>
-          </w:p>
-          <w:p>
-            <w:r>
-              <w:rPr>
-                <w:b/>
-                <w:sz w:val="31"/>
-              </w:rPr>
-              <w:t>◎13時20分 ～ 15時30分</w:t>
-            </w:r>
-          </w:p>
-          <w:p>
-            <w:r>
-              <w:rPr>
-                <w:sz w:val="31"/>
-              </w:rPr>
-              <w:t>・使用団体：エンジョイズ</w:t>
-            </w:r>
-          </w:p>
-          <w:p>
-            <w:r>
-              <w:rPr>
-                <w:sz w:val="31"/>
-              </w:rPr>
-              <w:t>・内　　　容：童謡・唱歌・懐かしい流行歌を楽しむ会</w:t>
-            </w:r>
-          </w:p>
-          <w:p>
-            <w:r>
-              <w:rPr>
-                <w:sz w:val="31"/>
-              </w:rPr>
-              <w:t>・参 加 費：無料</w:t>
-            </w:r>
-          </w:p>
-        </w:tc>
-      </w:tr>
-    </w:tbl>
-    <w:p>
-      <w:r>
-        <w:br w:type="page"/>
-      </w:r>
-    </w:p>
-    <w:p>
-      <w:pPr>
-        <w:jc w:val="center"/>
-      </w:pPr>
-      <w:r>
-        <w:rPr>
-          <w:b/>
-          <w:sz w:val="48"/>
-        </w:rPr>
-        <w:t>10月24日（土）　◎どなたでも参加できます</w:t>
+        <w:t>10月15日（木）　◎どなたでも参加できます</w:t>
       </w:r>
     </w:p>
     <w:tbl>
@@ -1201,7 +810,7 @@
                 <w:b/>
                 <w:sz w:val="30"/>
               </w:rPr>
-              <w:t>◎10時30分 ～ 12時00分</w:t>
+              <w:t>◎10時00分 ～ 12時00分</w:t>
             </w:r>
           </w:p>
           <w:p>
@@ -1209,7 +818,7 @@
               <w:rPr>
                 <w:sz w:val="30"/>
               </w:rPr>
-              <w:t>・使用団体：ほっとステージBINGO</w:t>
+              <w:t>・使用団体：NPO法人傾聴ネットキーステーション</w:t>
             </w:r>
           </w:p>
           <w:p>
@@ -1217,7 +826,7 @@
               <w:rPr>
                 <w:sz w:val="30"/>
               </w:rPr>
-              <w:t>・内　　　容：ベビーマッサージ教室</w:t>
+              <w:t>・内　　　容：傾聴カフェ「花ことば」</w:t>
             </w:r>
           </w:p>
           <w:p>
@@ -1234,7 +843,7 @@
                 <w:b/>
                 <w:sz w:val="30"/>
               </w:rPr>
-              <w:t>◎13時00分 ～ 15時50分</w:t>
+              <w:t>◎14時00分 ～ 16時00分</w:t>
             </w:r>
           </w:p>
           <w:p>
@@ -1242,7 +851,7 @@
               <w:rPr>
                 <w:sz w:val="30"/>
               </w:rPr>
-              <w:t>・使用団体：熊本さわやかハイヤ俱楽部</w:t>
+              <w:t>・使用団体：フラオレアレア</w:t>
             </w:r>
           </w:p>
           <w:p>
@@ -1250,40 +859,7 @@
               <w:rPr>
                 <w:sz w:val="30"/>
               </w:rPr>
-              <w:t>・内　　　容：熊本の郷土芸能「牛深ハイヤ踊り」の練習</w:t>
-            </w:r>
-          </w:p>
-          <w:p>
-            <w:r>
-              <w:rPr>
-                <w:sz w:val="30"/>
-              </w:rPr>
-              <w:t>・参 加 費：無料</w:t>
-            </w:r>
-          </w:p>
-          <w:p>
-            <w:r>
-              <w:rPr>
-                <w:b/>
-                <w:sz w:val="30"/>
-              </w:rPr>
-              <w:t>◎17時00分 ～ 19時00分</w:t>
-            </w:r>
-          </w:p>
-          <w:p>
-            <w:r>
-              <w:rPr>
-                <w:sz w:val="30"/>
-              </w:rPr>
-              <w:t>・使用団体：一般社団法人 日本版DBS・BCP支援協会</w:t>
-            </w:r>
-          </w:p>
-          <w:p>
-            <w:r>
-              <w:rPr>
-                <w:sz w:val="30"/>
-              </w:rPr>
-              <w:t>・内　　　容：こども性暴力防止法の概要説明</w:t>
+              <w:t>・内　　　容：フラダンス</w:t>
             </w:r>
           </w:p>
           <w:p>
@@ -1305,7 +881,7 @@
                 <w:b/>
                 <w:sz w:val="30"/>
               </w:rPr>
-              <w:t>◎10時00分 ～ 12時00分</w:t>
+              <w:t>◎10時00分 ～ 17時00分</w:t>
             </w:r>
           </w:p>
           <w:p>
@@ -1313,7 +889,7 @@
               <w:rPr>
                 <w:sz w:val="30"/>
               </w:rPr>
-              <w:t>・使用団体：NPO法人成年後見安心サポートネット熊本</w:t>
+              <w:t>・使用団体：スマイリー健＆アロハ・スターハワイアンズ</w:t>
             </w:r>
           </w:p>
           <w:p>
@@ -1321,7 +897,7 @@
               <w:rPr>
                 <w:sz w:val="30"/>
               </w:rPr>
-              <w:t>・内　　　容：後見実務研究会</w:t>
+              <w:t>・内　　　容：ウクレレを楽しもう♪</w:t>
             </w:r>
           </w:p>
           <w:p>
@@ -1338,7 +914,7 @@
                 <w:b/>
                 <w:sz w:val="30"/>
               </w:rPr>
-              <w:t>◎13時30分 ～ 16時30分</w:t>
+              <w:t>◎18時30分 ～ 20時30分</w:t>
             </w:r>
           </w:p>
           <w:p>
@@ -1346,7 +922,7 @@
               <w:rPr>
                 <w:sz w:val="30"/>
               </w:rPr>
-              <w:t>・使用団体：東教養囲碁研究会</w:t>
+              <w:t>・使用団体：熊本フォークダンスクラブ</w:t>
             </w:r>
           </w:p>
           <w:p>
@@ -1354,7 +930,7 @@
               <w:rPr>
                 <w:sz w:val="30"/>
               </w:rPr>
-              <w:t>・内　　　容：囲碁による人間形成・修練</w:t>
+              <w:t>・内　　　容：フォークダンス練習会</w:t>
             </w:r>
           </w:p>
           <w:p>
@@ -1382,7 +958,7 @@
           <w:b/>
           <w:sz w:val="48"/>
         </w:rPr>
-        <w:t>10月25日（日）　◎どなたでも参加できます</w:t>
+        <w:t>10月16日（金）　◎どなたでも参加できます</w:t>
       </w:r>
     </w:p>
     <w:tbl>
@@ -1432,72 +1008,81 @@
           <w:tcPr>
             <w:tcW w:type="dxa" w:w="8136"/>
           </w:tcPr>
+          <w:p/>
+        </w:tc>
+        <w:tc>
+          <w:tcPr>
+            <w:tcW w:type="dxa" w:w="8136"/>
+          </w:tcPr>
+          <w:p/>
+        </w:tc>
+      </w:tr>
+    </w:tbl>
+    <w:p>
+      <w:r>
+        <w:br w:type="page"/>
+      </w:r>
+    </w:p>
+    <w:p>
+      <w:pPr>
+        <w:jc w:val="center"/>
+      </w:pPr>
+      <w:r>
+        <w:rPr>
+          <w:b/>
+          <w:sz w:val="48"/>
+        </w:rPr>
+        <w:t>10月17日（土）　◎どなたでも参加できます</w:t>
+      </w:r>
+    </w:p>
+    <w:tbl>
+      <w:tblPr>
+        <w:tblStyle w:val="TableGrid"/>
+        <w:tblW w:type="auto" w:w="0"/>
+        <w:tblLook w:firstColumn="1" w:firstRow="1" w:lastColumn="0" w:lastRow="0" w:noHBand="0" w:noVBand="1" w:val="04A0"/>
+      </w:tblPr>
+      <w:tblGrid>
+        <w:gridCol w:w="8136"/>
+        <w:gridCol w:w="8136"/>
+      </w:tblGrid>
+      <w:tr>
+        <w:tc>
+          <w:tcPr>
+            <w:tcW w:type="dxa" w:w="8136"/>
+            <w:shd w:val="clear" w:color="auto" w:fill="D9D9D9"/>
+          </w:tcPr>
           <w:p>
             <w:r>
               <w:rPr>
                 <w:b/>
-                <w:sz w:val="32"/>
+                <w:sz w:val="36"/>
               </w:rPr>
-              <w:t>◎10時00分 ～ 12時00分</w:t>
+              <w:t>イベントコーナー</w:t>
             </w:r>
           </w:p>
-          <w:p>
-            <w:r>
-              <w:rPr>
-                <w:sz w:val="32"/>
-              </w:rPr>
-              <w:t>・使用団体：（一社）熊本県助産師会</w:t>
-            </w:r>
-          </w:p>
-          <w:p>
-            <w:r>
-              <w:rPr>
-                <w:sz w:val="32"/>
-              </w:rPr>
-              <w:t>・内　　　容：プレパパママ教室</w:t>
-            </w:r>
-          </w:p>
-          <w:p>
-            <w:r>
-              <w:rPr>
-                <w:sz w:val="32"/>
-              </w:rPr>
-              <w:t>・参 加 費：1000円</w:t>
-            </w:r>
-          </w:p>
+        </w:tc>
+        <w:tc>
+          <w:tcPr>
+            <w:tcW w:type="dxa" w:w="8136"/>
+            <w:shd w:val="clear" w:color="auto" w:fill="D9D9D9"/>
+          </w:tcPr>
           <w:p>
             <w:r>
               <w:rPr>
                 <w:b/>
-                <w:sz w:val="32"/>
+                <w:sz w:val="36"/>
               </w:rPr>
-              <w:t>◎17時15分 ～ 20時30分</w:t>
+              <w:t>会議・セミナー室</w:t>
             </w:r>
           </w:p>
-          <w:p>
-            <w:r>
-              <w:rPr>
-                <w:sz w:val="32"/>
-              </w:rPr>
-              <w:t>・使用団体：fit(0-0)フィットれいわ</w:t>
-            </w:r>
-          </w:p>
-          <w:p>
-            <w:r>
-              <w:rPr>
-                <w:sz w:val="32"/>
-              </w:rPr>
-              <w:t>・内　　　容：写真整理で交流会</w:t>
-            </w:r>
-          </w:p>
-          <w:p>
-            <w:r>
-              <w:rPr>
-                <w:sz w:val="32"/>
-              </w:rPr>
-              <w:t>・参 加 費：</w:t>
-            </w:r>
-          </w:p>
+        </w:tc>
+      </w:tr>
+      <w:tr>
+        <w:tc>
+          <w:tcPr>
+            <w:tcW w:type="dxa" w:w="8136"/>
+          </w:tcPr>
+          <w:p/>
         </w:tc>
         <w:tc>
           <w:tcPr>
@@ -1507,66 +1092,139 @@
             <w:r>
               <w:rPr>
                 <w:b/>
-                <w:sz w:val="32"/>
+                <w:sz w:val="33"/>
               </w:rPr>
-              <w:t>◎10時00分 ～ 13時00分</w:t>
+              <w:t>◎13時00分 ～ 16時00分</w:t>
             </w:r>
           </w:p>
           <w:p>
             <w:r>
               <w:rPr>
-                <w:sz w:val="32"/>
+                <w:sz w:val="33"/>
               </w:rPr>
-              <w:t>・使用団体：熊日童話会</w:t>
+              <w:t>・使用団体：</w:t>
             </w:r>
           </w:p>
           <w:p>
             <w:r>
               <w:rPr>
-                <w:sz w:val="32"/>
+                <w:sz w:val="33"/>
               </w:rPr>
-              <w:t>・内　　　容：熊日童話会「口演教室、月例童話会」</w:t>
+              <w:t>・内　　　容：くまもと学生ボランティアFESTA2026</w:t>
             </w:r>
           </w:p>
           <w:p>
             <w:r>
               <w:rPr>
-                <w:sz w:val="32"/>
+                <w:sz w:val="33"/>
               </w:rPr>
-              <w:t>・参 加 費：無料</w:t>
+              <w:t>・参 加 費：</w:t>
+            </w:r>
+          </w:p>
+        </w:tc>
+      </w:tr>
+    </w:tbl>
+    <w:p>
+      <w:r>
+        <w:br w:type="page"/>
+      </w:r>
+    </w:p>
+    <w:p>
+      <w:pPr>
+        <w:jc w:val="center"/>
+      </w:pPr>
+      <w:r>
+        <w:rPr>
+          <w:b/>
+          <w:sz w:val="48"/>
+        </w:rPr>
+        <w:t>10月18日（日）　◎どなたでも参加できます</w:t>
+      </w:r>
+    </w:p>
+    <w:tbl>
+      <w:tblPr>
+        <w:tblStyle w:val="TableGrid"/>
+        <w:tblW w:type="auto" w:w="0"/>
+        <w:tblLook w:firstColumn="1" w:firstRow="1" w:lastColumn="0" w:lastRow="0" w:noHBand="0" w:noVBand="1" w:val="04A0"/>
+      </w:tblPr>
+      <w:tblGrid>
+        <w:gridCol w:w="8136"/>
+        <w:gridCol w:w="8136"/>
+      </w:tblGrid>
+      <w:tr>
+        <w:tc>
+          <w:tcPr>
+            <w:tcW w:type="dxa" w:w="8136"/>
+            <w:shd w:val="clear" w:color="auto" w:fill="D9D9D9"/>
+          </w:tcPr>
+          <w:p>
+            <w:r>
+              <w:rPr>
+                <w:b/>
+                <w:sz w:val="36"/>
+              </w:rPr>
+              <w:t>イベントコーナー</w:t>
+            </w:r>
+          </w:p>
+        </w:tc>
+        <w:tc>
+          <w:tcPr>
+            <w:tcW w:type="dxa" w:w="8136"/>
+            <w:shd w:val="clear" w:color="auto" w:fill="D9D9D9"/>
+          </w:tcPr>
+          <w:p>
+            <w:r>
+              <w:rPr>
+                <w:b/>
+                <w:sz w:val="36"/>
+              </w:rPr>
+              <w:t>会議・セミナー室</w:t>
+            </w:r>
+          </w:p>
+        </w:tc>
+      </w:tr>
+      <w:tr>
+        <w:tc>
+          <w:tcPr>
+            <w:tcW w:type="dxa" w:w="8136"/>
+          </w:tcPr>
+          <w:p/>
+        </w:tc>
+        <w:tc>
+          <w:tcPr>
+            <w:tcW w:type="dxa" w:w="8136"/>
+          </w:tcPr>
+          <w:p>
+            <w:r>
+              <w:rPr>
+                <w:b/>
+                <w:sz w:val="43"/>
+              </w:rPr>
+              <w:t>◎10時00分 ～ 15時00分</w:t>
             </w:r>
           </w:p>
           <w:p>
             <w:r>
               <w:rPr>
-                <w:b/>
-                <w:sz w:val="32"/>
+                <w:sz w:val="43"/>
               </w:rPr>
-              <w:t>◎14時00分 ～ 16時30分</w:t>
+              <w:t>・使用団体：</w:t>
             </w:r>
           </w:p>
           <w:p>
             <w:r>
               <w:rPr>
-                <w:sz w:val="32"/>
+                <w:sz w:val="43"/>
               </w:rPr>
-              <w:t>・使用団体：未来を創る会</w:t>
+              <w:t>・内　　　容：あいぽーとFESTIVAL2026</w:t>
             </w:r>
           </w:p>
           <w:p>
             <w:r>
               <w:rPr>
-                <w:sz w:val="32"/>
+                <w:sz w:val="43"/>
               </w:rPr>
-              <w:t>・内　　　容：原発学習</w:t>
-            </w:r>
-          </w:p>
-          <w:p>
-            <w:r>
-              <w:rPr>
-                <w:sz w:val="32"/>
-              </w:rPr>
-              <w:t>・参 加 費：５００円</w:t>
+              <w:t>・参 加 費：</w:t>
             </w:r>
           </w:p>
         </w:tc>

--- a/weekly.docx
+++ b/weekly.docx
@@ -677,39 +677,6 @@
                 <w:b/>
                 <w:sz w:val="39"/>
               </w:rPr>
-              <w:t>◎10時00分 ～ 12時20分</w:t>
-            </w:r>
-          </w:p>
-          <w:p>
-            <w:r>
-              <w:rPr>
-                <w:sz w:val="39"/>
-              </w:rPr>
-              <w:t>・使用団体：からだケア</w:t>
-            </w:r>
-          </w:p>
-          <w:p>
-            <w:r>
-              <w:rPr>
-                <w:sz w:val="39"/>
-              </w:rPr>
-              <w:t>・内　　　容：からだケア</w:t>
-            </w:r>
-          </w:p>
-          <w:p>
-            <w:r>
-              <w:rPr>
-                <w:sz w:val="39"/>
-              </w:rPr>
-              <w:t>・参 加 費：1,000円</w:t>
-            </w:r>
-          </w:p>
-          <w:p>
-            <w:r>
-              <w:rPr>
-                <w:b/>
-                <w:sz w:val="39"/>
-              </w:rPr>
               <w:t>◎14時00分 ～ 16時30分</w:t>
             </w:r>
           </w:p>

--- a/weekly.docx
+++ b/weekly.docx
@@ -11,7 +11,7 @@
           <w:b/>
           <w:sz w:val="48"/>
         </w:rPr>
-        <w:t>10月12日（月）　◎どなたでも参加できます</w:t>
+        <w:t>10月19日（月）　◎どなたでも参加できます</w:t>
       </w:r>
     </w:p>
     <w:tbl>
@@ -65,7 +65,7 @@
             <w:r>
               <w:rPr>
                 <w:b/>
-                <w:sz w:val="31"/>
+                <w:sz w:val="49"/>
               </w:rPr>
               <w:t>◎10時00分 ～ 11時45分</w:t>
             </w:r>
@@ -73,7 +73,7 @@
           <w:p>
             <w:r>
               <w:rPr>
-                <w:sz w:val="31"/>
+                <w:sz w:val="49"/>
               </w:rPr>
               <w:t>・使用団体：ヨガ健康クラブ</w:t>
             </w:r>
@@ -81,7 +81,7 @@
           <w:p>
             <w:r>
               <w:rPr>
-                <w:sz w:val="31"/>
+                <w:sz w:val="49"/>
               </w:rPr>
               <w:t>・内　　　容：ヨガ入門</w:t>
             </w:r>
@@ -89,7 +89,7 @@
           <w:p>
             <w:r>
               <w:rPr>
-                <w:sz w:val="31"/>
+                <w:sz w:val="49"/>
               </w:rPr>
               <w:t>・参 加 費：無料</w:t>
             </w:r>
@@ -98,7 +98,7 @@
             <w:r>
               <w:rPr>
                 <w:b/>
-                <w:sz w:val="31"/>
+                <w:sz w:val="49"/>
               </w:rPr>
               <w:t>◎12時15分 ～ 15時00分</w:t>
             </w:r>
@@ -106,7 +106,7 @@
           <w:p>
             <w:r>
               <w:rPr>
-                <w:sz w:val="31"/>
+                <w:sz w:val="49"/>
               </w:rPr>
               <w:t>・使用団体：フラ・オ・レアレア</w:t>
             </w:r>
@@ -114,7 +114,7 @@
           <w:p>
             <w:r>
               <w:rPr>
-                <w:sz w:val="31"/>
+                <w:sz w:val="49"/>
               </w:rPr>
               <w:t>・内　　　容：フラダンスレッスン</w:t>
             </w:r>
@@ -122,40 +122,7 @@
           <w:p>
             <w:r>
               <w:rPr>
-                <w:sz w:val="31"/>
-              </w:rPr>
-              <w:t>・参 加 費：無料</w:t>
-            </w:r>
-          </w:p>
-          <w:p>
-            <w:r>
-              <w:rPr>
-                <w:b/>
-                <w:sz w:val="31"/>
-              </w:rPr>
-              <w:t>◎16時00分 ～ 19時30分</w:t>
-            </w:r>
-          </w:p>
-          <w:p>
-            <w:r>
-              <w:rPr>
-                <w:sz w:val="31"/>
-              </w:rPr>
-              <w:t>・使用団体：AA九州沖縄地域熊本地区</w:t>
-            </w:r>
-          </w:p>
-          <w:p>
-            <w:r>
-              <w:rPr>
-                <w:sz w:val="31"/>
-              </w:rPr>
-              <w:t>・内　　　容：11月開催イベントリハーサル</w:t>
-            </w:r>
-          </w:p>
-          <w:p>
-            <w:r>
-              <w:rPr>
-                <w:sz w:val="31"/>
+                <w:sz w:val="49"/>
               </w:rPr>
               <w:t>・参 加 費：無料</w:t>
             </w:r>
@@ -165,105 +132,7 @@
           <w:tcPr>
             <w:tcW w:type="dxa" w:w="8136"/>
           </w:tcPr>
-          <w:p>
-            <w:r>
-              <w:rPr>
-                <w:b/>
-                <w:sz w:val="31"/>
-              </w:rPr>
-              <w:t>◎9時30分 ～ 12時30分</w:t>
-            </w:r>
-          </w:p>
-          <w:p>
-            <w:r>
-              <w:rPr>
-                <w:sz w:val="31"/>
-              </w:rPr>
-              <w:t>・使用団体：NPO法人傾聴ネットキーステーション</w:t>
-            </w:r>
-          </w:p>
-          <w:p>
-            <w:r>
-              <w:rPr>
-                <w:sz w:val="31"/>
-              </w:rPr>
-              <w:t>・内　　　容：定例会・事例検討会</w:t>
-            </w:r>
-          </w:p>
-          <w:p>
-            <w:r>
-              <w:rPr>
-                <w:sz w:val="31"/>
-              </w:rPr>
-              <w:t>・参 加 費：100円</w:t>
-            </w:r>
-          </w:p>
-          <w:p>
-            <w:r>
-              <w:rPr>
-                <w:b/>
-                <w:sz w:val="31"/>
-              </w:rPr>
-              <w:t>◎13時20分 ～ 15時30分</w:t>
-            </w:r>
-          </w:p>
-          <w:p>
-            <w:r>
-              <w:rPr>
-                <w:sz w:val="31"/>
-              </w:rPr>
-              <w:t>・使用団体：エンジョイズ</w:t>
-            </w:r>
-          </w:p>
-          <w:p>
-            <w:r>
-              <w:rPr>
-                <w:sz w:val="31"/>
-              </w:rPr>
-              <w:t>・内　　　容：童謡・唱歌・懐かしい流行歌を楽しむ会</w:t>
-            </w:r>
-          </w:p>
-          <w:p>
-            <w:r>
-              <w:rPr>
-                <w:sz w:val="31"/>
-              </w:rPr>
-              <w:t>・参 加 費：無料</w:t>
-            </w:r>
-          </w:p>
-          <w:p>
-            <w:r>
-              <w:rPr>
-                <w:b/>
-                <w:sz w:val="31"/>
-              </w:rPr>
-              <w:t>◎16時00分 ～ 19時30分</w:t>
-            </w:r>
-          </w:p>
-          <w:p>
-            <w:r>
-              <w:rPr>
-                <w:sz w:val="31"/>
-              </w:rPr>
-              <w:t>・使用団体：AA九州沖縄地域熊本地区</w:t>
-            </w:r>
-          </w:p>
-          <w:p>
-            <w:r>
-              <w:rPr>
-                <w:sz w:val="31"/>
-              </w:rPr>
-              <w:t>・内　　　容：11月開催イベントリハーサル</w:t>
-            </w:r>
-          </w:p>
-          <w:p>
-            <w:r>
-              <w:rPr>
-                <w:sz w:val="31"/>
-              </w:rPr>
-              <w:t>・参 加 費：無料</w:t>
-            </w:r>
-          </w:p>
+          <w:p/>
         </w:tc>
       </w:tr>
     </w:tbl>
@@ -281,7 +150,7 @@
           <w:b/>
           <w:sz w:val="48"/>
         </w:rPr>
-        <w:t>10月13日（火）　◎どなたでも参加できます</w:t>
+        <w:t>10月20日（火）　◎どなたでも参加できます</w:t>
       </w:r>
     </w:p>
     <w:tbl>
@@ -432,7 +301,7 @@
                 <w:b/>
                 <w:sz w:val="50"/>
               </w:rPr>
-              <w:t>◎9時30分 ～ 12時00分</w:t>
+              <w:t>◎10時00分 ～ 12時00分</w:t>
             </w:r>
           </w:p>
           <w:p>
@@ -440,7 +309,7 @@
               <w:rPr>
                 <w:sz w:val="50"/>
               </w:rPr>
-              <w:t>・使用団体：はなの風</w:t>
+              <w:t>・使用団体：太極拳を楽しもう会</w:t>
             </w:r>
           </w:p>
           <w:p>
@@ -448,7 +317,40 @@
               <w:rPr>
                 <w:sz w:val="50"/>
               </w:rPr>
-              <w:t>・内　　　容：はなの風</w:t>
+              <w:t>・内　　　容：健康太極拳</w:t>
+            </w:r>
+          </w:p>
+          <w:p>
+            <w:r>
+              <w:rPr>
+                <w:sz w:val="50"/>
+              </w:rPr>
+              <w:t>・参 加 費：1000円</w:t>
+            </w:r>
+          </w:p>
+          <w:p>
+            <w:r>
+              <w:rPr>
+                <w:b/>
+                <w:sz w:val="50"/>
+              </w:rPr>
+              <w:t>◎13時00分 ～ 18時00分</w:t>
+            </w:r>
+          </w:p>
+          <w:p>
+            <w:r>
+              <w:rPr>
+                <w:sz w:val="50"/>
+              </w:rPr>
+              <w:t>・使用団体：「アミーゴ」</w:t>
+            </w:r>
+          </w:p>
+          <w:p>
+            <w:r>
+              <w:rPr>
+                <w:sz w:val="50"/>
+              </w:rPr>
+              <w:t>・内　　　容：高齢者バンド</w:t>
             </w:r>
           </w:p>
           <w:p>
@@ -465,7 +367,7 @@
                 <w:b/>
                 <w:sz w:val="50"/>
               </w:rPr>
-              <w:t>◎13時00分 ～ 15時00分</w:t>
+              <w:t>◎19時30分 ～ 20時30分</w:t>
             </w:r>
           </w:p>
           <w:p>
@@ -473,7 +375,7 @@
               <w:rPr>
                 <w:sz w:val="50"/>
               </w:rPr>
-              <w:t>・使用団体：楽しいオリガミ</w:t>
+              <w:t>・使用団体：笑顔のたまて箱</w:t>
             </w:r>
           </w:p>
           <w:p>
@@ -481,7 +383,7 @@
               <w:rPr>
                 <w:sz w:val="50"/>
               </w:rPr>
-              <w:t>・内　　　容：折紙製作勉強会</w:t>
+              <w:t>・内　　　容：人形劇の練</w:t>
             </w:r>
           </w:p>
           <w:p>
@@ -489,40 +391,7 @@
               <w:rPr>
                 <w:sz w:val="50"/>
               </w:rPr>
-              <w:t>・参 加 費：無料</w:t>
-            </w:r>
-          </w:p>
-          <w:p>
-            <w:r>
-              <w:rPr>
-                <w:b/>
-                <w:sz w:val="50"/>
-              </w:rPr>
-              <w:t>◎19時00分 ～ 20時20分</w:t>
-            </w:r>
-          </w:p>
-          <w:p>
-            <w:r>
-              <w:rPr>
-                <w:sz w:val="50"/>
-              </w:rPr>
-              <w:t>・使用団体：熊本市キャンプ協会</w:t>
-            </w:r>
-          </w:p>
-          <w:p>
-            <w:r>
-              <w:rPr>
-                <w:sz w:val="50"/>
-              </w:rPr>
-              <w:t>・内　　　容：熊本市キャン</w:t>
-            </w:r>
-          </w:p>
-          <w:p>
-            <w:r>
-              <w:rPr>
-                <w:sz w:val="50"/>
-              </w:rPr>
-              <w:t>プ協会　定例会</w:t>
+              <w:t>習及び打合せ</w:t>
             </w:r>
           </w:p>
           <w:p>
@@ -550,7 +419,7 @@
           <w:b/>
           <w:sz w:val="48"/>
         </w:rPr>
-        <w:t>10月14日（水）　◎どなたでも参加できます</w:t>
+        <w:t>10月21日（水）　◎どなたでも参加できます</w:t>
       </w:r>
     </w:p>
     <w:tbl>
@@ -604,7 +473,7 @@
             <w:r>
               <w:rPr>
                 <w:b/>
-                <w:sz w:val="39"/>
+                <w:sz w:val="59"/>
               </w:rPr>
               <w:t>◎9時40分 ～ 11時30分</w:t>
             </w:r>
@@ -612,23 +481,39 @@
           <w:p>
             <w:r>
               <w:rPr>
-                <w:sz w:val="39"/>
+                <w:sz w:val="59"/>
               </w:rPr>
-              <w:t>・使用団体：KKA高齢者健康友の会</w:t>
+              <w:t>・使用団体：KKA高齢</w:t>
             </w:r>
           </w:p>
           <w:p>
             <w:r>
               <w:rPr>
-                <w:sz w:val="39"/>
+                <w:sz w:val="59"/>
               </w:rPr>
-              <w:t>・内　　　容：みんな笑顔で楽しく健康体操</w:t>
+              <w:t>者健康友の会</w:t>
             </w:r>
           </w:p>
           <w:p>
             <w:r>
               <w:rPr>
-                <w:sz w:val="39"/>
+                <w:sz w:val="59"/>
+              </w:rPr>
+              <w:t>・内　　　容：みんな笑顔で</w:t>
+            </w:r>
+          </w:p>
+          <w:p>
+            <w:r>
+              <w:rPr>
+                <w:sz w:val="59"/>
+              </w:rPr>
+              <w:t>楽しく健康体操</w:t>
+            </w:r>
+          </w:p>
+          <w:p>
+            <w:r>
+              <w:rPr>
+                <w:sz w:val="59"/>
               </w:rPr>
               <w:t>・参 加 費：無料</w:t>
             </w:r>
@@ -637,7 +522,7 @@
             <w:r>
               <w:rPr>
                 <w:b/>
-                <w:sz w:val="39"/>
+                <w:sz w:val="59"/>
               </w:rPr>
               <w:t>◎14時00分 ～ 16時30分</w:t>
             </w:r>
@@ -645,15 +530,23 @@
           <w:p>
             <w:r>
               <w:rPr>
-                <w:sz w:val="39"/>
+                <w:sz w:val="59"/>
               </w:rPr>
-              <w:t>・使用団体：NPO法人でんでん虫の会</w:t>
+              <w:t>・使用団体：NPO法人で</w:t>
             </w:r>
           </w:p>
           <w:p>
             <w:r>
               <w:rPr>
-                <w:sz w:val="39"/>
+                <w:sz w:val="59"/>
+              </w:rPr>
+              <w:t>んでん虫の会</w:t>
+            </w:r>
+          </w:p>
+          <w:p>
+            <w:r>
+              <w:rPr>
+                <w:sz w:val="59"/>
               </w:rPr>
               <w:t>・内　　　容：おしゃべり会</w:t>
             </w:r>
@@ -661,7 +554,7 @@
           <w:p>
             <w:r>
               <w:rPr>
-                <w:sz w:val="39"/>
+                <w:sz w:val="59"/>
               </w:rPr>
               <w:t>・参 加 費：無料</w:t>
             </w:r>
@@ -675,31 +568,88 @@
             <w:r>
               <w:rPr>
                 <w:b/>
-                <w:sz w:val="39"/>
+                <w:sz w:val="59"/>
               </w:rPr>
-              <w:t>◎14時00分 ～ 16時30分</w:t>
+              <w:t>◎13時10分 ～ 15時50分</w:t>
             </w:r>
           </w:p>
           <w:p>
             <w:r>
               <w:rPr>
-                <w:sz w:val="39"/>
+                <w:sz w:val="59"/>
               </w:rPr>
-              <w:t>・使用団体：ブレーメンの音楽隊</w:t>
+              <w:t>・使用団体：楽画喜の会</w:t>
             </w:r>
           </w:p>
           <w:p>
             <w:r>
               <w:rPr>
-                <w:sz w:val="39"/>
+                <w:sz w:val="59"/>
               </w:rPr>
-              <w:t>・内　　　容：音楽を楽しむ</w:t>
+              <w:t>・内　　　容：絵画制作活動</w:t>
             </w:r>
           </w:p>
           <w:p>
             <w:r>
               <w:rPr>
-                <w:sz w:val="39"/>
+                <w:sz w:val="59"/>
+              </w:rPr>
+              <w:t>・参 加 費：無料</w:t>
+            </w:r>
+          </w:p>
+          <w:p>
+            <w:r>
+              <w:rPr>
+                <w:b/>
+                <w:sz w:val="59"/>
+              </w:rPr>
+              <w:t>◎17時00分 ～ 20時00分</w:t>
+            </w:r>
+          </w:p>
+          <w:p>
+            <w:r>
+              <w:rPr>
+                <w:sz w:val="59"/>
+              </w:rPr>
+              <w:t>・使用団体：一般社団法人地</w:t>
+            </w:r>
+          </w:p>
+          <w:p>
+            <w:r>
+              <w:rPr>
+                <w:sz w:val="59"/>
+              </w:rPr>
+              <w:t>域再生・百年ライフ</w:t>
+            </w:r>
+          </w:p>
+          <w:p>
+            <w:r>
+              <w:rPr>
+                <w:sz w:val="59"/>
+              </w:rPr>
+              <w:t>サポート協会羅針盤</w:t>
+            </w:r>
+          </w:p>
+          <w:p>
+            <w:r>
+              <w:rPr>
+                <w:sz w:val="59"/>
+              </w:rPr>
+              <w:t>・内　　　容：相続遺言終活</w:t>
+            </w:r>
+          </w:p>
+          <w:p>
+            <w:r>
+              <w:rPr>
+                <w:sz w:val="59"/>
+              </w:rPr>
+              <w:t>全般無料相談会及び研修会</w:t>
+            </w:r>
+          </w:p>
+          <w:p>
+            <w:r>
+              <w:rPr>
+                <w:sz w:val="59"/>
               </w:rPr>
               <w:t>・参 加 費：無料</w:t>
             </w:r>
@@ -721,7 +671,481 @@
           <w:b/>
           <w:sz w:val="48"/>
         </w:rPr>
-        <w:t>10月15日（木）　◎どなたでも参加できます</w:t>
+        <w:t>10月22日（木）　◎どなたでも参加できます</w:t>
+      </w:r>
+    </w:p>
+    <w:tbl>
+      <w:tblPr>
+        <w:tblStyle w:val="TableGrid"/>
+        <w:tblW w:type="auto" w:w="0"/>
+        <w:tblLook w:firstColumn="1" w:firstRow="1" w:lastColumn="0" w:lastRow="0" w:noHBand="0" w:noVBand="1" w:val="04A0"/>
+      </w:tblPr>
+      <w:tblGrid>
+        <w:gridCol w:w="8136"/>
+        <w:gridCol w:w="8136"/>
+      </w:tblGrid>
+      <w:tr>
+        <w:tc>
+          <w:tcPr>
+            <w:tcW w:type="dxa" w:w="8136"/>
+            <w:shd w:val="clear" w:color="auto" w:fill="D9D9D9"/>
+          </w:tcPr>
+          <w:p>
+            <w:r>
+              <w:rPr>
+                <w:b/>
+                <w:sz w:val="36"/>
+              </w:rPr>
+              <w:t>イベントコーナー</w:t>
+            </w:r>
+          </w:p>
+        </w:tc>
+        <w:tc>
+          <w:tcPr>
+            <w:tcW w:type="dxa" w:w="8136"/>
+            <w:shd w:val="clear" w:color="auto" w:fill="D9D9D9"/>
+          </w:tcPr>
+          <w:p>
+            <w:r>
+              <w:rPr>
+                <w:b/>
+                <w:sz w:val="36"/>
+              </w:rPr>
+              <w:t>会議・セミナー室</w:t>
+            </w:r>
+          </w:p>
+        </w:tc>
+      </w:tr>
+      <w:tr>
+        <w:tc>
+          <w:tcPr>
+            <w:tcW w:type="dxa" w:w="8136"/>
+          </w:tcPr>
+          <w:p>
+            <w:r>
+              <w:rPr>
+                <w:b/>
+                <w:sz w:val="32"/>
+              </w:rPr>
+              <w:t>◎10時00分 ～ 12時00分</w:t>
+            </w:r>
+          </w:p>
+          <w:p>
+            <w:r>
+              <w:rPr>
+                <w:sz w:val="32"/>
+              </w:rPr>
+              <w:t>・使用団体：（一社）熊本県助産師会</w:t>
+            </w:r>
+          </w:p>
+          <w:p>
+            <w:r>
+              <w:rPr>
+                <w:sz w:val="32"/>
+              </w:rPr>
+              <w:t>・内　　　容：ママ＆ベビー教室</w:t>
+            </w:r>
+          </w:p>
+          <w:p>
+            <w:r>
+              <w:rPr>
+                <w:sz w:val="32"/>
+              </w:rPr>
+              <w:t>・参 加 費：1000円</w:t>
+            </w:r>
+          </w:p>
+          <w:p>
+            <w:r>
+              <w:rPr>
+                <w:b/>
+                <w:sz w:val="32"/>
+              </w:rPr>
+              <w:t>◎10時00分 ～ 12時00分</w:t>
+            </w:r>
+          </w:p>
+          <w:p>
+            <w:r>
+              <w:rPr>
+                <w:sz w:val="32"/>
+              </w:rPr>
+              <w:t>・使用団体：（一社）熊本県助産師会</w:t>
+            </w:r>
+          </w:p>
+          <w:p>
+            <w:r>
+              <w:rPr>
+                <w:sz w:val="32"/>
+              </w:rPr>
+              <w:t>・内　　　容：プレパパママ教室</w:t>
+            </w:r>
+          </w:p>
+          <w:p>
+            <w:r>
+              <w:rPr>
+                <w:sz w:val="32"/>
+              </w:rPr>
+              <w:t>・参 加 費：1000円</w:t>
+            </w:r>
+          </w:p>
+          <w:p>
+            <w:r>
+              <w:rPr>
+                <w:b/>
+                <w:sz w:val="32"/>
+              </w:rPr>
+              <w:t>◎13時30分 ～ 15時00分</w:t>
+            </w:r>
+          </w:p>
+          <w:p>
+            <w:r>
+              <w:rPr>
+                <w:sz w:val="32"/>
+              </w:rPr>
+              <w:t>・使用団体：熊本さわやか大学校20期「絆２０会」</w:t>
+            </w:r>
+          </w:p>
+          <w:p>
+            <w:r>
+              <w:rPr>
+                <w:sz w:val="32"/>
+              </w:rPr>
+              <w:t>・内　　　容：健康体操教室</w:t>
+            </w:r>
+          </w:p>
+          <w:p>
+            <w:r>
+              <w:rPr>
+                <w:sz w:val="32"/>
+              </w:rPr>
+              <w:t>・参 加 費：無料</w:t>
+            </w:r>
+          </w:p>
+          <w:p>
+            <w:r>
+              <w:rPr>
+                <w:b/>
+                <w:sz w:val="32"/>
+              </w:rPr>
+              <w:t>◎16時15分 ～ 19時45分</w:t>
+            </w:r>
+          </w:p>
+          <w:p>
+            <w:r>
+              <w:rPr>
+                <w:sz w:val="32"/>
+              </w:rPr>
+              <w:t>・使用団体：fit(0-0)フィットれいわ</w:t>
+            </w:r>
+          </w:p>
+          <w:p>
+            <w:r>
+              <w:rPr>
+                <w:sz w:val="32"/>
+              </w:rPr>
+              <w:t>・内　　　容：写真整理でコミュニケーション作り</w:t>
+            </w:r>
+          </w:p>
+          <w:p>
+            <w:r>
+              <w:rPr>
+                <w:sz w:val="32"/>
+              </w:rPr>
+              <w:t>・参 加 費：</w:t>
+            </w:r>
+          </w:p>
+        </w:tc>
+        <w:tc>
+          <w:tcPr>
+            <w:tcW w:type="dxa" w:w="8136"/>
+          </w:tcPr>
+          <w:p>
+            <w:r>
+              <w:rPr>
+                <w:b/>
+                <w:sz w:val="32"/>
+              </w:rPr>
+              <w:t>◎10時00分 ～ 15時00分</w:t>
+            </w:r>
+          </w:p>
+          <w:p>
+            <w:r>
+              <w:rPr>
+                <w:sz w:val="32"/>
+              </w:rPr>
+              <w:t>・使用団体：NPO法人成年後見安心サポートネット熊本</w:t>
+            </w:r>
+          </w:p>
+          <w:p>
+            <w:r>
+              <w:rPr>
+                <w:sz w:val="32"/>
+              </w:rPr>
+              <w:t>・内　　　容：成年後見無料相談会</w:t>
+            </w:r>
+          </w:p>
+          <w:p>
+            <w:r>
+              <w:rPr>
+                <w:sz w:val="32"/>
+              </w:rPr>
+              <w:t>・参 加 費：無料</w:t>
+            </w:r>
+          </w:p>
+          <w:p>
+            <w:r>
+              <w:rPr>
+                <w:b/>
+                <w:sz w:val="32"/>
+              </w:rPr>
+              <w:t>◎18時30分 ～ 20時30分</w:t>
+            </w:r>
+          </w:p>
+          <w:p>
+            <w:r>
+              <w:rPr>
+                <w:sz w:val="32"/>
+              </w:rPr>
+              <w:t>・使用団体：熊本フォークダンスクラブ</w:t>
+            </w:r>
+          </w:p>
+          <w:p>
+            <w:r>
+              <w:rPr>
+                <w:sz w:val="32"/>
+              </w:rPr>
+              <w:t>・内　　　容：フォークダンス練習会</w:t>
+            </w:r>
+          </w:p>
+          <w:p>
+            <w:r>
+              <w:rPr>
+                <w:sz w:val="32"/>
+              </w:rPr>
+              <w:t>・参 加 費：無料</w:t>
+            </w:r>
+          </w:p>
+        </w:tc>
+      </w:tr>
+    </w:tbl>
+    <w:p>
+      <w:r>
+        <w:br w:type="page"/>
+      </w:r>
+    </w:p>
+    <w:p>
+      <w:pPr>
+        <w:jc w:val="center"/>
+      </w:pPr>
+      <w:r>
+        <w:rPr>
+          <w:b/>
+          <w:sz w:val="48"/>
+        </w:rPr>
+        <w:t>10月23日（金）　◎どなたでも参加できます</w:t>
+      </w:r>
+    </w:p>
+    <w:tbl>
+      <w:tblPr>
+        <w:tblStyle w:val="TableGrid"/>
+        <w:tblW w:type="auto" w:w="0"/>
+        <w:tblLook w:firstColumn="1" w:firstRow="1" w:lastColumn="0" w:lastRow="0" w:noHBand="0" w:noVBand="1" w:val="04A0"/>
+      </w:tblPr>
+      <w:tblGrid>
+        <w:gridCol w:w="8136"/>
+        <w:gridCol w:w="8136"/>
+      </w:tblGrid>
+      <w:tr>
+        <w:tc>
+          <w:tcPr>
+            <w:tcW w:type="dxa" w:w="8136"/>
+            <w:shd w:val="clear" w:color="auto" w:fill="D9D9D9"/>
+          </w:tcPr>
+          <w:p>
+            <w:r>
+              <w:rPr>
+                <w:b/>
+                <w:sz w:val="36"/>
+              </w:rPr>
+              <w:t>イベントコーナー</w:t>
+            </w:r>
+          </w:p>
+        </w:tc>
+        <w:tc>
+          <w:tcPr>
+            <w:tcW w:type="dxa" w:w="8136"/>
+            <w:shd w:val="clear" w:color="auto" w:fill="D9D9D9"/>
+          </w:tcPr>
+          <w:p>
+            <w:r>
+              <w:rPr>
+                <w:b/>
+                <w:sz w:val="36"/>
+              </w:rPr>
+              <w:t>会議・セミナー室</w:t>
+            </w:r>
+          </w:p>
+        </w:tc>
+      </w:tr>
+      <w:tr>
+        <w:tc>
+          <w:tcPr>
+            <w:tcW w:type="dxa" w:w="8136"/>
+          </w:tcPr>
+          <w:p>
+            <w:r>
+              <w:rPr>
+                <w:b/>
+                <w:sz w:val="31"/>
+              </w:rPr>
+              <w:t>◎9時30分 ～ 12時30分</w:t>
+            </w:r>
+          </w:p>
+          <w:p>
+            <w:r>
+              <w:rPr>
+                <w:sz w:val="31"/>
+              </w:rPr>
+              <w:t>・使用団体：シニアクラブうらら</w:t>
+            </w:r>
+          </w:p>
+          <w:p>
+            <w:r>
+              <w:rPr>
+                <w:sz w:val="31"/>
+              </w:rPr>
+              <w:t>・内　　　容：シニアいきいきサロン</w:t>
+            </w:r>
+          </w:p>
+          <w:p>
+            <w:r>
+              <w:rPr>
+                <w:sz w:val="31"/>
+              </w:rPr>
+              <w:t>・参 加 費：無料</w:t>
+            </w:r>
+          </w:p>
+          <w:p>
+            <w:r>
+              <w:rPr>
+                <w:b/>
+                <w:sz w:val="31"/>
+              </w:rPr>
+              <w:t>◎13時00分 ～ 17時30分</w:t>
+            </w:r>
+          </w:p>
+          <w:p>
+            <w:r>
+              <w:rPr>
+                <w:sz w:val="31"/>
+              </w:rPr>
+              <w:t>・使用団体：囲碁普及会</w:t>
+            </w:r>
+          </w:p>
+          <w:p>
+            <w:r>
+              <w:rPr>
+                <w:sz w:val="31"/>
+              </w:rPr>
+              <w:t>・内　　　容：囲碁の研究と対局</w:t>
+            </w:r>
+          </w:p>
+          <w:p>
+            <w:r>
+              <w:rPr>
+                <w:sz w:val="31"/>
+              </w:rPr>
+              <w:t>・参 加 費：無料</w:t>
+            </w:r>
+          </w:p>
+        </w:tc>
+        <w:tc>
+          <w:tcPr>
+            <w:tcW w:type="dxa" w:w="8136"/>
+          </w:tcPr>
+          <w:p>
+            <w:r>
+              <w:rPr>
+                <w:b/>
+                <w:sz w:val="31"/>
+              </w:rPr>
+              <w:t>◎10時00分 ～ 11時30分</w:t>
+            </w:r>
+          </w:p>
+          <w:p>
+            <w:r>
+              <w:rPr>
+                <w:sz w:val="31"/>
+              </w:rPr>
+              <w:t>・使用団体：熊本健康マージャン協会</w:t>
+            </w:r>
+          </w:p>
+          <w:p>
+            <w:r>
+              <w:rPr>
+                <w:sz w:val="31"/>
+              </w:rPr>
+              <w:t>・内　　　容：マージャン協会の座談会の打合せ</w:t>
+            </w:r>
+          </w:p>
+          <w:p>
+            <w:r>
+              <w:rPr>
+                <w:sz w:val="31"/>
+              </w:rPr>
+              <w:t>・参 加 費：無料</w:t>
+            </w:r>
+          </w:p>
+          <w:p>
+            <w:r>
+              <w:rPr>
+                <w:b/>
+                <w:sz w:val="31"/>
+              </w:rPr>
+              <w:t>◎13時20分 ～ 15時30分</w:t>
+            </w:r>
+          </w:p>
+          <w:p>
+            <w:r>
+              <w:rPr>
+                <w:sz w:val="31"/>
+              </w:rPr>
+              <w:t>・使用団体：エンジョイズ</w:t>
+            </w:r>
+          </w:p>
+          <w:p>
+            <w:r>
+              <w:rPr>
+                <w:sz w:val="31"/>
+              </w:rPr>
+              <w:t>・内　　　容：童謡・唱歌・懐かしい流行歌を楽しむ会</w:t>
+            </w:r>
+          </w:p>
+          <w:p>
+            <w:r>
+              <w:rPr>
+                <w:sz w:val="31"/>
+              </w:rPr>
+              <w:t>・参 加 費：無料</w:t>
+            </w:r>
+          </w:p>
+        </w:tc>
+      </w:tr>
+    </w:tbl>
+    <w:p>
+      <w:r>
+        <w:br w:type="page"/>
+      </w:r>
+    </w:p>
+    <w:p>
+      <w:pPr>
+        <w:jc w:val="center"/>
+      </w:pPr>
+      <w:r>
+        <w:rPr>
+          <w:b/>
+          <w:sz w:val="48"/>
+        </w:rPr>
+        <w:t>10月24日（土）　◎どなたでも参加できます</w:t>
       </w:r>
     </w:p>
     <w:tbl>
@@ -777,7 +1201,7 @@
                 <w:b/>
                 <w:sz w:val="30"/>
               </w:rPr>
-              <w:t>◎10時00分 ～ 12時00分</w:t>
+              <w:t>◎10時30分 ～ 12時00分</w:t>
             </w:r>
           </w:p>
           <w:p>
@@ -785,7 +1209,7 @@
               <w:rPr>
                 <w:sz w:val="30"/>
               </w:rPr>
-              <w:t>・使用団体：NPO法人傾聴ネットキーステーション</w:t>
+              <w:t>・使用団体：ほっとステージBINGO</w:t>
             </w:r>
           </w:p>
           <w:p>
@@ -793,7 +1217,7 @@
               <w:rPr>
                 <w:sz w:val="30"/>
               </w:rPr>
-              <w:t>・内　　　容：傾聴カフェ「花ことば」</w:t>
+              <w:t>・内　　　容：ベビーマッサージ教室</w:t>
             </w:r>
           </w:p>
           <w:p>
@@ -810,7 +1234,7 @@
                 <w:b/>
                 <w:sz w:val="30"/>
               </w:rPr>
-              <w:t>◎14時00分 ～ 16時00分</w:t>
+              <w:t>◎13時00分 ～ 15時50分</w:t>
             </w:r>
           </w:p>
           <w:p>
@@ -818,7 +1242,7 @@
               <w:rPr>
                 <w:sz w:val="30"/>
               </w:rPr>
-              <w:t>・使用団体：フラオレアレア</w:t>
+              <w:t>・使用団体：熊本さわやかハイヤ俱楽部</w:t>
             </w:r>
           </w:p>
           <w:p>
@@ -826,7 +1250,40 @@
               <w:rPr>
                 <w:sz w:val="30"/>
               </w:rPr>
-              <w:t>・内　　　容：フラダンス</w:t>
+              <w:t>・内　　　容：熊本の郷土芸能「牛深ハイヤ踊り」の練習</w:t>
+            </w:r>
+          </w:p>
+          <w:p>
+            <w:r>
+              <w:rPr>
+                <w:sz w:val="30"/>
+              </w:rPr>
+              <w:t>・参 加 費：無料</w:t>
+            </w:r>
+          </w:p>
+          <w:p>
+            <w:r>
+              <w:rPr>
+                <w:b/>
+                <w:sz w:val="30"/>
+              </w:rPr>
+              <w:t>◎17時00分 ～ 19時00分</w:t>
+            </w:r>
+          </w:p>
+          <w:p>
+            <w:r>
+              <w:rPr>
+                <w:sz w:val="30"/>
+              </w:rPr>
+              <w:t>・使用団体：一般社団法人 日本版DBS・BCP支援協会</w:t>
+            </w:r>
+          </w:p>
+          <w:p>
+            <w:r>
+              <w:rPr>
+                <w:sz w:val="30"/>
+              </w:rPr>
+              <w:t>・内　　　容：こども性暴力防止法の概要説明</w:t>
             </w:r>
           </w:p>
           <w:p>
@@ -848,7 +1305,7 @@
                 <w:b/>
                 <w:sz w:val="30"/>
               </w:rPr>
-              <w:t>◎10時00分 ～ 17時00分</w:t>
+              <w:t>◎10時00分 ～ 12時00分</w:t>
             </w:r>
           </w:p>
           <w:p>
@@ -856,7 +1313,7 @@
               <w:rPr>
                 <w:sz w:val="30"/>
               </w:rPr>
-              <w:t>・使用団体：スマイリー健＆アロハ・スターハワイアンズ</w:t>
+              <w:t>・使用団体：NPO法人成年後見安心サポートネット熊本</w:t>
             </w:r>
           </w:p>
           <w:p>
@@ -864,7 +1321,7 @@
               <w:rPr>
                 <w:sz w:val="30"/>
               </w:rPr>
-              <w:t>・内　　　容：ウクレレを楽しもう♪</w:t>
+              <w:t>・内　　　容：後見実務研究会</w:t>
             </w:r>
           </w:p>
           <w:p>
@@ -881,7 +1338,7 @@
                 <w:b/>
                 <w:sz w:val="30"/>
               </w:rPr>
-              <w:t>◎18時30分 ～ 20時30分</w:t>
+              <w:t>◎13時30分 ～ 16時30分</w:t>
             </w:r>
           </w:p>
           <w:p>
@@ -889,7 +1346,7 @@
               <w:rPr>
                 <w:sz w:val="30"/>
               </w:rPr>
-              <w:t>・使用団体：熊本フォークダンスクラブ</w:t>
+              <w:t>・使用団体：東教養囲碁研究会</w:t>
             </w:r>
           </w:p>
           <w:p>
@@ -897,7 +1354,7 @@
               <w:rPr>
                 <w:sz w:val="30"/>
               </w:rPr>
-              <w:t>・内　　　容：フォークダンス練習会</w:t>
+              <w:t>・内　　　容：囲碁による人間形成・修練</w:t>
             </w:r>
           </w:p>
           <w:p>
@@ -925,7 +1382,7 @@
           <w:b/>
           <w:sz w:val="48"/>
         </w:rPr>
-        <w:t>10月16日（金）　◎どなたでも参加できます</w:t>
+        <w:t>10月25日（日）　◎どなたでも参加できます</w:t>
       </w:r>
     </w:p>
     <w:tbl>
@@ -975,81 +1432,72 @@
           <w:tcPr>
             <w:tcW w:type="dxa" w:w="8136"/>
           </w:tcPr>
-          <w:p/>
-        </w:tc>
-        <w:tc>
-          <w:tcPr>
-            <w:tcW w:type="dxa" w:w="8136"/>
-          </w:tcPr>
-          <w:p/>
-        </w:tc>
-      </w:tr>
-    </w:tbl>
-    <w:p>
-      <w:r>
-        <w:br w:type="page"/>
-      </w:r>
-    </w:p>
-    <w:p>
-      <w:pPr>
-        <w:jc w:val="center"/>
-      </w:pPr>
-      <w:r>
-        <w:rPr>
-          <w:b/>
-          <w:sz w:val="48"/>
-        </w:rPr>
-        <w:t>10月17日（土）　◎どなたでも参加できます</w:t>
-      </w:r>
-    </w:p>
-    <w:tbl>
-      <w:tblPr>
-        <w:tblStyle w:val="TableGrid"/>
-        <w:tblW w:type="auto" w:w="0"/>
-        <w:tblLook w:firstColumn="1" w:firstRow="1" w:lastColumn="0" w:lastRow="0" w:noHBand="0" w:noVBand="1" w:val="04A0"/>
-      </w:tblPr>
-      <w:tblGrid>
-        <w:gridCol w:w="8136"/>
-        <w:gridCol w:w="8136"/>
-      </w:tblGrid>
-      <w:tr>
-        <w:tc>
-          <w:tcPr>
-            <w:tcW w:type="dxa" w:w="8136"/>
-            <w:shd w:val="clear" w:color="auto" w:fill="D9D9D9"/>
-          </w:tcPr>
           <w:p>
             <w:r>
               <w:rPr>
                 <w:b/>
-                <w:sz w:val="36"/>
+                <w:sz w:val="32"/>
               </w:rPr>
-              <w:t>イベントコーナー</w:t>
+              <w:t>◎10時00分 ～ 12時00分</w:t>
             </w:r>
           </w:p>
-        </w:tc>
-        <w:tc>
-          <w:tcPr>
-            <w:tcW w:type="dxa" w:w="8136"/>
-            <w:shd w:val="clear" w:color="auto" w:fill="D9D9D9"/>
-          </w:tcPr>
+          <w:p>
+            <w:r>
+              <w:rPr>
+                <w:sz w:val="32"/>
+              </w:rPr>
+              <w:t>・使用団体：（一社）熊本県助産師会</w:t>
+            </w:r>
+          </w:p>
+          <w:p>
+            <w:r>
+              <w:rPr>
+                <w:sz w:val="32"/>
+              </w:rPr>
+              <w:t>・内　　　容：プレパパママ教室</w:t>
+            </w:r>
+          </w:p>
+          <w:p>
+            <w:r>
+              <w:rPr>
+                <w:sz w:val="32"/>
+              </w:rPr>
+              <w:t>・参 加 費：1000円</w:t>
+            </w:r>
+          </w:p>
           <w:p>
             <w:r>
               <w:rPr>
                 <w:b/>
-                <w:sz w:val="36"/>
+                <w:sz w:val="32"/>
               </w:rPr>
-              <w:t>会議・セミナー室</w:t>
+              <w:t>◎17時15分 ～ 20時30分</w:t>
             </w:r>
           </w:p>
-        </w:tc>
-      </w:tr>
-      <w:tr>
-        <w:tc>
-          <w:tcPr>
-            <w:tcW w:type="dxa" w:w="8136"/>
-          </w:tcPr>
-          <w:p/>
+          <w:p>
+            <w:r>
+              <w:rPr>
+                <w:sz w:val="32"/>
+              </w:rPr>
+              <w:t>・使用団体：fit(0-0)フィットれいわ</w:t>
+            </w:r>
+          </w:p>
+          <w:p>
+            <w:r>
+              <w:rPr>
+                <w:sz w:val="32"/>
+              </w:rPr>
+              <w:t>・内　　　容：写真整理で交流会</w:t>
+            </w:r>
+          </w:p>
+          <w:p>
+            <w:r>
+              <w:rPr>
+                <w:sz w:val="32"/>
+              </w:rPr>
+              <w:t>・参 加 費：</w:t>
+            </w:r>
+          </w:p>
         </w:tc>
         <w:tc>
           <w:tcPr>
@@ -1059,139 +1507,66 @@
             <w:r>
               <w:rPr>
                 <w:b/>
-                <w:sz w:val="33"/>
+                <w:sz w:val="32"/>
               </w:rPr>
-              <w:t>◎13時00分 ～ 16時00分</w:t>
+              <w:t>◎10時00分 ～ 13時00分</w:t>
             </w:r>
           </w:p>
           <w:p>
             <w:r>
               <w:rPr>
-                <w:sz w:val="33"/>
+                <w:sz w:val="32"/>
               </w:rPr>
-              <w:t>・使用団体：</w:t>
+              <w:t>・使用団体：熊日童話会</w:t>
             </w:r>
           </w:p>
           <w:p>
             <w:r>
               <w:rPr>
-                <w:sz w:val="33"/>
+                <w:sz w:val="32"/>
               </w:rPr>
-              <w:t>・内　　　容：くまもと学生ボランティアFESTA2026</w:t>
+              <w:t>・内　　　容：熊日童話会「口演教室、月例童話会」</w:t>
             </w:r>
           </w:p>
           <w:p>
             <w:r>
               <w:rPr>
-                <w:sz w:val="33"/>
+                <w:sz w:val="32"/>
               </w:rPr>
-              <w:t>・参 加 費：</w:t>
-            </w:r>
-          </w:p>
-        </w:tc>
-      </w:tr>
-    </w:tbl>
-    <w:p>
-      <w:r>
-        <w:br w:type="page"/>
-      </w:r>
-    </w:p>
-    <w:p>
-      <w:pPr>
-        <w:jc w:val="center"/>
-      </w:pPr>
-      <w:r>
-        <w:rPr>
-          <w:b/>
-          <w:sz w:val="48"/>
-        </w:rPr>
-        <w:t>10月18日（日）　◎どなたでも参加できます</w:t>
-      </w:r>
-    </w:p>
-    <w:tbl>
-      <w:tblPr>
-        <w:tblStyle w:val="TableGrid"/>
-        <w:tblW w:type="auto" w:w="0"/>
-        <w:tblLook w:firstColumn="1" w:firstRow="1" w:lastColumn="0" w:lastRow="0" w:noHBand="0" w:noVBand="1" w:val="04A0"/>
-      </w:tblPr>
-      <w:tblGrid>
-        <w:gridCol w:w="8136"/>
-        <w:gridCol w:w="8136"/>
-      </w:tblGrid>
-      <w:tr>
-        <w:tc>
-          <w:tcPr>
-            <w:tcW w:type="dxa" w:w="8136"/>
-            <w:shd w:val="clear" w:color="auto" w:fill="D9D9D9"/>
-          </w:tcPr>
-          <w:p>
-            <w:r>
-              <w:rPr>
-                <w:b/>
-                <w:sz w:val="36"/>
-              </w:rPr>
-              <w:t>イベントコーナー</w:t>
-            </w:r>
-          </w:p>
-        </w:tc>
-        <w:tc>
-          <w:tcPr>
-            <w:tcW w:type="dxa" w:w="8136"/>
-            <w:shd w:val="clear" w:color="auto" w:fill="D9D9D9"/>
-          </w:tcPr>
-          <w:p>
-            <w:r>
-              <w:rPr>
-                <w:b/>
-                <w:sz w:val="36"/>
-              </w:rPr>
-              <w:t>会議・セミナー室</w:t>
-            </w:r>
-          </w:p>
-        </w:tc>
-      </w:tr>
-      <w:tr>
-        <w:tc>
-          <w:tcPr>
-            <w:tcW w:type="dxa" w:w="8136"/>
-          </w:tcPr>
-          <w:p/>
-        </w:tc>
-        <w:tc>
-          <w:tcPr>
-            <w:tcW w:type="dxa" w:w="8136"/>
-          </w:tcPr>
-          <w:p>
-            <w:r>
-              <w:rPr>
-                <w:b/>
-                <w:sz w:val="43"/>
-              </w:rPr>
-              <w:t>◎10時00分 ～ 15時00分</w:t>
+              <w:t>・参 加 費：無料</w:t>
             </w:r>
           </w:p>
           <w:p>
             <w:r>
               <w:rPr>
-                <w:sz w:val="43"/>
+                <w:b/>
+                <w:sz w:val="32"/>
               </w:rPr>
-              <w:t>・使用団体：</w:t>
+              <w:t>◎14時00分 ～ 16時30分</w:t>
             </w:r>
           </w:p>
           <w:p>
             <w:r>
               <w:rPr>
-                <w:sz w:val="43"/>
+                <w:sz w:val="32"/>
               </w:rPr>
-              <w:t>・内　　　容：あいぽーとFESTIVAL2026</w:t>
+              <w:t>・使用団体：未来を創る会</w:t>
             </w:r>
           </w:p>
           <w:p>
             <w:r>
               <w:rPr>
-                <w:sz w:val="43"/>
+                <w:sz w:val="32"/>
               </w:rPr>
-              <w:t>・参 加 費：</w:t>
+              <w:t>・内　　　容：原発学習</w:t>
+            </w:r>
+          </w:p>
+          <w:p>
+            <w:r>
+              <w:rPr>
+                <w:sz w:val="32"/>
+              </w:rPr>
+              <w:t>・参 加 費：５００円</w:t>
             </w:r>
           </w:p>
         </w:tc>

--- a/weekly.docx
+++ b/weekly.docx
@@ -785,39 +785,6 @@
                 <w:sz w:val="32"/>
               </w:rPr>
               <w:t>・参 加 費：1000円</w:t>
-            </w:r>
-          </w:p>
-          <w:p>
-            <w:r>
-              <w:rPr>
-                <w:b/>
-                <w:sz w:val="32"/>
-              </w:rPr>
-              <w:t>◎13時30分 ～ 15時00分</w:t>
-            </w:r>
-          </w:p>
-          <w:p>
-            <w:r>
-              <w:rPr>
-                <w:sz w:val="32"/>
-              </w:rPr>
-              <w:t>・使用団体：熊本さわやか大学校20期「絆２０会」</w:t>
-            </w:r>
-          </w:p>
-          <w:p>
-            <w:r>
-              <w:rPr>
-                <w:sz w:val="32"/>
-              </w:rPr>
-              <w:t>・内　　　容：健康体操教室</w:t>
-            </w:r>
-          </w:p>
-          <w:p>
-            <w:r>
-              <w:rPr>
-                <w:sz w:val="32"/>
-              </w:rPr>
-              <w:t>・参 加 費：無料</w:t>
             </w:r>
           </w:p>
           <w:p>

--- a/weekly.docx
+++ b/weekly.docx
@@ -11,7 +11,1131 @@
           <w:b/>
           <w:sz w:val="48"/>
         </w:rPr>
-        <w:t>10月19日（月）　◎どなたでも参加できます</w:t>
+        <w:t>10月26日（月）　◎どなたでも参加できます</w:t>
+      </w:r>
+    </w:p>
+    <w:tbl>
+      <w:tblPr>
+        <w:tblStyle w:val="TableGrid"/>
+        <w:tblW w:type="auto" w:w="0"/>
+        <w:tblLook w:firstColumn="1" w:firstRow="1" w:lastColumn="0" w:lastRow="0" w:noHBand="0" w:noVBand="1" w:val="04A0"/>
+      </w:tblPr>
+      <w:tblGrid>
+        <w:gridCol w:w="8136"/>
+        <w:gridCol w:w="8136"/>
+      </w:tblGrid>
+      <w:tr>
+        <w:tc>
+          <w:tcPr>
+            <w:tcW w:type="dxa" w:w="8136"/>
+            <w:shd w:val="clear" w:color="auto" w:fill="D9D9D9"/>
+          </w:tcPr>
+          <w:p>
+            <w:r>
+              <w:rPr>
+                <w:b/>
+                <w:sz w:val="36"/>
+              </w:rPr>
+              <w:t>イベントコーナー</w:t>
+            </w:r>
+          </w:p>
+        </w:tc>
+        <w:tc>
+          <w:tcPr>
+            <w:tcW w:type="dxa" w:w="8136"/>
+            <w:shd w:val="clear" w:color="auto" w:fill="D9D9D9"/>
+          </w:tcPr>
+          <w:p>
+            <w:r>
+              <w:rPr>
+                <w:b/>
+                <w:sz w:val="36"/>
+              </w:rPr>
+              <w:t>会議・セミナー室</w:t>
+            </w:r>
+          </w:p>
+        </w:tc>
+      </w:tr>
+      <w:tr>
+        <w:tc>
+          <w:tcPr>
+            <w:tcW w:type="dxa" w:w="8136"/>
+          </w:tcPr>
+          <w:p>
+            <w:r>
+              <w:rPr>
+                <w:b/>
+                <w:sz w:val="46"/>
+              </w:rPr>
+              <w:t>◎10時00分 ～ 11時45分</w:t>
+            </w:r>
+          </w:p>
+          <w:p>
+            <w:r>
+              <w:rPr>
+                <w:sz w:val="46"/>
+              </w:rPr>
+              <w:t>・使用団体：ヨガ健康クラブ</w:t>
+            </w:r>
+          </w:p>
+          <w:p>
+            <w:r>
+              <w:rPr>
+                <w:sz w:val="46"/>
+              </w:rPr>
+              <w:t>・内　　　容：ヨガ入門</w:t>
+            </w:r>
+          </w:p>
+          <w:p>
+            <w:r>
+              <w:rPr>
+                <w:sz w:val="46"/>
+              </w:rPr>
+              <w:t>・参 加 費：無料</w:t>
+            </w:r>
+          </w:p>
+          <w:p>
+            <w:r>
+              <w:rPr>
+                <w:b/>
+                <w:sz w:val="46"/>
+              </w:rPr>
+              <w:t>◎12時30分 ～ 15時30分</w:t>
+            </w:r>
+          </w:p>
+          <w:p>
+            <w:r>
+              <w:rPr>
+                <w:sz w:val="46"/>
+              </w:rPr>
+              <w:t>・使用団体：一般社団法人観光ボラン</w:t>
+            </w:r>
+          </w:p>
+          <w:p>
+            <w:r>
+              <w:rPr>
+                <w:sz w:val="46"/>
+              </w:rPr>
+              <w:t>ティアガイド　くまも</w:t>
+            </w:r>
+          </w:p>
+          <w:p>
+            <w:r>
+              <w:rPr>
+                <w:sz w:val="46"/>
+              </w:rPr>
+              <w:t>とよかとこ案内人の会</w:t>
+            </w:r>
+          </w:p>
+          <w:p>
+            <w:r>
+              <w:rPr>
+                <w:sz w:val="46"/>
+              </w:rPr>
+              <w:t>・内　　　容：韓国語学習</w:t>
+            </w:r>
+          </w:p>
+          <w:p>
+            <w:r>
+              <w:rPr>
+                <w:sz w:val="46"/>
+              </w:rPr>
+              <w:t>・参 加 費：無料</w:t>
+            </w:r>
+          </w:p>
+          <w:p>
+            <w:r>
+              <w:rPr>
+                <w:b/>
+                <w:sz w:val="46"/>
+              </w:rPr>
+              <w:t>◎18時30分 ～ 20時30分</w:t>
+            </w:r>
+          </w:p>
+          <w:p>
+            <w:r>
+              <w:rPr>
+                <w:sz w:val="46"/>
+              </w:rPr>
+              <w:t>・使用団体：マイカ</w:t>
+            </w:r>
+          </w:p>
+          <w:p>
+            <w:r>
+              <w:rPr>
+                <w:sz w:val="46"/>
+              </w:rPr>
+              <w:t>・内　　　容：フォークダンス</w:t>
+            </w:r>
+          </w:p>
+          <w:p>
+            <w:r>
+              <w:rPr>
+                <w:sz w:val="46"/>
+              </w:rPr>
+              <w:t>・参 加 費：無料</w:t>
+            </w:r>
+          </w:p>
+        </w:tc>
+        <w:tc>
+          <w:tcPr>
+            <w:tcW w:type="dxa" w:w="8136"/>
+          </w:tcPr>
+          <w:p>
+            <w:r>
+              <w:rPr>
+                <w:b/>
+                <w:sz w:val="46"/>
+              </w:rPr>
+              <w:t>◎14時00分 ～ 16時30分</w:t>
+            </w:r>
+          </w:p>
+          <w:p>
+            <w:r>
+              <w:rPr>
+                <w:sz w:val="46"/>
+              </w:rPr>
+              <w:t>・使用団体：ブレーメンの音楽隊</w:t>
+            </w:r>
+          </w:p>
+          <w:p>
+            <w:r>
+              <w:rPr>
+                <w:sz w:val="46"/>
+              </w:rPr>
+              <w:t>・内　　　容：音楽を楽しむ</w:t>
+            </w:r>
+          </w:p>
+          <w:p>
+            <w:r>
+              <w:rPr>
+                <w:sz w:val="46"/>
+              </w:rPr>
+              <w:t>・参 加 費：無料</w:t>
+            </w:r>
+          </w:p>
+          <w:p>
+            <w:r>
+              <w:rPr>
+                <w:b/>
+                <w:sz w:val="46"/>
+              </w:rPr>
+              <w:t>◎17時30分 ～ 19時30分</w:t>
+            </w:r>
+          </w:p>
+          <w:p>
+            <w:r>
+              <w:rPr>
+                <w:sz w:val="46"/>
+              </w:rPr>
+              <w:t>・使用団体：CDLE熊本</w:t>
+            </w:r>
+          </w:p>
+          <w:p>
+            <w:r>
+              <w:rPr>
+                <w:sz w:val="46"/>
+              </w:rPr>
+              <w:t>・内　　　容：ＣＤＬＥ熊本　生成Ａ</w:t>
+            </w:r>
+          </w:p>
+          <w:p>
+            <w:r>
+              <w:rPr>
+                <w:sz w:val="46"/>
+              </w:rPr>
+              <w:t>Ｉハンズオン勉強会（第4回）</w:t>
+            </w:r>
+          </w:p>
+          <w:p>
+            <w:r>
+              <w:rPr>
+                <w:sz w:val="46"/>
+              </w:rPr>
+              <w:t>・参 加 費：無料</w:t>
+            </w:r>
+          </w:p>
+        </w:tc>
+      </w:tr>
+    </w:tbl>
+    <w:p>
+      <w:r>
+        <w:br w:type="page"/>
+      </w:r>
+    </w:p>
+    <w:p>
+      <w:pPr>
+        <w:jc w:val="center"/>
+      </w:pPr>
+      <w:r>
+        <w:rPr>
+          <w:b/>
+          <w:sz w:val="48"/>
+        </w:rPr>
+        <w:t>10月27日（火）　◎どなたでも参加できます</w:t>
+      </w:r>
+    </w:p>
+    <w:tbl>
+      <w:tblPr>
+        <w:tblStyle w:val="TableGrid"/>
+        <w:tblW w:type="auto" w:w="0"/>
+        <w:tblLook w:firstColumn="1" w:firstRow="1" w:lastColumn="0" w:lastRow="0" w:noHBand="0" w:noVBand="1" w:val="04A0"/>
+      </w:tblPr>
+      <w:tblGrid>
+        <w:gridCol w:w="8136"/>
+        <w:gridCol w:w="8136"/>
+      </w:tblGrid>
+      <w:tr>
+        <w:tc>
+          <w:tcPr>
+            <w:tcW w:type="dxa" w:w="8136"/>
+            <w:shd w:val="clear" w:color="auto" w:fill="D9D9D9"/>
+          </w:tcPr>
+          <w:p>
+            <w:r>
+              <w:rPr>
+                <w:b/>
+                <w:sz w:val="36"/>
+              </w:rPr>
+              <w:t>イベントコーナー</w:t>
+            </w:r>
+          </w:p>
+        </w:tc>
+        <w:tc>
+          <w:tcPr>
+            <w:tcW w:type="dxa" w:w="8136"/>
+            <w:shd w:val="clear" w:color="auto" w:fill="D9D9D9"/>
+          </w:tcPr>
+          <w:p>
+            <w:r>
+              <w:rPr>
+                <w:b/>
+                <w:sz w:val="36"/>
+              </w:rPr>
+              <w:t>会議・セミナー室</w:t>
+            </w:r>
+          </w:p>
+        </w:tc>
+      </w:tr>
+      <w:tr>
+        <w:tc>
+          <w:tcPr>
+            <w:tcW w:type="dxa" w:w="8136"/>
+          </w:tcPr>
+          <w:p>
+            <w:r>
+              <w:rPr>
+                <w:b/>
+                <w:sz w:val="54"/>
+              </w:rPr>
+              <w:t>◎9時30分 ～ 11時30分</w:t>
+            </w:r>
+          </w:p>
+          <w:p>
+            <w:r>
+              <w:rPr>
+                <w:sz w:val="54"/>
+              </w:rPr>
+              <w:t>・使用団体：世界の民族</w:t>
+            </w:r>
+          </w:p>
+          <w:p>
+            <w:r>
+              <w:rPr>
+                <w:sz w:val="54"/>
+              </w:rPr>
+              <w:t>舞踊ペガサス</w:t>
+            </w:r>
+          </w:p>
+          <w:p>
+            <w:r>
+              <w:rPr>
+                <w:sz w:val="54"/>
+              </w:rPr>
+              <w:t>・内　　　容：世界各地の民族</w:t>
+            </w:r>
+          </w:p>
+          <w:p>
+            <w:r>
+              <w:rPr>
+                <w:sz w:val="54"/>
+              </w:rPr>
+              <w:t>の踊りを楽しもう</w:t>
+            </w:r>
+          </w:p>
+          <w:p>
+            <w:r>
+              <w:rPr>
+                <w:sz w:val="54"/>
+              </w:rPr>
+              <w:t>(フォークダンス)</w:t>
+            </w:r>
+          </w:p>
+          <w:p>
+            <w:r>
+              <w:rPr>
+                <w:sz w:val="54"/>
+              </w:rPr>
+              <w:t>・参 加 費：無料</w:t>
+            </w:r>
+          </w:p>
+          <w:p>
+            <w:r>
+              <w:rPr>
+                <w:b/>
+                <w:sz w:val="54"/>
+              </w:rPr>
+              <w:t>◎12時30分 ～ 17時30分</w:t>
+            </w:r>
+          </w:p>
+          <w:p>
+            <w:r>
+              <w:rPr>
+                <w:sz w:val="54"/>
+              </w:rPr>
+              <w:t>・使用団体：囲碁普及会</w:t>
+            </w:r>
+          </w:p>
+          <w:p>
+            <w:r>
+              <w:rPr>
+                <w:sz w:val="54"/>
+              </w:rPr>
+              <w:t>・内　　　容：囲碁の対局・</w:t>
+            </w:r>
+          </w:p>
+          <w:p>
+            <w:r>
+              <w:rPr>
+                <w:sz w:val="54"/>
+              </w:rPr>
+              <w:t>初心者の指導と研究</w:t>
+            </w:r>
+          </w:p>
+          <w:p>
+            <w:r>
+              <w:rPr>
+                <w:sz w:val="54"/>
+              </w:rPr>
+              <w:t>・参 加 費：無料</w:t>
+            </w:r>
+          </w:p>
+        </w:tc>
+        <w:tc>
+          <w:tcPr>
+            <w:tcW w:type="dxa" w:w="8136"/>
+          </w:tcPr>
+          <w:p>
+            <w:r>
+              <w:rPr>
+                <w:b/>
+                <w:sz w:val="54"/>
+              </w:rPr>
+              <w:t>◎10時00分 ～ 12時00分</w:t>
+            </w:r>
+          </w:p>
+          <w:p>
+            <w:r>
+              <w:rPr>
+                <w:sz w:val="54"/>
+              </w:rPr>
+              <w:t>・使用団体：太極拳</w:t>
+            </w:r>
+          </w:p>
+          <w:p>
+            <w:r>
+              <w:rPr>
+                <w:sz w:val="54"/>
+              </w:rPr>
+              <w:t>を楽しもう会</w:t>
+            </w:r>
+          </w:p>
+          <w:p>
+            <w:r>
+              <w:rPr>
+                <w:sz w:val="54"/>
+              </w:rPr>
+              <w:t>・内　　　容：健康太極拳</w:t>
+            </w:r>
+          </w:p>
+          <w:p>
+            <w:r>
+              <w:rPr>
+                <w:sz w:val="54"/>
+              </w:rPr>
+              <w:t>・参 加 費：1000円</w:t>
+            </w:r>
+          </w:p>
+          <w:p>
+            <w:r>
+              <w:rPr>
+                <w:b/>
+                <w:sz w:val="54"/>
+              </w:rPr>
+              <w:t>◎15時00分 ～ 18時00分</w:t>
+            </w:r>
+          </w:p>
+          <w:p>
+            <w:r>
+              <w:rPr>
+                <w:sz w:val="54"/>
+              </w:rPr>
+              <w:t>・使用団体：傾聴の誠（真）</w:t>
+            </w:r>
+          </w:p>
+          <w:p>
+            <w:r>
+              <w:rPr>
+                <w:sz w:val="54"/>
+              </w:rPr>
+              <w:t>・内　　　容：心の勉強会で</w:t>
+            </w:r>
+          </w:p>
+          <w:p>
+            <w:r>
+              <w:rPr>
+                <w:sz w:val="54"/>
+              </w:rPr>
+              <w:t>幸せになろう</w:t>
+            </w:r>
+          </w:p>
+          <w:p>
+            <w:r>
+              <w:rPr>
+                <w:sz w:val="54"/>
+              </w:rPr>
+              <w:t>・参 加 費：500円</w:t>
+            </w:r>
+          </w:p>
+        </w:tc>
+      </w:tr>
+    </w:tbl>
+    <w:p>
+      <w:r>
+        <w:br w:type="page"/>
+      </w:r>
+    </w:p>
+    <w:p>
+      <w:pPr>
+        <w:jc w:val="center"/>
+      </w:pPr>
+      <w:r>
+        <w:rPr>
+          <w:b/>
+          <w:sz w:val="48"/>
+        </w:rPr>
+        <w:t>10月28日（水）　◎どなたでも参加できます</w:t>
+      </w:r>
+    </w:p>
+    <w:tbl>
+      <w:tblPr>
+        <w:tblStyle w:val="TableGrid"/>
+        <w:tblW w:type="auto" w:w="0"/>
+        <w:tblLook w:firstColumn="1" w:firstRow="1" w:lastColumn="0" w:lastRow="0" w:noHBand="0" w:noVBand="1" w:val="04A0"/>
+      </w:tblPr>
+      <w:tblGrid>
+        <w:gridCol w:w="8136"/>
+        <w:gridCol w:w="8136"/>
+      </w:tblGrid>
+      <w:tr>
+        <w:tc>
+          <w:tcPr>
+            <w:tcW w:type="dxa" w:w="8136"/>
+            <w:shd w:val="clear" w:color="auto" w:fill="D9D9D9"/>
+          </w:tcPr>
+          <w:p>
+            <w:r>
+              <w:rPr>
+                <w:b/>
+                <w:sz w:val="36"/>
+              </w:rPr>
+              <w:t>イベントコーナー</w:t>
+            </w:r>
+          </w:p>
+        </w:tc>
+        <w:tc>
+          <w:tcPr>
+            <w:tcW w:type="dxa" w:w="8136"/>
+            <w:shd w:val="clear" w:color="auto" w:fill="D9D9D9"/>
+          </w:tcPr>
+          <w:p>
+            <w:r>
+              <w:rPr>
+                <w:b/>
+                <w:sz w:val="36"/>
+              </w:rPr>
+              <w:t>会議・セミナー室</w:t>
+            </w:r>
+          </w:p>
+        </w:tc>
+      </w:tr>
+      <w:tr>
+        <w:tc>
+          <w:tcPr>
+            <w:tcW w:type="dxa" w:w="8136"/>
+          </w:tcPr>
+          <w:p>
+            <w:r>
+              <w:rPr>
+                <w:b/>
+                <w:sz w:val="54"/>
+              </w:rPr>
+              <w:t>◎10時00分 ～ 12時30分</w:t>
+            </w:r>
+          </w:p>
+          <w:p>
+            <w:r>
+              <w:rPr>
+                <w:sz w:val="54"/>
+              </w:rPr>
+              <w:t>・使用団体：懐かし</w:t>
+            </w:r>
+          </w:p>
+          <w:p>
+            <w:r>
+              <w:rPr>
+                <w:sz w:val="54"/>
+              </w:rPr>
+              <w:t>い盆踊りの会</w:t>
+            </w:r>
+          </w:p>
+          <w:p>
+            <w:r>
+              <w:rPr>
+                <w:sz w:val="54"/>
+              </w:rPr>
+              <w:t>・内　　　容：懐かしい盆踊り</w:t>
+            </w:r>
+          </w:p>
+          <w:p>
+            <w:r>
+              <w:rPr>
+                <w:sz w:val="54"/>
+              </w:rPr>
+              <w:t>のボランティア会</w:t>
+            </w:r>
+          </w:p>
+          <w:p>
+            <w:r>
+              <w:rPr>
+                <w:sz w:val="54"/>
+              </w:rPr>
+              <w:t>の打ち合わせ・練習</w:t>
+            </w:r>
+          </w:p>
+          <w:p>
+            <w:r>
+              <w:rPr>
+                <w:sz w:val="54"/>
+              </w:rPr>
+              <w:t>・参 加 費：無料</w:t>
+            </w:r>
+          </w:p>
+          <w:p>
+            <w:r>
+              <w:rPr>
+                <w:b/>
+                <w:sz w:val="54"/>
+              </w:rPr>
+              <w:t>◎14時00分 ～ 16時30分</w:t>
+            </w:r>
+          </w:p>
+          <w:p>
+            <w:r>
+              <w:rPr>
+                <w:sz w:val="54"/>
+              </w:rPr>
+              <w:t>・使用団体：NPO法人で</w:t>
+            </w:r>
+          </w:p>
+          <w:p>
+            <w:r>
+              <w:rPr>
+                <w:sz w:val="54"/>
+              </w:rPr>
+              <w:t>んでん虫の会</w:t>
+            </w:r>
+          </w:p>
+          <w:p>
+            <w:r>
+              <w:rPr>
+                <w:sz w:val="54"/>
+              </w:rPr>
+              <w:t>・内　　　容：おしゃべり会</w:t>
+            </w:r>
+          </w:p>
+          <w:p>
+            <w:r>
+              <w:rPr>
+                <w:sz w:val="54"/>
+              </w:rPr>
+              <w:t>・参 加 費：無料</w:t>
+            </w:r>
+          </w:p>
+        </w:tc>
+        <w:tc>
+          <w:tcPr>
+            <w:tcW w:type="dxa" w:w="8136"/>
+          </w:tcPr>
+          <w:p/>
+        </w:tc>
+      </w:tr>
+    </w:tbl>
+    <w:p>
+      <w:r>
+        <w:br w:type="page"/>
+      </w:r>
+    </w:p>
+    <w:p>
+      <w:pPr>
+        <w:jc w:val="center"/>
+      </w:pPr>
+      <w:r>
+        <w:rPr>
+          <w:b/>
+          <w:sz w:val="48"/>
+        </w:rPr>
+        <w:t>10月29日（木）　◎どなたでも参加できます</w:t>
+      </w:r>
+    </w:p>
+    <w:tbl>
+      <w:tblPr>
+        <w:tblStyle w:val="TableGrid"/>
+        <w:tblW w:type="auto" w:w="0"/>
+        <w:tblLook w:firstColumn="1" w:firstRow="1" w:lastColumn="0" w:lastRow="0" w:noHBand="0" w:noVBand="1" w:val="04A0"/>
+      </w:tblPr>
+      <w:tblGrid>
+        <w:gridCol w:w="8136"/>
+        <w:gridCol w:w="8136"/>
+      </w:tblGrid>
+      <w:tr>
+        <w:tc>
+          <w:tcPr>
+            <w:tcW w:type="dxa" w:w="8136"/>
+            <w:shd w:val="clear" w:color="auto" w:fill="D9D9D9"/>
+          </w:tcPr>
+          <w:p>
+            <w:r>
+              <w:rPr>
+                <w:b/>
+                <w:sz w:val="36"/>
+              </w:rPr>
+              <w:t>イベントコーナー</w:t>
+            </w:r>
+          </w:p>
+        </w:tc>
+        <w:tc>
+          <w:tcPr>
+            <w:tcW w:type="dxa" w:w="8136"/>
+            <w:shd w:val="clear" w:color="auto" w:fill="D9D9D9"/>
+          </w:tcPr>
+          <w:p>
+            <w:r>
+              <w:rPr>
+                <w:b/>
+                <w:sz w:val="36"/>
+              </w:rPr>
+              <w:t>会議・セミナー室</w:t>
+            </w:r>
+          </w:p>
+        </w:tc>
+      </w:tr>
+      <w:tr>
+        <w:tc>
+          <w:tcPr>
+            <w:tcW w:type="dxa" w:w="8136"/>
+          </w:tcPr>
+          <w:p>
+            <w:r>
+              <w:rPr>
+                <w:b/>
+                <w:sz w:val="46"/>
+              </w:rPr>
+              <w:t>◎18時30分 ～ 20時30分</w:t>
+            </w:r>
+          </w:p>
+          <w:p>
+            <w:r>
+              <w:rPr>
+                <w:sz w:val="46"/>
+              </w:rPr>
+              <w:t>・使用団体：一般社団法人アイ・</w:t>
+            </w:r>
+          </w:p>
+          <w:p>
+            <w:r>
+              <w:rPr>
+                <w:sz w:val="46"/>
+              </w:rPr>
+              <w:t>オー・イー（IOE）</w:t>
+            </w:r>
+          </w:p>
+          <w:p>
+            <w:r>
+              <w:rPr>
+                <w:sz w:val="46"/>
+              </w:rPr>
+              <w:t>・内　　　容：くまもとNPO</w:t>
+            </w:r>
+          </w:p>
+          <w:p>
+            <w:r>
+              <w:rPr>
+                <w:sz w:val="46"/>
+              </w:rPr>
+              <w:t>カレッジ2026</w:t>
+            </w:r>
+          </w:p>
+          <w:p>
+            <w:r>
+              <w:rPr>
+                <w:sz w:val="46"/>
+              </w:rPr>
+              <w:t>・参 加 費：無料</w:t>
+            </w:r>
+          </w:p>
+        </w:tc>
+        <w:tc>
+          <w:tcPr>
+            <w:tcW w:type="dxa" w:w="8136"/>
+          </w:tcPr>
+          <w:p>
+            <w:r>
+              <w:rPr>
+                <w:b/>
+                <w:sz w:val="46"/>
+              </w:rPr>
+              <w:t>◎10時00分 ～ 12時00分</w:t>
+            </w:r>
+          </w:p>
+          <w:p>
+            <w:r>
+              <w:rPr>
+                <w:sz w:val="46"/>
+              </w:rPr>
+              <w:t>・使用団体：特定非営利活動法人　教</w:t>
+            </w:r>
+          </w:p>
+          <w:p>
+            <w:r>
+              <w:rPr>
+                <w:sz w:val="46"/>
+              </w:rPr>
+              <w:t>育支援プロジェクト・マスターズ熊本</w:t>
+            </w:r>
+          </w:p>
+          <w:p>
+            <w:r>
+              <w:rPr>
+                <w:sz w:val="46"/>
+              </w:rPr>
+              <w:t>・内　　　容：トークの会</w:t>
+            </w:r>
+          </w:p>
+          <w:p>
+            <w:r>
+              <w:rPr>
+                <w:sz w:val="46"/>
+              </w:rPr>
+              <w:t>・参 加 費：無料</w:t>
+            </w:r>
+          </w:p>
+          <w:p>
+            <w:r>
+              <w:rPr>
+                <w:b/>
+                <w:sz w:val="46"/>
+              </w:rPr>
+              <w:t>◎13時10分 ～ 15時20分</w:t>
+            </w:r>
+          </w:p>
+          <w:p>
+            <w:r>
+              <w:rPr>
+                <w:sz w:val="46"/>
+              </w:rPr>
+              <w:t>・使用団体：熊本「新老人の会」</w:t>
+            </w:r>
+          </w:p>
+          <w:p>
+            <w:r>
+              <w:rPr>
+                <w:sz w:val="46"/>
+              </w:rPr>
+              <w:t>・内　　　容：スポーツ吹矢</w:t>
+            </w:r>
+          </w:p>
+          <w:p>
+            <w:r>
+              <w:rPr>
+                <w:sz w:val="46"/>
+              </w:rPr>
+              <w:t>・参 加 費：無料</w:t>
+            </w:r>
+          </w:p>
+          <w:p>
+            <w:r>
+              <w:rPr>
+                <w:b/>
+                <w:sz w:val="46"/>
+              </w:rPr>
+              <w:t>◎18時30分 ～ 20時30分</w:t>
+            </w:r>
+          </w:p>
+          <w:p>
+            <w:r>
+              <w:rPr>
+                <w:sz w:val="46"/>
+              </w:rPr>
+              <w:t>・使用団体：熊本フォーク</w:t>
+            </w:r>
+          </w:p>
+          <w:p>
+            <w:r>
+              <w:rPr>
+                <w:sz w:val="46"/>
+              </w:rPr>
+              <w:t>ダンスクラブ</w:t>
+            </w:r>
+          </w:p>
+          <w:p>
+            <w:r>
+              <w:rPr>
+                <w:sz w:val="46"/>
+              </w:rPr>
+              <w:t>・内　　　容：フォークダンス練習会</w:t>
+            </w:r>
+          </w:p>
+          <w:p>
+            <w:r>
+              <w:rPr>
+                <w:sz w:val="46"/>
+              </w:rPr>
+              <w:t>・参 加 費：無料</w:t>
+            </w:r>
+          </w:p>
+        </w:tc>
+      </w:tr>
+    </w:tbl>
+    <w:p>
+      <w:r>
+        <w:br w:type="page"/>
+      </w:r>
+    </w:p>
+    <w:p>
+      <w:pPr>
+        <w:jc w:val="center"/>
+      </w:pPr>
+      <w:r>
+        <w:rPr>
+          <w:b/>
+          <w:sz w:val="48"/>
+        </w:rPr>
+        <w:t>10月30日（金）　◎どなたでも参加できます</w:t>
+      </w:r>
+    </w:p>
+    <w:tbl>
+      <w:tblPr>
+        <w:tblStyle w:val="TableGrid"/>
+        <w:tblW w:type="auto" w:w="0"/>
+        <w:tblLook w:firstColumn="1" w:firstRow="1" w:lastColumn="0" w:lastRow="0" w:noHBand="0" w:noVBand="1" w:val="04A0"/>
+      </w:tblPr>
+      <w:tblGrid>
+        <w:gridCol w:w="8136"/>
+        <w:gridCol w:w="8136"/>
+      </w:tblGrid>
+      <w:tr>
+        <w:tc>
+          <w:tcPr>
+            <w:tcW w:type="dxa" w:w="8136"/>
+            <w:shd w:val="clear" w:color="auto" w:fill="D9D9D9"/>
+          </w:tcPr>
+          <w:p>
+            <w:r>
+              <w:rPr>
+                <w:b/>
+                <w:sz w:val="36"/>
+              </w:rPr>
+              <w:t>イベントコーナー</w:t>
+            </w:r>
+          </w:p>
+        </w:tc>
+        <w:tc>
+          <w:tcPr>
+            <w:tcW w:type="dxa" w:w="8136"/>
+            <w:shd w:val="clear" w:color="auto" w:fill="D9D9D9"/>
+          </w:tcPr>
+          <w:p>
+            <w:r>
+              <w:rPr>
+                <w:b/>
+                <w:sz w:val="36"/>
+              </w:rPr>
+              <w:t>会議・セミナー室</w:t>
+            </w:r>
+          </w:p>
+        </w:tc>
+      </w:tr>
+      <w:tr>
+        <w:tc>
+          <w:tcPr>
+            <w:tcW w:type="dxa" w:w="8136"/>
+          </w:tcPr>
+          <w:p>
+            <w:r>
+              <w:rPr>
+                <w:b/>
+                <w:sz w:val="46"/>
+              </w:rPr>
+              <w:t>◎9時30分 ～ 12時30分</w:t>
+            </w:r>
+          </w:p>
+          <w:p>
+            <w:r>
+              <w:rPr>
+                <w:sz w:val="46"/>
+              </w:rPr>
+              <w:t>・使用団体：シニアクラブうらら</w:t>
+            </w:r>
+          </w:p>
+          <w:p>
+            <w:r>
+              <w:rPr>
+                <w:sz w:val="46"/>
+              </w:rPr>
+              <w:t>・内　　　容：シニアいきいきサロン</w:t>
+            </w:r>
+          </w:p>
+          <w:p>
+            <w:r>
+              <w:rPr>
+                <w:sz w:val="46"/>
+              </w:rPr>
+              <w:t>・参 加 費：無料</w:t>
+            </w:r>
+          </w:p>
+          <w:p>
+            <w:r>
+              <w:rPr>
+                <w:b/>
+                <w:sz w:val="46"/>
+              </w:rPr>
+              <w:t>◎13時00分 ～ 17時30分</w:t>
+            </w:r>
+          </w:p>
+          <w:p>
+            <w:r>
+              <w:rPr>
+                <w:sz w:val="46"/>
+              </w:rPr>
+              <w:t>・使用団体：囲碁普及会</w:t>
+            </w:r>
+          </w:p>
+          <w:p>
+            <w:r>
+              <w:rPr>
+                <w:sz w:val="46"/>
+              </w:rPr>
+              <w:t>・内　　　容：囲碁の研究と対局</w:t>
+            </w:r>
+          </w:p>
+          <w:p>
+            <w:r>
+              <w:rPr>
+                <w:sz w:val="46"/>
+              </w:rPr>
+              <w:t>・参 加 費：無料</w:t>
+            </w:r>
+          </w:p>
+        </w:tc>
+        <w:tc>
+          <w:tcPr>
+            <w:tcW w:type="dxa" w:w="8136"/>
+          </w:tcPr>
+          <w:p>
+            <w:r>
+              <w:rPr>
+                <w:b/>
+                <w:sz w:val="46"/>
+              </w:rPr>
+              <w:t>◎9時30分 ～ 12時30分</w:t>
+            </w:r>
+          </w:p>
+          <w:p>
+            <w:r>
+              <w:rPr>
+                <w:sz w:val="46"/>
+              </w:rPr>
+              <w:t>・使用団体：シニアクラブうらら</w:t>
+            </w:r>
+          </w:p>
+          <w:p>
+            <w:r>
+              <w:rPr>
+                <w:sz w:val="46"/>
+              </w:rPr>
+              <w:t>・内　　　容：シニアいきいきサロン</w:t>
+            </w:r>
+          </w:p>
+          <w:p>
+            <w:r>
+              <w:rPr>
+                <w:sz w:val="46"/>
+              </w:rPr>
+              <w:t>・参 加 費：無料</w:t>
+            </w:r>
+          </w:p>
+          <w:p>
+            <w:r>
+              <w:rPr>
+                <w:b/>
+                <w:sz w:val="46"/>
+              </w:rPr>
+              <w:t>◎13時20分 ～ 17時10分</w:t>
+            </w:r>
+          </w:p>
+          <w:p>
+            <w:r>
+              <w:rPr>
+                <w:sz w:val="46"/>
+              </w:rPr>
+              <w:t>・使用団体：楽しい健康吹き矢</w:t>
+            </w:r>
+          </w:p>
+          <w:p>
+            <w:r>
+              <w:rPr>
+                <w:sz w:val="46"/>
+              </w:rPr>
+              <w:t>・内　　　容：吹矢を楽しむ</w:t>
+            </w:r>
+          </w:p>
+          <w:p>
+            <w:r>
+              <w:rPr>
+                <w:sz w:val="46"/>
+              </w:rPr>
+              <w:t>・参 加 費：無料</w:t>
+            </w:r>
+          </w:p>
+        </w:tc>
+      </w:tr>
+    </w:tbl>
+    <w:p>
+      <w:r>
+        <w:br w:type="page"/>
+      </w:r>
+    </w:p>
+    <w:p>
+      <w:pPr>
+        <w:jc w:val="center"/>
+      </w:pPr>
+      <w:r>
+        <w:rPr>
+          <w:b/>
+          <w:sz w:val="48"/>
+        </w:rPr>
+        <w:t>10月31日（土）　◎どなたでも参加できます</w:t>
       </w:r>
     </w:p>
     <w:tbl>
@@ -67,7 +1191,7 @@
                 <w:b/>
                 <w:sz w:val="49"/>
               </w:rPr>
-              <w:t>◎10時00分 ～ 11時45分</w:t>
+              <w:t>◎10時00分 ～ 11時30分</w:t>
             </w:r>
           </w:p>
           <w:p>
@@ -75,7 +1199,7 @@
               <w:rPr>
                 <w:sz w:val="49"/>
               </w:rPr>
-              <w:t>・使用団体：ヨガ健康クラブ</w:t>
+              <w:t>・使用団体：パレアひばりの会</w:t>
             </w:r>
           </w:p>
           <w:p>
@@ -83,7 +1207,7 @@
               <w:rPr>
                 <w:sz w:val="49"/>
               </w:rPr>
-              <w:t>・内　　　容：ヨガ入門</w:t>
+              <w:t>・内　　　容：フリートーキング</w:t>
             </w:r>
           </w:p>
           <w:p>
@@ -100,7 +1224,7 @@
                 <w:b/>
                 <w:sz w:val="49"/>
               </w:rPr>
-              <w:t>◎12時15分 ～ 15時00分</w:t>
+              <w:t>◎14時00分 ～ 15時00分</w:t>
             </w:r>
           </w:p>
           <w:p>
@@ -108,7 +1232,7 @@
               <w:rPr>
                 <w:sz w:val="49"/>
               </w:rPr>
-              <w:t>・使用団体：フラ・オ・レアレア</w:t>
+              <w:t>・使用団体：英会話サーク</w:t>
             </w:r>
           </w:p>
           <w:p>
@@ -116,7 +1240,7 @@
               <w:rPr>
                 <w:sz w:val="49"/>
               </w:rPr>
-              <w:t>・内　　　容：フラダンスレッスン</w:t>
+              <w:t>ルGreenGables</w:t>
             </w:r>
           </w:p>
           <w:p>
@@ -124,7 +1248,15 @@
               <w:rPr>
                 <w:sz w:val="49"/>
               </w:rPr>
-              <w:t>・参 加 費：無料</w:t>
+              <w:t>・内　　　容：英会話サロン</w:t>
+            </w:r>
+          </w:p>
+          <w:p>
+            <w:r>
+              <w:rPr>
+                <w:sz w:val="49"/>
+              </w:rPr>
+              <w:t>・参 加 費：３００円</w:t>
             </w:r>
           </w:p>
         </w:tc>
@@ -132,7 +1264,112 @@
           <w:tcPr>
             <w:tcW w:type="dxa" w:w="8136"/>
           </w:tcPr>
-          <w:p/>
+          <w:p>
+            <w:r>
+              <w:rPr>
+                <w:b/>
+                <w:sz w:val="49"/>
+              </w:rPr>
+              <w:t>◎10時00分 ～ 12時30分</w:t>
+            </w:r>
+          </w:p>
+          <w:p>
+            <w:r>
+              <w:rPr>
+                <w:sz w:val="49"/>
+              </w:rPr>
+              <w:t xml:space="preserve">・使用団体：特定非営利活動法人 </w:t>
+            </w:r>
+          </w:p>
+          <w:p>
+            <w:r>
+              <w:rPr>
+                <w:sz w:val="49"/>
+              </w:rPr>
+              <w:t>教育支援プロジェ</w:t>
+            </w:r>
+          </w:p>
+          <w:p>
+            <w:r>
+              <w:rPr>
+                <w:sz w:val="49"/>
+              </w:rPr>
+              <w:t>クトマスターズ熊本</w:t>
+            </w:r>
+          </w:p>
+          <w:p>
+            <w:r>
+              <w:rPr>
+                <w:sz w:val="49"/>
+              </w:rPr>
+              <w:t>・内　　　容：親と子の成長を応援</w:t>
+            </w:r>
+          </w:p>
+          <w:p>
+            <w:r>
+              <w:rPr>
+                <w:sz w:val="49"/>
+              </w:rPr>
+              <w:t xml:space="preserve">　親子多肉寄せ植え</w:t>
+            </w:r>
+          </w:p>
+          <w:p>
+            <w:r>
+              <w:rPr>
+                <w:sz w:val="49"/>
+              </w:rPr>
+              <w:t>とリメイク鉢セミナー</w:t>
+            </w:r>
+          </w:p>
+          <w:p>
+            <w:r>
+              <w:rPr>
+                <w:sz w:val="49"/>
+              </w:rPr>
+              <w:t>・参 加 費：1,500円</w:t>
+            </w:r>
+          </w:p>
+          <w:p>
+            <w:r>
+              <w:rPr>
+                <w:b/>
+                <w:sz w:val="49"/>
+              </w:rPr>
+              <w:t>◎14時00分 ～ 17時00分</w:t>
+            </w:r>
+          </w:p>
+          <w:p>
+            <w:r>
+              <w:rPr>
+                <w:sz w:val="49"/>
+              </w:rPr>
+              <w:t>・使用団体：熊本生と死を考える会</w:t>
+            </w:r>
+          </w:p>
+          <w:p>
+            <w:r>
+              <w:rPr>
+                <w:sz w:val="49"/>
+              </w:rPr>
+              <w:t>・内　　　容：熊本生と</w:t>
+            </w:r>
+          </w:p>
+          <w:p>
+            <w:r>
+              <w:rPr>
+                <w:sz w:val="49"/>
+              </w:rPr>
+              <w:t>死を考える会</w:t>
+            </w:r>
+          </w:p>
+          <w:p>
+            <w:r>
+              <w:rPr>
+                <w:sz w:val="49"/>
+              </w:rPr>
+              <w:t>・参 加 費：会員５００円　非会員６００円</w:t>
+            </w:r>
+          </w:p>
         </w:tc>
       </w:tr>
     </w:tbl>
@@ -150,7 +1387,7 @@
           <w:b/>
           <w:sz w:val="48"/>
         </w:rPr>
-        <w:t>10月20日（火）　◎どなたでも参加できます</w:t>
+        <w:t>11月1日（日）　◎どなたでも参加できます</w:t>
       </w:r>
     </w:p>
     <w:tbl>
@@ -204,90 +1441,33 @@
             <w:r>
               <w:rPr>
                 <w:b/>
-                <w:sz w:val="50"/>
+                <w:sz w:val="52"/>
               </w:rPr>
-              <w:t>◎9時30分 ～ 11時30分</w:t>
+              <w:t>◎13時40分 ～ 16時30分</w:t>
             </w:r>
           </w:p>
           <w:p>
             <w:r>
               <w:rPr>
-                <w:sz w:val="50"/>
+                <w:sz w:val="52"/>
               </w:rPr>
-              <w:t>・使用団体：世界の民族</w:t>
+              <w:t>・使用団体：ラジオ英語の会</w:t>
             </w:r>
           </w:p>
           <w:p>
             <w:r>
               <w:rPr>
-                <w:sz w:val="50"/>
+                <w:sz w:val="52"/>
               </w:rPr>
-              <w:t>舞踊ペガサス</w:t>
+              <w:t>・内　　　容：英語を楽しもう</w:t>
             </w:r>
           </w:p>
           <w:p>
             <w:r>
               <w:rPr>
-                <w:sz w:val="50"/>
+                <w:sz w:val="52"/>
               </w:rPr>
-              <w:t>・内　　　容：世界各地の民族の</w:t>
-            </w:r>
-          </w:p>
-          <w:p>
-            <w:r>
-              <w:rPr>
-                <w:sz w:val="50"/>
-              </w:rPr>
-              <w:t>踊りを楽しもう(フォークダンス)</w:t>
-            </w:r>
-          </w:p>
-          <w:p>
-            <w:r>
-              <w:rPr>
-                <w:sz w:val="50"/>
-              </w:rPr>
-              <w:t>・参 加 費：無料</w:t>
-            </w:r>
-          </w:p>
-          <w:p>
-            <w:r>
-              <w:rPr>
-                <w:b/>
-                <w:sz w:val="50"/>
-              </w:rPr>
-              <w:t>◎12時30分 ～ 17時30分</w:t>
-            </w:r>
-          </w:p>
-          <w:p>
-            <w:r>
-              <w:rPr>
-                <w:sz w:val="50"/>
-              </w:rPr>
-              <w:t>・使用団体：囲碁普及会</w:t>
-            </w:r>
-          </w:p>
-          <w:p>
-            <w:r>
-              <w:rPr>
-                <w:sz w:val="50"/>
-              </w:rPr>
-              <w:t>・内　　　容：囲碁の対局・</w:t>
-            </w:r>
-          </w:p>
-          <w:p>
-            <w:r>
-              <w:rPr>
-                <w:sz w:val="50"/>
-              </w:rPr>
-              <w:t>初心者の指導と研究</w:t>
-            </w:r>
-          </w:p>
-          <w:p>
-            <w:r>
-              <w:rPr>
-                <w:sz w:val="50"/>
-              </w:rPr>
-              <w:t>・参 加 費：無料</w:t>
+              <w:t>・参 加 費：1000円</w:t>
             </w:r>
           </w:p>
         </w:tc>
@@ -299,230 +1479,7 @@
             <w:r>
               <w:rPr>
                 <w:b/>
-                <w:sz w:val="50"/>
-              </w:rPr>
-              <w:t>◎10時00分 ～ 12時00分</w:t>
-            </w:r>
-          </w:p>
-          <w:p>
-            <w:r>
-              <w:rPr>
-                <w:sz w:val="50"/>
-              </w:rPr>
-              <w:t>・使用団体：太極拳を楽しもう会</w:t>
-            </w:r>
-          </w:p>
-          <w:p>
-            <w:r>
-              <w:rPr>
-                <w:sz w:val="50"/>
-              </w:rPr>
-              <w:t>・内　　　容：健康太極拳</w:t>
-            </w:r>
-          </w:p>
-          <w:p>
-            <w:r>
-              <w:rPr>
-                <w:sz w:val="50"/>
-              </w:rPr>
-              <w:t>・参 加 費：1000円</w:t>
-            </w:r>
-          </w:p>
-          <w:p>
-            <w:r>
-              <w:rPr>
-                <w:b/>
-                <w:sz w:val="50"/>
-              </w:rPr>
-              <w:t>◎13時00分 ～ 18時00分</w:t>
-            </w:r>
-          </w:p>
-          <w:p>
-            <w:r>
-              <w:rPr>
-                <w:sz w:val="50"/>
-              </w:rPr>
-              <w:t>・使用団体：「アミーゴ」</w:t>
-            </w:r>
-          </w:p>
-          <w:p>
-            <w:r>
-              <w:rPr>
-                <w:sz w:val="50"/>
-              </w:rPr>
-              <w:t>・内　　　容：高齢者バンド</w:t>
-            </w:r>
-          </w:p>
-          <w:p>
-            <w:r>
-              <w:rPr>
-                <w:sz w:val="50"/>
-              </w:rPr>
-              <w:t>・参 加 費：無料</w:t>
-            </w:r>
-          </w:p>
-          <w:p>
-            <w:r>
-              <w:rPr>
-                <w:b/>
-                <w:sz w:val="50"/>
-              </w:rPr>
-              <w:t>◎19時30分 ～ 20時30分</w:t>
-            </w:r>
-          </w:p>
-          <w:p>
-            <w:r>
-              <w:rPr>
-                <w:sz w:val="50"/>
-              </w:rPr>
-              <w:t>・使用団体：笑顔のたまて箱</w:t>
-            </w:r>
-          </w:p>
-          <w:p>
-            <w:r>
-              <w:rPr>
-                <w:sz w:val="50"/>
-              </w:rPr>
-              <w:t>・内　　　容：人形劇の練</w:t>
-            </w:r>
-          </w:p>
-          <w:p>
-            <w:r>
-              <w:rPr>
-                <w:sz w:val="50"/>
-              </w:rPr>
-              <w:t>習及び打合せ</w:t>
-            </w:r>
-          </w:p>
-          <w:p>
-            <w:r>
-              <w:rPr>
-                <w:sz w:val="50"/>
-              </w:rPr>
-              <w:t>・参 加 費：無料</w:t>
-            </w:r>
-          </w:p>
-        </w:tc>
-      </w:tr>
-    </w:tbl>
-    <w:p>
-      <w:r>
-        <w:br w:type="page"/>
-      </w:r>
-    </w:p>
-    <w:p>
-      <w:pPr>
-        <w:jc w:val="center"/>
-      </w:pPr>
-      <w:r>
-        <w:rPr>
-          <w:b/>
-          <w:sz w:val="48"/>
-        </w:rPr>
-        <w:t>10月21日（水）　◎どなたでも参加できます</w:t>
-      </w:r>
-    </w:p>
-    <w:tbl>
-      <w:tblPr>
-        <w:tblStyle w:val="TableGrid"/>
-        <w:tblW w:type="auto" w:w="0"/>
-        <w:tblLook w:firstColumn="1" w:firstRow="1" w:lastColumn="0" w:lastRow="0" w:noHBand="0" w:noVBand="1" w:val="04A0"/>
-      </w:tblPr>
-      <w:tblGrid>
-        <w:gridCol w:w="8136"/>
-        <w:gridCol w:w="8136"/>
-      </w:tblGrid>
-      <w:tr>
-        <w:tc>
-          <w:tcPr>
-            <w:tcW w:type="dxa" w:w="8136"/>
-            <w:shd w:val="clear" w:color="auto" w:fill="D9D9D9"/>
-          </w:tcPr>
-          <w:p>
-            <w:r>
-              <w:rPr>
-                <w:b/>
-                <w:sz w:val="36"/>
-              </w:rPr>
-              <w:t>イベントコーナー</w:t>
-            </w:r>
-          </w:p>
-        </w:tc>
-        <w:tc>
-          <w:tcPr>
-            <w:tcW w:type="dxa" w:w="8136"/>
-            <w:shd w:val="clear" w:color="auto" w:fill="D9D9D9"/>
-          </w:tcPr>
-          <w:p>
-            <w:r>
-              <w:rPr>
-                <w:b/>
-                <w:sz w:val="36"/>
-              </w:rPr>
-              <w:t>会議・セミナー室</w:t>
-            </w:r>
-          </w:p>
-        </w:tc>
-      </w:tr>
-      <w:tr>
-        <w:tc>
-          <w:tcPr>
-            <w:tcW w:type="dxa" w:w="8136"/>
-          </w:tcPr>
-          <w:p>
-            <w:r>
-              <w:rPr>
-                <w:b/>
-                <w:sz w:val="59"/>
-              </w:rPr>
-              <w:t>◎9時40分 ～ 11時30分</w:t>
-            </w:r>
-          </w:p>
-          <w:p>
-            <w:r>
-              <w:rPr>
-                <w:sz w:val="59"/>
-              </w:rPr>
-              <w:t>・使用団体：KKA高齢</w:t>
-            </w:r>
-          </w:p>
-          <w:p>
-            <w:r>
-              <w:rPr>
-                <w:sz w:val="59"/>
-              </w:rPr>
-              <w:t>者健康友の会</w:t>
-            </w:r>
-          </w:p>
-          <w:p>
-            <w:r>
-              <w:rPr>
-                <w:sz w:val="59"/>
-              </w:rPr>
-              <w:t>・内　　　容：みんな笑顔で</w:t>
-            </w:r>
-          </w:p>
-          <w:p>
-            <w:r>
-              <w:rPr>
-                <w:sz w:val="59"/>
-              </w:rPr>
-              <w:t>楽しく健康体操</w:t>
-            </w:r>
-          </w:p>
-          <w:p>
-            <w:r>
-              <w:rPr>
-                <w:sz w:val="59"/>
-              </w:rPr>
-              <w:t>・参 加 費：無料</w:t>
-            </w:r>
-          </w:p>
-          <w:p>
-            <w:r>
-              <w:rPr>
-                <w:b/>
-                <w:sz w:val="59"/>
+                <w:sz w:val="52"/>
               </w:rPr>
               <w:t>◎14時00分 ～ 16時30分</w:t>
             </w:r>
@@ -530,1010 +1487,25 @@
           <w:p>
             <w:r>
               <w:rPr>
-                <w:sz w:val="59"/>
+                <w:sz w:val="52"/>
               </w:rPr>
-              <w:t>・使用団体：NPO法人で</w:t>
+              <w:t>・使用団体：ブレーメンの音楽隊</w:t>
             </w:r>
           </w:p>
           <w:p>
             <w:r>
               <w:rPr>
-                <w:sz w:val="59"/>
+                <w:sz w:val="52"/>
               </w:rPr>
-              <w:t>んでん虫の会</w:t>
+              <w:t>・内　　　容：音楽を楽しむ</w:t>
             </w:r>
           </w:p>
           <w:p>
             <w:r>
               <w:rPr>
-                <w:sz w:val="59"/>
-              </w:rPr>
-              <w:t>・内　　　容：おしゃべり会</w:t>
-            </w:r>
-          </w:p>
-          <w:p>
-            <w:r>
-              <w:rPr>
-                <w:sz w:val="59"/>
+                <w:sz w:val="52"/>
               </w:rPr>
               <w:t>・参 加 費：無料</w:t>
-            </w:r>
-          </w:p>
-        </w:tc>
-        <w:tc>
-          <w:tcPr>
-            <w:tcW w:type="dxa" w:w="8136"/>
-          </w:tcPr>
-          <w:p>
-            <w:r>
-              <w:rPr>
-                <w:b/>
-                <w:sz w:val="59"/>
-              </w:rPr>
-              <w:t>◎13時10分 ～ 15時50分</w:t>
-            </w:r>
-          </w:p>
-          <w:p>
-            <w:r>
-              <w:rPr>
-                <w:sz w:val="59"/>
-              </w:rPr>
-              <w:t>・使用団体：楽画喜の会</w:t>
-            </w:r>
-          </w:p>
-          <w:p>
-            <w:r>
-              <w:rPr>
-                <w:sz w:val="59"/>
-              </w:rPr>
-              <w:t>・内　　　容：絵画制作活動</w:t>
-            </w:r>
-          </w:p>
-          <w:p>
-            <w:r>
-              <w:rPr>
-                <w:sz w:val="59"/>
-              </w:rPr>
-              <w:t>・参 加 費：無料</w:t>
-            </w:r>
-          </w:p>
-          <w:p>
-            <w:r>
-              <w:rPr>
-                <w:b/>
-                <w:sz w:val="59"/>
-              </w:rPr>
-              <w:t>◎17時00分 ～ 20時00分</w:t>
-            </w:r>
-          </w:p>
-          <w:p>
-            <w:r>
-              <w:rPr>
-                <w:sz w:val="59"/>
-              </w:rPr>
-              <w:t>・使用団体：一般社団法人地</w:t>
-            </w:r>
-          </w:p>
-          <w:p>
-            <w:r>
-              <w:rPr>
-                <w:sz w:val="59"/>
-              </w:rPr>
-              <w:t>域再生・百年ライフ</w:t>
-            </w:r>
-          </w:p>
-          <w:p>
-            <w:r>
-              <w:rPr>
-                <w:sz w:val="59"/>
-              </w:rPr>
-              <w:t>サポート協会羅針盤</w:t>
-            </w:r>
-          </w:p>
-          <w:p>
-            <w:r>
-              <w:rPr>
-                <w:sz w:val="59"/>
-              </w:rPr>
-              <w:t>・内　　　容：相続遺言終活</w:t>
-            </w:r>
-          </w:p>
-          <w:p>
-            <w:r>
-              <w:rPr>
-                <w:sz w:val="59"/>
-              </w:rPr>
-              <w:t>全般無料相談会及び研修会</w:t>
-            </w:r>
-          </w:p>
-          <w:p>
-            <w:r>
-              <w:rPr>
-                <w:sz w:val="59"/>
-              </w:rPr>
-              <w:t>・参 加 費：無料</w:t>
-            </w:r>
-          </w:p>
-        </w:tc>
-      </w:tr>
-    </w:tbl>
-    <w:p>
-      <w:r>
-        <w:br w:type="page"/>
-      </w:r>
-    </w:p>
-    <w:p>
-      <w:pPr>
-        <w:jc w:val="center"/>
-      </w:pPr>
-      <w:r>
-        <w:rPr>
-          <w:b/>
-          <w:sz w:val="48"/>
-        </w:rPr>
-        <w:t>10月22日（木）　◎どなたでも参加できます</w:t>
-      </w:r>
-    </w:p>
-    <w:tbl>
-      <w:tblPr>
-        <w:tblStyle w:val="TableGrid"/>
-        <w:tblW w:type="auto" w:w="0"/>
-        <w:tblLook w:firstColumn="1" w:firstRow="1" w:lastColumn="0" w:lastRow="0" w:noHBand="0" w:noVBand="1" w:val="04A0"/>
-      </w:tblPr>
-      <w:tblGrid>
-        <w:gridCol w:w="8136"/>
-        <w:gridCol w:w="8136"/>
-      </w:tblGrid>
-      <w:tr>
-        <w:tc>
-          <w:tcPr>
-            <w:tcW w:type="dxa" w:w="8136"/>
-            <w:shd w:val="clear" w:color="auto" w:fill="D9D9D9"/>
-          </w:tcPr>
-          <w:p>
-            <w:r>
-              <w:rPr>
-                <w:b/>
-                <w:sz w:val="36"/>
-              </w:rPr>
-              <w:t>イベントコーナー</w:t>
-            </w:r>
-          </w:p>
-        </w:tc>
-        <w:tc>
-          <w:tcPr>
-            <w:tcW w:type="dxa" w:w="8136"/>
-            <w:shd w:val="clear" w:color="auto" w:fill="D9D9D9"/>
-          </w:tcPr>
-          <w:p>
-            <w:r>
-              <w:rPr>
-                <w:b/>
-                <w:sz w:val="36"/>
-              </w:rPr>
-              <w:t>会議・セミナー室</w:t>
-            </w:r>
-          </w:p>
-        </w:tc>
-      </w:tr>
-      <w:tr>
-        <w:tc>
-          <w:tcPr>
-            <w:tcW w:type="dxa" w:w="8136"/>
-          </w:tcPr>
-          <w:p>
-            <w:r>
-              <w:rPr>
-                <w:b/>
-                <w:sz w:val="32"/>
-              </w:rPr>
-              <w:t>◎10時00分 ～ 12時00分</w:t>
-            </w:r>
-          </w:p>
-          <w:p>
-            <w:r>
-              <w:rPr>
-                <w:sz w:val="32"/>
-              </w:rPr>
-              <w:t>・使用団体：（一社）熊本県助産師会</w:t>
-            </w:r>
-          </w:p>
-          <w:p>
-            <w:r>
-              <w:rPr>
-                <w:sz w:val="32"/>
-              </w:rPr>
-              <w:t>・内　　　容：ママ＆ベビー教室</w:t>
-            </w:r>
-          </w:p>
-          <w:p>
-            <w:r>
-              <w:rPr>
-                <w:sz w:val="32"/>
-              </w:rPr>
-              <w:t>・参 加 費：1000円</w:t>
-            </w:r>
-          </w:p>
-          <w:p>
-            <w:r>
-              <w:rPr>
-                <w:b/>
-                <w:sz w:val="32"/>
-              </w:rPr>
-              <w:t>◎10時00分 ～ 12時00分</w:t>
-            </w:r>
-          </w:p>
-          <w:p>
-            <w:r>
-              <w:rPr>
-                <w:sz w:val="32"/>
-              </w:rPr>
-              <w:t>・使用団体：（一社）熊本県助産師会</w:t>
-            </w:r>
-          </w:p>
-          <w:p>
-            <w:r>
-              <w:rPr>
-                <w:sz w:val="32"/>
-              </w:rPr>
-              <w:t>・内　　　容：プレパパママ教室</w:t>
-            </w:r>
-          </w:p>
-          <w:p>
-            <w:r>
-              <w:rPr>
-                <w:sz w:val="32"/>
-              </w:rPr>
-              <w:t>・参 加 費：1000円</w:t>
-            </w:r>
-          </w:p>
-          <w:p>
-            <w:r>
-              <w:rPr>
-                <w:b/>
-                <w:sz w:val="32"/>
-              </w:rPr>
-              <w:t>◎16時15分 ～ 19時45分</w:t>
-            </w:r>
-          </w:p>
-          <w:p>
-            <w:r>
-              <w:rPr>
-                <w:sz w:val="32"/>
-              </w:rPr>
-              <w:t>・使用団体：fit(0-0)フィットれいわ</w:t>
-            </w:r>
-          </w:p>
-          <w:p>
-            <w:r>
-              <w:rPr>
-                <w:sz w:val="32"/>
-              </w:rPr>
-              <w:t>・内　　　容：写真整理でコミュニケーション作り</w:t>
-            </w:r>
-          </w:p>
-          <w:p>
-            <w:r>
-              <w:rPr>
-                <w:sz w:val="32"/>
-              </w:rPr>
-              <w:t>・参 加 費：</w:t>
-            </w:r>
-          </w:p>
-        </w:tc>
-        <w:tc>
-          <w:tcPr>
-            <w:tcW w:type="dxa" w:w="8136"/>
-          </w:tcPr>
-          <w:p>
-            <w:r>
-              <w:rPr>
-                <w:b/>
-                <w:sz w:val="32"/>
-              </w:rPr>
-              <w:t>◎10時00分 ～ 15時00分</w:t>
-            </w:r>
-          </w:p>
-          <w:p>
-            <w:r>
-              <w:rPr>
-                <w:sz w:val="32"/>
-              </w:rPr>
-              <w:t>・使用団体：NPO法人成年後見安心サポートネット熊本</w:t>
-            </w:r>
-          </w:p>
-          <w:p>
-            <w:r>
-              <w:rPr>
-                <w:sz w:val="32"/>
-              </w:rPr>
-              <w:t>・内　　　容：成年後見無料相談会</w:t>
-            </w:r>
-          </w:p>
-          <w:p>
-            <w:r>
-              <w:rPr>
-                <w:sz w:val="32"/>
-              </w:rPr>
-              <w:t>・参 加 費：無料</w:t>
-            </w:r>
-          </w:p>
-          <w:p>
-            <w:r>
-              <w:rPr>
-                <w:b/>
-                <w:sz w:val="32"/>
-              </w:rPr>
-              <w:t>◎18時30分 ～ 20時30分</w:t>
-            </w:r>
-          </w:p>
-          <w:p>
-            <w:r>
-              <w:rPr>
-                <w:sz w:val="32"/>
-              </w:rPr>
-              <w:t>・使用団体：熊本フォークダンスクラブ</w:t>
-            </w:r>
-          </w:p>
-          <w:p>
-            <w:r>
-              <w:rPr>
-                <w:sz w:val="32"/>
-              </w:rPr>
-              <w:t>・内　　　容：フォークダンス練習会</w:t>
-            </w:r>
-          </w:p>
-          <w:p>
-            <w:r>
-              <w:rPr>
-                <w:sz w:val="32"/>
-              </w:rPr>
-              <w:t>・参 加 費：無料</w:t>
-            </w:r>
-          </w:p>
-        </w:tc>
-      </w:tr>
-    </w:tbl>
-    <w:p>
-      <w:r>
-        <w:br w:type="page"/>
-      </w:r>
-    </w:p>
-    <w:p>
-      <w:pPr>
-        <w:jc w:val="center"/>
-      </w:pPr>
-      <w:r>
-        <w:rPr>
-          <w:b/>
-          <w:sz w:val="48"/>
-        </w:rPr>
-        <w:t>10月23日（金）　◎どなたでも参加できます</w:t>
-      </w:r>
-    </w:p>
-    <w:tbl>
-      <w:tblPr>
-        <w:tblStyle w:val="TableGrid"/>
-        <w:tblW w:type="auto" w:w="0"/>
-        <w:tblLook w:firstColumn="1" w:firstRow="1" w:lastColumn="0" w:lastRow="0" w:noHBand="0" w:noVBand="1" w:val="04A0"/>
-      </w:tblPr>
-      <w:tblGrid>
-        <w:gridCol w:w="8136"/>
-        <w:gridCol w:w="8136"/>
-      </w:tblGrid>
-      <w:tr>
-        <w:tc>
-          <w:tcPr>
-            <w:tcW w:type="dxa" w:w="8136"/>
-            <w:shd w:val="clear" w:color="auto" w:fill="D9D9D9"/>
-          </w:tcPr>
-          <w:p>
-            <w:r>
-              <w:rPr>
-                <w:b/>
-                <w:sz w:val="36"/>
-              </w:rPr>
-              <w:t>イベントコーナー</w:t>
-            </w:r>
-          </w:p>
-        </w:tc>
-        <w:tc>
-          <w:tcPr>
-            <w:tcW w:type="dxa" w:w="8136"/>
-            <w:shd w:val="clear" w:color="auto" w:fill="D9D9D9"/>
-          </w:tcPr>
-          <w:p>
-            <w:r>
-              <w:rPr>
-                <w:b/>
-                <w:sz w:val="36"/>
-              </w:rPr>
-              <w:t>会議・セミナー室</w:t>
-            </w:r>
-          </w:p>
-        </w:tc>
-      </w:tr>
-      <w:tr>
-        <w:tc>
-          <w:tcPr>
-            <w:tcW w:type="dxa" w:w="8136"/>
-          </w:tcPr>
-          <w:p>
-            <w:r>
-              <w:rPr>
-                <w:b/>
-                <w:sz w:val="31"/>
-              </w:rPr>
-              <w:t>◎9時30分 ～ 12時30分</w:t>
-            </w:r>
-          </w:p>
-          <w:p>
-            <w:r>
-              <w:rPr>
-                <w:sz w:val="31"/>
-              </w:rPr>
-              <w:t>・使用団体：シニアクラブうらら</w:t>
-            </w:r>
-          </w:p>
-          <w:p>
-            <w:r>
-              <w:rPr>
-                <w:sz w:val="31"/>
-              </w:rPr>
-              <w:t>・内　　　容：シニアいきいきサロン</w:t>
-            </w:r>
-          </w:p>
-          <w:p>
-            <w:r>
-              <w:rPr>
-                <w:sz w:val="31"/>
-              </w:rPr>
-              <w:t>・参 加 費：無料</w:t>
-            </w:r>
-          </w:p>
-          <w:p>
-            <w:r>
-              <w:rPr>
-                <w:b/>
-                <w:sz w:val="31"/>
-              </w:rPr>
-              <w:t>◎13時00分 ～ 17時30分</w:t>
-            </w:r>
-          </w:p>
-          <w:p>
-            <w:r>
-              <w:rPr>
-                <w:sz w:val="31"/>
-              </w:rPr>
-              <w:t>・使用団体：囲碁普及会</w:t>
-            </w:r>
-          </w:p>
-          <w:p>
-            <w:r>
-              <w:rPr>
-                <w:sz w:val="31"/>
-              </w:rPr>
-              <w:t>・内　　　容：囲碁の研究と対局</w:t>
-            </w:r>
-          </w:p>
-          <w:p>
-            <w:r>
-              <w:rPr>
-                <w:sz w:val="31"/>
-              </w:rPr>
-              <w:t>・参 加 費：無料</w:t>
-            </w:r>
-          </w:p>
-        </w:tc>
-        <w:tc>
-          <w:tcPr>
-            <w:tcW w:type="dxa" w:w="8136"/>
-          </w:tcPr>
-          <w:p>
-            <w:r>
-              <w:rPr>
-                <w:b/>
-                <w:sz w:val="31"/>
-              </w:rPr>
-              <w:t>◎10時00分 ～ 11時30分</w:t>
-            </w:r>
-          </w:p>
-          <w:p>
-            <w:r>
-              <w:rPr>
-                <w:sz w:val="31"/>
-              </w:rPr>
-              <w:t>・使用団体：熊本健康マージャン協会</w:t>
-            </w:r>
-          </w:p>
-          <w:p>
-            <w:r>
-              <w:rPr>
-                <w:sz w:val="31"/>
-              </w:rPr>
-              <w:t>・内　　　容：マージャン協会の座談会の打合せ</w:t>
-            </w:r>
-          </w:p>
-          <w:p>
-            <w:r>
-              <w:rPr>
-                <w:sz w:val="31"/>
-              </w:rPr>
-              <w:t>・参 加 費：無料</w:t>
-            </w:r>
-          </w:p>
-          <w:p>
-            <w:r>
-              <w:rPr>
-                <w:b/>
-                <w:sz w:val="31"/>
-              </w:rPr>
-              <w:t>◎13時20分 ～ 15時30分</w:t>
-            </w:r>
-          </w:p>
-          <w:p>
-            <w:r>
-              <w:rPr>
-                <w:sz w:val="31"/>
-              </w:rPr>
-              <w:t>・使用団体：エンジョイズ</w:t>
-            </w:r>
-          </w:p>
-          <w:p>
-            <w:r>
-              <w:rPr>
-                <w:sz w:val="31"/>
-              </w:rPr>
-              <w:t>・内　　　容：童謡・唱歌・懐かしい流行歌を楽しむ会</w:t>
-            </w:r>
-          </w:p>
-          <w:p>
-            <w:r>
-              <w:rPr>
-                <w:sz w:val="31"/>
-              </w:rPr>
-              <w:t>・参 加 費：無料</w:t>
-            </w:r>
-          </w:p>
-        </w:tc>
-      </w:tr>
-    </w:tbl>
-    <w:p>
-      <w:r>
-        <w:br w:type="page"/>
-      </w:r>
-    </w:p>
-    <w:p>
-      <w:pPr>
-        <w:jc w:val="center"/>
-      </w:pPr>
-      <w:r>
-        <w:rPr>
-          <w:b/>
-          <w:sz w:val="48"/>
-        </w:rPr>
-        <w:t>10月24日（土）　◎どなたでも参加できます</w:t>
-      </w:r>
-    </w:p>
-    <w:tbl>
-      <w:tblPr>
-        <w:tblStyle w:val="TableGrid"/>
-        <w:tblW w:type="auto" w:w="0"/>
-        <w:tblLook w:firstColumn="1" w:firstRow="1" w:lastColumn="0" w:lastRow="0" w:noHBand="0" w:noVBand="1" w:val="04A0"/>
-      </w:tblPr>
-      <w:tblGrid>
-        <w:gridCol w:w="8136"/>
-        <w:gridCol w:w="8136"/>
-      </w:tblGrid>
-      <w:tr>
-        <w:tc>
-          <w:tcPr>
-            <w:tcW w:type="dxa" w:w="8136"/>
-            <w:shd w:val="clear" w:color="auto" w:fill="D9D9D9"/>
-          </w:tcPr>
-          <w:p>
-            <w:r>
-              <w:rPr>
-                <w:b/>
-                <w:sz w:val="36"/>
-              </w:rPr>
-              <w:t>イベントコーナー</w:t>
-            </w:r>
-          </w:p>
-        </w:tc>
-        <w:tc>
-          <w:tcPr>
-            <w:tcW w:type="dxa" w:w="8136"/>
-            <w:shd w:val="clear" w:color="auto" w:fill="D9D9D9"/>
-          </w:tcPr>
-          <w:p>
-            <w:r>
-              <w:rPr>
-                <w:b/>
-                <w:sz w:val="36"/>
-              </w:rPr>
-              <w:t>会議・セミナー室</w:t>
-            </w:r>
-          </w:p>
-        </w:tc>
-      </w:tr>
-      <w:tr>
-        <w:tc>
-          <w:tcPr>
-            <w:tcW w:type="dxa" w:w="8136"/>
-          </w:tcPr>
-          <w:p>
-            <w:r>
-              <w:rPr>
-                <w:b/>
-                <w:sz w:val="30"/>
-              </w:rPr>
-              <w:t>◎10時30分 ～ 12時00分</w:t>
-            </w:r>
-          </w:p>
-          <w:p>
-            <w:r>
-              <w:rPr>
-                <w:sz w:val="30"/>
-              </w:rPr>
-              <w:t>・使用団体：ほっとステージBINGO</w:t>
-            </w:r>
-          </w:p>
-          <w:p>
-            <w:r>
-              <w:rPr>
-                <w:sz w:val="30"/>
-              </w:rPr>
-              <w:t>・内　　　容：ベビーマッサージ教室</w:t>
-            </w:r>
-          </w:p>
-          <w:p>
-            <w:r>
-              <w:rPr>
-                <w:sz w:val="30"/>
-              </w:rPr>
-              <w:t>・参 加 費：無料</w:t>
-            </w:r>
-          </w:p>
-          <w:p>
-            <w:r>
-              <w:rPr>
-                <w:b/>
-                <w:sz w:val="30"/>
-              </w:rPr>
-              <w:t>◎13時00分 ～ 15時50分</w:t>
-            </w:r>
-          </w:p>
-          <w:p>
-            <w:r>
-              <w:rPr>
-                <w:sz w:val="30"/>
-              </w:rPr>
-              <w:t>・使用団体：熊本さわやかハイヤ俱楽部</w:t>
-            </w:r>
-          </w:p>
-          <w:p>
-            <w:r>
-              <w:rPr>
-                <w:sz w:val="30"/>
-              </w:rPr>
-              <w:t>・内　　　容：熊本の郷土芸能「牛深ハイヤ踊り」の練習</w:t>
-            </w:r>
-          </w:p>
-          <w:p>
-            <w:r>
-              <w:rPr>
-                <w:sz w:val="30"/>
-              </w:rPr>
-              <w:t>・参 加 費：無料</w:t>
-            </w:r>
-          </w:p>
-          <w:p>
-            <w:r>
-              <w:rPr>
-                <w:b/>
-                <w:sz w:val="30"/>
-              </w:rPr>
-              <w:t>◎17時00分 ～ 19時00分</w:t>
-            </w:r>
-          </w:p>
-          <w:p>
-            <w:r>
-              <w:rPr>
-                <w:sz w:val="30"/>
-              </w:rPr>
-              <w:t>・使用団体：一般社団法人 日本版DBS・BCP支援協会</w:t>
-            </w:r>
-          </w:p>
-          <w:p>
-            <w:r>
-              <w:rPr>
-                <w:sz w:val="30"/>
-              </w:rPr>
-              <w:t>・内　　　容：こども性暴力防止法の概要説明</w:t>
-            </w:r>
-          </w:p>
-          <w:p>
-            <w:r>
-              <w:rPr>
-                <w:sz w:val="30"/>
-              </w:rPr>
-              <w:t>・参 加 費：無料</w:t>
-            </w:r>
-          </w:p>
-        </w:tc>
-        <w:tc>
-          <w:tcPr>
-            <w:tcW w:type="dxa" w:w="8136"/>
-          </w:tcPr>
-          <w:p>
-            <w:r>
-              <w:rPr>
-                <w:b/>
-                <w:sz w:val="30"/>
-              </w:rPr>
-              <w:t>◎10時00分 ～ 12時00分</w:t>
-            </w:r>
-          </w:p>
-          <w:p>
-            <w:r>
-              <w:rPr>
-                <w:sz w:val="30"/>
-              </w:rPr>
-              <w:t>・使用団体：NPO法人成年後見安心サポートネット熊本</w:t>
-            </w:r>
-          </w:p>
-          <w:p>
-            <w:r>
-              <w:rPr>
-                <w:sz w:val="30"/>
-              </w:rPr>
-              <w:t>・内　　　容：後見実務研究会</w:t>
-            </w:r>
-          </w:p>
-          <w:p>
-            <w:r>
-              <w:rPr>
-                <w:sz w:val="30"/>
-              </w:rPr>
-              <w:t>・参 加 費：無料</w:t>
-            </w:r>
-          </w:p>
-          <w:p>
-            <w:r>
-              <w:rPr>
-                <w:b/>
-                <w:sz w:val="30"/>
-              </w:rPr>
-              <w:t>◎13時30分 ～ 16時30分</w:t>
-            </w:r>
-          </w:p>
-          <w:p>
-            <w:r>
-              <w:rPr>
-                <w:sz w:val="30"/>
-              </w:rPr>
-              <w:t>・使用団体：東教養囲碁研究会</w:t>
-            </w:r>
-          </w:p>
-          <w:p>
-            <w:r>
-              <w:rPr>
-                <w:sz w:val="30"/>
-              </w:rPr>
-              <w:t>・内　　　容：囲碁による人間形成・修練</w:t>
-            </w:r>
-          </w:p>
-          <w:p>
-            <w:r>
-              <w:rPr>
-                <w:sz w:val="30"/>
-              </w:rPr>
-              <w:t>・参 加 費：無料</w:t>
-            </w:r>
-          </w:p>
-        </w:tc>
-      </w:tr>
-    </w:tbl>
-    <w:p>
-      <w:r>
-        <w:br w:type="page"/>
-      </w:r>
-    </w:p>
-    <w:p>
-      <w:pPr>
-        <w:jc w:val="center"/>
-      </w:pPr>
-      <w:r>
-        <w:rPr>
-          <w:b/>
-          <w:sz w:val="48"/>
-        </w:rPr>
-        <w:t>10月25日（日）　◎どなたでも参加できます</w:t>
-      </w:r>
-    </w:p>
-    <w:tbl>
-      <w:tblPr>
-        <w:tblStyle w:val="TableGrid"/>
-        <w:tblW w:type="auto" w:w="0"/>
-        <w:tblLook w:firstColumn="1" w:firstRow="1" w:lastColumn="0" w:lastRow="0" w:noHBand="0" w:noVBand="1" w:val="04A0"/>
-      </w:tblPr>
-      <w:tblGrid>
-        <w:gridCol w:w="8136"/>
-        <w:gridCol w:w="8136"/>
-      </w:tblGrid>
-      <w:tr>
-        <w:tc>
-          <w:tcPr>
-            <w:tcW w:type="dxa" w:w="8136"/>
-            <w:shd w:val="clear" w:color="auto" w:fill="D9D9D9"/>
-          </w:tcPr>
-          <w:p>
-            <w:r>
-              <w:rPr>
-                <w:b/>
-                <w:sz w:val="36"/>
-              </w:rPr>
-              <w:t>イベントコーナー</w:t>
-            </w:r>
-          </w:p>
-        </w:tc>
-        <w:tc>
-          <w:tcPr>
-            <w:tcW w:type="dxa" w:w="8136"/>
-            <w:shd w:val="clear" w:color="auto" w:fill="D9D9D9"/>
-          </w:tcPr>
-          <w:p>
-            <w:r>
-              <w:rPr>
-                <w:b/>
-                <w:sz w:val="36"/>
-              </w:rPr>
-              <w:t>会議・セミナー室</w:t>
-            </w:r>
-          </w:p>
-        </w:tc>
-      </w:tr>
-      <w:tr>
-        <w:tc>
-          <w:tcPr>
-            <w:tcW w:type="dxa" w:w="8136"/>
-          </w:tcPr>
-          <w:p>
-            <w:r>
-              <w:rPr>
-                <w:b/>
-                <w:sz w:val="32"/>
-              </w:rPr>
-              <w:t>◎10時00分 ～ 12時00分</w:t>
-            </w:r>
-          </w:p>
-          <w:p>
-            <w:r>
-              <w:rPr>
-                <w:sz w:val="32"/>
-              </w:rPr>
-              <w:t>・使用団体：（一社）熊本県助産師会</w:t>
-            </w:r>
-          </w:p>
-          <w:p>
-            <w:r>
-              <w:rPr>
-                <w:sz w:val="32"/>
-              </w:rPr>
-              <w:t>・内　　　容：プレパパママ教室</w:t>
-            </w:r>
-          </w:p>
-          <w:p>
-            <w:r>
-              <w:rPr>
-                <w:sz w:val="32"/>
-              </w:rPr>
-              <w:t>・参 加 費：1000円</w:t>
-            </w:r>
-          </w:p>
-          <w:p>
-            <w:r>
-              <w:rPr>
-                <w:b/>
-                <w:sz w:val="32"/>
-              </w:rPr>
-              <w:t>◎17時15分 ～ 20時30分</w:t>
-            </w:r>
-          </w:p>
-          <w:p>
-            <w:r>
-              <w:rPr>
-                <w:sz w:val="32"/>
-              </w:rPr>
-              <w:t>・使用団体：fit(0-0)フィットれいわ</w:t>
-            </w:r>
-          </w:p>
-          <w:p>
-            <w:r>
-              <w:rPr>
-                <w:sz w:val="32"/>
-              </w:rPr>
-              <w:t>・内　　　容：写真整理で交流会</w:t>
-            </w:r>
-          </w:p>
-          <w:p>
-            <w:r>
-              <w:rPr>
-                <w:sz w:val="32"/>
-              </w:rPr>
-              <w:t>・参 加 費：</w:t>
-            </w:r>
-          </w:p>
-        </w:tc>
-        <w:tc>
-          <w:tcPr>
-            <w:tcW w:type="dxa" w:w="8136"/>
-          </w:tcPr>
-          <w:p>
-            <w:r>
-              <w:rPr>
-                <w:b/>
-                <w:sz w:val="32"/>
-              </w:rPr>
-              <w:t>◎10時00分 ～ 13時00分</w:t>
-            </w:r>
-          </w:p>
-          <w:p>
-            <w:r>
-              <w:rPr>
-                <w:sz w:val="32"/>
-              </w:rPr>
-              <w:t>・使用団体：熊日童話会</w:t>
-            </w:r>
-          </w:p>
-          <w:p>
-            <w:r>
-              <w:rPr>
-                <w:sz w:val="32"/>
-              </w:rPr>
-              <w:t>・内　　　容：熊日童話会「口演教室、月例童話会」</w:t>
-            </w:r>
-          </w:p>
-          <w:p>
-            <w:r>
-              <w:rPr>
-                <w:sz w:val="32"/>
-              </w:rPr>
-              <w:t>・参 加 費：無料</w:t>
-            </w:r>
-          </w:p>
-          <w:p>
-            <w:r>
-              <w:rPr>
-                <w:b/>
-                <w:sz w:val="32"/>
-              </w:rPr>
-              <w:t>◎14時00分 ～ 16時30分</w:t>
-            </w:r>
-          </w:p>
-          <w:p>
-            <w:r>
-              <w:rPr>
-                <w:sz w:val="32"/>
-              </w:rPr>
-              <w:t>・使用団体：未来を創る会</w:t>
-            </w:r>
-          </w:p>
-          <w:p>
-            <w:r>
-              <w:rPr>
-                <w:sz w:val="32"/>
-              </w:rPr>
-              <w:t>・内　　　容：原発学習</w:t>
-            </w:r>
-          </w:p>
-          <w:p>
-            <w:r>
-              <w:rPr>
-                <w:sz w:val="32"/>
-              </w:rPr>
-              <w:t>・参 加 費：５００円</w:t>
             </w:r>
           </w:p>
         </w:tc>

--- a/weekly.docx
+++ b/weekly.docx
@@ -65,7 +65,7 @@
             <w:r>
               <w:rPr>
                 <w:b/>
-                <w:sz w:val="46"/>
+                <w:sz w:val="59"/>
               </w:rPr>
               <w:t>◎10時00分 ～ 11時45分</w:t>
             </w:r>
@@ -73,7 +73,7 @@
           <w:p>
             <w:r>
               <w:rPr>
-                <w:sz w:val="46"/>
+                <w:sz w:val="59"/>
               </w:rPr>
               <w:t>・使用団体：ヨガ健康クラブ</w:t>
             </w:r>
@@ -81,7 +81,7 @@
           <w:p>
             <w:r>
               <w:rPr>
-                <w:sz w:val="46"/>
+                <w:sz w:val="59"/>
               </w:rPr>
               <w:t>・内　　　容：ヨガ入門</w:t>
             </w:r>
@@ -89,7 +89,7 @@
           <w:p>
             <w:r>
               <w:rPr>
-                <w:sz w:val="46"/>
+                <w:sz w:val="59"/>
               </w:rPr>
               <w:t>・参 加 費：無料</w:t>
             </w:r>
@@ -98,56 +98,7 @@
             <w:r>
               <w:rPr>
                 <w:b/>
-                <w:sz w:val="46"/>
-              </w:rPr>
-              <w:t>◎12時30分 ～ 15時30分</w:t>
-            </w:r>
-          </w:p>
-          <w:p>
-            <w:r>
-              <w:rPr>
-                <w:sz w:val="46"/>
-              </w:rPr>
-              <w:t>・使用団体：一般社団法人観光ボラン</w:t>
-            </w:r>
-          </w:p>
-          <w:p>
-            <w:r>
-              <w:rPr>
-                <w:sz w:val="46"/>
-              </w:rPr>
-              <w:t>ティアガイド　くまも</w:t>
-            </w:r>
-          </w:p>
-          <w:p>
-            <w:r>
-              <w:rPr>
-                <w:sz w:val="46"/>
-              </w:rPr>
-              <w:t>とよかとこ案内人の会</w:t>
-            </w:r>
-          </w:p>
-          <w:p>
-            <w:r>
-              <w:rPr>
-                <w:sz w:val="46"/>
-              </w:rPr>
-              <w:t>・内　　　容：韓国語学習</w:t>
-            </w:r>
-          </w:p>
-          <w:p>
-            <w:r>
-              <w:rPr>
-                <w:sz w:val="46"/>
-              </w:rPr>
-              <w:t>・参 加 費：無料</w:t>
-            </w:r>
-          </w:p>
-          <w:p>
-            <w:r>
-              <w:rPr>
-                <w:b/>
-                <w:sz w:val="46"/>
+                <w:sz w:val="59"/>
               </w:rPr>
               <w:t>◎18時30分 ～ 20時30分</w:t>
             </w:r>
@@ -155,7 +106,7 @@
           <w:p>
             <w:r>
               <w:rPr>
-                <w:sz w:val="46"/>
+                <w:sz w:val="59"/>
               </w:rPr>
               <w:t>・使用団体：マイカ</w:t>
             </w:r>
@@ -163,15 +114,23 @@
           <w:p>
             <w:r>
               <w:rPr>
-                <w:sz w:val="46"/>
+                <w:sz w:val="59"/>
               </w:rPr>
-              <w:t>・内　　　容：フォークダンス</w:t>
+              <w:t>・内　　　容：フ</w:t>
             </w:r>
           </w:p>
           <w:p>
             <w:r>
               <w:rPr>
-                <w:sz w:val="46"/>
+                <w:sz w:val="59"/>
+              </w:rPr>
+              <w:t>ォークダンス</w:t>
+            </w:r>
+          </w:p>
+          <w:p>
+            <w:r>
+              <w:rPr>
+                <w:sz w:val="59"/>
               </w:rPr>
               <w:t>・参 加 費：無料</w:t>
             </w:r>
@@ -185,7 +144,7 @@
             <w:r>
               <w:rPr>
                 <w:b/>
-                <w:sz w:val="46"/>
+                <w:sz w:val="59"/>
               </w:rPr>
               <w:t>◎14時00分 ～ 16時30分</w:t>
             </w:r>
@@ -193,15 +152,23 @@
           <w:p>
             <w:r>
               <w:rPr>
-                <w:sz w:val="46"/>
+                <w:sz w:val="59"/>
               </w:rPr>
-              <w:t>・使用団体：ブレーメンの音楽隊</w:t>
+              <w:t>・使用団体：ブレー</w:t>
             </w:r>
           </w:p>
           <w:p>
             <w:r>
               <w:rPr>
-                <w:sz w:val="46"/>
+                <w:sz w:val="59"/>
+              </w:rPr>
+              <w:t>メンの音楽隊</w:t>
+            </w:r>
+          </w:p>
+          <w:p>
+            <w:r>
+              <w:rPr>
+                <w:sz w:val="59"/>
               </w:rPr>
               <w:t>・内　　　容：音楽を楽しむ</w:t>
             </w:r>
@@ -209,7 +176,7 @@
           <w:p>
             <w:r>
               <w:rPr>
-                <w:sz w:val="46"/>
+                <w:sz w:val="59"/>
               </w:rPr>
               <w:t>・参 加 費：無料</w:t>
             </w:r>
@@ -218,7 +185,7 @@
             <w:r>
               <w:rPr>
                 <w:b/>
-                <w:sz w:val="46"/>
+                <w:sz w:val="59"/>
               </w:rPr>
               <w:t>◎17時30分 ～ 19時30分</w:t>
             </w:r>
@@ -226,7 +193,7 @@
           <w:p>
             <w:r>
               <w:rPr>
-                <w:sz w:val="46"/>
+                <w:sz w:val="59"/>
               </w:rPr>
               <w:t>・使用団体：CDLE熊本</w:t>
             </w:r>
@@ -234,23 +201,31 @@
           <w:p>
             <w:r>
               <w:rPr>
-                <w:sz w:val="46"/>
+                <w:sz w:val="59"/>
               </w:rPr>
-              <w:t>・内　　　容：ＣＤＬＥ熊本　生成Ａ</w:t>
+              <w:t>・内　　　容：ＣＤＬＥ熊本</w:t>
             </w:r>
           </w:p>
           <w:p>
             <w:r>
               <w:rPr>
-                <w:sz w:val="46"/>
+                <w:sz w:val="59"/>
               </w:rPr>
-              <w:t>Ｉハンズオン勉強会（第4回）</w:t>
+              <w:t xml:space="preserve">　生成ＡＩハンズオ</w:t>
             </w:r>
           </w:p>
           <w:p>
             <w:r>
               <w:rPr>
-                <w:sz w:val="46"/>
+                <w:sz w:val="59"/>
+              </w:rPr>
+              <w:t>ン勉強会（第4回）</w:t>
+            </w:r>
+          </w:p>
+          <w:p>
+            <w:r>
+              <w:rPr>
+                <w:sz w:val="59"/>
               </w:rPr>
               <w:t>・参 加 費：無料</w:t>
             </w:r>

--- a/weekly.docx
+++ b/weekly.docx
@@ -11,7 +11,7 @@
           <w:b/>
           <w:sz w:val="48"/>
         </w:rPr>
-        <w:t>10月26日（月）　◎どなたでも参加できます</w:t>
+        <w:t>11月2日（月）　◎どなたでも参加できます</w:t>
       </w:r>
     </w:p>
     <w:tbl>
@@ -65,15 +65,15 @@
             <w:r>
               <w:rPr>
                 <w:b/>
-                <w:sz w:val="59"/>
+                <w:sz w:val="32"/>
               </w:rPr>
-              <w:t>◎10時00分 ～ 11時45分</w:t>
+              <w:t>◎10時00分 ～ 11時50分</w:t>
             </w:r>
           </w:p>
           <w:p>
             <w:r>
               <w:rPr>
-                <w:sz w:val="59"/>
+                <w:sz w:val="32"/>
               </w:rPr>
               <w:t>・使用団体：ヨガ健康クラブ</w:t>
             </w:r>
@@ -81,7 +81,7 @@
           <w:p>
             <w:r>
               <w:rPr>
-                <w:sz w:val="59"/>
+                <w:sz w:val="32"/>
               </w:rPr>
               <w:t>・内　　　容：ヨガ入門</w:t>
             </w:r>
@@ -89,7 +89,7 @@
           <w:p>
             <w:r>
               <w:rPr>
-                <w:sz w:val="59"/>
+                <w:sz w:val="32"/>
               </w:rPr>
               <w:t>・参 加 費：無料</w:t>
             </w:r>
@@ -98,7 +98,40 @@
             <w:r>
               <w:rPr>
                 <w:b/>
-                <w:sz w:val="59"/>
+                <w:sz w:val="32"/>
+              </w:rPr>
+              <w:t>◎12時00分 ～ 15時00分</w:t>
+            </w:r>
+          </w:p>
+          <w:p>
+            <w:r>
+              <w:rPr>
+                <w:sz w:val="32"/>
+              </w:rPr>
+              <w:t>・使用団体：フラ・オ・レアレア</w:t>
+            </w:r>
+          </w:p>
+          <w:p>
+            <w:r>
+              <w:rPr>
+                <w:sz w:val="32"/>
+              </w:rPr>
+              <w:t>・内　　　容：フラダンスレッスン</w:t>
+            </w:r>
+          </w:p>
+          <w:p>
+            <w:r>
+              <w:rPr>
+                <w:sz w:val="32"/>
+              </w:rPr>
+              <w:t>・参 加 費：無料</w:t>
+            </w:r>
+          </w:p>
+          <w:p>
+            <w:r>
+              <w:rPr>
+                <w:b/>
+                <w:sz w:val="32"/>
               </w:rPr>
               <w:t>◎18時30分 ～ 20時30分</w:t>
             </w:r>
@@ -106,7 +139,7 @@
           <w:p>
             <w:r>
               <w:rPr>
-                <w:sz w:val="59"/>
+                <w:sz w:val="32"/>
               </w:rPr>
               <w:t>・使用団体：マイカ</w:t>
             </w:r>
@@ -114,23 +147,15 @@
           <w:p>
             <w:r>
               <w:rPr>
-                <w:sz w:val="59"/>
+                <w:sz w:val="32"/>
               </w:rPr>
-              <w:t>・内　　　容：フ</w:t>
+              <w:t>・内　　　容：フォークダンス</w:t>
             </w:r>
           </w:p>
           <w:p>
             <w:r>
               <w:rPr>
-                <w:sz w:val="59"/>
-              </w:rPr>
-              <w:t>ォークダンス</w:t>
-            </w:r>
-          </w:p>
-          <w:p>
-            <w:r>
-              <w:rPr>
-                <w:sz w:val="59"/>
+                <w:sz w:val="32"/>
               </w:rPr>
               <w:t>・参 加 費：無料</w:t>
             </w:r>
@@ -144,39 +169,31 @@
             <w:r>
               <w:rPr>
                 <w:b/>
-                <w:sz w:val="59"/>
+                <w:sz w:val="32"/>
               </w:rPr>
-              <w:t>◎14時00分 ～ 16時30分</w:t>
+              <w:t>◎10時00分 ～ 11時50分</w:t>
             </w:r>
           </w:p>
           <w:p>
             <w:r>
               <w:rPr>
-                <w:sz w:val="59"/>
+                <w:sz w:val="32"/>
               </w:rPr>
-              <w:t>・使用団体：ブレー</w:t>
+              <w:t>・使用団体：さわやかボランティアーズ４班</w:t>
             </w:r>
           </w:p>
           <w:p>
             <w:r>
               <w:rPr>
-                <w:sz w:val="59"/>
+                <w:sz w:val="32"/>
               </w:rPr>
-              <w:t>メンの音楽隊</w:t>
+              <w:t>・内　　　容：さわやかボランティアーズ４班打合せ</w:t>
             </w:r>
           </w:p>
           <w:p>
             <w:r>
               <w:rPr>
-                <w:sz w:val="59"/>
-              </w:rPr>
-              <w:t>・内　　　容：音楽を楽しむ</w:t>
-            </w:r>
-          </w:p>
-          <w:p>
-            <w:r>
-              <w:rPr>
-                <w:sz w:val="59"/>
+                <w:sz w:val="32"/>
               </w:rPr>
               <w:t>・参 加 費：無料</w:t>
             </w:r>
@@ -185,47 +202,406 @@
             <w:r>
               <w:rPr>
                 <w:b/>
-                <w:sz w:val="59"/>
+                <w:sz w:val="32"/>
               </w:rPr>
-              <w:t>◎17時30分 ～ 19時30分</w:t>
+              <w:t>◎14時00分 ～ 15時30分</w:t>
             </w:r>
           </w:p>
           <w:p>
             <w:r>
               <w:rPr>
-                <w:sz w:val="59"/>
+                <w:sz w:val="32"/>
               </w:rPr>
-              <w:t>・使用団体：CDLE熊本</w:t>
+              <w:t>・使用団体：ピエロン教室</w:t>
             </w:r>
           </w:p>
           <w:p>
             <w:r>
               <w:rPr>
-                <w:sz w:val="59"/>
+                <w:sz w:val="32"/>
               </w:rPr>
-              <w:t>・内　　　容：ＣＤＬＥ熊本</w:t>
+              <w:t>・内　　　容：マジックの練習</w:t>
             </w:r>
           </w:p>
           <w:p>
             <w:r>
               <w:rPr>
-                <w:sz w:val="59"/>
+                <w:sz w:val="32"/>
               </w:rPr>
-              <w:t xml:space="preserve">　生成ＡＩハンズオ</w:t>
+              <w:t>・参 加 費：1,500円</w:t>
+            </w:r>
+          </w:p>
+        </w:tc>
+      </w:tr>
+    </w:tbl>
+    <w:p>
+      <w:r>
+        <w:br w:type="page"/>
+      </w:r>
+    </w:p>
+    <w:p>
+      <w:pPr>
+        <w:jc w:val="center"/>
+      </w:pPr>
+      <w:r>
+        <w:rPr>
+          <w:b/>
+          <w:sz w:val="48"/>
+        </w:rPr>
+        <w:t>11月3日（火）　◎どなたでも参加できます</w:t>
+      </w:r>
+    </w:p>
+    <w:tbl>
+      <w:tblPr>
+        <w:tblStyle w:val="TableGrid"/>
+        <w:tblW w:type="auto" w:w="0"/>
+        <w:tblLook w:firstColumn="1" w:firstRow="1" w:lastColumn="0" w:lastRow="0" w:noHBand="0" w:noVBand="1" w:val="04A0"/>
+      </w:tblPr>
+      <w:tblGrid>
+        <w:gridCol w:w="8136"/>
+        <w:gridCol w:w="8136"/>
+      </w:tblGrid>
+      <w:tr>
+        <w:tc>
+          <w:tcPr>
+            <w:tcW w:type="dxa" w:w="8136"/>
+            <w:shd w:val="clear" w:color="auto" w:fill="D9D9D9"/>
+          </w:tcPr>
+          <w:p>
+            <w:r>
+              <w:rPr>
+                <w:b/>
+                <w:sz w:val="36"/>
+              </w:rPr>
+              <w:t>イベントコーナー</w:t>
+            </w:r>
+          </w:p>
+        </w:tc>
+        <w:tc>
+          <w:tcPr>
+            <w:tcW w:type="dxa" w:w="8136"/>
+            <w:shd w:val="clear" w:color="auto" w:fill="D9D9D9"/>
+          </w:tcPr>
+          <w:p>
+            <w:r>
+              <w:rPr>
+                <w:b/>
+                <w:sz w:val="36"/>
+              </w:rPr>
+              <w:t>会議・セミナー室</w:t>
+            </w:r>
+          </w:p>
+        </w:tc>
+      </w:tr>
+      <w:tr>
+        <w:tc>
+          <w:tcPr>
+            <w:tcW w:type="dxa" w:w="8136"/>
+          </w:tcPr>
+          <w:p>
+            <w:r>
+              <w:rPr>
+                <w:b/>
+                <w:sz w:val="32"/>
+              </w:rPr>
+              <w:t>◎12時30分 ～ 17時30分</w:t>
             </w:r>
           </w:p>
           <w:p>
             <w:r>
               <w:rPr>
-                <w:sz w:val="59"/>
+                <w:sz w:val="32"/>
               </w:rPr>
-              <w:t>ン勉強会（第4回）</w:t>
+              <w:t>・使用団体：囲碁普及会</w:t>
             </w:r>
           </w:p>
           <w:p>
             <w:r>
               <w:rPr>
-                <w:sz w:val="59"/>
+                <w:sz w:val="32"/>
+              </w:rPr>
+              <w:t>・内　　　容：囲碁の対局・初心者の指導と研究</w:t>
+            </w:r>
+          </w:p>
+          <w:p>
+            <w:r>
+              <w:rPr>
+                <w:sz w:val="32"/>
+              </w:rPr>
+              <w:t>・参 加 費：無料</w:t>
+            </w:r>
+          </w:p>
+          <w:p>
+            <w:r>
+              <w:rPr>
+                <w:b/>
+                <w:sz w:val="32"/>
+              </w:rPr>
+              <w:t>◎18時30分 ～ 20時30分</w:t>
+            </w:r>
+          </w:p>
+          <w:p>
+            <w:r>
+              <w:rPr>
+                <w:sz w:val="32"/>
+              </w:rPr>
+              <w:t>・使用団体：マイカ</w:t>
+            </w:r>
+          </w:p>
+          <w:p>
+            <w:r>
+              <w:rPr>
+                <w:sz w:val="32"/>
+              </w:rPr>
+              <w:t>・内　　　容：フォークダンス</w:t>
+            </w:r>
+          </w:p>
+          <w:p>
+            <w:r>
+              <w:rPr>
+                <w:sz w:val="32"/>
+              </w:rPr>
+              <w:t>・参 加 費：無料</w:t>
+            </w:r>
+          </w:p>
+        </w:tc>
+        <w:tc>
+          <w:tcPr>
+            <w:tcW w:type="dxa" w:w="8136"/>
+          </w:tcPr>
+          <w:p>
+            <w:r>
+              <w:rPr>
+                <w:b/>
+                <w:sz w:val="32"/>
+              </w:rPr>
+              <w:t>◎9時30分 ～ 11時30分</w:t>
+            </w:r>
+          </w:p>
+          <w:p>
+            <w:r>
+              <w:rPr>
+                <w:sz w:val="32"/>
+              </w:rPr>
+              <w:t>・使用団体：楽しいオリガミ</w:t>
+            </w:r>
+          </w:p>
+          <w:p>
+            <w:r>
+              <w:rPr>
+                <w:sz w:val="32"/>
+              </w:rPr>
+              <w:t>・内　　　容：折紙製作勉強会</w:t>
+            </w:r>
+          </w:p>
+          <w:p>
+            <w:r>
+              <w:rPr>
+                <w:sz w:val="32"/>
+              </w:rPr>
+              <w:t>・参 加 費：無料</w:t>
+            </w:r>
+          </w:p>
+          <w:p>
+            <w:r>
+              <w:rPr>
+                <w:b/>
+                <w:sz w:val="32"/>
+              </w:rPr>
+              <w:t>◎13時00分 ～ 15時00分</w:t>
+            </w:r>
+          </w:p>
+          <w:p>
+            <w:r>
+              <w:rPr>
+                <w:sz w:val="32"/>
+              </w:rPr>
+              <w:t>・使用団体：NPO法人傾聴ネットキーステーション</w:t>
+            </w:r>
+          </w:p>
+          <w:p>
+            <w:r>
+              <w:rPr>
+                <w:sz w:val="32"/>
+              </w:rPr>
+              <w:t>・内　　　容：27期傾聴ボランティア養成講座(1回目)</w:t>
+            </w:r>
+          </w:p>
+          <w:p>
+            <w:r>
+              <w:rPr>
+                <w:sz w:val="32"/>
+              </w:rPr>
+              <w:t>・参 加 費：700円</w:t>
+            </w:r>
+          </w:p>
+        </w:tc>
+      </w:tr>
+    </w:tbl>
+    <w:p>
+      <w:r>
+        <w:br w:type="page"/>
+      </w:r>
+    </w:p>
+    <w:p>
+      <w:pPr>
+        <w:jc w:val="center"/>
+      </w:pPr>
+      <w:r>
+        <w:rPr>
+          <w:b/>
+          <w:sz w:val="48"/>
+        </w:rPr>
+        <w:t>11月4日（水）　◎どなたでも参加できます</w:t>
+      </w:r>
+    </w:p>
+    <w:tbl>
+      <w:tblPr>
+        <w:tblStyle w:val="TableGrid"/>
+        <w:tblW w:type="auto" w:w="0"/>
+        <w:tblLook w:firstColumn="1" w:firstRow="1" w:lastColumn="0" w:lastRow="0" w:noHBand="0" w:noVBand="1" w:val="04A0"/>
+      </w:tblPr>
+      <w:tblGrid>
+        <w:gridCol w:w="8136"/>
+        <w:gridCol w:w="8136"/>
+      </w:tblGrid>
+      <w:tr>
+        <w:tc>
+          <w:tcPr>
+            <w:tcW w:type="dxa" w:w="8136"/>
+            <w:shd w:val="clear" w:color="auto" w:fill="D9D9D9"/>
+          </w:tcPr>
+          <w:p>
+            <w:r>
+              <w:rPr>
+                <w:b/>
+                <w:sz w:val="36"/>
+              </w:rPr>
+              <w:t>イベントコーナー</w:t>
+            </w:r>
+          </w:p>
+        </w:tc>
+        <w:tc>
+          <w:tcPr>
+            <w:tcW w:type="dxa" w:w="8136"/>
+            <w:shd w:val="clear" w:color="auto" w:fill="D9D9D9"/>
+          </w:tcPr>
+          <w:p>
+            <w:r>
+              <w:rPr>
+                <w:b/>
+                <w:sz w:val="36"/>
+              </w:rPr>
+              <w:t>会議・セミナー室</w:t>
+            </w:r>
+          </w:p>
+        </w:tc>
+      </w:tr>
+      <w:tr>
+        <w:tc>
+          <w:tcPr>
+            <w:tcW w:type="dxa" w:w="8136"/>
+          </w:tcPr>
+          <w:p>
+            <w:r>
+              <w:rPr>
+                <w:b/>
+                <w:sz w:val="37"/>
+              </w:rPr>
+              <w:t>◎14時00分 ～ 16時30分</w:t>
+            </w:r>
+          </w:p>
+          <w:p>
+            <w:r>
+              <w:rPr>
+                <w:sz w:val="37"/>
+              </w:rPr>
+              <w:t>・使用団体：NPO法人でんでん虫の会</w:t>
+            </w:r>
+          </w:p>
+          <w:p>
+            <w:r>
+              <w:rPr>
+                <w:sz w:val="37"/>
+              </w:rPr>
+              <w:t>・内　　　容：おしゃべり会</w:t>
+            </w:r>
+          </w:p>
+          <w:p>
+            <w:r>
+              <w:rPr>
+                <w:sz w:val="37"/>
+              </w:rPr>
+              <w:t>・参 加 費：無料</w:t>
+            </w:r>
+          </w:p>
+        </w:tc>
+        <w:tc>
+          <w:tcPr>
+            <w:tcW w:type="dxa" w:w="8136"/>
+          </w:tcPr>
+          <w:p>
+            <w:r>
+              <w:rPr>
+                <w:b/>
+                <w:sz w:val="37"/>
+              </w:rPr>
+              <w:t>◎10時00分 ～ 12時00分</w:t>
+            </w:r>
+          </w:p>
+          <w:p>
+            <w:r>
+              <w:rPr>
+                <w:sz w:val="37"/>
+              </w:rPr>
+              <w:t>・使用団体：多胎サークル　ダブルハッピー</w:t>
+            </w:r>
+          </w:p>
+          <w:p>
+            <w:r>
+              <w:rPr>
+                <w:sz w:val="37"/>
+              </w:rPr>
+              <w:t>・内　　　容：多胎サークル　ダブルハッピー</w:t>
+            </w:r>
+          </w:p>
+          <w:p>
+            <w:r>
+              <w:rPr>
+                <w:sz w:val="37"/>
+              </w:rPr>
+              <w:t>・参 加 費：一家族200円</w:t>
+            </w:r>
+          </w:p>
+          <w:p>
+            <w:r>
+              <w:rPr>
+                <w:b/>
+                <w:sz w:val="37"/>
+              </w:rPr>
+              <w:t>◎13時10分 ～ 15時50分</w:t>
+            </w:r>
+          </w:p>
+          <w:p>
+            <w:r>
+              <w:rPr>
+                <w:sz w:val="37"/>
+              </w:rPr>
+              <w:t>・使用団体：楽画喜の会</w:t>
+            </w:r>
+          </w:p>
+          <w:p>
+            <w:r>
+              <w:rPr>
+                <w:sz w:val="37"/>
+              </w:rPr>
+              <w:t>・内　　　容：絵画制作活動</w:t>
+            </w:r>
+          </w:p>
+          <w:p>
+            <w:r>
+              <w:rPr>
+                <w:sz w:val="37"/>
               </w:rPr>
               <w:t>・参 加 費：無料</w:t>
             </w:r>
@@ -247,7 +623,7 @@
           <w:b/>
           <w:sz w:val="48"/>
         </w:rPr>
-        <w:t>10月27日（火）　◎どなたでも参加できます</w:t>
+        <w:t>11月5日（木）　◎どなたでも参加できます</w:t>
       </w:r>
     </w:p>
     <w:tbl>
@@ -303,7 +679,7 @@
                 <w:b/>
                 <w:sz w:val="54"/>
               </w:rPr>
-              <w:t>◎9時30分 ～ 11時30分</w:t>
+              <w:t>◎12時30分 ～ 14時30分</w:t>
             </w:r>
           </w:p>
           <w:p>
@@ -311,7 +687,7 @@
               <w:rPr>
                 <w:sz w:val="54"/>
               </w:rPr>
-              <w:t>・使用団体：世界の民族</w:t>
+              <w:t>・使用団体：懐かし</w:t>
             </w:r>
           </w:p>
           <w:p>
@@ -319,7 +695,7 @@
               <w:rPr>
                 <w:sz w:val="54"/>
               </w:rPr>
-              <w:t>舞踊ペガサス</w:t>
+              <w:t>い盆踊りの会</w:t>
             </w:r>
           </w:p>
           <w:p>
@@ -327,7 +703,7 @@
               <w:rPr>
                 <w:sz w:val="54"/>
               </w:rPr>
-              <w:t>・内　　　容：世界各地の民族</w:t>
+              <w:t>・内　　　容：懐かしい盆踊り</w:t>
             </w:r>
           </w:p>
           <w:p>
@@ -335,7 +711,7 @@
               <w:rPr>
                 <w:sz w:val="54"/>
               </w:rPr>
-              <w:t>の踊りを楽しもう</w:t>
+              <w:t>のボランティア</w:t>
             </w:r>
           </w:p>
           <w:p>
@@ -343,48 +719,7 @@
               <w:rPr>
                 <w:sz w:val="54"/>
               </w:rPr>
-              <w:t>(フォークダンス)</w:t>
-            </w:r>
-          </w:p>
-          <w:p>
-            <w:r>
-              <w:rPr>
-                <w:sz w:val="54"/>
-              </w:rPr>
-              <w:t>・参 加 費：無料</w:t>
-            </w:r>
-          </w:p>
-          <w:p>
-            <w:r>
-              <w:rPr>
-                <w:b/>
-                <w:sz w:val="54"/>
-              </w:rPr>
-              <w:t>◎12時30分 ～ 17時30分</w:t>
-            </w:r>
-          </w:p>
-          <w:p>
-            <w:r>
-              <w:rPr>
-                <w:sz w:val="54"/>
-              </w:rPr>
-              <w:t>・使用団体：囲碁普及会</w:t>
-            </w:r>
-          </w:p>
-          <w:p>
-            <w:r>
-              <w:rPr>
-                <w:sz w:val="54"/>
-              </w:rPr>
-              <w:t>・内　　　容：囲碁の対局・</w:t>
-            </w:r>
-          </w:p>
-          <w:p>
-            <w:r>
-              <w:rPr>
-                <w:sz w:val="54"/>
-              </w:rPr>
-              <w:t>初心者の指導と研究</w:t>
+              <w:t>会の打合せ、練習</w:t>
             </w:r>
           </w:p>
           <w:p>
@@ -406,7 +741,7 @@
                 <w:b/>
                 <w:sz w:val="54"/>
               </w:rPr>
-              <w:t>◎10時00分 ～ 12時00分</w:t>
+              <w:t>◎10時00分 ～ 17時00分</w:t>
             </w:r>
           </w:p>
           <w:p>
@@ -414,7 +749,7 @@
               <w:rPr>
                 <w:sz w:val="54"/>
               </w:rPr>
-              <w:t>・使用団体：太極拳</w:t>
+              <w:t>・使用団体：スマイリー健＆ア</w:t>
             </w:r>
           </w:p>
           <w:p>
@@ -422,7 +757,7 @@
               <w:rPr>
                 <w:sz w:val="54"/>
               </w:rPr>
-              <w:t>を楽しもう会</w:t>
+              <w:t>ロハ・スターハワイアンズ</w:t>
             </w:r>
           </w:p>
           <w:p>
@@ -430,7 +765,7 @@
               <w:rPr>
                 <w:sz w:val="54"/>
               </w:rPr>
-              <w:t>・内　　　容：健康太極拳</w:t>
+              <w:t>・内　　　容：ウクレ</w:t>
             </w:r>
           </w:p>
           <w:p>
@@ -438,7 +773,15 @@
               <w:rPr>
                 <w:sz w:val="54"/>
               </w:rPr>
-              <w:t>・参 加 費：1000円</w:t>
+              <w:t>レを楽しもう♪</w:t>
+            </w:r>
+          </w:p>
+          <w:p>
+            <w:r>
+              <w:rPr>
+                <w:sz w:val="54"/>
+              </w:rPr>
+              <w:t>・参 加 費：無料</w:t>
             </w:r>
           </w:p>
           <w:p>
@@ -447,7 +790,7 @@
                 <w:b/>
                 <w:sz w:val="54"/>
               </w:rPr>
-              <w:t>◎15時00分 ～ 18時00分</w:t>
+              <w:t>◎18時30分 ～ 20時30分</w:t>
             </w:r>
           </w:p>
           <w:p>
@@ -455,7 +798,7 @@
               <w:rPr>
                 <w:sz w:val="54"/>
               </w:rPr>
-              <w:t>・使用団体：傾聴の誠（真）</w:t>
+              <w:t>・使用団体：熊本フォーク</w:t>
             </w:r>
           </w:p>
           <w:p>
@@ -463,7 +806,7 @@
               <w:rPr>
                 <w:sz w:val="54"/>
               </w:rPr>
-              <w:t>・内　　　容：心の勉強会で</w:t>
+              <w:t>ダンスクラブ</w:t>
             </w:r>
           </w:p>
           <w:p>
@@ -471,7 +814,7 @@
               <w:rPr>
                 <w:sz w:val="54"/>
               </w:rPr>
-              <w:t>幸せになろう</w:t>
+              <w:t>・内　　　容：フォーク</w:t>
             </w:r>
           </w:p>
           <w:p>
@@ -479,7 +822,15 @@
               <w:rPr>
                 <w:sz w:val="54"/>
               </w:rPr>
-              <w:t>・参 加 費：500円</w:t>
+              <w:t>ダンス練習会</w:t>
+            </w:r>
+          </w:p>
+          <w:p>
+            <w:r>
+              <w:rPr>
+                <w:sz w:val="54"/>
+              </w:rPr>
+              <w:t>・参 加 費：無料</w:t>
             </w:r>
           </w:p>
         </w:tc>
@@ -499,7 +850,7 @@
           <w:b/>
           <w:sz w:val="48"/>
         </w:rPr>
-        <w:t>10月28日（水）　◎どなたでも参加できます</w:t>
+        <w:t>11月6日（金）　◎どなたでも参加できます</w:t>
       </w:r>
     </w:p>
     <w:tbl>
@@ -553,55 +904,31 @@
             <w:r>
               <w:rPr>
                 <w:b/>
-                <w:sz w:val="54"/>
+                <w:sz w:val="30"/>
               </w:rPr>
-              <w:t>◎10時00分 ～ 12時30分</w:t>
+              <w:t>◎9時30分 ～ 12時30分</w:t>
             </w:r>
           </w:p>
           <w:p>
             <w:r>
               <w:rPr>
-                <w:sz w:val="54"/>
+                <w:sz w:val="30"/>
               </w:rPr>
-              <w:t>・使用団体：懐かし</w:t>
+              <w:t>・使用団体：シニアクラブうらら</w:t>
             </w:r>
           </w:p>
           <w:p>
             <w:r>
               <w:rPr>
-                <w:sz w:val="54"/>
+                <w:sz w:val="30"/>
               </w:rPr>
-              <w:t>い盆踊りの会</w:t>
+              <w:t>・内　　　容：シニアいきいきサロン</w:t>
             </w:r>
           </w:p>
           <w:p>
             <w:r>
               <w:rPr>
-                <w:sz w:val="54"/>
-              </w:rPr>
-              <w:t>・内　　　容：懐かしい盆踊り</w:t>
-            </w:r>
-          </w:p>
-          <w:p>
-            <w:r>
-              <w:rPr>
-                <w:sz w:val="54"/>
-              </w:rPr>
-              <w:t>のボランティア会</w:t>
-            </w:r>
-          </w:p>
-          <w:p>
-            <w:r>
-              <w:rPr>
-                <w:sz w:val="54"/>
-              </w:rPr>
-              <w:t>の打ち合わせ・練習</w:t>
-            </w:r>
-          </w:p>
-          <w:p>
-            <w:r>
-              <w:rPr>
-                <w:sz w:val="54"/>
+                <w:sz w:val="30"/>
               </w:rPr>
               <w:t>・参 加 費：無料</w:t>
             </w:r>
@@ -610,39 +937,31 @@
             <w:r>
               <w:rPr>
                 <w:b/>
-                <w:sz w:val="54"/>
+                <w:sz w:val="30"/>
               </w:rPr>
-              <w:t>◎14時00分 ～ 16時30分</w:t>
+              <w:t>◎13時30分 ～ 15時30分</w:t>
             </w:r>
           </w:p>
           <w:p>
             <w:r>
               <w:rPr>
-                <w:sz w:val="54"/>
+                <w:sz w:val="30"/>
               </w:rPr>
-              <w:t>・使用団体：NPO法人で</w:t>
+              <w:t>・使用団体：NPO法人熊本わくわく体操ボランティア協会</w:t>
             </w:r>
           </w:p>
           <w:p>
             <w:r>
               <w:rPr>
-                <w:sz w:val="54"/>
+                <w:sz w:val="30"/>
               </w:rPr>
-              <w:t>んでん虫の会</w:t>
+              <w:t>・内　　　容：いつでも・だれでも健康体操</w:t>
             </w:r>
           </w:p>
           <w:p>
             <w:r>
               <w:rPr>
-                <w:sz w:val="54"/>
-              </w:rPr>
-              <w:t>・内　　　容：おしゃべり会</w:t>
-            </w:r>
-          </w:p>
-          <w:p>
-            <w:r>
-              <w:rPr>
-                <w:sz w:val="54"/>
+                <w:sz w:val="30"/>
               </w:rPr>
               <w:t>・参 加 費：無料</w:t>
             </w:r>
@@ -652,7 +971,72 @@
           <w:tcPr>
             <w:tcW w:type="dxa" w:w="8136"/>
           </w:tcPr>
-          <w:p/>
+          <w:p>
+            <w:r>
+              <w:rPr>
+                <w:b/>
+                <w:sz w:val="30"/>
+              </w:rPr>
+              <w:t>◎10時00分 ～ 11時30分</w:t>
+            </w:r>
+          </w:p>
+          <w:p>
+            <w:r>
+              <w:rPr>
+                <w:sz w:val="30"/>
+              </w:rPr>
+              <w:t>・使用団体：熊本健康マージャン協会</w:t>
+            </w:r>
+          </w:p>
+          <w:p>
+            <w:r>
+              <w:rPr>
+                <w:sz w:val="30"/>
+              </w:rPr>
+              <w:t>・内　　　容：マージャン協会の座談会</w:t>
+            </w:r>
+          </w:p>
+          <w:p>
+            <w:r>
+              <w:rPr>
+                <w:sz w:val="30"/>
+              </w:rPr>
+              <w:t>・参 加 費：無料</w:t>
+            </w:r>
+          </w:p>
+          <w:p>
+            <w:r>
+              <w:rPr>
+                <w:b/>
+                <w:sz w:val="30"/>
+              </w:rPr>
+              <w:t>◎14時30分 ～ 17時30分</w:t>
+            </w:r>
+          </w:p>
+          <w:p>
+            <w:r>
+              <w:rPr>
+                <w:sz w:val="30"/>
+              </w:rPr>
+              <w:t>・使用団体：スマイリー健＆アロハ・スターハワイアンズ</w:t>
+            </w:r>
+          </w:p>
+          <w:p>
+            <w:r>
+              <w:rPr>
+                <w:sz w:val="30"/>
+              </w:rPr>
+              <w:t>・内　　　容：♪ハワイアン・懐メロ演奏会♪</w:t>
+            </w:r>
+          </w:p>
+          <w:p>
+            <w:r>
+              <w:rPr>
+                <w:sz w:val="30"/>
+              </w:rPr>
+              <w:t>・参 加 費：無料</w:t>
+            </w:r>
+          </w:p>
         </w:tc>
       </w:tr>
     </w:tbl>
@@ -670,7 +1054,7 @@
           <w:b/>
           <w:sz w:val="48"/>
         </w:rPr>
-        <w:t>10月29日（木）　◎どなたでも参加できます</w:t>
+        <w:t>11月7日（土）　◎どなたでも参加できます</w:t>
       </w:r>
     </w:p>
     <w:tbl>
@@ -724,47 +1108,88 @@
             <w:r>
               <w:rPr>
                 <w:b/>
-                <w:sz w:val="46"/>
+                <w:sz w:val="50"/>
               </w:rPr>
-              <w:t>◎18時30分 ～ 20時30分</w:t>
+              <w:t>◎10時00分 ～ 12時30分</w:t>
             </w:r>
           </w:p>
           <w:p>
             <w:r>
               <w:rPr>
-                <w:sz w:val="46"/>
+                <w:sz w:val="50"/>
               </w:rPr>
-              <w:t>・使用団体：一般社団法人アイ・</w:t>
+              <w:t>・使用団体：NPO法人くま</w:t>
             </w:r>
           </w:p>
           <w:p>
             <w:r>
               <w:rPr>
-                <w:sz w:val="46"/>
+                <w:sz w:val="50"/>
               </w:rPr>
-              <w:t>オー・イー（IOE）</w:t>
+              <w:t>もと防災士会</w:t>
             </w:r>
           </w:p>
           <w:p>
             <w:r>
               <w:rPr>
-                <w:sz w:val="46"/>
+                <w:sz w:val="50"/>
               </w:rPr>
-              <w:t>・内　　　容：くまもとNPO</w:t>
+              <w:t>・内　　　容：令和8年熊本地震</w:t>
             </w:r>
           </w:p>
           <w:p>
             <w:r>
               <w:rPr>
-                <w:sz w:val="46"/>
+                <w:sz w:val="50"/>
               </w:rPr>
-              <w:t>カレッジ2026</w:t>
+              <w:t>を振り返る勉強会</w:t>
             </w:r>
           </w:p>
           <w:p>
             <w:r>
               <w:rPr>
-                <w:sz w:val="46"/>
+                <w:sz w:val="50"/>
+              </w:rPr>
+              <w:t>・参 加 費：無料</w:t>
+            </w:r>
+          </w:p>
+          <w:p>
+            <w:r>
+              <w:rPr>
+                <w:b/>
+                <w:sz w:val="50"/>
+              </w:rPr>
+              <w:t>◎13時30分 ～ 16時30分</w:t>
+            </w:r>
+          </w:p>
+          <w:p>
+            <w:r>
+              <w:rPr>
+                <w:sz w:val="50"/>
+              </w:rPr>
+              <w:t>・使用団体：東教養囲碁研究会</w:t>
+            </w:r>
+          </w:p>
+          <w:p>
+            <w:r>
+              <w:rPr>
+                <w:sz w:val="50"/>
+              </w:rPr>
+              <w:t>・内　　　容：囲碁による人</w:t>
+            </w:r>
+          </w:p>
+          <w:p>
+            <w:r>
+              <w:rPr>
+                <w:sz w:val="50"/>
+              </w:rPr>
+              <w:t>間形成・修練</w:t>
+            </w:r>
+          </w:p>
+          <w:p>
+            <w:r>
+              <w:rPr>
+                <w:sz w:val="50"/>
               </w:rPr>
               <w:t>・参 加 費：無料</w:t>
             </w:r>
@@ -778,39 +1203,63 @@
             <w:r>
               <w:rPr>
                 <w:b/>
-                <w:sz w:val="46"/>
+                <w:sz w:val="50"/>
               </w:rPr>
-              <w:t>◎10時00分 ～ 12時00分</w:t>
+              <w:t>◎10時00分 ～ 13時00分</w:t>
             </w:r>
           </w:p>
           <w:p>
             <w:r>
               <w:rPr>
-                <w:sz w:val="46"/>
+                <w:sz w:val="50"/>
               </w:rPr>
-              <w:t>・使用団体：特定非営利活動法人　教</w:t>
+              <w:t>・使用団体：特定非営利活動法人</w:t>
             </w:r>
           </w:p>
           <w:p>
             <w:r>
               <w:rPr>
-                <w:sz w:val="46"/>
+                <w:sz w:val="50"/>
               </w:rPr>
-              <w:t>育支援プロジェクト・マスターズ熊本</w:t>
+              <w:t>教育支援プロジェ</w:t>
             </w:r>
           </w:p>
           <w:p>
             <w:r>
               <w:rPr>
-                <w:sz w:val="46"/>
+                <w:sz w:val="50"/>
               </w:rPr>
-              <w:t>・内　　　容：トークの会</w:t>
+              <w:t>クトマスターズ熊本</w:t>
             </w:r>
           </w:p>
           <w:p>
             <w:r>
               <w:rPr>
-                <w:sz w:val="46"/>
+                <w:sz w:val="50"/>
+              </w:rPr>
+              <w:t>・内　　　容：教育支援プロジェ</w:t>
+            </w:r>
+          </w:p>
+          <w:p>
+            <w:r>
+              <w:rPr>
+                <w:sz w:val="50"/>
+              </w:rPr>
+              <w:t>クトマスターズ熊</w:t>
+            </w:r>
+          </w:p>
+          <w:p>
+            <w:r>
+              <w:rPr>
+                <w:sz w:val="50"/>
+              </w:rPr>
+              <w:t>本20周年記念事業</w:t>
+            </w:r>
+          </w:p>
+          <w:p>
+            <w:r>
+              <w:rPr>
+                <w:sz w:val="50"/>
               </w:rPr>
               <w:t>・参 加 費：無料</w:t>
             </w:r>
@@ -819,72 +1268,39 @@
             <w:r>
               <w:rPr>
                 <w:b/>
-                <w:sz w:val="46"/>
+                <w:sz w:val="50"/>
               </w:rPr>
-              <w:t>◎13時10分 ～ 15時20分</w:t>
+              <w:t>◎13時30分 ～ 16時30分</w:t>
             </w:r>
           </w:p>
           <w:p>
             <w:r>
               <w:rPr>
-                <w:sz w:val="46"/>
+                <w:sz w:val="50"/>
               </w:rPr>
-              <w:t>・使用団体：熊本「新老人の会」</w:t>
+              <w:t>・使用団体：傾聴ボランテ</w:t>
             </w:r>
           </w:p>
           <w:p>
             <w:r>
               <w:rPr>
-                <w:sz w:val="46"/>
+                <w:sz w:val="50"/>
               </w:rPr>
-              <w:t>・内　　　容：スポーツ吹矢</w:t>
+              <w:t>ィアくまもと</w:t>
             </w:r>
           </w:p>
           <w:p>
             <w:r>
               <w:rPr>
-                <w:sz w:val="46"/>
+                <w:sz w:val="50"/>
               </w:rPr>
-              <w:t>・参 加 費：無料</w:t>
+              <w:t>・内　　　容：傾聴定例会</w:t>
             </w:r>
           </w:p>
           <w:p>
             <w:r>
               <w:rPr>
-                <w:b/>
-                <w:sz w:val="46"/>
-              </w:rPr>
-              <w:t>◎18時30分 ～ 20時30分</w:t>
-            </w:r>
-          </w:p>
-          <w:p>
-            <w:r>
-              <w:rPr>
-                <w:sz w:val="46"/>
-              </w:rPr>
-              <w:t>・使用団体：熊本フォーク</w:t>
-            </w:r>
-          </w:p>
-          <w:p>
-            <w:r>
-              <w:rPr>
-                <w:sz w:val="46"/>
-              </w:rPr>
-              <w:t>ダンスクラブ</w:t>
-            </w:r>
-          </w:p>
-          <w:p>
-            <w:r>
-              <w:rPr>
-                <w:sz w:val="46"/>
-              </w:rPr>
-              <w:t>・内　　　容：フォークダンス練習会</w:t>
-            </w:r>
-          </w:p>
-          <w:p>
-            <w:r>
-              <w:rPr>
-                <w:sz w:val="46"/>
+                <w:sz w:val="50"/>
               </w:rPr>
               <w:t>・参 加 費：無料</w:t>
             </w:r>
@@ -906,7 +1322,7 @@
           <w:b/>
           <w:sz w:val="48"/>
         </w:rPr>
-        <w:t>10月30日（金）　◎どなたでも参加できます</w:t>
+        <w:t>11月8日（日）　◎どなたでも参加できます</w:t>
       </w:r>
     </w:p>
     <w:tbl>
@@ -960,64 +1376,31 @@
             <w:r>
               <w:rPr>
                 <w:b/>
-                <w:sz w:val="46"/>
+                <w:sz w:val="33"/>
               </w:rPr>
-              <w:t>◎9時30分 ～ 12時30分</w:t>
+              <w:t>◎10時00分 ～ 12時00分</w:t>
             </w:r>
           </w:p>
           <w:p>
             <w:r>
               <w:rPr>
-                <w:sz w:val="46"/>
+                <w:sz w:val="33"/>
               </w:rPr>
-              <w:t>・使用団体：シニアクラブうらら</w:t>
+              <w:t>・使用団体：さわやか南京玉すだれを楽しむ会</w:t>
             </w:r>
           </w:p>
           <w:p>
             <w:r>
               <w:rPr>
-                <w:sz w:val="46"/>
+                <w:sz w:val="33"/>
               </w:rPr>
-              <w:t>・内　　　容：シニアいきいきサロン</w:t>
+              <w:t>・内　　　容：南京玉すだれの練習</w:t>
             </w:r>
           </w:p>
           <w:p>
             <w:r>
               <w:rPr>
-                <w:sz w:val="46"/>
-              </w:rPr>
-              <w:t>・参 加 費：無料</w:t>
-            </w:r>
-          </w:p>
-          <w:p>
-            <w:r>
-              <w:rPr>
-                <w:b/>
-                <w:sz w:val="46"/>
-              </w:rPr>
-              <w:t>◎13時00分 ～ 17時30分</w:t>
-            </w:r>
-          </w:p>
-          <w:p>
-            <w:r>
-              <w:rPr>
-                <w:sz w:val="46"/>
-              </w:rPr>
-              <w:t>・使用団体：囲碁普及会</w:t>
-            </w:r>
-          </w:p>
-          <w:p>
-            <w:r>
-              <w:rPr>
-                <w:sz w:val="46"/>
-              </w:rPr>
-              <w:t>・内　　　容：囲碁の研究と対局</w:t>
-            </w:r>
-          </w:p>
-          <w:p>
-            <w:r>
-              <w:rPr>
-                <w:sz w:val="46"/>
+                <w:sz w:val="33"/>
               </w:rPr>
               <w:t>・参 加 費：無料</w:t>
             </w:r>
@@ -1031,456 +1414,33 @@
             <w:r>
               <w:rPr>
                 <w:b/>
-                <w:sz w:val="46"/>
+                <w:sz w:val="33"/>
               </w:rPr>
-              <w:t>◎9時30分 ～ 12時30分</w:t>
+              <w:t>◎10時00分 ～ 11時10分</w:t>
             </w:r>
           </w:p>
           <w:p>
             <w:r>
               <w:rPr>
-                <w:sz w:val="46"/>
+                <w:sz w:val="33"/>
               </w:rPr>
-              <w:t>・使用団体：シニアクラブうらら</w:t>
+              <w:t>・使用団体：口からの健康づくり 歯っぴーかむカム</w:t>
             </w:r>
           </w:p>
           <w:p>
             <w:r>
               <w:rPr>
-                <w:sz w:val="46"/>
+                <w:sz w:val="33"/>
               </w:rPr>
-              <w:t>・内　　　容：シニアいきいきサロン</w:t>
+              <w:t>・内　　　容：ベロタッチ生活養生・食養生</w:t>
             </w:r>
           </w:p>
           <w:p>
             <w:r>
               <w:rPr>
-                <w:sz w:val="46"/>
+                <w:sz w:val="33"/>
               </w:rPr>
-              <w:t>・参 加 費：無料</w:t>
-            </w:r>
-          </w:p>
-          <w:p>
-            <w:r>
-              <w:rPr>
-                <w:b/>
-                <w:sz w:val="46"/>
-              </w:rPr>
-              <w:t>◎13時20分 ～ 17時10分</w:t>
-            </w:r>
-          </w:p>
-          <w:p>
-            <w:r>
-              <w:rPr>
-                <w:sz w:val="46"/>
-              </w:rPr>
-              <w:t>・使用団体：楽しい健康吹き矢</w:t>
-            </w:r>
-          </w:p>
-          <w:p>
-            <w:r>
-              <w:rPr>
-                <w:sz w:val="46"/>
-              </w:rPr>
-              <w:t>・内　　　容：吹矢を楽しむ</w:t>
-            </w:r>
-          </w:p>
-          <w:p>
-            <w:r>
-              <w:rPr>
-                <w:sz w:val="46"/>
-              </w:rPr>
-              <w:t>・参 加 費：無料</w:t>
-            </w:r>
-          </w:p>
-        </w:tc>
-      </w:tr>
-    </w:tbl>
-    <w:p>
-      <w:r>
-        <w:br w:type="page"/>
-      </w:r>
-    </w:p>
-    <w:p>
-      <w:pPr>
-        <w:jc w:val="center"/>
-      </w:pPr>
-      <w:r>
-        <w:rPr>
-          <w:b/>
-          <w:sz w:val="48"/>
-        </w:rPr>
-        <w:t>10月31日（土）　◎どなたでも参加できます</w:t>
-      </w:r>
-    </w:p>
-    <w:tbl>
-      <w:tblPr>
-        <w:tblStyle w:val="TableGrid"/>
-        <w:tblW w:type="auto" w:w="0"/>
-        <w:tblLook w:firstColumn="1" w:firstRow="1" w:lastColumn="0" w:lastRow="0" w:noHBand="0" w:noVBand="1" w:val="04A0"/>
-      </w:tblPr>
-      <w:tblGrid>
-        <w:gridCol w:w="8136"/>
-        <w:gridCol w:w="8136"/>
-      </w:tblGrid>
-      <w:tr>
-        <w:tc>
-          <w:tcPr>
-            <w:tcW w:type="dxa" w:w="8136"/>
-            <w:shd w:val="clear" w:color="auto" w:fill="D9D9D9"/>
-          </w:tcPr>
-          <w:p>
-            <w:r>
-              <w:rPr>
-                <w:b/>
-                <w:sz w:val="36"/>
-              </w:rPr>
-              <w:t>イベントコーナー</w:t>
-            </w:r>
-          </w:p>
-        </w:tc>
-        <w:tc>
-          <w:tcPr>
-            <w:tcW w:type="dxa" w:w="8136"/>
-            <w:shd w:val="clear" w:color="auto" w:fill="D9D9D9"/>
-          </w:tcPr>
-          <w:p>
-            <w:r>
-              <w:rPr>
-                <w:b/>
-                <w:sz w:val="36"/>
-              </w:rPr>
-              <w:t>会議・セミナー室</w:t>
-            </w:r>
-          </w:p>
-        </w:tc>
-      </w:tr>
-      <w:tr>
-        <w:tc>
-          <w:tcPr>
-            <w:tcW w:type="dxa" w:w="8136"/>
-          </w:tcPr>
-          <w:p>
-            <w:r>
-              <w:rPr>
-                <w:b/>
-                <w:sz w:val="49"/>
-              </w:rPr>
-              <w:t>◎10時00分 ～ 11時30分</w:t>
-            </w:r>
-          </w:p>
-          <w:p>
-            <w:r>
-              <w:rPr>
-                <w:sz w:val="49"/>
-              </w:rPr>
-              <w:t>・使用団体：パレアひばりの会</w:t>
-            </w:r>
-          </w:p>
-          <w:p>
-            <w:r>
-              <w:rPr>
-                <w:sz w:val="49"/>
-              </w:rPr>
-              <w:t>・内　　　容：フリートーキング</w:t>
-            </w:r>
-          </w:p>
-          <w:p>
-            <w:r>
-              <w:rPr>
-                <w:sz w:val="49"/>
-              </w:rPr>
-              <w:t>・参 加 費：無料</w:t>
-            </w:r>
-          </w:p>
-          <w:p>
-            <w:r>
-              <w:rPr>
-                <w:b/>
-                <w:sz w:val="49"/>
-              </w:rPr>
-              <w:t>◎14時00分 ～ 15時00分</w:t>
-            </w:r>
-          </w:p>
-          <w:p>
-            <w:r>
-              <w:rPr>
-                <w:sz w:val="49"/>
-              </w:rPr>
-              <w:t>・使用団体：英会話サーク</w:t>
-            </w:r>
-          </w:p>
-          <w:p>
-            <w:r>
-              <w:rPr>
-                <w:sz w:val="49"/>
-              </w:rPr>
-              <w:t>ルGreenGables</w:t>
-            </w:r>
-          </w:p>
-          <w:p>
-            <w:r>
-              <w:rPr>
-                <w:sz w:val="49"/>
-              </w:rPr>
-              <w:t>・内　　　容：英会話サロン</w:t>
-            </w:r>
-          </w:p>
-          <w:p>
-            <w:r>
-              <w:rPr>
-                <w:sz w:val="49"/>
-              </w:rPr>
-              <w:t>・参 加 費：３００円</w:t>
-            </w:r>
-          </w:p>
-        </w:tc>
-        <w:tc>
-          <w:tcPr>
-            <w:tcW w:type="dxa" w:w="8136"/>
-          </w:tcPr>
-          <w:p>
-            <w:r>
-              <w:rPr>
-                <w:b/>
-                <w:sz w:val="49"/>
-              </w:rPr>
-              <w:t>◎10時00分 ～ 12時30分</w:t>
-            </w:r>
-          </w:p>
-          <w:p>
-            <w:r>
-              <w:rPr>
-                <w:sz w:val="49"/>
-              </w:rPr>
-              <w:t xml:space="preserve">・使用団体：特定非営利活動法人 </w:t>
-            </w:r>
-          </w:p>
-          <w:p>
-            <w:r>
-              <w:rPr>
-                <w:sz w:val="49"/>
-              </w:rPr>
-              <w:t>教育支援プロジェ</w:t>
-            </w:r>
-          </w:p>
-          <w:p>
-            <w:r>
-              <w:rPr>
-                <w:sz w:val="49"/>
-              </w:rPr>
-              <w:t>クトマスターズ熊本</w:t>
-            </w:r>
-          </w:p>
-          <w:p>
-            <w:r>
-              <w:rPr>
-                <w:sz w:val="49"/>
-              </w:rPr>
-              <w:t>・内　　　容：親と子の成長を応援</w:t>
-            </w:r>
-          </w:p>
-          <w:p>
-            <w:r>
-              <w:rPr>
-                <w:sz w:val="49"/>
-              </w:rPr>
-              <w:t xml:space="preserve">　親子多肉寄せ植え</w:t>
-            </w:r>
-          </w:p>
-          <w:p>
-            <w:r>
-              <w:rPr>
-                <w:sz w:val="49"/>
-              </w:rPr>
-              <w:t>とリメイク鉢セミナー</w:t>
-            </w:r>
-          </w:p>
-          <w:p>
-            <w:r>
-              <w:rPr>
-                <w:sz w:val="49"/>
-              </w:rPr>
-              <w:t>・参 加 費：1,500円</w:t>
-            </w:r>
-          </w:p>
-          <w:p>
-            <w:r>
-              <w:rPr>
-                <w:b/>
-                <w:sz w:val="49"/>
-              </w:rPr>
-              <w:t>◎14時00分 ～ 17時00分</w:t>
-            </w:r>
-          </w:p>
-          <w:p>
-            <w:r>
-              <w:rPr>
-                <w:sz w:val="49"/>
-              </w:rPr>
-              <w:t>・使用団体：熊本生と死を考える会</w:t>
-            </w:r>
-          </w:p>
-          <w:p>
-            <w:r>
-              <w:rPr>
-                <w:sz w:val="49"/>
-              </w:rPr>
-              <w:t>・内　　　容：熊本生と</w:t>
-            </w:r>
-          </w:p>
-          <w:p>
-            <w:r>
-              <w:rPr>
-                <w:sz w:val="49"/>
-              </w:rPr>
-              <w:t>死を考える会</w:t>
-            </w:r>
-          </w:p>
-          <w:p>
-            <w:r>
-              <w:rPr>
-                <w:sz w:val="49"/>
-              </w:rPr>
-              <w:t>・参 加 費：会員５００円　非会員６００円</w:t>
-            </w:r>
-          </w:p>
-        </w:tc>
-      </w:tr>
-    </w:tbl>
-    <w:p>
-      <w:r>
-        <w:br w:type="page"/>
-      </w:r>
-    </w:p>
-    <w:p>
-      <w:pPr>
-        <w:jc w:val="center"/>
-      </w:pPr>
-      <w:r>
-        <w:rPr>
-          <w:b/>
-          <w:sz w:val="48"/>
-        </w:rPr>
-        <w:t>11月1日（日）　◎どなたでも参加できます</w:t>
-      </w:r>
-    </w:p>
-    <w:tbl>
-      <w:tblPr>
-        <w:tblStyle w:val="TableGrid"/>
-        <w:tblW w:type="auto" w:w="0"/>
-        <w:tblLook w:firstColumn="1" w:firstRow="1" w:lastColumn="0" w:lastRow="0" w:noHBand="0" w:noVBand="1" w:val="04A0"/>
-      </w:tblPr>
-      <w:tblGrid>
-        <w:gridCol w:w="8136"/>
-        <w:gridCol w:w="8136"/>
-      </w:tblGrid>
-      <w:tr>
-        <w:tc>
-          <w:tcPr>
-            <w:tcW w:type="dxa" w:w="8136"/>
-            <w:shd w:val="clear" w:color="auto" w:fill="D9D9D9"/>
-          </w:tcPr>
-          <w:p>
-            <w:r>
-              <w:rPr>
-                <w:b/>
-                <w:sz w:val="36"/>
-              </w:rPr>
-              <w:t>イベントコーナー</w:t>
-            </w:r>
-          </w:p>
-        </w:tc>
-        <w:tc>
-          <w:tcPr>
-            <w:tcW w:type="dxa" w:w="8136"/>
-            <w:shd w:val="clear" w:color="auto" w:fill="D9D9D9"/>
-          </w:tcPr>
-          <w:p>
-            <w:r>
-              <w:rPr>
-                <w:b/>
-                <w:sz w:val="36"/>
-              </w:rPr>
-              <w:t>会議・セミナー室</w:t>
-            </w:r>
-          </w:p>
-        </w:tc>
-      </w:tr>
-      <w:tr>
-        <w:tc>
-          <w:tcPr>
-            <w:tcW w:type="dxa" w:w="8136"/>
-          </w:tcPr>
-          <w:p>
-            <w:r>
-              <w:rPr>
-                <w:b/>
-                <w:sz w:val="52"/>
-              </w:rPr>
-              <w:t>◎13時40分 ～ 16時30分</w:t>
-            </w:r>
-          </w:p>
-          <w:p>
-            <w:r>
-              <w:rPr>
-                <w:sz w:val="52"/>
-              </w:rPr>
-              <w:t>・使用団体：ラジオ英語の会</w:t>
-            </w:r>
-          </w:p>
-          <w:p>
-            <w:r>
-              <w:rPr>
-                <w:sz w:val="52"/>
-              </w:rPr>
-              <w:t>・内　　　容：英語を楽しもう</w:t>
-            </w:r>
-          </w:p>
-          <w:p>
-            <w:r>
-              <w:rPr>
-                <w:sz w:val="52"/>
-              </w:rPr>
-              <w:t>・参 加 費：1000円</w:t>
-            </w:r>
-          </w:p>
-        </w:tc>
-        <w:tc>
-          <w:tcPr>
-            <w:tcW w:type="dxa" w:w="8136"/>
-          </w:tcPr>
-          <w:p>
-            <w:r>
-              <w:rPr>
-                <w:b/>
-                <w:sz w:val="52"/>
-              </w:rPr>
-              <w:t>◎14時00分 ～ 16時30分</w:t>
-            </w:r>
-          </w:p>
-          <w:p>
-            <w:r>
-              <w:rPr>
-                <w:sz w:val="52"/>
-              </w:rPr>
-              <w:t>・使用団体：ブレーメンの音楽隊</w:t>
-            </w:r>
-          </w:p>
-          <w:p>
-            <w:r>
-              <w:rPr>
-                <w:sz w:val="52"/>
-              </w:rPr>
-              <w:t>・内　　　容：音楽を楽しむ</w:t>
-            </w:r>
-          </w:p>
-          <w:p>
-            <w:r>
-              <w:rPr>
-                <w:sz w:val="52"/>
-              </w:rPr>
-              <w:t>・参 加 費：無料</w:t>
+              <w:t>・参 加 費：500円</w:t>
             </w:r>
           </w:p>
         </w:tc>
